--- a/10-应急管理/运行记录类文件/JXTX-10-03-翔云系统运维服务项目-应急演练预案.docx
+++ b/10-应急管理/运行记录类文件/JXTX-10-03-翔云系统运维服务项目-应急演练预案.docx
@@ -1,10 +1,11 @@
 
 <file path=word/document.xml><?xml version="1.0" encoding="utf-8"?>
-<w:document xmlns:wpc="http://schemas.microsoft.com/office/word/2010/wordprocessingCanvas" xmlns:mc="http://schemas.openxmlformats.org/markup-compatibility/2006" xmlns:o="urn:schemas-microsoft-com:office:office" xmlns:r="http://schemas.openxmlformats.org/officeDocument/2006/relationships" xmlns:m="http://schemas.openxmlformats.org/officeDocument/2006/math" xmlns:v="urn:schemas-microsoft-com:vml" xmlns:wp14="http://schemas.microsoft.com/office/word/2010/wordprocessingDrawing" xmlns:wp="http://schemas.openxmlformats.org/drawingml/2006/wordprocessingDrawing" xmlns:w="http://schemas.openxmlformats.org/wordprocessingml/2006/main" xmlns:w14="http://schemas.microsoft.com/office/word/2010/wordml" xmlns:w10="urn:schemas-microsoft-com:office:word" xmlns:w15="http://schemas.microsoft.com/office/word/2012/wordml" xmlns:wpg="http://schemas.microsoft.com/office/word/2010/wordprocessingGroup" xmlns:wpi="http://schemas.microsoft.com/office/word/2010/wordprocessingInk" xmlns:wne="http://schemas.microsoft.com/office/word/2006/wordml" xmlns:wps="http://schemas.microsoft.com/office/word/2010/wordprocessingShape" xmlns:wpsCustomData="http://www.wps.cn/officeDocument/2013/wpsCustomData" mc:Ignorable="w14 w15 wp14">
+<w:document xmlns:wpc="http://schemas.microsoft.com/office/word/2010/wordprocessingCanvas" xmlns:mc="http://schemas.openxmlformats.org/markup-compatibility/2006" xmlns:o="urn:schemas-microsoft-com:office:office" xmlns:r="http://schemas.openxmlformats.org/officeDocument/2006/relationships" xmlns:m="http://schemas.openxmlformats.org/officeDocument/2006/math" xmlns:v="urn:schemas-microsoft-com:vml" xmlns:wp14="http://schemas.microsoft.com/office/word/2010/wordprocessingDrawing" xmlns:wp="http://schemas.openxmlformats.org/drawingml/2006/wordprocessingDrawing" xmlns:w10="urn:schemas-microsoft-com:office:word" xmlns:w="http://schemas.openxmlformats.org/wordprocessingml/2006/main" xmlns:w14="http://schemas.microsoft.com/office/word/2010/wordml" xmlns:w15="http://schemas.microsoft.com/office/word/2012/wordml" xmlns:wne="http://schemas.microsoft.com/office/word/2006/wordml" xmlns:wpg="http://schemas.microsoft.com/office/word/2010/wordprocessingGroup" xmlns:wpi="http://schemas.microsoft.com/office/word/2010/wordprocessingInk" xmlns:wps="http://schemas.microsoft.com/office/word/2010/wordprocessingShape" mc:Ignorable="w14 w15 wp14">
+  <!-- Generated by Aspose.Words for .NET 13.3.0.1 -->
   <w:body>
     <w:p>
       <w:pPr>
-        <w:pStyle w:val="24"/>
+        <w:pStyle w:val="a"/>
         <w:keepNext w:val="0"/>
         <w:keepLines w:val="0"/>
         <w:pageBreakBefore w:val="0"/>
@@ -24,7 +25,7 @@
       <w:bookmarkStart w:id="0" w:name="_Toc6734"/>
       <w:r>
         <w:drawing>
-          <wp:anchor distT="0" distB="0" distL="114300" distR="114300" simplePos="0" relativeHeight="251661312" behindDoc="1" locked="0" layoutInCell="1" allowOverlap="1">
+          <wp:anchor distT="0" distB="0" distL="114300" distR="114300" simplePos="0" relativeHeight="251660288" behindDoc="1" locked="0" layoutInCell="1" allowOverlap="1">
             <wp:simplePos x="0" y="0"/>
             <wp:positionH relativeFrom="column">
               <wp:posOffset>-19050</wp:posOffset>
@@ -49,7 +50,7 @@
                     </pic:cNvPicPr>
                   </pic:nvPicPr>
                   <pic:blipFill>
-                    <a:blip r:embed="rId7"/>
+                    <a:blip xmlns:r="http://schemas.openxmlformats.org/officeDocument/2006/relationships" r:embed="rId4"/>
                     <a:stretch>
                       <a:fillRect/>
                     </a:stretch>
@@ -75,7 +76,7 @@
       </w:r>
       <w:r>
         <w:drawing>
-          <wp:anchor distT="0" distB="0" distL="114300" distR="114300" simplePos="0" relativeHeight="251660288" behindDoc="1" locked="0" layoutInCell="1" allowOverlap="1">
+          <wp:anchor distT="0" distB="0" distL="114300" distR="114300" simplePos="0" relativeHeight="251659264" behindDoc="1" locked="0" layoutInCell="1" allowOverlap="1">
             <wp:simplePos x="0" y="0"/>
             <wp:positionH relativeFrom="column">
               <wp:posOffset>0</wp:posOffset>
@@ -100,7 +101,7 @@
                     </pic:cNvPicPr>
                   </pic:nvPicPr>
                   <pic:blipFill>
-                    <a:blip r:embed="rId8"/>
+                    <a:blip xmlns:r="http://schemas.openxmlformats.org/officeDocument/2006/relationships" r:embed="rId5"/>
                     <a:stretch>
                       <a:fillRect/>
                     </a:stretch>
@@ -130,7 +131,7 @@
           <w:lang w:val="en-US" w:eastAsia="zh-CN"/>
         </w:rPr>
         <w:drawing>
-          <wp:anchor distT="0" distB="0" distL="114300" distR="114300" simplePos="0" relativeHeight="251659264" behindDoc="1" locked="0" layoutInCell="1" allowOverlap="1">
+          <wp:anchor distT="0" distB="0" distL="114300" distR="114300" simplePos="0" relativeHeight="251658240" behindDoc="1" locked="0" layoutInCell="1" allowOverlap="1">
             <wp:simplePos x="0" y="0"/>
             <wp:positionH relativeFrom="column">
               <wp:posOffset>635</wp:posOffset>
@@ -155,7 +156,7 @@
                     </pic:cNvPicPr>
                   </pic:nvPicPr>
                   <pic:blipFill>
-                    <a:blip r:embed="rId9">
+                    <a:blip xmlns:r="http://schemas.openxmlformats.org/officeDocument/2006/relationships" r:embed="rId6">
                       <a:alphaModFix amt="58000"/>
                       <a:lum contrast="-52000"/>
                     </a:blip>
@@ -189,7 +190,7 @@
     </w:p>
     <w:p>
       <w:pPr>
-        <w:pStyle w:val="25"/>
+        <w:pStyle w:val="a0"/>
         <w:keepNext w:val="0"/>
         <w:keepLines w:val="0"/>
         <w:pageBreakBefore w:val="0"/>
@@ -222,7 +223,7 @@
     </w:p>
     <w:p>
       <w:pPr>
-        <w:pStyle w:val="25"/>
+        <w:pStyle w:val="a0"/>
         <w:keepNext w:val="0"/>
         <w:keepLines w:val="0"/>
         <w:pageBreakBefore w:val="0"/>
@@ -269,11 +270,11 @@
         <w:adjustRightInd w:val="0"/>
         <w:snapToGrid w:val="0"/>
         <w:spacing w:after="624" w:afterLines="200" w:line="219" w:lineRule="auto"/>
-        <w:ind w:left="0" w:leftChars="0" w:right="0" w:rightChars="0" w:firstLine="0" w:firstLineChars="0"/>
+        <w:ind w:left="0" w:right="0" w:firstLine="0" w:leftChars="0" w:rightChars="0" w:firstLineChars="0"/>
         <w:jc w:val="center"/>
         <w:textAlignment w:val="baseline"/>
         <w:rPr>
-          <w:rFonts w:hint="eastAsia" w:ascii="宋体" w:hAnsi="宋体" w:eastAsia="宋体" w:cs="宋体"/>
+          <w:rFonts w:ascii="宋体" w:eastAsia="宋体" w:hAnsi="宋体" w:cs="宋体" w:hint="eastAsia"/>
           <w:sz w:val="24"/>
           <w:szCs w:val="24"/>
           <w:lang w:val="en-US" w:eastAsia="zh-CN"/>
@@ -281,7 +282,7 @@
       </w:pPr>
       <w:r>
         <w:rPr>
-          <w:rFonts w:ascii="宋体" w:hAnsi="宋体" w:eastAsia="宋体" w:cs="宋体"/>
+          <w:rFonts w:ascii="宋体" w:eastAsia="宋体" w:hAnsi="宋体" w:cs="宋体"/>
           <w:b/>
           <w:bCs/>
           <w:spacing w:val="-3"/>
@@ -292,7 +293,7 @@
       </w:r>
       <w:r>
         <w:rPr>
-          <w:rFonts w:hint="eastAsia" w:ascii="宋体" w:hAnsi="宋体" w:eastAsia="宋体" w:cs="宋体"/>
+          <w:rFonts w:ascii="宋体" w:eastAsia="宋体" w:hAnsi="宋体" w:cs="宋体" w:hint="eastAsia"/>
           <w:b/>
           <w:bCs/>
           <w:spacing w:val="-3"/>
@@ -304,7 +305,7 @@
       </w:r>
       <w:r>
         <w:rPr>
-          <w:rFonts w:ascii="宋体" w:hAnsi="宋体" w:eastAsia="宋体" w:cs="宋体"/>
+          <w:rFonts w:ascii="宋体" w:eastAsia="宋体" w:hAnsi="宋体" w:cs="宋体"/>
           <w:b/>
           <w:bCs/>
           <w:spacing w:val="-3"/>
@@ -315,7 +316,7 @@
       </w:r>
       <w:r>
         <w:rPr>
-          <w:rFonts w:hint="eastAsia" w:ascii="宋体" w:hAnsi="宋体" w:cs="宋体"/>
+          <w:rFonts w:ascii="宋体" w:hAnsi="宋体" w:cs="宋体" w:hint="eastAsia"/>
           <w:b/>
           <w:bCs/>
           <w:spacing w:val="-3"/>
@@ -327,7 +328,7 @@
       </w:r>
       <w:r>
         <w:rPr>
-          <w:rFonts w:ascii="宋体" w:hAnsi="宋体" w:eastAsia="宋体" w:cs="宋体"/>
+          <w:rFonts w:ascii="宋体" w:eastAsia="宋体" w:hAnsi="宋体" w:cs="宋体"/>
           <w:b/>
           <w:bCs/>
           <w:spacing w:val="-3"/>
@@ -338,7 +339,7 @@
       </w:r>
       <w:r>
         <w:rPr>
-          <w:rFonts w:hint="eastAsia" w:ascii="宋体" w:hAnsi="宋体" w:cs="宋体"/>
+          <w:rFonts w:ascii="宋体" w:hAnsi="宋体" w:cs="宋体" w:hint="eastAsia"/>
           <w:b/>
           <w:bCs/>
           <w:spacing w:val="-3"/>
@@ -351,18 +352,17 @@
     </w:p>
     <w:tbl>
       <w:tblPr>
-        <w:tblStyle w:val="21"/>
+        <w:tblStyle w:val="TableGrid"/>
         <w:tblW w:w="0" w:type="auto"/>
         <w:jc w:val="center"/>
         <w:tblBorders>
-          <w:top w:val="none" w:color="auto" w:sz="0" w:space="0"/>
-          <w:left w:val="none" w:color="auto" w:sz="0" w:space="0"/>
-          <w:bottom w:val="none" w:color="auto" w:sz="0" w:space="0"/>
-          <w:right w:val="none" w:color="auto" w:sz="0" w:space="0"/>
-          <w:insideH w:val="none" w:color="auto" w:sz="0" w:space="0"/>
-          <w:insideV w:val="none" w:color="auto" w:sz="0" w:space="0"/>
+          <w:top w:val="nil"/>
+          <w:left w:val="nil"/>
+          <w:bottom w:val="nil"/>
+          <w:right w:val="nil"/>
+          <w:insideH w:val="nil"/>
+          <w:insideV w:val="nil"/>
         </w:tblBorders>
-        <w:tblLayout w:type="autofit"/>
         <w:tblCellMar>
           <w:top w:w="0" w:type="dxa"/>
           <w:left w:w="108" w:type="dxa"/>
@@ -376,13 +376,15 @@
       </w:tblGrid>
       <w:tr>
         <w:tblPrEx>
+          <w:tblW w:w="0" w:type="auto"/>
+          <w:jc w:val="center"/>
           <w:tblBorders>
-            <w:top w:val="none" w:color="auto" w:sz="0" w:space="0"/>
-            <w:left w:val="none" w:color="auto" w:sz="0" w:space="0"/>
-            <w:bottom w:val="none" w:color="auto" w:sz="0" w:space="0"/>
-            <w:right w:val="none" w:color="auto" w:sz="0" w:space="0"/>
-            <w:insideH w:val="none" w:color="auto" w:sz="0" w:space="0"/>
-            <w:insideV w:val="none" w:color="auto" w:sz="0" w:space="0"/>
+            <w:top w:val="nil"/>
+            <w:left w:val="nil"/>
+            <w:bottom w:val="nil"/>
+            <w:right w:val="nil"/>
+            <w:insideH w:val="nil"/>
+            <w:insideV w:val="nil"/>
           </w:tblBorders>
           <w:tblCellMar>
             <w:top w:w="0" w:type="dxa"/>
@@ -392,7 +394,7 @@
           </w:tblCellMar>
         </w:tblPrEx>
         <w:trPr>
-          <w:trHeight w:val="810" w:hRule="atLeast"/>
+          <w:trHeight w:val="810"/>
           <w:jc w:val="center"/>
         </w:trPr>
         <w:tc>
@@ -431,7 +433,7 @@
             </w:r>
             <w:r>
               <w:rPr>
-                <w:rFonts w:hint="default" w:asciiTheme="minorAscii" w:hAnsiTheme="minorAscii" w:eastAsiaTheme="minorEastAsia"/>
+                <w:rFonts w:asciiTheme="minorAscii" w:eastAsiaTheme="minorEastAsia" w:hAnsiTheme="minorAscii" w:hint="default"/>
                 <w:spacing w:val="227"/>
                 <w:sz w:val="21"/>
                 <w:vertAlign w:val="baseline"/>
@@ -486,7 +488,7 @@
             </w:r>
             <w:r>
               <w:rPr>
-                <w:rFonts w:hint="eastAsia" w:asciiTheme="minorAscii" w:hAnsiTheme="minorAscii" w:eastAsiaTheme="minorEastAsia"/>
+                <w:rFonts w:asciiTheme="minorAscii" w:eastAsiaTheme="minorEastAsia" w:hAnsiTheme="minorAscii" w:hint="eastAsia"/>
                 <w:spacing w:val="227"/>
                 <w:sz w:val="21"/>
                 <w:vertAlign w:val="baseline"/>
@@ -508,14 +510,8 @@
       </w:tr>
       <w:tr>
         <w:tblPrEx>
-          <w:tblBorders>
-            <w:top w:val="none" w:color="auto" w:sz="0" w:space="0"/>
-            <w:left w:val="none" w:color="auto" w:sz="0" w:space="0"/>
-            <w:bottom w:val="none" w:color="auto" w:sz="0" w:space="0"/>
-            <w:right w:val="none" w:color="auto" w:sz="0" w:space="0"/>
-            <w:insideH w:val="none" w:color="auto" w:sz="0" w:space="0"/>
-            <w:insideV w:val="none" w:color="auto" w:sz="0" w:space="0"/>
-          </w:tblBorders>
+          <w:tblW w:w="0" w:type="auto"/>
+          <w:jc w:val="center"/>
           <w:tblCellMar>
             <w:top w:w="0" w:type="dxa"/>
             <w:left w:w="108" w:type="dxa"/>
@@ -524,7 +520,7 @@
           </w:tblCellMar>
         </w:tblPrEx>
         <w:trPr>
-          <w:trHeight w:val="810" w:hRule="atLeast"/>
+          <w:trHeight w:val="810"/>
           <w:jc w:val="center"/>
         </w:trPr>
         <w:tc>
@@ -549,7 +545,7 @@
               <w:snapToGrid w:val="0"/>
               <w:textAlignment w:val="baseline"/>
               <w:rPr>
-                <w:rFonts w:hint="default" w:ascii="Arial" w:hAnsi="Arial" w:eastAsia="Arial" w:cs="Arial"/>
+                <w:rFonts w:ascii="Arial" w:eastAsia="Arial" w:hAnsi="Arial" w:cs="Arial" w:hint="default"/>
                 <w:snapToGrid w:val="0"/>
                 <w:color w:val="000000"/>
                 <w:kern w:val="0"/>
@@ -581,7 +577,7 @@
             </w:r>
             <w:r>
               <w:rPr>
-                <w:rFonts w:hint="default" w:asciiTheme="minorAscii" w:hAnsiTheme="minorAscii" w:eastAsiaTheme="minorEastAsia"/>
+                <w:rFonts w:asciiTheme="minorAscii" w:eastAsiaTheme="minorEastAsia" w:hAnsiTheme="minorAscii" w:hint="default"/>
                 <w:spacing w:val="227"/>
                 <w:sz w:val="21"/>
                 <w:vertAlign w:val="baseline"/>
@@ -635,7 +631,7 @@
               <w:snapToGrid w:val="0"/>
               <w:textAlignment w:val="baseline"/>
               <w:rPr>
-                <w:rFonts w:hint="default" w:ascii="Arial" w:hAnsi="Arial" w:eastAsia="Arial" w:cs="Arial"/>
+                <w:rFonts w:ascii="Arial" w:eastAsia="Arial" w:hAnsi="Arial" w:cs="Arial" w:hint="default"/>
                 <w:snapToGrid w:val="0"/>
                 <w:color w:val="000000"/>
                 <w:kern w:val="0"/>
@@ -655,7 +651,7 @@
             </w:r>
             <w:r>
               <w:rPr>
-                <w:rFonts w:hint="eastAsia" w:asciiTheme="minorAscii" w:hAnsiTheme="minorAscii" w:eastAsiaTheme="minorEastAsia"/>
+                <w:rFonts w:asciiTheme="minorAscii" w:eastAsiaTheme="minorEastAsia" w:hAnsiTheme="minorAscii" w:hint="eastAsia"/>
                 <w:spacing w:val="227"/>
                 <w:sz w:val="21"/>
                 <w:vertAlign w:val="baseline"/>
@@ -677,14 +673,8 @@
       </w:tr>
       <w:tr>
         <w:tblPrEx>
-          <w:tblBorders>
-            <w:top w:val="none" w:color="auto" w:sz="0" w:space="0"/>
-            <w:left w:val="none" w:color="auto" w:sz="0" w:space="0"/>
-            <w:bottom w:val="none" w:color="auto" w:sz="0" w:space="0"/>
-            <w:right w:val="none" w:color="auto" w:sz="0" w:space="0"/>
-            <w:insideH w:val="none" w:color="auto" w:sz="0" w:space="0"/>
-            <w:insideV w:val="none" w:color="auto" w:sz="0" w:space="0"/>
-          </w:tblBorders>
+          <w:tblW w:w="0" w:type="auto"/>
+          <w:jc w:val="center"/>
           <w:tblCellMar>
             <w:top w:w="0" w:type="dxa"/>
             <w:left w:w="108" w:type="dxa"/>
@@ -693,7 +683,7 @@
           </w:tblCellMar>
         </w:tblPrEx>
         <w:trPr>
-          <w:trHeight w:val="635" w:hRule="atLeast"/>
+          <w:trHeight w:val="635"/>
           <w:jc w:val="center"/>
         </w:trPr>
         <w:tc>
@@ -744,7 +734,7 @@
             </w:r>
             <w:r>
               <w:rPr>
-                <w:rFonts w:hint="eastAsia" w:asciiTheme="minorAscii" w:hAnsiTheme="minorAscii" w:eastAsiaTheme="minorEastAsia"/>
+                <w:rFonts w:asciiTheme="minorAscii" w:eastAsiaTheme="minorEastAsia" w:hAnsiTheme="minorAscii" w:hint="eastAsia"/>
                 <w:spacing w:val="227"/>
                 <w:sz w:val="21"/>
                 <w:vertAlign w:val="baseline"/>
@@ -798,7 +788,7 @@
             </w:r>
             <w:r>
               <w:rPr>
-                <w:rFonts w:hint="eastAsia" w:asciiTheme="minorAscii" w:hAnsiTheme="minorAscii" w:eastAsiaTheme="minorEastAsia"/>
+                <w:rFonts w:asciiTheme="minorAscii" w:eastAsiaTheme="minorEastAsia" w:hAnsiTheme="minorAscii" w:hint="eastAsia"/>
                 <w:spacing w:val="227"/>
                 <w:sz w:val="21"/>
                 <w:vertAlign w:val="baseline"/>
@@ -859,14 +849,14 @@
         <w:ind w:left="3634"/>
         <w:textAlignment w:val="baseline"/>
         <w:rPr>
-          <w:rFonts w:ascii="宋体" w:hAnsi="宋体" w:eastAsia="宋体" w:cs="宋体"/>
+          <w:rFonts w:ascii="宋体" w:eastAsia="宋体" w:hAnsi="宋体" w:cs="宋体"/>
           <w:sz w:val="31"/>
           <w:szCs w:val="31"/>
         </w:rPr>
       </w:pPr>
       <w:r>
         <w:rPr>
-          <w:rFonts w:ascii="宋体" w:hAnsi="宋体" w:eastAsia="宋体" w:cs="宋体"/>
+          <w:rFonts w:ascii="宋体" w:eastAsia="宋体" w:hAnsi="宋体" w:cs="宋体"/>
           <w:b/>
           <w:bCs/>
           <w:spacing w:val="4"/>
@@ -878,16 +868,16 @@
     </w:p>
     <w:tbl>
       <w:tblPr>
-        <w:tblStyle w:val="26"/>
+        <w:tblStyle w:val="TableNormal0"/>
         <w:tblW w:w="8214" w:type="dxa"/>
         <w:jc w:val="center"/>
         <w:tblBorders>
-          <w:top w:val="single" w:color="000000" w:sz="2" w:space="0"/>
-          <w:left w:val="single" w:color="000000" w:sz="2" w:space="0"/>
-          <w:bottom w:val="single" w:color="000000" w:sz="2" w:space="0"/>
-          <w:right w:val="single" w:color="000000" w:sz="2" w:space="0"/>
-          <w:insideH w:val="single" w:color="000000" w:sz="2" w:space="0"/>
-          <w:insideV w:val="single" w:color="000000" w:sz="2" w:space="0"/>
+          <w:top w:val="single" w:sz="2" w:space="0" w:color="000000"/>
+          <w:left w:val="single" w:sz="2" w:space="0" w:color="000000"/>
+          <w:bottom w:val="single" w:sz="2" w:space="0" w:color="000000"/>
+          <w:right w:val="single" w:sz="2" w:space="0" w:color="000000"/>
+          <w:insideH w:val="single" w:sz="2" w:space="0" w:color="000000"/>
+          <w:insideV w:val="single" w:sz="2" w:space="0" w:color="000000"/>
         </w:tblBorders>
         <w:tblLayout w:type="fixed"/>
         <w:tblCellMar>
@@ -907,14 +897,17 @@
       </w:tblGrid>
       <w:tr>
         <w:tblPrEx>
+          <w:tblW w:w="8214" w:type="dxa"/>
+          <w:jc w:val="center"/>
           <w:tblBorders>
-            <w:top w:val="single" w:color="000000" w:sz="2" w:space="0"/>
-            <w:left w:val="single" w:color="000000" w:sz="2" w:space="0"/>
-            <w:bottom w:val="single" w:color="000000" w:sz="2" w:space="0"/>
-            <w:right w:val="single" w:color="000000" w:sz="2" w:space="0"/>
-            <w:insideH w:val="single" w:color="000000" w:sz="2" w:space="0"/>
-            <w:insideV w:val="single" w:color="000000" w:sz="2" w:space="0"/>
+            <w:top w:val="single" w:sz="2" w:space="0" w:color="000000"/>
+            <w:left w:val="single" w:sz="2" w:space="0" w:color="000000"/>
+            <w:bottom w:val="single" w:sz="2" w:space="0" w:color="000000"/>
+            <w:right w:val="single" w:sz="2" w:space="0" w:color="000000"/>
+            <w:insideH w:val="single" w:sz="2" w:space="0" w:color="000000"/>
+            <w:insideV w:val="single" w:sz="2" w:space="0" w:color="000000"/>
           </w:tblBorders>
+          <w:tblLayout w:type="fixed"/>
           <w:tblCellMar>
             <w:top w:w="0" w:type="dxa"/>
             <w:left w:w="0" w:type="dxa"/>
@@ -923,7 +916,7 @@
           </w:tblCellMar>
         </w:tblPrEx>
         <w:trPr>
-          <w:trHeight w:val="593" w:hRule="atLeast"/>
+          <w:trHeight w:val="593"/>
           <w:jc w:val="center"/>
         </w:trPr>
         <w:tc>
@@ -945,18 +938,18 @@
               <w:adjustRightInd w:val="0"/>
               <w:snapToGrid w:val="0"/>
               <w:spacing w:before="176" w:line="228" w:lineRule="auto"/>
-              <w:ind w:left="0" w:leftChars="0" w:right="0" w:rightChars="0" w:firstLine="0" w:firstLineChars="0"/>
+              <w:ind w:left="0" w:right="0" w:firstLine="0" w:leftChars="0" w:rightChars="0" w:firstLineChars="0"/>
               <w:jc w:val="center"/>
               <w:textAlignment w:val="baseline"/>
               <w:rPr>
-                <w:rFonts w:ascii="宋体" w:hAnsi="宋体" w:eastAsia="宋体" w:cs="宋体"/>
+                <w:rFonts w:ascii="宋体" w:eastAsia="宋体" w:hAnsi="宋体" w:cs="宋体"/>
                 <w:sz w:val="20"/>
                 <w:szCs w:val="20"/>
               </w:rPr>
             </w:pPr>
             <w:r>
               <w:rPr>
-                <w:rFonts w:hint="eastAsia" w:ascii="宋体" w:hAnsi="宋体" w:cs="宋体"/>
+                <w:rFonts w:ascii="宋体" w:hAnsi="宋体" w:cs="宋体" w:hint="eastAsia"/>
                 <w:spacing w:val="-14"/>
                 <w:sz w:val="20"/>
                 <w:szCs w:val="20"/>
@@ -966,7 +959,7 @@
             </w:r>
             <w:r>
               <w:rPr>
-                <w:rFonts w:ascii="宋体" w:hAnsi="宋体" w:eastAsia="宋体" w:cs="宋体"/>
+                <w:rFonts w:ascii="宋体" w:eastAsia="宋体" w:hAnsi="宋体" w:cs="宋体"/>
                 <w:spacing w:val="-14"/>
                 <w:sz w:val="20"/>
                 <w:szCs w:val="20"/>
@@ -994,18 +987,18 @@
               <w:adjustRightInd w:val="0"/>
               <w:snapToGrid w:val="0"/>
               <w:spacing w:before="175" w:line="227" w:lineRule="auto"/>
-              <w:ind w:left="0" w:leftChars="0" w:right="0" w:rightChars="0" w:firstLine="0" w:firstLineChars="0"/>
+              <w:ind w:left="0" w:right="0" w:firstLine="0" w:leftChars="0" w:rightChars="0" w:firstLineChars="0"/>
               <w:jc w:val="center"/>
               <w:textAlignment w:val="baseline"/>
               <w:rPr>
-                <w:rFonts w:ascii="宋体" w:hAnsi="宋体" w:eastAsia="宋体" w:cs="宋体"/>
+                <w:rFonts w:ascii="宋体" w:eastAsia="宋体" w:hAnsi="宋体" w:cs="宋体"/>
                 <w:sz w:val="20"/>
                 <w:szCs w:val="20"/>
               </w:rPr>
             </w:pPr>
             <w:r>
               <w:rPr>
-                <w:rFonts w:ascii="宋体" w:hAnsi="宋体" w:eastAsia="宋体" w:cs="宋体"/>
+                <w:rFonts w:ascii="宋体" w:eastAsia="宋体" w:hAnsi="宋体" w:cs="宋体"/>
                 <w:spacing w:val="4"/>
                 <w:sz w:val="20"/>
                 <w:szCs w:val="20"/>
@@ -1033,18 +1026,18 @@
               <w:adjustRightInd w:val="0"/>
               <w:snapToGrid w:val="0"/>
               <w:spacing w:before="175" w:line="228" w:lineRule="auto"/>
-              <w:ind w:left="0" w:leftChars="0" w:right="0" w:rightChars="0" w:firstLine="0" w:firstLineChars="0"/>
+              <w:ind w:left="0" w:right="0" w:firstLine="0" w:leftChars="0" w:rightChars="0" w:firstLineChars="0"/>
               <w:jc w:val="center"/>
               <w:textAlignment w:val="baseline"/>
               <w:rPr>
-                <w:rFonts w:ascii="宋体" w:hAnsi="宋体" w:eastAsia="宋体" w:cs="宋体"/>
+                <w:rFonts w:ascii="宋体" w:eastAsia="宋体" w:hAnsi="宋体" w:cs="宋体"/>
                 <w:sz w:val="20"/>
                 <w:szCs w:val="20"/>
               </w:rPr>
             </w:pPr>
             <w:r>
               <w:rPr>
-                <w:rFonts w:ascii="宋体" w:hAnsi="宋体" w:eastAsia="宋体" w:cs="宋体"/>
+                <w:rFonts w:ascii="宋体" w:eastAsia="宋体" w:hAnsi="宋体" w:cs="宋体"/>
                 <w:spacing w:val="7"/>
                 <w:sz w:val="20"/>
                 <w:szCs w:val="20"/>
@@ -1072,11 +1065,11 @@
               <w:adjustRightInd w:val="0"/>
               <w:snapToGrid w:val="0"/>
               <w:spacing w:before="175" w:line="228" w:lineRule="auto"/>
-              <w:ind w:left="0" w:leftChars="0" w:right="0" w:rightChars="0" w:firstLine="0" w:firstLineChars="0"/>
+              <w:ind w:left="0" w:right="0" w:firstLine="0" w:leftChars="0" w:rightChars="0" w:firstLineChars="0"/>
               <w:jc w:val="center"/>
               <w:textAlignment w:val="baseline"/>
               <w:rPr>
-                <w:rFonts w:hint="eastAsia" w:ascii="宋体" w:hAnsi="宋体" w:eastAsia="宋体" w:cs="宋体"/>
+                <w:rFonts w:ascii="宋体" w:eastAsia="宋体" w:hAnsi="宋体" w:cs="宋体" w:hint="eastAsia"/>
                 <w:spacing w:val="7"/>
                 <w:sz w:val="20"/>
                 <w:szCs w:val="20"/>
@@ -1085,7 +1078,7 @@
             </w:pPr>
             <w:r>
               <w:rPr>
-                <w:rFonts w:hint="eastAsia" w:ascii="宋体" w:hAnsi="宋体" w:cs="宋体"/>
+                <w:rFonts w:ascii="宋体" w:hAnsi="宋体" w:cs="宋体" w:hint="eastAsia"/>
                 <w:spacing w:val="7"/>
                 <w:sz w:val="20"/>
                 <w:szCs w:val="20"/>
@@ -1114,11 +1107,11 @@
               <w:adjustRightInd w:val="0"/>
               <w:snapToGrid w:val="0"/>
               <w:spacing w:before="175" w:line="228" w:lineRule="auto"/>
-              <w:ind w:left="0" w:leftChars="0" w:right="0" w:rightChars="0" w:firstLine="0" w:firstLineChars="0"/>
+              <w:ind w:left="0" w:right="0" w:firstLine="0" w:leftChars="0" w:rightChars="0" w:firstLineChars="0"/>
               <w:jc w:val="center"/>
               <w:textAlignment w:val="baseline"/>
               <w:rPr>
-                <w:rFonts w:hint="default" w:ascii="宋体" w:hAnsi="宋体" w:cs="宋体"/>
+                <w:rFonts w:ascii="宋体" w:hAnsi="宋体" w:cs="宋体" w:hint="default"/>
                 <w:spacing w:val="7"/>
                 <w:sz w:val="20"/>
                 <w:szCs w:val="20"/>
@@ -1127,7 +1120,7 @@
             </w:pPr>
             <w:r>
               <w:rPr>
-                <w:rFonts w:hint="eastAsia" w:ascii="宋体" w:hAnsi="宋体" w:cs="宋体"/>
+                <w:rFonts w:ascii="宋体" w:hAnsi="宋体" w:cs="宋体" w:hint="eastAsia"/>
                 <w:spacing w:val="7"/>
                 <w:sz w:val="20"/>
                 <w:szCs w:val="20"/>
@@ -1156,18 +1149,18 @@
               <w:adjustRightInd w:val="0"/>
               <w:snapToGrid w:val="0"/>
               <w:spacing w:before="176" w:line="229" w:lineRule="auto"/>
-              <w:ind w:left="0" w:leftChars="0" w:right="0" w:rightChars="0" w:firstLine="0" w:firstLineChars="0"/>
+              <w:ind w:left="0" w:right="0" w:firstLine="0" w:leftChars="0" w:rightChars="0" w:firstLineChars="0"/>
               <w:jc w:val="center"/>
               <w:textAlignment w:val="baseline"/>
               <w:rPr>
-                <w:rFonts w:ascii="宋体" w:hAnsi="宋体" w:eastAsia="宋体" w:cs="宋体"/>
+                <w:rFonts w:ascii="宋体" w:eastAsia="宋体" w:hAnsi="宋体" w:cs="宋体"/>
                 <w:sz w:val="20"/>
                 <w:szCs w:val="20"/>
               </w:rPr>
             </w:pPr>
             <w:r>
               <w:rPr>
-                <w:rFonts w:ascii="宋体" w:hAnsi="宋体" w:eastAsia="宋体" w:cs="宋体"/>
+                <w:rFonts w:ascii="宋体" w:eastAsia="宋体" w:hAnsi="宋体" w:cs="宋体"/>
                 <w:spacing w:val="7"/>
                 <w:sz w:val="20"/>
                 <w:szCs w:val="20"/>
@@ -1179,14 +1172,9 @@
       </w:tr>
       <w:tr>
         <w:tblPrEx>
-          <w:tblBorders>
-            <w:top w:val="single" w:color="000000" w:sz="2" w:space="0"/>
-            <w:left w:val="single" w:color="000000" w:sz="2" w:space="0"/>
-            <w:bottom w:val="single" w:color="000000" w:sz="2" w:space="0"/>
-            <w:right w:val="single" w:color="000000" w:sz="2" w:space="0"/>
-            <w:insideH w:val="single" w:color="000000" w:sz="2" w:space="0"/>
-            <w:insideV w:val="single" w:color="000000" w:sz="2" w:space="0"/>
-          </w:tblBorders>
+          <w:tblW w:w="8214" w:type="dxa"/>
+          <w:jc w:val="center"/>
+          <w:tblLayout w:type="fixed"/>
           <w:tblCellMar>
             <w:top w:w="0" w:type="dxa"/>
             <w:left w:w="0" w:type="dxa"/>
@@ -1195,7 +1183,7 @@
           </w:tblCellMar>
         </w:tblPrEx>
         <w:trPr>
-          <w:trHeight w:val="516" w:hRule="atLeast"/>
+          <w:trHeight w:val="516"/>
           <w:jc w:val="center"/>
         </w:trPr>
         <w:tc>
@@ -1217,11 +1205,11 @@
               <w:adjustRightInd w:val="0"/>
               <w:snapToGrid w:val="0"/>
               <w:spacing w:before="173" w:line="267" w:lineRule="exact"/>
-              <w:ind w:left="0" w:leftChars="0" w:right="0" w:rightChars="0" w:firstLine="0" w:firstLineChars="0"/>
+              <w:ind w:left="0" w:right="0" w:firstLine="0" w:leftChars="0" w:rightChars="0" w:firstLineChars="0"/>
               <w:jc w:val="center"/>
               <w:textAlignment w:val="baseline"/>
               <w:rPr>
-                <w:rFonts w:hint="default" w:ascii="宋体" w:hAnsi="宋体" w:eastAsia="宋体" w:cs="宋体"/>
+                <w:rFonts w:ascii="宋体" w:eastAsia="宋体" w:hAnsi="宋体" w:cs="宋体" w:hint="default"/>
                 <w:sz w:val="20"/>
                 <w:szCs w:val="20"/>
                 <w:lang w:val="en-US"/>
@@ -1229,7 +1217,7 @@
             </w:pPr>
             <w:r>
               <w:rPr>
-                <w:rFonts w:ascii="宋体" w:hAnsi="宋体" w:eastAsia="宋体" w:cs="宋体"/>
+                <w:rFonts w:ascii="宋体" w:eastAsia="宋体" w:hAnsi="宋体" w:cs="宋体"/>
                 <w:spacing w:val="3"/>
                 <w:position w:val="1"/>
                 <w:sz w:val="20"/>
@@ -1239,7 +1227,7 @@
             </w:r>
             <w:r>
               <w:rPr>
-                <w:rFonts w:hint="eastAsia" w:ascii="宋体" w:hAnsi="宋体" w:cs="宋体"/>
+                <w:rFonts w:ascii="宋体" w:hAnsi="宋体" w:cs="宋体" w:hint="eastAsia"/>
                 <w:spacing w:val="3"/>
                 <w:position w:val="1"/>
                 <w:sz w:val="20"/>
@@ -1250,7 +1238,7 @@
             </w:r>
             <w:r>
               <w:rPr>
-                <w:rFonts w:ascii="宋体" w:hAnsi="宋体" w:eastAsia="宋体" w:cs="宋体"/>
+                <w:rFonts w:ascii="宋体" w:eastAsia="宋体" w:hAnsi="宋体" w:cs="宋体"/>
                 <w:spacing w:val="3"/>
                 <w:position w:val="1"/>
                 <w:sz w:val="20"/>
@@ -1260,7 +1248,7 @@
             </w:r>
             <w:r>
               <w:rPr>
-                <w:rFonts w:hint="eastAsia" w:ascii="宋体" w:hAnsi="宋体" w:cs="宋体"/>
+                <w:rFonts w:ascii="宋体" w:hAnsi="宋体" w:cs="宋体" w:hint="eastAsia"/>
                 <w:spacing w:val="3"/>
                 <w:position w:val="1"/>
                 <w:sz w:val="20"/>
@@ -1290,18 +1278,18 @@
               <w:adjustRightInd w:val="0"/>
               <w:snapToGrid w:val="0"/>
               <w:spacing w:before="173" w:line="267" w:lineRule="exact"/>
-              <w:ind w:left="0" w:leftChars="0" w:right="0" w:rightChars="0" w:firstLine="0" w:firstLineChars="0"/>
+              <w:ind w:left="0" w:right="0" w:firstLine="0" w:leftChars="0" w:rightChars="0" w:firstLineChars="0"/>
               <w:jc w:val="center"/>
               <w:textAlignment w:val="baseline"/>
               <w:rPr>
-                <w:rFonts w:ascii="宋体" w:hAnsi="宋体" w:eastAsia="宋体" w:cs="宋体"/>
+                <w:rFonts w:ascii="宋体" w:eastAsia="宋体" w:hAnsi="宋体" w:cs="宋体"/>
                 <w:sz w:val="20"/>
                 <w:szCs w:val="20"/>
               </w:rPr>
             </w:pPr>
             <w:r>
               <w:rPr>
-                <w:rFonts w:ascii="宋体" w:hAnsi="宋体" w:eastAsia="宋体" w:cs="宋体"/>
+                <w:rFonts w:ascii="宋体" w:eastAsia="宋体" w:hAnsi="宋体" w:cs="宋体"/>
                 <w:spacing w:val="4"/>
                 <w:position w:val="1"/>
                 <w:sz w:val="20"/>
@@ -1330,18 +1318,18 @@
               <w:adjustRightInd w:val="0"/>
               <w:snapToGrid w:val="0"/>
               <w:spacing w:before="172" w:line="228" w:lineRule="auto"/>
-              <w:ind w:left="0" w:leftChars="0" w:right="0" w:rightChars="0" w:firstLine="0" w:firstLineChars="0"/>
+              <w:ind w:left="0" w:right="0" w:firstLine="0" w:leftChars="0" w:rightChars="0" w:firstLineChars="0"/>
               <w:jc w:val="center"/>
               <w:textAlignment w:val="baseline"/>
               <w:rPr>
-                <w:rFonts w:ascii="宋体" w:hAnsi="宋体" w:eastAsia="宋体" w:cs="宋体"/>
+                <w:rFonts w:ascii="宋体" w:eastAsia="宋体" w:hAnsi="宋体" w:cs="宋体"/>
                 <w:sz w:val="20"/>
                 <w:szCs w:val="20"/>
               </w:rPr>
             </w:pPr>
             <w:r>
               <w:rPr>
-                <w:rFonts w:ascii="宋体" w:hAnsi="宋体" w:eastAsia="宋体" w:cs="宋体"/>
+                <w:rFonts w:ascii="宋体" w:eastAsia="宋体" w:hAnsi="宋体" w:cs="宋体"/>
                 <w:spacing w:val="200"/>
                 <w:kern w:val="0"/>
                 <w:sz w:val="20"/>
@@ -1351,7 +1339,7 @@
             </w:r>
             <w:r>
               <w:rPr>
-                <w:rFonts w:ascii="宋体" w:hAnsi="宋体" w:eastAsia="宋体" w:cs="宋体"/>
+                <w:rFonts w:ascii="宋体" w:eastAsia="宋体" w:hAnsi="宋体" w:cs="宋体"/>
                 <w:spacing w:val="0"/>
                 <w:kern w:val="0"/>
                 <w:sz w:val="20"/>
@@ -1380,11 +1368,11 @@
               <w:adjustRightInd w:val="0"/>
               <w:snapToGrid w:val="0"/>
               <w:spacing w:before="173" w:line="229" w:lineRule="auto"/>
-              <w:ind w:left="0" w:leftChars="0" w:right="0" w:rightChars="0" w:firstLine="0" w:firstLineChars="0"/>
+              <w:ind w:left="0" w:right="0" w:firstLine="0" w:leftChars="0" w:rightChars="0" w:firstLineChars="0"/>
               <w:jc w:val="center"/>
               <w:textAlignment w:val="baseline"/>
               <w:rPr>
-                <w:rFonts w:ascii="宋体" w:hAnsi="宋体" w:eastAsia="宋体" w:cs="宋体"/>
+                <w:rFonts w:ascii="宋体" w:eastAsia="宋体" w:hAnsi="宋体" w:cs="宋体"/>
                 <w:spacing w:val="200"/>
                 <w:kern w:val="0"/>
                 <w:sz w:val="20"/>
@@ -1393,7 +1381,7 @@
             </w:pPr>
             <w:r>
               <w:rPr>
-                <w:rFonts w:hint="eastAsia" w:asciiTheme="minorAscii" w:hAnsiTheme="minorAscii" w:eastAsiaTheme="minorEastAsia"/>
+                <w:rFonts w:asciiTheme="minorAscii" w:eastAsiaTheme="minorEastAsia" w:hAnsiTheme="minorAscii" w:hint="eastAsia"/>
                 <w:spacing w:val="0"/>
                 <w:kern w:val="0"/>
                 <w:sz w:val="21"/>
@@ -1423,11 +1411,11 @@
               <w:adjustRightInd w:val="0"/>
               <w:snapToGrid w:val="0"/>
               <w:spacing w:before="172" w:line="228" w:lineRule="auto"/>
-              <w:ind w:left="0" w:leftChars="0" w:right="0" w:rightChars="0" w:firstLine="0" w:firstLineChars="0"/>
+              <w:ind w:left="0" w:right="0" w:firstLine="0" w:leftChars="0" w:rightChars="0" w:firstLineChars="0"/>
               <w:jc w:val="center"/>
               <w:textAlignment w:val="baseline"/>
               <w:rPr>
-                <w:rFonts w:ascii="宋体" w:hAnsi="宋体" w:eastAsia="宋体" w:cs="宋体"/>
+                <w:rFonts w:ascii="宋体" w:eastAsia="宋体" w:hAnsi="宋体" w:cs="宋体"/>
                 <w:spacing w:val="200"/>
                 <w:kern w:val="0"/>
                 <w:sz w:val="20"/>
@@ -1436,7 +1424,7 @@
             </w:pPr>
             <w:r>
               <w:rPr>
-                <w:rFonts w:hint="eastAsia" w:ascii="宋体" w:hAnsi="宋体" w:eastAsia="宋体" w:cs="宋体"/>
+                <w:rFonts w:ascii="宋体" w:eastAsia="宋体" w:hAnsi="宋体" w:cs="宋体" w:hint="eastAsia"/>
                 <w:spacing w:val="200"/>
                 <w:kern w:val="0"/>
                 <w:sz w:val="20"/>
@@ -1446,7 +1434,7 @@
             </w:r>
             <w:r>
               <w:rPr>
-                <w:rFonts w:hint="eastAsia" w:asciiTheme="minorAscii" w:hAnsiTheme="minorAscii" w:eastAsiaTheme="minorEastAsia"/>
+                <w:rFonts w:asciiTheme="minorAscii" w:eastAsiaTheme="minorEastAsia" w:hAnsiTheme="minorAscii" w:hint="eastAsia"/>
                 <w:spacing w:val="0"/>
                 <w:kern w:val="0"/>
                 <w:sz w:val="21"/>
@@ -1476,18 +1464,18 @@
               <w:adjustRightInd w:val="0"/>
               <w:snapToGrid w:val="0"/>
               <w:spacing w:before="173" w:line="229" w:lineRule="auto"/>
-              <w:ind w:left="0" w:leftChars="0" w:right="0" w:rightChars="0" w:firstLine="0" w:firstLineChars="0"/>
+              <w:ind w:left="0" w:right="0" w:firstLine="0" w:leftChars="0" w:rightChars="0" w:firstLineChars="0"/>
               <w:jc w:val="center"/>
               <w:textAlignment w:val="baseline"/>
               <w:rPr>
-                <w:rFonts w:ascii="宋体" w:hAnsi="宋体" w:eastAsia="宋体" w:cs="宋体"/>
+                <w:rFonts w:ascii="宋体" w:eastAsia="宋体" w:hAnsi="宋体" w:cs="宋体"/>
                 <w:sz w:val="20"/>
                 <w:szCs w:val="20"/>
               </w:rPr>
             </w:pPr>
             <w:r>
               <w:rPr>
-                <w:rFonts w:hint="eastAsia" w:asciiTheme="minorAscii" w:hAnsiTheme="minorAscii" w:eastAsiaTheme="minorEastAsia"/>
+                <w:rFonts w:asciiTheme="minorAscii" w:eastAsiaTheme="minorEastAsia" w:hAnsiTheme="minorAscii" w:hint="eastAsia"/>
                 <w:spacing w:val="0"/>
                 <w:kern w:val="0"/>
                 <w:sz w:val="21"/>
@@ -1501,14 +1489,9 @@
       </w:tr>
       <w:tr>
         <w:tblPrEx>
-          <w:tblBorders>
-            <w:top w:val="single" w:color="000000" w:sz="2" w:space="0"/>
-            <w:left w:val="single" w:color="000000" w:sz="2" w:space="0"/>
-            <w:bottom w:val="single" w:color="000000" w:sz="2" w:space="0"/>
-            <w:right w:val="single" w:color="000000" w:sz="2" w:space="0"/>
-            <w:insideH w:val="single" w:color="000000" w:sz="2" w:space="0"/>
-            <w:insideV w:val="single" w:color="000000" w:sz="2" w:space="0"/>
-          </w:tblBorders>
+          <w:tblW w:w="8214" w:type="dxa"/>
+          <w:jc w:val="center"/>
+          <w:tblLayout w:type="fixed"/>
           <w:tblCellMar>
             <w:top w:w="0" w:type="dxa"/>
             <w:left w:w="0" w:type="dxa"/>
@@ -1517,7 +1500,7 @@
           </w:tblCellMar>
         </w:tblPrEx>
         <w:trPr>
-          <w:trHeight w:val="556" w:hRule="atLeast"/>
+          <w:trHeight w:val="556"/>
           <w:jc w:val="center"/>
         </w:trPr>
         <w:tc>
@@ -1526,7 +1509,7 @@
           </w:tcPr>
           <w:p>
             <w:pPr>
-              <w:pStyle w:val="27"/>
+              <w:pStyle w:val="TableText"/>
               <w:keepNext w:val="0"/>
               <w:keepLines w:val="0"/>
               <w:pageBreakBefore w:val="0"/>
@@ -1539,7 +1522,7 @@
               <w:bidi w:val="0"/>
               <w:adjustRightInd w:val="0"/>
               <w:snapToGrid w:val="0"/>
-              <w:ind w:left="0" w:leftChars="0" w:right="0" w:rightChars="0" w:firstLine="0" w:firstLineChars="0"/>
+              <w:ind w:left="0" w:right="0" w:firstLine="0" w:leftChars="0" w:rightChars="0" w:firstLineChars="0"/>
               <w:jc w:val="center"/>
               <w:textAlignment w:val="baseline"/>
             </w:pPr>
@@ -1551,7 +1534,7 @@
           </w:tcPr>
           <w:p>
             <w:pPr>
-              <w:pStyle w:val="27"/>
+              <w:pStyle w:val="TableText"/>
               <w:keepNext w:val="0"/>
               <w:keepLines w:val="0"/>
               <w:pageBreakBefore w:val="0"/>
@@ -1564,7 +1547,7 @@
               <w:bidi w:val="0"/>
               <w:adjustRightInd w:val="0"/>
               <w:snapToGrid w:val="0"/>
-              <w:ind w:left="0" w:leftChars="0" w:right="0" w:rightChars="0" w:firstLine="0" w:firstLineChars="0"/>
+              <w:ind w:left="0" w:right="0" w:firstLine="0" w:leftChars="0" w:rightChars="0" w:firstLineChars="0"/>
               <w:jc w:val="center"/>
               <w:textAlignment w:val="baseline"/>
             </w:pPr>
@@ -1576,7 +1559,7 @@
           </w:tcPr>
           <w:p>
             <w:pPr>
-              <w:pStyle w:val="27"/>
+              <w:pStyle w:val="TableText"/>
               <w:keepNext w:val="0"/>
               <w:keepLines w:val="0"/>
               <w:pageBreakBefore w:val="0"/>
@@ -1589,7 +1572,7 @@
               <w:bidi w:val="0"/>
               <w:adjustRightInd w:val="0"/>
               <w:snapToGrid w:val="0"/>
-              <w:ind w:left="0" w:leftChars="0" w:right="0" w:rightChars="0" w:firstLine="0" w:firstLineChars="0"/>
+              <w:ind w:left="0" w:right="0" w:firstLine="0" w:leftChars="0" w:rightChars="0" w:firstLineChars="0"/>
               <w:jc w:val="center"/>
               <w:textAlignment w:val="baseline"/>
             </w:pPr>
@@ -1601,7 +1584,7 @@
           </w:tcPr>
           <w:p>
             <w:pPr>
-              <w:pStyle w:val="27"/>
+              <w:pStyle w:val="TableText"/>
               <w:keepNext w:val="0"/>
               <w:keepLines w:val="0"/>
               <w:pageBreakBefore w:val="0"/>
@@ -1614,7 +1597,7 @@
               <w:bidi w:val="0"/>
               <w:adjustRightInd w:val="0"/>
               <w:snapToGrid w:val="0"/>
-              <w:ind w:left="0" w:leftChars="0" w:right="0" w:rightChars="0" w:firstLine="0" w:firstLineChars="0"/>
+              <w:ind w:left="0" w:right="0" w:firstLine="0" w:leftChars="0" w:rightChars="0" w:firstLineChars="0"/>
               <w:jc w:val="center"/>
               <w:textAlignment w:val="baseline"/>
             </w:pPr>
@@ -1626,7 +1609,7 @@
           </w:tcPr>
           <w:p>
             <w:pPr>
-              <w:pStyle w:val="27"/>
+              <w:pStyle w:val="TableText"/>
               <w:keepNext w:val="0"/>
               <w:keepLines w:val="0"/>
               <w:pageBreakBefore w:val="0"/>
@@ -1639,7 +1622,7 @@
               <w:bidi w:val="0"/>
               <w:adjustRightInd w:val="0"/>
               <w:snapToGrid w:val="0"/>
-              <w:ind w:left="0" w:leftChars="0" w:right="0" w:rightChars="0" w:firstLine="0" w:firstLineChars="0"/>
+              <w:ind w:left="0" w:right="0" w:firstLine="0" w:leftChars="0" w:rightChars="0" w:firstLineChars="0"/>
               <w:jc w:val="center"/>
               <w:textAlignment w:val="baseline"/>
             </w:pPr>
@@ -1651,7 +1634,7 @@
           </w:tcPr>
           <w:p>
             <w:pPr>
-              <w:pStyle w:val="27"/>
+              <w:pStyle w:val="TableText"/>
               <w:keepNext w:val="0"/>
               <w:keepLines w:val="0"/>
               <w:pageBreakBefore w:val="0"/>
@@ -1664,7 +1647,7 @@
               <w:bidi w:val="0"/>
               <w:adjustRightInd w:val="0"/>
               <w:snapToGrid w:val="0"/>
-              <w:ind w:left="0" w:leftChars="0" w:right="0" w:rightChars="0" w:firstLine="0" w:firstLineChars="0"/>
+              <w:ind w:left="0" w:right="0" w:firstLine="0" w:leftChars="0" w:rightChars="0" w:firstLineChars="0"/>
               <w:jc w:val="center"/>
               <w:textAlignment w:val="baseline"/>
             </w:pPr>
@@ -1673,14 +1656,9 @@
       </w:tr>
       <w:tr>
         <w:tblPrEx>
-          <w:tblBorders>
-            <w:top w:val="single" w:color="000000" w:sz="2" w:space="0"/>
-            <w:left w:val="single" w:color="000000" w:sz="2" w:space="0"/>
-            <w:bottom w:val="single" w:color="000000" w:sz="2" w:space="0"/>
-            <w:right w:val="single" w:color="000000" w:sz="2" w:space="0"/>
-            <w:insideH w:val="single" w:color="000000" w:sz="2" w:space="0"/>
-            <w:insideV w:val="single" w:color="000000" w:sz="2" w:space="0"/>
-          </w:tblBorders>
+          <w:tblW w:w="8214" w:type="dxa"/>
+          <w:jc w:val="center"/>
+          <w:tblLayout w:type="fixed"/>
           <w:tblCellMar>
             <w:top w:w="0" w:type="dxa"/>
             <w:left w:w="0" w:type="dxa"/>
@@ -1689,7 +1667,7 @@
           </w:tblCellMar>
         </w:tblPrEx>
         <w:trPr>
-          <w:trHeight w:val="556" w:hRule="atLeast"/>
+          <w:trHeight w:val="556"/>
           <w:jc w:val="center"/>
         </w:trPr>
         <w:tc>
@@ -1698,7 +1676,7 @@
           </w:tcPr>
           <w:p>
             <w:pPr>
-              <w:pStyle w:val="27"/>
+              <w:pStyle w:val="TableText"/>
               <w:keepNext w:val="0"/>
               <w:keepLines w:val="0"/>
               <w:pageBreakBefore w:val="0"/>
@@ -1711,7 +1689,7 @@
               <w:bidi w:val="0"/>
               <w:adjustRightInd w:val="0"/>
               <w:snapToGrid w:val="0"/>
-              <w:ind w:left="0" w:leftChars="0" w:right="0" w:rightChars="0" w:firstLine="0" w:firstLineChars="0"/>
+              <w:ind w:left="0" w:right="0" w:firstLine="0" w:leftChars="0" w:rightChars="0" w:firstLineChars="0"/>
               <w:jc w:val="center"/>
               <w:textAlignment w:val="baseline"/>
             </w:pPr>
@@ -1723,7 +1701,7 @@
           </w:tcPr>
           <w:p>
             <w:pPr>
-              <w:pStyle w:val="27"/>
+              <w:pStyle w:val="TableText"/>
               <w:keepNext w:val="0"/>
               <w:keepLines w:val="0"/>
               <w:pageBreakBefore w:val="0"/>
@@ -1736,7 +1714,7 @@
               <w:bidi w:val="0"/>
               <w:adjustRightInd w:val="0"/>
               <w:snapToGrid w:val="0"/>
-              <w:ind w:left="0" w:leftChars="0" w:right="0" w:rightChars="0" w:firstLine="0" w:firstLineChars="0"/>
+              <w:ind w:left="0" w:right="0" w:firstLine="0" w:leftChars="0" w:rightChars="0" w:firstLineChars="0"/>
               <w:jc w:val="center"/>
               <w:textAlignment w:val="baseline"/>
             </w:pPr>
@@ -1748,7 +1726,7 @@
           </w:tcPr>
           <w:p>
             <w:pPr>
-              <w:pStyle w:val="27"/>
+              <w:pStyle w:val="TableText"/>
               <w:keepNext w:val="0"/>
               <w:keepLines w:val="0"/>
               <w:pageBreakBefore w:val="0"/>
@@ -1761,7 +1739,7 @@
               <w:bidi w:val="0"/>
               <w:adjustRightInd w:val="0"/>
               <w:snapToGrid w:val="0"/>
-              <w:ind w:left="0" w:leftChars="0" w:right="0" w:rightChars="0" w:firstLine="0" w:firstLineChars="0"/>
+              <w:ind w:left="0" w:right="0" w:firstLine="0" w:leftChars="0" w:rightChars="0" w:firstLineChars="0"/>
               <w:jc w:val="center"/>
               <w:textAlignment w:val="baseline"/>
             </w:pPr>
@@ -1773,7 +1751,7 @@
           </w:tcPr>
           <w:p>
             <w:pPr>
-              <w:pStyle w:val="27"/>
+              <w:pStyle w:val="TableText"/>
               <w:keepNext w:val="0"/>
               <w:keepLines w:val="0"/>
               <w:pageBreakBefore w:val="0"/>
@@ -1786,7 +1764,7 @@
               <w:bidi w:val="0"/>
               <w:adjustRightInd w:val="0"/>
               <w:snapToGrid w:val="0"/>
-              <w:ind w:left="0" w:leftChars="0" w:right="0" w:rightChars="0" w:firstLine="0" w:firstLineChars="0"/>
+              <w:ind w:left="0" w:right="0" w:firstLine="0" w:leftChars="0" w:rightChars="0" w:firstLineChars="0"/>
               <w:jc w:val="center"/>
               <w:textAlignment w:val="baseline"/>
             </w:pPr>
@@ -1798,7 +1776,7 @@
           </w:tcPr>
           <w:p>
             <w:pPr>
-              <w:pStyle w:val="27"/>
+              <w:pStyle w:val="TableText"/>
               <w:keepNext w:val="0"/>
               <w:keepLines w:val="0"/>
               <w:pageBreakBefore w:val="0"/>
@@ -1811,7 +1789,7 @@
               <w:bidi w:val="0"/>
               <w:adjustRightInd w:val="0"/>
               <w:snapToGrid w:val="0"/>
-              <w:ind w:left="0" w:leftChars="0" w:right="0" w:rightChars="0" w:firstLine="0" w:firstLineChars="0"/>
+              <w:ind w:left="0" w:right="0" w:firstLine="0" w:leftChars="0" w:rightChars="0" w:firstLineChars="0"/>
               <w:jc w:val="center"/>
               <w:textAlignment w:val="baseline"/>
             </w:pPr>
@@ -1823,7 +1801,7 @@
           </w:tcPr>
           <w:p>
             <w:pPr>
-              <w:pStyle w:val="27"/>
+              <w:pStyle w:val="TableText"/>
               <w:keepNext w:val="0"/>
               <w:keepLines w:val="0"/>
               <w:pageBreakBefore w:val="0"/>
@@ -1836,7 +1814,7 @@
               <w:bidi w:val="0"/>
               <w:adjustRightInd w:val="0"/>
               <w:snapToGrid w:val="0"/>
-              <w:ind w:left="0" w:leftChars="0" w:right="0" w:rightChars="0" w:firstLine="0" w:firstLineChars="0"/>
+              <w:ind w:left="0" w:right="0" w:firstLine="0" w:leftChars="0" w:rightChars="0" w:firstLineChars="0"/>
               <w:jc w:val="center"/>
               <w:textAlignment w:val="baseline"/>
             </w:pPr>
@@ -1845,17 +1823,18 @@
       </w:tr>
       <w:tr>
         <w:tblPrEx>
-          <w:tblBorders>
-            <w:top w:val="single" w:color="000000" w:sz="2" w:space="0"/>
-            <w:left w:val="single" w:color="000000" w:sz="2" w:space="0"/>
-            <w:bottom w:val="single" w:color="000000" w:sz="2" w:space="0"/>
-            <w:right w:val="single" w:color="000000" w:sz="2" w:space="0"/>
-            <w:insideH w:val="single" w:color="000000" w:sz="2" w:space="0"/>
-            <w:insideV w:val="single" w:color="000000" w:sz="2" w:space="0"/>
-          </w:tblBorders>
+          <w:tblW w:w="8214" w:type="dxa"/>
+          <w:jc w:val="center"/>
+          <w:tblLayout w:type="fixed"/>
+          <w:tblCellMar>
+            <w:top w:w="0" w:type="dxa"/>
+            <w:left w:w="0" w:type="dxa"/>
+            <w:bottom w:w="0" w:type="dxa"/>
+            <w:right w:w="0" w:type="dxa"/>
+          </w:tblCellMar>
         </w:tblPrEx>
         <w:trPr>
-          <w:trHeight w:val="557" w:hRule="atLeast"/>
+          <w:trHeight w:val="557"/>
           <w:jc w:val="center"/>
         </w:trPr>
         <w:tc>
@@ -1864,7 +1843,7 @@
           </w:tcPr>
           <w:p>
             <w:pPr>
-              <w:pStyle w:val="27"/>
+              <w:pStyle w:val="TableText"/>
               <w:keepNext w:val="0"/>
               <w:keepLines w:val="0"/>
               <w:pageBreakBefore w:val="0"/>
@@ -1877,7 +1856,7 @@
               <w:bidi w:val="0"/>
               <w:adjustRightInd w:val="0"/>
               <w:snapToGrid w:val="0"/>
-              <w:ind w:left="0" w:leftChars="0" w:right="0" w:rightChars="0" w:firstLine="0" w:firstLineChars="0"/>
+              <w:ind w:left="0" w:right="0" w:firstLine="0" w:leftChars="0" w:rightChars="0" w:firstLineChars="0"/>
               <w:jc w:val="center"/>
               <w:textAlignment w:val="baseline"/>
             </w:pPr>
@@ -1889,7 +1868,7 @@
           </w:tcPr>
           <w:p>
             <w:pPr>
-              <w:pStyle w:val="27"/>
+              <w:pStyle w:val="TableText"/>
               <w:keepNext w:val="0"/>
               <w:keepLines w:val="0"/>
               <w:pageBreakBefore w:val="0"/>
@@ -1902,7 +1881,7 @@
               <w:bidi w:val="0"/>
               <w:adjustRightInd w:val="0"/>
               <w:snapToGrid w:val="0"/>
-              <w:ind w:left="0" w:leftChars="0" w:right="0" w:rightChars="0" w:firstLine="0" w:firstLineChars="0"/>
+              <w:ind w:left="0" w:right="0" w:firstLine="0" w:leftChars="0" w:rightChars="0" w:firstLineChars="0"/>
               <w:jc w:val="center"/>
               <w:textAlignment w:val="baseline"/>
             </w:pPr>
@@ -1914,7 +1893,7 @@
           </w:tcPr>
           <w:p>
             <w:pPr>
-              <w:pStyle w:val="27"/>
+              <w:pStyle w:val="TableText"/>
               <w:keepNext w:val="0"/>
               <w:keepLines w:val="0"/>
               <w:pageBreakBefore w:val="0"/>
@@ -1927,7 +1906,7 @@
               <w:bidi w:val="0"/>
               <w:adjustRightInd w:val="0"/>
               <w:snapToGrid w:val="0"/>
-              <w:ind w:left="0" w:leftChars="0" w:right="0" w:rightChars="0" w:firstLine="0" w:firstLineChars="0"/>
+              <w:ind w:left="0" w:right="0" w:firstLine="0" w:leftChars="0" w:rightChars="0" w:firstLineChars="0"/>
               <w:jc w:val="center"/>
               <w:textAlignment w:val="baseline"/>
             </w:pPr>
@@ -1939,7 +1918,7 @@
           </w:tcPr>
           <w:p>
             <w:pPr>
-              <w:pStyle w:val="27"/>
+              <w:pStyle w:val="TableText"/>
               <w:keepNext w:val="0"/>
               <w:keepLines w:val="0"/>
               <w:pageBreakBefore w:val="0"/>
@@ -1952,7 +1931,7 @@
               <w:bidi w:val="0"/>
               <w:adjustRightInd w:val="0"/>
               <w:snapToGrid w:val="0"/>
-              <w:ind w:left="0" w:leftChars="0" w:right="0" w:rightChars="0" w:firstLine="0" w:firstLineChars="0"/>
+              <w:ind w:left="0" w:right="0" w:firstLine="0" w:leftChars="0" w:rightChars="0" w:firstLineChars="0"/>
               <w:jc w:val="center"/>
               <w:textAlignment w:val="baseline"/>
             </w:pPr>
@@ -1964,7 +1943,7 @@
           </w:tcPr>
           <w:p>
             <w:pPr>
-              <w:pStyle w:val="27"/>
+              <w:pStyle w:val="TableText"/>
               <w:keepNext w:val="0"/>
               <w:keepLines w:val="0"/>
               <w:pageBreakBefore w:val="0"/>
@@ -1977,7 +1956,7 @@
               <w:bidi w:val="0"/>
               <w:adjustRightInd w:val="0"/>
               <w:snapToGrid w:val="0"/>
-              <w:ind w:left="0" w:leftChars="0" w:right="0" w:rightChars="0" w:firstLine="0" w:firstLineChars="0"/>
+              <w:ind w:left="0" w:right="0" w:firstLine="0" w:leftChars="0" w:rightChars="0" w:firstLineChars="0"/>
               <w:jc w:val="center"/>
               <w:textAlignment w:val="baseline"/>
             </w:pPr>
@@ -1989,7 +1968,7 @@
           </w:tcPr>
           <w:p>
             <w:pPr>
-              <w:pStyle w:val="27"/>
+              <w:pStyle w:val="TableText"/>
               <w:keepNext w:val="0"/>
               <w:keepLines w:val="0"/>
               <w:pageBreakBefore w:val="0"/>
@@ -2002,7 +1981,7 @@
               <w:bidi w:val="0"/>
               <w:adjustRightInd w:val="0"/>
               <w:snapToGrid w:val="0"/>
-              <w:ind w:left="0" w:leftChars="0" w:right="0" w:rightChars="0" w:firstLine="0" w:firstLineChars="0"/>
+              <w:ind w:left="0" w:right="0" w:firstLine="0" w:leftChars="0" w:rightChars="0" w:firstLineChars="0"/>
               <w:jc w:val="center"/>
               <w:textAlignment w:val="baseline"/>
             </w:pPr>
@@ -2034,7 +2013,7 @@
     <w:sdt>
       <w:sdtPr>
         <w:rPr>
-          <w:rFonts w:ascii="宋体" w:hAnsi="宋体" w:eastAsia="宋体" w:cs="Arial"/>
+          <w:rFonts w:ascii="宋体" w:eastAsia="宋体" w:hAnsi="宋体" w:cs="Arial"/>
           <w:snapToGrid w:val="0"/>
           <w:color w:val="000000"/>
           <w:kern w:val="0"/>
@@ -2050,7 +2029,7 @@
       </w:sdtPr>
       <w:sdtEndPr>
         <w:rPr>
-          <w:rFonts w:hint="eastAsia" w:ascii="宋体" w:hAnsi="宋体" w:eastAsia="宋体" w:cs="宋体"/>
+          <w:rFonts w:ascii="宋体" w:eastAsia="宋体" w:hAnsi="宋体" w:cs="宋体" w:hint="eastAsia"/>
           <w:snapToGrid w:val="0"/>
           <w:color w:val="000000"/>
           <w:kern w:val="0"/>
@@ -2076,18 +2055,18 @@
             <w:adjustRightInd w:val="0"/>
             <w:snapToGrid w:val="0"/>
             <w:spacing w:before="0" w:beforeLines="0" w:after="0" w:afterLines="0" w:line="240" w:lineRule="auto"/>
-            <w:ind w:left="0" w:leftChars="0" w:right="0" w:rightChars="0" w:firstLine="0" w:firstLineChars="0"/>
+            <w:ind w:left="0" w:right="0" w:firstLine="0" w:leftChars="0" w:rightChars="0" w:firstLineChars="0"/>
             <w:jc w:val="center"/>
             <w:textAlignment w:val="baseline"/>
             <w:rPr>
-              <w:rFonts w:hint="eastAsia" w:ascii="宋体" w:hAnsi="宋体" w:eastAsia="宋体" w:cs="宋体"/>
+              <w:rFonts w:ascii="宋体" w:eastAsia="宋体" w:hAnsi="宋体" w:cs="宋体" w:hint="eastAsia"/>
               <w:sz w:val="24"/>
               <w:szCs w:val="24"/>
             </w:rPr>
           </w:pPr>
           <w:r>
             <w:rPr>
-              <w:rFonts w:hint="eastAsia" w:ascii="宋体" w:hAnsi="宋体" w:eastAsia="宋体" w:cs="宋体"/>
+              <w:rFonts w:ascii="宋体" w:eastAsia="宋体" w:hAnsi="宋体" w:cs="宋体" w:hint="eastAsia"/>
               <w:sz w:val="24"/>
               <w:szCs w:val="24"/>
             </w:rPr>
@@ -2096,14 +2075,14 @@
         </w:p>
         <w:p>
           <w:pPr>
-            <w:pStyle w:val="16"/>
+            <w:pStyle w:val="TOC1"/>
             <w:tabs>
               <w:tab w:val="right" w:leader="dot" w:pos="8306"/>
             </w:tabs>
           </w:pPr>
           <w:r>
             <w:rPr>
-              <w:rFonts w:hint="eastAsia" w:ascii="宋体" w:hAnsi="宋体" w:eastAsia="宋体" w:cs="宋体"/>
+              <w:rFonts w:ascii="宋体" w:eastAsia="宋体" w:hAnsi="宋体" w:cs="宋体" w:hint="eastAsia"/>
               <w:sz w:val="24"/>
               <w:szCs w:val="24"/>
             </w:rPr>
@@ -2111,7 +2090,7 @@
           </w:r>
           <w:r>
             <w:rPr>
-              <w:rFonts w:hint="eastAsia" w:ascii="宋体" w:hAnsi="宋体" w:eastAsia="宋体" w:cs="宋体"/>
+              <w:rFonts w:ascii="宋体" w:eastAsia="宋体" w:hAnsi="宋体" w:cs="宋体" w:hint="eastAsia"/>
               <w:sz w:val="24"/>
               <w:szCs w:val="24"/>
             </w:rPr>
@@ -2119,7 +2098,7 @@
           </w:r>
           <w:r>
             <w:rPr>
-              <w:rFonts w:hint="eastAsia" w:ascii="宋体" w:hAnsi="宋体" w:eastAsia="宋体" w:cs="宋体"/>
+              <w:rFonts w:ascii="宋体" w:eastAsia="宋体" w:hAnsi="宋体" w:cs="宋体" w:hint="eastAsia"/>
               <w:sz w:val="24"/>
               <w:szCs w:val="24"/>
             </w:rPr>
@@ -2127,21 +2106,21 @@
           </w:r>
           <w:r>
             <w:rPr>
-              <w:rFonts w:hint="eastAsia" w:ascii="宋体" w:hAnsi="宋体" w:eastAsia="宋体" w:cs="宋体"/>
+              <w:rFonts w:ascii="宋体" w:eastAsia="宋体" w:hAnsi="宋体" w:cs="宋体" w:hint="eastAsia"/>
               <w:szCs w:val="24"/>
             </w:rPr>
             <w:fldChar w:fldCharType="begin"/>
           </w:r>
           <w:r>
             <w:rPr>
-              <w:rFonts w:hint="eastAsia" w:ascii="宋体" w:hAnsi="宋体" w:eastAsia="宋体" w:cs="宋体"/>
+              <w:rFonts w:ascii="宋体" w:eastAsia="宋体" w:hAnsi="宋体" w:cs="宋体" w:hint="eastAsia"/>
               <w:szCs w:val="24"/>
             </w:rPr>
             <w:instrText xml:space="preserve"> HYPERLINK \l _Toc6734 </w:instrText>
           </w:r>
           <w:r>
             <w:rPr>
-              <w:rFonts w:hint="eastAsia" w:ascii="宋体" w:hAnsi="宋体" w:eastAsia="宋体" w:cs="宋体"/>
+              <w:rFonts w:ascii="宋体" w:eastAsia="宋体" w:hAnsi="宋体" w:cs="宋体" w:hint="eastAsia"/>
               <w:szCs w:val="24"/>
             </w:rPr>
             <w:fldChar w:fldCharType="separate"/>
@@ -2173,7 +2152,7 @@
           </w:r>
           <w:r>
             <w:rPr>
-              <w:rFonts w:hint="eastAsia" w:ascii="宋体" w:hAnsi="宋体" w:eastAsia="宋体" w:cs="宋体"/>
+              <w:rFonts w:ascii="宋体" w:eastAsia="宋体" w:hAnsi="宋体" w:cs="宋体" w:hint="eastAsia"/>
               <w:szCs w:val="24"/>
             </w:rPr>
             <w:fldChar w:fldCharType="end"/>
@@ -2181,28 +2160,28 @@
         </w:p>
         <w:p>
           <w:pPr>
-            <w:pStyle w:val="16"/>
+            <w:pStyle w:val="TOC1"/>
             <w:tabs>
               <w:tab w:val="right" w:leader="dot" w:pos="8306"/>
             </w:tabs>
           </w:pPr>
           <w:r>
             <w:rPr>
-              <w:rFonts w:hint="eastAsia" w:ascii="宋体" w:hAnsi="宋体" w:eastAsia="宋体" w:cs="宋体"/>
+              <w:rFonts w:ascii="宋体" w:eastAsia="宋体" w:hAnsi="宋体" w:cs="宋体" w:hint="eastAsia"/>
               <w:szCs w:val="24"/>
             </w:rPr>
             <w:fldChar w:fldCharType="begin"/>
           </w:r>
           <w:r>
             <w:rPr>
-              <w:rFonts w:hint="eastAsia" w:ascii="宋体" w:hAnsi="宋体" w:eastAsia="宋体" w:cs="宋体"/>
+              <w:rFonts w:ascii="宋体" w:eastAsia="宋体" w:hAnsi="宋体" w:cs="宋体" w:hint="eastAsia"/>
               <w:szCs w:val="24"/>
             </w:rPr>
             <w:instrText xml:space="preserve"> HYPERLINK \l _Toc3252 </w:instrText>
           </w:r>
           <w:r>
             <w:rPr>
-              <w:rFonts w:hint="eastAsia" w:ascii="宋体" w:hAnsi="宋体" w:eastAsia="宋体" w:cs="宋体"/>
+              <w:rFonts w:ascii="宋体" w:eastAsia="宋体" w:hAnsi="宋体" w:cs="宋体" w:hint="eastAsia"/>
               <w:szCs w:val="24"/>
             </w:rPr>
             <w:fldChar w:fldCharType="separate"/>
@@ -2234,7 +2213,7 @@
           </w:r>
           <w:r>
             <w:rPr>
-              <w:rFonts w:hint="eastAsia" w:ascii="宋体" w:hAnsi="宋体" w:eastAsia="宋体" w:cs="宋体"/>
+              <w:rFonts w:ascii="宋体" w:eastAsia="宋体" w:hAnsi="宋体" w:cs="宋体" w:hint="eastAsia"/>
               <w:szCs w:val="24"/>
             </w:rPr>
             <w:fldChar w:fldCharType="end"/>
@@ -2242,28 +2221,28 @@
         </w:p>
         <w:p>
           <w:pPr>
-            <w:pStyle w:val="16"/>
+            <w:pStyle w:val="TOC1"/>
             <w:tabs>
               <w:tab w:val="right" w:leader="dot" w:pos="8306"/>
             </w:tabs>
           </w:pPr>
           <w:r>
             <w:rPr>
-              <w:rFonts w:hint="eastAsia" w:ascii="宋体" w:hAnsi="宋体" w:eastAsia="宋体" w:cs="宋体"/>
+              <w:rFonts w:ascii="宋体" w:eastAsia="宋体" w:hAnsi="宋体" w:cs="宋体" w:hint="eastAsia"/>
               <w:szCs w:val="24"/>
             </w:rPr>
             <w:fldChar w:fldCharType="begin"/>
           </w:r>
           <w:r>
             <w:rPr>
-              <w:rFonts w:hint="eastAsia" w:ascii="宋体" w:hAnsi="宋体" w:eastAsia="宋体" w:cs="宋体"/>
+              <w:rFonts w:ascii="宋体" w:eastAsia="宋体" w:hAnsi="宋体" w:cs="宋体" w:hint="eastAsia"/>
               <w:szCs w:val="24"/>
             </w:rPr>
             <w:instrText xml:space="preserve"> HYPERLINK \l _Toc7278 </w:instrText>
           </w:r>
           <w:r>
             <w:rPr>
-              <w:rFonts w:hint="eastAsia" w:ascii="宋体" w:hAnsi="宋体" w:eastAsia="宋体" w:cs="宋体"/>
+              <w:rFonts w:ascii="宋体" w:eastAsia="宋体" w:hAnsi="宋体" w:cs="宋体" w:hint="eastAsia"/>
               <w:szCs w:val="24"/>
             </w:rPr>
             <w:fldChar w:fldCharType="separate"/>
@@ -2295,7 +2274,7 @@
           </w:r>
           <w:r>
             <w:rPr>
-              <w:rFonts w:hint="eastAsia" w:ascii="宋体" w:hAnsi="宋体" w:eastAsia="宋体" w:cs="宋体"/>
+              <w:rFonts w:ascii="宋体" w:eastAsia="宋体" w:hAnsi="宋体" w:cs="宋体" w:hint="eastAsia"/>
               <w:szCs w:val="24"/>
             </w:rPr>
             <w:fldChar w:fldCharType="end"/>
@@ -2303,28 +2282,28 @@
         </w:p>
         <w:p>
           <w:pPr>
-            <w:pStyle w:val="16"/>
+            <w:pStyle w:val="TOC1"/>
             <w:tabs>
               <w:tab w:val="right" w:leader="dot" w:pos="8306"/>
             </w:tabs>
           </w:pPr>
           <w:r>
             <w:rPr>
-              <w:rFonts w:hint="eastAsia" w:ascii="宋体" w:hAnsi="宋体" w:eastAsia="宋体" w:cs="宋体"/>
+              <w:rFonts w:ascii="宋体" w:eastAsia="宋体" w:hAnsi="宋体" w:cs="宋体" w:hint="eastAsia"/>
               <w:szCs w:val="24"/>
             </w:rPr>
             <w:fldChar w:fldCharType="begin"/>
           </w:r>
           <w:r>
             <w:rPr>
-              <w:rFonts w:hint="eastAsia" w:ascii="宋体" w:hAnsi="宋体" w:eastAsia="宋体" w:cs="宋体"/>
+              <w:rFonts w:ascii="宋体" w:eastAsia="宋体" w:hAnsi="宋体" w:cs="宋体" w:hint="eastAsia"/>
               <w:szCs w:val="24"/>
             </w:rPr>
             <w:instrText xml:space="preserve"> HYPERLINK \l _Toc18731 </w:instrText>
           </w:r>
           <w:r>
             <w:rPr>
-              <w:rFonts w:hint="eastAsia" w:ascii="宋体" w:hAnsi="宋体" w:eastAsia="宋体" w:cs="宋体"/>
+              <w:rFonts w:ascii="宋体" w:eastAsia="宋体" w:hAnsi="宋体" w:cs="宋体" w:hint="eastAsia"/>
               <w:szCs w:val="24"/>
             </w:rPr>
             <w:fldChar w:fldCharType="separate"/>
@@ -2356,7 +2335,7 @@
           </w:r>
           <w:r>
             <w:rPr>
-              <w:rFonts w:hint="eastAsia" w:ascii="宋体" w:hAnsi="宋体" w:eastAsia="宋体" w:cs="宋体"/>
+              <w:rFonts w:ascii="宋体" w:eastAsia="宋体" w:hAnsi="宋体" w:cs="宋体" w:hint="eastAsia"/>
               <w:szCs w:val="24"/>
             </w:rPr>
             <w:fldChar w:fldCharType="end"/>
@@ -2364,28 +2343,28 @@
         </w:p>
         <w:p>
           <w:pPr>
-            <w:pStyle w:val="17"/>
+            <w:pStyle w:val="TOC2"/>
             <w:tabs>
               <w:tab w:val="right" w:leader="dot" w:pos="8306"/>
             </w:tabs>
           </w:pPr>
           <w:r>
             <w:rPr>
-              <w:rFonts w:hint="eastAsia" w:ascii="宋体" w:hAnsi="宋体" w:eastAsia="宋体" w:cs="宋体"/>
+              <w:rFonts w:ascii="宋体" w:eastAsia="宋体" w:hAnsi="宋体" w:cs="宋体" w:hint="eastAsia"/>
               <w:szCs w:val="24"/>
             </w:rPr>
             <w:fldChar w:fldCharType="begin"/>
           </w:r>
           <w:r>
             <w:rPr>
-              <w:rFonts w:hint="eastAsia" w:ascii="宋体" w:hAnsi="宋体" w:eastAsia="宋体" w:cs="宋体"/>
+              <w:rFonts w:ascii="宋体" w:eastAsia="宋体" w:hAnsi="宋体" w:cs="宋体" w:hint="eastAsia"/>
               <w:szCs w:val="24"/>
             </w:rPr>
             <w:instrText xml:space="preserve"> HYPERLINK \l _Toc15654 </w:instrText>
           </w:r>
           <w:r>
             <w:rPr>
-              <w:rFonts w:hint="eastAsia" w:ascii="宋体" w:hAnsi="宋体" w:eastAsia="宋体" w:cs="宋体"/>
+              <w:rFonts w:ascii="宋体" w:eastAsia="宋体" w:hAnsi="宋体" w:cs="宋体" w:hint="eastAsia"/>
               <w:szCs w:val="24"/>
             </w:rPr>
             <w:fldChar w:fldCharType="separate"/>
@@ -2417,7 +2396,7 @@
           </w:r>
           <w:r>
             <w:rPr>
-              <w:rFonts w:hint="eastAsia" w:ascii="宋体" w:hAnsi="宋体" w:eastAsia="宋体" w:cs="宋体"/>
+              <w:rFonts w:ascii="宋体" w:eastAsia="宋体" w:hAnsi="宋体" w:cs="宋体" w:hint="eastAsia"/>
               <w:szCs w:val="24"/>
             </w:rPr>
             <w:fldChar w:fldCharType="end"/>
@@ -2425,28 +2404,28 @@
         </w:p>
         <w:p>
           <w:pPr>
-            <w:pStyle w:val="17"/>
+            <w:pStyle w:val="TOC2"/>
             <w:tabs>
               <w:tab w:val="right" w:leader="dot" w:pos="8306"/>
             </w:tabs>
           </w:pPr>
           <w:r>
             <w:rPr>
-              <w:rFonts w:hint="eastAsia" w:ascii="宋体" w:hAnsi="宋体" w:eastAsia="宋体" w:cs="宋体"/>
+              <w:rFonts w:ascii="宋体" w:eastAsia="宋体" w:hAnsi="宋体" w:cs="宋体" w:hint="eastAsia"/>
               <w:szCs w:val="24"/>
             </w:rPr>
             <w:fldChar w:fldCharType="begin"/>
           </w:r>
           <w:r>
             <w:rPr>
-              <w:rFonts w:hint="eastAsia" w:ascii="宋体" w:hAnsi="宋体" w:eastAsia="宋体" w:cs="宋体"/>
+              <w:rFonts w:ascii="宋体" w:eastAsia="宋体" w:hAnsi="宋体" w:cs="宋体" w:hint="eastAsia"/>
               <w:szCs w:val="24"/>
             </w:rPr>
             <w:instrText xml:space="preserve"> HYPERLINK \l _Toc2262 </w:instrText>
           </w:r>
           <w:r>
             <w:rPr>
-              <w:rFonts w:hint="eastAsia" w:ascii="宋体" w:hAnsi="宋体" w:eastAsia="宋体" w:cs="宋体"/>
+              <w:rFonts w:ascii="宋体" w:eastAsia="宋体" w:hAnsi="宋体" w:cs="宋体" w:hint="eastAsia"/>
               <w:szCs w:val="24"/>
             </w:rPr>
             <w:fldChar w:fldCharType="separate"/>
@@ -2478,7 +2457,7 @@
           </w:r>
           <w:r>
             <w:rPr>
-              <w:rFonts w:hint="eastAsia" w:ascii="宋体" w:hAnsi="宋体" w:eastAsia="宋体" w:cs="宋体"/>
+              <w:rFonts w:ascii="宋体" w:eastAsia="宋体" w:hAnsi="宋体" w:cs="宋体" w:hint="eastAsia"/>
               <w:szCs w:val="24"/>
             </w:rPr>
             <w:fldChar w:fldCharType="end"/>
@@ -2486,28 +2465,28 @@
         </w:p>
         <w:p>
           <w:pPr>
-            <w:pStyle w:val="17"/>
+            <w:pStyle w:val="TOC2"/>
             <w:tabs>
               <w:tab w:val="right" w:leader="dot" w:pos="8306"/>
             </w:tabs>
           </w:pPr>
           <w:r>
             <w:rPr>
-              <w:rFonts w:hint="eastAsia" w:ascii="宋体" w:hAnsi="宋体" w:eastAsia="宋体" w:cs="宋体"/>
+              <w:rFonts w:ascii="宋体" w:eastAsia="宋体" w:hAnsi="宋体" w:cs="宋体" w:hint="eastAsia"/>
               <w:szCs w:val="24"/>
             </w:rPr>
             <w:fldChar w:fldCharType="begin"/>
           </w:r>
           <w:r>
             <w:rPr>
-              <w:rFonts w:hint="eastAsia" w:ascii="宋体" w:hAnsi="宋体" w:eastAsia="宋体" w:cs="宋体"/>
+              <w:rFonts w:ascii="宋体" w:eastAsia="宋体" w:hAnsi="宋体" w:cs="宋体" w:hint="eastAsia"/>
               <w:szCs w:val="24"/>
             </w:rPr>
             <w:instrText xml:space="preserve"> HYPERLINK \l _Toc11348 </w:instrText>
           </w:r>
           <w:r>
             <w:rPr>
-              <w:rFonts w:hint="eastAsia" w:ascii="宋体" w:hAnsi="宋体" w:eastAsia="宋体" w:cs="宋体"/>
+              <w:rFonts w:ascii="宋体" w:eastAsia="宋体" w:hAnsi="宋体" w:cs="宋体" w:hint="eastAsia"/>
               <w:szCs w:val="24"/>
             </w:rPr>
             <w:fldChar w:fldCharType="separate"/>
@@ -2539,7 +2518,7 @@
           </w:r>
           <w:r>
             <w:rPr>
-              <w:rFonts w:hint="eastAsia" w:ascii="宋体" w:hAnsi="宋体" w:eastAsia="宋体" w:cs="宋体"/>
+              <w:rFonts w:ascii="宋体" w:eastAsia="宋体" w:hAnsi="宋体" w:cs="宋体" w:hint="eastAsia"/>
               <w:szCs w:val="24"/>
             </w:rPr>
             <w:fldChar w:fldCharType="end"/>
@@ -2547,28 +2526,28 @@
         </w:p>
         <w:p>
           <w:pPr>
-            <w:pStyle w:val="16"/>
+            <w:pStyle w:val="TOC1"/>
             <w:tabs>
               <w:tab w:val="right" w:leader="dot" w:pos="8306"/>
             </w:tabs>
           </w:pPr>
           <w:r>
             <w:rPr>
-              <w:rFonts w:hint="eastAsia" w:ascii="宋体" w:hAnsi="宋体" w:eastAsia="宋体" w:cs="宋体"/>
+              <w:rFonts w:ascii="宋体" w:eastAsia="宋体" w:hAnsi="宋体" w:cs="宋体" w:hint="eastAsia"/>
               <w:szCs w:val="24"/>
             </w:rPr>
             <w:fldChar w:fldCharType="begin"/>
           </w:r>
           <w:r>
             <w:rPr>
-              <w:rFonts w:hint="eastAsia" w:ascii="宋体" w:hAnsi="宋体" w:eastAsia="宋体" w:cs="宋体"/>
+              <w:rFonts w:ascii="宋体" w:eastAsia="宋体" w:hAnsi="宋体" w:cs="宋体" w:hint="eastAsia"/>
               <w:szCs w:val="24"/>
             </w:rPr>
             <w:instrText xml:space="preserve"> HYPERLINK \l _Toc30175 </w:instrText>
           </w:r>
           <w:r>
             <w:rPr>
-              <w:rFonts w:hint="eastAsia" w:ascii="宋体" w:hAnsi="宋体" w:eastAsia="宋体" w:cs="宋体"/>
+              <w:rFonts w:ascii="宋体" w:eastAsia="宋体" w:hAnsi="宋体" w:cs="宋体" w:hint="eastAsia"/>
               <w:szCs w:val="24"/>
             </w:rPr>
             <w:fldChar w:fldCharType="separate"/>
@@ -2600,7 +2579,7 @@
           </w:r>
           <w:r>
             <w:rPr>
-              <w:rFonts w:hint="eastAsia" w:ascii="宋体" w:hAnsi="宋体" w:eastAsia="宋体" w:cs="宋体"/>
+              <w:rFonts w:ascii="宋体" w:eastAsia="宋体" w:hAnsi="宋体" w:cs="宋体" w:hint="eastAsia"/>
               <w:szCs w:val="24"/>
             </w:rPr>
             <w:fldChar w:fldCharType="end"/>
@@ -2608,28 +2587,28 @@
         </w:p>
         <w:p>
           <w:pPr>
-            <w:pStyle w:val="17"/>
+            <w:pStyle w:val="TOC2"/>
             <w:tabs>
               <w:tab w:val="right" w:leader="dot" w:pos="8306"/>
             </w:tabs>
           </w:pPr>
           <w:r>
             <w:rPr>
-              <w:rFonts w:hint="eastAsia" w:ascii="宋体" w:hAnsi="宋体" w:eastAsia="宋体" w:cs="宋体"/>
+              <w:rFonts w:ascii="宋体" w:eastAsia="宋体" w:hAnsi="宋体" w:cs="宋体" w:hint="eastAsia"/>
               <w:szCs w:val="24"/>
             </w:rPr>
             <w:fldChar w:fldCharType="begin"/>
           </w:r>
           <w:r>
             <w:rPr>
-              <w:rFonts w:hint="eastAsia" w:ascii="宋体" w:hAnsi="宋体" w:eastAsia="宋体" w:cs="宋体"/>
+              <w:rFonts w:ascii="宋体" w:eastAsia="宋体" w:hAnsi="宋体" w:cs="宋体" w:hint="eastAsia"/>
               <w:szCs w:val="24"/>
             </w:rPr>
             <w:instrText xml:space="preserve"> HYPERLINK \l _Toc26140 </w:instrText>
           </w:r>
           <w:r>
             <w:rPr>
-              <w:rFonts w:hint="eastAsia" w:ascii="宋体" w:hAnsi="宋体" w:eastAsia="宋体" w:cs="宋体"/>
+              <w:rFonts w:ascii="宋体" w:eastAsia="宋体" w:hAnsi="宋体" w:cs="宋体" w:hint="eastAsia"/>
               <w:szCs w:val="24"/>
             </w:rPr>
             <w:fldChar w:fldCharType="separate"/>
@@ -2661,7 +2640,7 @@
           </w:r>
           <w:r>
             <w:rPr>
-              <w:rFonts w:hint="eastAsia" w:ascii="宋体" w:hAnsi="宋体" w:eastAsia="宋体" w:cs="宋体"/>
+              <w:rFonts w:ascii="宋体" w:eastAsia="宋体" w:hAnsi="宋体" w:cs="宋体" w:hint="eastAsia"/>
               <w:szCs w:val="24"/>
             </w:rPr>
             <w:fldChar w:fldCharType="end"/>
@@ -2669,28 +2648,28 @@
         </w:p>
         <w:p>
           <w:pPr>
-            <w:pStyle w:val="17"/>
+            <w:pStyle w:val="TOC2"/>
             <w:tabs>
               <w:tab w:val="right" w:leader="dot" w:pos="8306"/>
             </w:tabs>
           </w:pPr>
           <w:r>
             <w:rPr>
-              <w:rFonts w:hint="eastAsia" w:ascii="宋体" w:hAnsi="宋体" w:eastAsia="宋体" w:cs="宋体"/>
+              <w:rFonts w:ascii="宋体" w:eastAsia="宋体" w:hAnsi="宋体" w:cs="宋体" w:hint="eastAsia"/>
               <w:szCs w:val="24"/>
             </w:rPr>
             <w:fldChar w:fldCharType="begin"/>
           </w:r>
           <w:r>
             <w:rPr>
-              <w:rFonts w:hint="eastAsia" w:ascii="宋体" w:hAnsi="宋体" w:eastAsia="宋体" w:cs="宋体"/>
+              <w:rFonts w:ascii="宋体" w:eastAsia="宋体" w:hAnsi="宋体" w:cs="宋体" w:hint="eastAsia"/>
               <w:szCs w:val="24"/>
             </w:rPr>
             <w:instrText xml:space="preserve"> HYPERLINK \l _Toc13304 </w:instrText>
           </w:r>
           <w:r>
             <w:rPr>
-              <w:rFonts w:hint="eastAsia" w:ascii="宋体" w:hAnsi="宋体" w:eastAsia="宋体" w:cs="宋体"/>
+              <w:rFonts w:ascii="宋体" w:eastAsia="宋体" w:hAnsi="宋体" w:cs="宋体" w:hint="eastAsia"/>
               <w:szCs w:val="24"/>
             </w:rPr>
             <w:fldChar w:fldCharType="separate"/>
@@ -2722,7 +2701,7 @@
           </w:r>
           <w:r>
             <w:rPr>
-              <w:rFonts w:hint="eastAsia" w:ascii="宋体" w:hAnsi="宋体" w:eastAsia="宋体" w:cs="宋体"/>
+              <w:rFonts w:ascii="宋体" w:eastAsia="宋体" w:hAnsi="宋体" w:cs="宋体" w:hint="eastAsia"/>
               <w:szCs w:val="24"/>
             </w:rPr>
             <w:fldChar w:fldCharType="end"/>
@@ -2730,28 +2709,28 @@
         </w:p>
         <w:p>
           <w:pPr>
-            <w:pStyle w:val="16"/>
+            <w:pStyle w:val="TOC1"/>
             <w:tabs>
               <w:tab w:val="right" w:leader="dot" w:pos="8306"/>
             </w:tabs>
           </w:pPr>
           <w:r>
             <w:rPr>
-              <w:rFonts w:hint="eastAsia" w:ascii="宋体" w:hAnsi="宋体" w:eastAsia="宋体" w:cs="宋体"/>
+              <w:rFonts w:ascii="宋体" w:eastAsia="宋体" w:hAnsi="宋体" w:cs="宋体" w:hint="eastAsia"/>
               <w:szCs w:val="24"/>
             </w:rPr>
             <w:fldChar w:fldCharType="begin"/>
           </w:r>
           <w:r>
             <w:rPr>
-              <w:rFonts w:hint="eastAsia" w:ascii="宋体" w:hAnsi="宋体" w:eastAsia="宋体" w:cs="宋体"/>
+              <w:rFonts w:ascii="宋体" w:eastAsia="宋体" w:hAnsi="宋体" w:cs="宋体" w:hint="eastAsia"/>
               <w:szCs w:val="24"/>
             </w:rPr>
             <w:instrText xml:space="preserve"> HYPERLINK \l _Toc7967 </w:instrText>
           </w:r>
           <w:r>
             <w:rPr>
-              <w:rFonts w:hint="eastAsia" w:ascii="宋体" w:hAnsi="宋体" w:eastAsia="宋体" w:cs="宋体"/>
+              <w:rFonts w:ascii="宋体" w:eastAsia="宋体" w:hAnsi="宋体" w:cs="宋体" w:hint="eastAsia"/>
               <w:szCs w:val="24"/>
             </w:rPr>
             <w:fldChar w:fldCharType="separate"/>
@@ -2783,7 +2762,7 @@
           </w:r>
           <w:r>
             <w:rPr>
-              <w:rFonts w:hint="eastAsia" w:ascii="宋体" w:hAnsi="宋体" w:eastAsia="宋体" w:cs="宋体"/>
+              <w:rFonts w:ascii="宋体" w:eastAsia="宋体" w:hAnsi="宋体" w:cs="宋体" w:hint="eastAsia"/>
               <w:szCs w:val="24"/>
             </w:rPr>
             <w:fldChar w:fldCharType="end"/>
@@ -2791,28 +2770,28 @@
         </w:p>
         <w:p>
           <w:pPr>
-            <w:pStyle w:val="17"/>
+            <w:pStyle w:val="TOC2"/>
             <w:tabs>
               <w:tab w:val="right" w:leader="dot" w:pos="8306"/>
             </w:tabs>
           </w:pPr>
           <w:r>
             <w:rPr>
-              <w:rFonts w:hint="eastAsia" w:ascii="宋体" w:hAnsi="宋体" w:eastAsia="宋体" w:cs="宋体"/>
+              <w:rFonts w:ascii="宋体" w:eastAsia="宋体" w:hAnsi="宋体" w:cs="宋体" w:hint="eastAsia"/>
               <w:szCs w:val="24"/>
             </w:rPr>
             <w:fldChar w:fldCharType="begin"/>
           </w:r>
           <w:r>
             <w:rPr>
-              <w:rFonts w:hint="eastAsia" w:ascii="宋体" w:hAnsi="宋体" w:eastAsia="宋体" w:cs="宋体"/>
+              <w:rFonts w:ascii="宋体" w:eastAsia="宋体" w:hAnsi="宋体" w:cs="宋体" w:hint="eastAsia"/>
               <w:szCs w:val="24"/>
             </w:rPr>
             <w:instrText xml:space="preserve"> HYPERLINK \l _Toc3622 </w:instrText>
           </w:r>
           <w:r>
             <w:rPr>
-              <w:rFonts w:hint="eastAsia" w:ascii="宋体" w:hAnsi="宋体" w:eastAsia="宋体" w:cs="宋体"/>
+              <w:rFonts w:ascii="宋体" w:eastAsia="宋体" w:hAnsi="宋体" w:cs="宋体" w:hint="eastAsia"/>
               <w:szCs w:val="24"/>
             </w:rPr>
             <w:fldChar w:fldCharType="separate"/>
@@ -2844,7 +2823,7 @@
           </w:r>
           <w:r>
             <w:rPr>
-              <w:rFonts w:hint="eastAsia" w:ascii="宋体" w:hAnsi="宋体" w:eastAsia="宋体" w:cs="宋体"/>
+              <w:rFonts w:ascii="宋体" w:eastAsia="宋体" w:hAnsi="宋体" w:cs="宋体" w:hint="eastAsia"/>
               <w:szCs w:val="24"/>
             </w:rPr>
             <w:fldChar w:fldCharType="end"/>
@@ -2852,28 +2831,28 @@
         </w:p>
         <w:p>
           <w:pPr>
-            <w:pStyle w:val="17"/>
+            <w:pStyle w:val="TOC2"/>
             <w:tabs>
               <w:tab w:val="right" w:leader="dot" w:pos="8306"/>
             </w:tabs>
           </w:pPr>
           <w:r>
             <w:rPr>
-              <w:rFonts w:hint="eastAsia" w:ascii="宋体" w:hAnsi="宋体" w:eastAsia="宋体" w:cs="宋体"/>
+              <w:rFonts w:ascii="宋体" w:eastAsia="宋体" w:hAnsi="宋体" w:cs="宋体" w:hint="eastAsia"/>
               <w:szCs w:val="24"/>
             </w:rPr>
             <w:fldChar w:fldCharType="begin"/>
           </w:r>
           <w:r>
             <w:rPr>
-              <w:rFonts w:hint="eastAsia" w:ascii="宋体" w:hAnsi="宋体" w:eastAsia="宋体" w:cs="宋体"/>
+              <w:rFonts w:ascii="宋体" w:eastAsia="宋体" w:hAnsi="宋体" w:cs="宋体" w:hint="eastAsia"/>
               <w:szCs w:val="24"/>
             </w:rPr>
             <w:instrText xml:space="preserve"> HYPERLINK \l _Toc25484 </w:instrText>
           </w:r>
           <w:r>
             <w:rPr>
-              <w:rFonts w:hint="eastAsia" w:ascii="宋体" w:hAnsi="宋体" w:eastAsia="宋体" w:cs="宋体"/>
+              <w:rFonts w:ascii="宋体" w:eastAsia="宋体" w:hAnsi="宋体" w:cs="宋体" w:hint="eastAsia"/>
               <w:szCs w:val="24"/>
             </w:rPr>
             <w:fldChar w:fldCharType="separate"/>
@@ -2905,7 +2884,7 @@
           </w:r>
           <w:r>
             <w:rPr>
-              <w:rFonts w:hint="eastAsia" w:ascii="宋体" w:hAnsi="宋体" w:eastAsia="宋体" w:cs="宋体"/>
+              <w:rFonts w:ascii="宋体" w:eastAsia="宋体" w:hAnsi="宋体" w:cs="宋体" w:hint="eastAsia"/>
               <w:szCs w:val="24"/>
             </w:rPr>
             <w:fldChar w:fldCharType="end"/>
@@ -2913,28 +2892,28 @@
         </w:p>
         <w:p>
           <w:pPr>
-            <w:pStyle w:val="16"/>
+            <w:pStyle w:val="TOC1"/>
             <w:tabs>
               <w:tab w:val="right" w:leader="dot" w:pos="8306"/>
             </w:tabs>
           </w:pPr>
           <w:r>
             <w:rPr>
-              <w:rFonts w:hint="eastAsia" w:ascii="宋体" w:hAnsi="宋体" w:eastAsia="宋体" w:cs="宋体"/>
+              <w:rFonts w:ascii="宋体" w:eastAsia="宋体" w:hAnsi="宋体" w:cs="宋体" w:hint="eastAsia"/>
               <w:szCs w:val="24"/>
             </w:rPr>
             <w:fldChar w:fldCharType="begin"/>
           </w:r>
           <w:r>
             <w:rPr>
-              <w:rFonts w:hint="eastAsia" w:ascii="宋体" w:hAnsi="宋体" w:eastAsia="宋体" w:cs="宋体"/>
+              <w:rFonts w:ascii="宋体" w:eastAsia="宋体" w:hAnsi="宋体" w:cs="宋体" w:hint="eastAsia"/>
               <w:szCs w:val="24"/>
             </w:rPr>
             <w:instrText xml:space="preserve"> HYPERLINK \l _Toc8215 </w:instrText>
           </w:r>
           <w:r>
             <w:rPr>
-              <w:rFonts w:hint="eastAsia" w:ascii="宋体" w:hAnsi="宋体" w:eastAsia="宋体" w:cs="宋体"/>
+              <w:rFonts w:ascii="宋体" w:eastAsia="宋体" w:hAnsi="宋体" w:cs="宋体" w:hint="eastAsia"/>
               <w:szCs w:val="24"/>
             </w:rPr>
             <w:fldChar w:fldCharType="separate"/>
@@ -2966,7 +2945,7 @@
           </w:r>
           <w:r>
             <w:rPr>
-              <w:rFonts w:hint="eastAsia" w:ascii="宋体" w:hAnsi="宋体" w:eastAsia="宋体" w:cs="宋体"/>
+              <w:rFonts w:ascii="宋体" w:eastAsia="宋体" w:hAnsi="宋体" w:cs="宋体" w:hint="eastAsia"/>
               <w:szCs w:val="24"/>
             </w:rPr>
             <w:fldChar w:fldCharType="end"/>
@@ -2974,28 +2953,28 @@
         </w:p>
         <w:p>
           <w:pPr>
-            <w:pStyle w:val="17"/>
+            <w:pStyle w:val="TOC2"/>
             <w:tabs>
               <w:tab w:val="right" w:leader="dot" w:pos="8306"/>
             </w:tabs>
           </w:pPr>
           <w:r>
             <w:rPr>
-              <w:rFonts w:hint="eastAsia" w:ascii="宋体" w:hAnsi="宋体" w:eastAsia="宋体" w:cs="宋体"/>
+              <w:rFonts w:ascii="宋体" w:eastAsia="宋体" w:hAnsi="宋体" w:cs="宋体" w:hint="eastAsia"/>
               <w:szCs w:val="24"/>
             </w:rPr>
             <w:fldChar w:fldCharType="begin"/>
           </w:r>
           <w:r>
             <w:rPr>
-              <w:rFonts w:hint="eastAsia" w:ascii="宋体" w:hAnsi="宋体" w:eastAsia="宋体" w:cs="宋体"/>
+              <w:rFonts w:ascii="宋体" w:eastAsia="宋体" w:hAnsi="宋体" w:cs="宋体" w:hint="eastAsia"/>
               <w:szCs w:val="24"/>
             </w:rPr>
             <w:instrText xml:space="preserve"> HYPERLINK \l _Toc1965 </w:instrText>
           </w:r>
           <w:r>
             <w:rPr>
-              <w:rFonts w:hint="eastAsia" w:ascii="宋体" w:hAnsi="宋体" w:eastAsia="宋体" w:cs="宋体"/>
+              <w:rFonts w:ascii="宋体" w:eastAsia="宋体" w:hAnsi="宋体" w:cs="宋体" w:hint="eastAsia"/>
               <w:szCs w:val="24"/>
             </w:rPr>
             <w:fldChar w:fldCharType="separate"/>
@@ -3027,7 +3006,7 @@
           </w:r>
           <w:r>
             <w:rPr>
-              <w:rFonts w:hint="eastAsia" w:ascii="宋体" w:hAnsi="宋体" w:eastAsia="宋体" w:cs="宋体"/>
+              <w:rFonts w:ascii="宋体" w:eastAsia="宋体" w:hAnsi="宋体" w:cs="宋体" w:hint="eastAsia"/>
               <w:szCs w:val="24"/>
             </w:rPr>
             <w:fldChar w:fldCharType="end"/>
@@ -3035,28 +3014,28 @@
         </w:p>
         <w:p>
           <w:pPr>
-            <w:pStyle w:val="17"/>
+            <w:pStyle w:val="TOC2"/>
             <w:tabs>
               <w:tab w:val="right" w:leader="dot" w:pos="8306"/>
             </w:tabs>
           </w:pPr>
           <w:r>
             <w:rPr>
-              <w:rFonts w:hint="eastAsia" w:ascii="宋体" w:hAnsi="宋体" w:eastAsia="宋体" w:cs="宋体"/>
+              <w:rFonts w:ascii="宋体" w:eastAsia="宋体" w:hAnsi="宋体" w:cs="宋体" w:hint="eastAsia"/>
               <w:szCs w:val="24"/>
             </w:rPr>
             <w:fldChar w:fldCharType="begin"/>
           </w:r>
           <w:r>
             <w:rPr>
-              <w:rFonts w:hint="eastAsia" w:ascii="宋体" w:hAnsi="宋体" w:eastAsia="宋体" w:cs="宋体"/>
+              <w:rFonts w:ascii="宋体" w:eastAsia="宋体" w:hAnsi="宋体" w:cs="宋体" w:hint="eastAsia"/>
               <w:szCs w:val="24"/>
             </w:rPr>
             <w:instrText xml:space="preserve"> HYPERLINK \l _Toc16122 </w:instrText>
           </w:r>
           <w:r>
             <w:rPr>
-              <w:rFonts w:hint="eastAsia" w:ascii="宋体" w:hAnsi="宋体" w:eastAsia="宋体" w:cs="宋体"/>
+              <w:rFonts w:ascii="宋体" w:eastAsia="宋体" w:hAnsi="宋体" w:cs="宋体" w:hint="eastAsia"/>
               <w:szCs w:val="24"/>
             </w:rPr>
             <w:fldChar w:fldCharType="separate"/>
@@ -3088,7 +3067,7 @@
           </w:r>
           <w:r>
             <w:rPr>
-              <w:rFonts w:hint="eastAsia" w:ascii="宋体" w:hAnsi="宋体" w:eastAsia="宋体" w:cs="宋体"/>
+              <w:rFonts w:ascii="宋体" w:eastAsia="宋体" w:hAnsi="宋体" w:cs="宋体" w:hint="eastAsia"/>
               <w:szCs w:val="24"/>
             </w:rPr>
             <w:fldChar w:fldCharType="end"/>
@@ -3096,28 +3075,28 @@
         </w:p>
         <w:p>
           <w:pPr>
-            <w:pStyle w:val="16"/>
+            <w:pStyle w:val="TOC1"/>
             <w:tabs>
               <w:tab w:val="right" w:leader="dot" w:pos="8306"/>
             </w:tabs>
           </w:pPr>
           <w:r>
             <w:rPr>
-              <w:rFonts w:hint="eastAsia" w:ascii="宋体" w:hAnsi="宋体" w:eastAsia="宋体" w:cs="宋体"/>
+              <w:rFonts w:ascii="宋体" w:eastAsia="宋体" w:hAnsi="宋体" w:cs="宋体" w:hint="eastAsia"/>
               <w:szCs w:val="24"/>
             </w:rPr>
             <w:fldChar w:fldCharType="begin"/>
           </w:r>
           <w:r>
             <w:rPr>
-              <w:rFonts w:hint="eastAsia" w:ascii="宋体" w:hAnsi="宋体" w:eastAsia="宋体" w:cs="宋体"/>
+              <w:rFonts w:ascii="宋体" w:eastAsia="宋体" w:hAnsi="宋体" w:cs="宋体" w:hint="eastAsia"/>
               <w:szCs w:val="24"/>
             </w:rPr>
             <w:instrText xml:space="preserve"> HYPERLINK \l _Toc15829 </w:instrText>
           </w:r>
           <w:r>
             <w:rPr>
-              <w:rFonts w:hint="eastAsia" w:ascii="宋体" w:hAnsi="宋体" w:eastAsia="宋体" w:cs="宋体"/>
+              <w:rFonts w:ascii="宋体" w:eastAsia="宋体" w:hAnsi="宋体" w:cs="宋体" w:hint="eastAsia"/>
               <w:szCs w:val="24"/>
             </w:rPr>
             <w:fldChar w:fldCharType="separate"/>
@@ -3149,7 +3128,7 @@
           </w:r>
           <w:r>
             <w:rPr>
-              <w:rFonts w:hint="eastAsia" w:ascii="宋体" w:hAnsi="宋体" w:eastAsia="宋体" w:cs="宋体"/>
+              <w:rFonts w:ascii="宋体" w:eastAsia="宋体" w:hAnsi="宋体" w:cs="宋体" w:hint="eastAsia"/>
               <w:szCs w:val="24"/>
             </w:rPr>
             <w:fldChar w:fldCharType="end"/>
@@ -3157,28 +3136,28 @@
         </w:p>
         <w:p>
           <w:pPr>
-            <w:pStyle w:val="17"/>
+            <w:pStyle w:val="TOC2"/>
             <w:tabs>
               <w:tab w:val="right" w:leader="dot" w:pos="8306"/>
             </w:tabs>
           </w:pPr>
           <w:r>
             <w:rPr>
-              <w:rFonts w:hint="eastAsia" w:ascii="宋体" w:hAnsi="宋体" w:eastAsia="宋体" w:cs="宋体"/>
+              <w:rFonts w:ascii="宋体" w:eastAsia="宋体" w:hAnsi="宋体" w:cs="宋体" w:hint="eastAsia"/>
               <w:szCs w:val="24"/>
             </w:rPr>
             <w:fldChar w:fldCharType="begin"/>
           </w:r>
           <w:r>
             <w:rPr>
-              <w:rFonts w:hint="eastAsia" w:ascii="宋体" w:hAnsi="宋体" w:eastAsia="宋体" w:cs="宋体"/>
+              <w:rFonts w:ascii="宋体" w:eastAsia="宋体" w:hAnsi="宋体" w:cs="宋体" w:hint="eastAsia"/>
               <w:szCs w:val="24"/>
             </w:rPr>
             <w:instrText xml:space="preserve"> HYPERLINK \l _Toc17963 </w:instrText>
           </w:r>
           <w:r>
             <w:rPr>
-              <w:rFonts w:hint="eastAsia" w:ascii="宋体" w:hAnsi="宋体" w:eastAsia="宋体" w:cs="宋体"/>
+              <w:rFonts w:ascii="宋体" w:eastAsia="宋体" w:hAnsi="宋体" w:cs="宋体" w:hint="eastAsia"/>
               <w:szCs w:val="24"/>
             </w:rPr>
             <w:fldChar w:fldCharType="separate"/>
@@ -3210,7 +3189,7 @@
           </w:r>
           <w:r>
             <w:rPr>
-              <w:rFonts w:hint="eastAsia" w:ascii="宋体" w:hAnsi="宋体" w:eastAsia="宋体" w:cs="宋体"/>
+              <w:rFonts w:ascii="宋体" w:eastAsia="宋体" w:hAnsi="宋体" w:cs="宋体" w:hint="eastAsia"/>
               <w:szCs w:val="24"/>
             </w:rPr>
             <w:fldChar w:fldCharType="end"/>
@@ -3218,28 +3197,28 @@
         </w:p>
         <w:p>
           <w:pPr>
-            <w:pStyle w:val="17"/>
+            <w:pStyle w:val="TOC2"/>
             <w:tabs>
               <w:tab w:val="right" w:leader="dot" w:pos="8306"/>
             </w:tabs>
           </w:pPr>
           <w:r>
             <w:rPr>
-              <w:rFonts w:hint="eastAsia" w:ascii="宋体" w:hAnsi="宋体" w:eastAsia="宋体" w:cs="宋体"/>
+              <w:rFonts w:ascii="宋体" w:eastAsia="宋体" w:hAnsi="宋体" w:cs="宋体" w:hint="eastAsia"/>
               <w:szCs w:val="24"/>
             </w:rPr>
             <w:fldChar w:fldCharType="begin"/>
           </w:r>
           <w:r>
             <w:rPr>
-              <w:rFonts w:hint="eastAsia" w:ascii="宋体" w:hAnsi="宋体" w:eastAsia="宋体" w:cs="宋体"/>
+              <w:rFonts w:ascii="宋体" w:eastAsia="宋体" w:hAnsi="宋体" w:cs="宋体" w:hint="eastAsia"/>
               <w:szCs w:val="24"/>
             </w:rPr>
             <w:instrText xml:space="preserve"> HYPERLINK \l _Toc1253 </w:instrText>
           </w:r>
           <w:r>
             <w:rPr>
-              <w:rFonts w:hint="eastAsia" w:ascii="宋体" w:hAnsi="宋体" w:eastAsia="宋体" w:cs="宋体"/>
+              <w:rFonts w:ascii="宋体" w:eastAsia="宋体" w:hAnsi="宋体" w:cs="宋体" w:hint="eastAsia"/>
               <w:szCs w:val="24"/>
             </w:rPr>
             <w:fldChar w:fldCharType="separate"/>
@@ -3271,7 +3250,7 @@
           </w:r>
           <w:r>
             <w:rPr>
-              <w:rFonts w:hint="eastAsia" w:ascii="宋体" w:hAnsi="宋体" w:eastAsia="宋体" w:cs="宋体"/>
+              <w:rFonts w:ascii="宋体" w:eastAsia="宋体" w:hAnsi="宋体" w:cs="宋体" w:hint="eastAsia"/>
               <w:szCs w:val="24"/>
             </w:rPr>
             <w:fldChar w:fldCharType="end"/>
@@ -3294,7 +3273,7 @@
             <w:snapToGrid w:val="0"/>
             <w:textAlignment w:val="baseline"/>
             <w:rPr>
-              <w:rFonts w:hint="eastAsia" w:ascii="宋体" w:hAnsi="宋体" w:eastAsia="宋体" w:cs="宋体"/>
+              <w:rFonts w:ascii="宋体" w:eastAsia="宋体" w:hAnsi="宋体" w:cs="宋体" w:hint="eastAsia"/>
               <w:snapToGrid w:val="0"/>
               <w:color w:val="000000"/>
               <w:kern w:val="0"/>
@@ -3305,7 +3284,7 @@
           </w:pPr>
           <w:r>
             <w:rPr>
-              <w:rFonts w:hint="eastAsia" w:ascii="宋体" w:hAnsi="宋体" w:eastAsia="宋体" w:cs="宋体"/>
+              <w:rFonts w:ascii="宋体" w:eastAsia="宋体" w:hAnsi="宋体" w:cs="宋体" w:hint="eastAsia"/>
               <w:szCs w:val="24"/>
             </w:rPr>
             <w:fldChar w:fldCharType="end"/>
@@ -3330,7 +3309,7 @@
         <w:snapToGrid w:val="0"/>
         <w:textAlignment w:val="baseline"/>
         <w:rPr>
-          <w:rFonts w:ascii="Arial" w:hAnsi="Arial" w:eastAsia="Arial" w:cs="Arial"/>
+          <w:rFonts w:ascii="Arial" w:eastAsia="Arial" w:hAnsi="Arial" w:cs="Arial"/>
           <w:snapToGrid w:val="0"/>
           <w:color w:val="000000"/>
           <w:kern w:val="0"/>
@@ -3341,7 +3320,7 @@
       </w:pPr>
       <w:r>
         <w:rPr>
-          <w:rFonts w:ascii="Arial" w:hAnsi="Arial" w:eastAsia="Arial" w:cs="Arial"/>
+          <w:rFonts w:ascii="Arial" w:eastAsia="Arial" w:hAnsi="Arial" w:cs="Arial"/>
           <w:snapToGrid w:val="0"/>
           <w:color w:val="000000"/>
           <w:kern w:val="0"/>
@@ -3354,7 +3333,7 @@
     </w:p>
     <w:p>
       <w:pPr>
-        <w:pStyle w:val="28"/>
+        <w:pStyle w:val="1"/>
         <w:bidi w:val="0"/>
         <w:rPr>
           <w:rFonts w:hint="default"/>
@@ -3373,7 +3352,7 @@
     </w:p>
     <w:p>
       <w:pPr>
-        <w:pStyle w:val="30"/>
+        <w:pStyle w:val="2"/>
         <w:bidi w:val="0"/>
         <w:rPr>
           <w:rFonts w:hint="default"/>
@@ -3392,7 +3371,7 @@
     </w:p>
     <w:p>
       <w:pPr>
-        <w:pStyle w:val="29"/>
+        <w:pStyle w:val="a1"/>
         <w:bidi w:val="0"/>
         <w:rPr>
           <w:rFonts w:hint="default"/>
@@ -3409,7 +3388,7 @@
     </w:p>
     <w:p>
       <w:pPr>
-        <w:pStyle w:val="29"/>
+        <w:pStyle w:val="a1"/>
         <w:bidi w:val="0"/>
         <w:rPr>
           <w:rFonts w:hint="default"/>
@@ -3426,7 +3405,7 @@
     </w:p>
     <w:p>
       <w:pPr>
-        <w:pStyle w:val="29"/>
+        <w:pStyle w:val="a1"/>
         <w:bidi w:val="0"/>
         <w:rPr>
           <w:rFonts w:hint="default"/>
@@ -3443,7 +3422,7 @@
     </w:p>
     <w:p>
       <w:pPr>
-        <w:pStyle w:val="29"/>
+        <w:pStyle w:val="a1"/>
         <w:bidi w:val="0"/>
         <w:rPr>
           <w:rFonts w:hint="default"/>
@@ -3460,7 +3439,7 @@
     </w:p>
     <w:p>
       <w:pPr>
-        <w:pStyle w:val="29"/>
+        <w:pStyle w:val="a1"/>
         <w:bidi w:val="0"/>
         <w:rPr>
           <w:rFonts w:hint="default"/>
@@ -3477,7 +3456,7 @@
     </w:p>
     <w:p>
       <w:pPr>
-        <w:pStyle w:val="30"/>
+        <w:pStyle w:val="2"/>
         <w:bidi w:val="0"/>
         <w:rPr>
           <w:rFonts w:hint="default"/>
@@ -3496,7 +3475,7 @@
     </w:p>
     <w:p>
       <w:pPr>
-        <w:pStyle w:val="29"/>
+        <w:pStyle w:val="a1"/>
         <w:bidi w:val="0"/>
         <w:rPr>
           <w:rFonts w:hint="default"/>
@@ -3513,7 +3492,7 @@
     </w:p>
     <w:p>
       <w:pPr>
-        <w:pStyle w:val="29"/>
+        <w:pStyle w:val="a1"/>
         <w:bidi w:val="0"/>
         <w:rPr>
           <w:rFonts w:hint="default"/>
@@ -3530,7 +3509,7 @@
     </w:p>
     <w:p>
       <w:pPr>
-        <w:pStyle w:val="30"/>
+        <w:pStyle w:val="2"/>
         <w:bidi w:val="0"/>
         <w:rPr>
           <w:rFonts w:hint="default"/>
@@ -3549,7 +3528,7 @@
     </w:p>
     <w:p>
       <w:pPr>
-        <w:pStyle w:val="29"/>
+        <w:pStyle w:val="a1"/>
         <w:bidi w:val="0"/>
         <w:rPr>
           <w:rFonts w:hint="default"/>
@@ -3594,7 +3573,7 @@
     </w:p>
     <w:p>
       <w:pPr>
-        <w:pStyle w:val="29"/>
+        <w:pStyle w:val="a1"/>
         <w:bidi w:val="0"/>
         <w:rPr>
           <w:rFonts w:hint="default"/>
@@ -3611,7 +3590,7 @@
     </w:p>
     <w:p>
       <w:pPr>
-        <w:pStyle w:val="29"/>
+        <w:pStyle w:val="a1"/>
         <w:bidi w:val="0"/>
         <w:rPr>
           <w:rFonts w:hint="default"/>
@@ -3628,7 +3607,7 @@
     </w:p>
     <w:p>
       <w:pPr>
-        <w:pStyle w:val="29"/>
+        <w:pStyle w:val="a1"/>
         <w:bidi w:val="0"/>
         <w:rPr>
           <w:rFonts w:hint="default"/>
@@ -3645,7 +3624,7 @@
     </w:p>
     <w:p>
       <w:pPr>
-        <w:pStyle w:val="28"/>
+        <w:pStyle w:val="1"/>
         <w:bidi w:val="0"/>
         <w:rPr>
           <w:rFonts w:hint="default"/>
@@ -3664,7 +3643,7 @@
     </w:p>
     <w:p>
       <w:pPr>
-        <w:pStyle w:val="29"/>
+        <w:pStyle w:val="a1"/>
         <w:bidi w:val="0"/>
         <w:rPr>
           <w:rFonts w:hint="default"/>
@@ -3681,7 +3660,7 @@
     </w:p>
     <w:p>
       <w:pPr>
-        <w:pStyle w:val="30"/>
+        <w:pStyle w:val="2"/>
         <w:bidi w:val="0"/>
         <w:rPr>
           <w:rFonts w:hint="default"/>
@@ -3700,19 +3679,18 @@
     </w:p>
     <w:tbl>
       <w:tblPr>
-        <w:tblStyle w:val="20"/>
+        <w:tblStyle w:val="TableNormal"/>
         <w:tblW w:w="7676" w:type="dxa"/>
         <w:jc w:val="center"/>
         <w:tblBorders>
-          <w:top w:val="single" w:color="auto" w:sz="4" w:space="0"/>
-          <w:left w:val="single" w:color="auto" w:sz="4" w:space="0"/>
-          <w:bottom w:val="single" w:color="auto" w:sz="4" w:space="0"/>
-          <w:right w:val="single" w:color="auto" w:sz="4" w:space="0"/>
-          <w:insideH w:val="single" w:color="auto" w:sz="4" w:space="0"/>
-          <w:insideV w:val="single" w:color="auto" w:sz="4" w:space="0"/>
+          <w:top w:val="single" w:sz="4" w:space="0" w:color="auto"/>
+          <w:left w:val="single" w:sz="4" w:space="0" w:color="auto"/>
+          <w:bottom w:val="single" w:sz="4" w:space="0" w:color="auto"/>
+          <w:right w:val="single" w:sz="4" w:space="0" w:color="auto"/>
+          <w:insideH w:val="single" w:sz="4" w:space="0" w:color="auto"/>
+          <w:insideV w:val="single" w:sz="4" w:space="0" w:color="auto"/>
         </w:tblBorders>
         <w:shd w:val="clear" w:color="auto" w:fill="auto"/>
-        <w:tblLayout w:type="autofit"/>
         <w:tblCellMar>
           <w:top w:w="15" w:type="dxa"/>
           <w:left w:w="15" w:type="dxa"/>
@@ -3727,13 +3705,15 @@
       </w:tblGrid>
       <w:tr>
         <w:tblPrEx>
+          <w:tblW w:w="7676" w:type="dxa"/>
+          <w:jc w:val="center"/>
           <w:tblBorders>
-            <w:top w:val="single" w:color="auto" w:sz="4" w:space="0"/>
-            <w:left w:val="single" w:color="auto" w:sz="4" w:space="0"/>
-            <w:bottom w:val="single" w:color="auto" w:sz="4" w:space="0"/>
-            <w:right w:val="single" w:color="auto" w:sz="4" w:space="0"/>
-            <w:insideH w:val="single" w:color="auto" w:sz="4" w:space="0"/>
-            <w:insideV w:val="single" w:color="auto" w:sz="4" w:space="0"/>
+            <w:top w:val="single" w:sz="4" w:space="0" w:color="auto"/>
+            <w:left w:val="single" w:sz="4" w:space="0" w:color="auto"/>
+            <w:bottom w:val="single" w:sz="4" w:space="0" w:color="auto"/>
+            <w:right w:val="single" w:sz="4" w:space="0" w:color="auto"/>
+            <w:insideH w:val="single" w:sz="4" w:space="0" w:color="auto"/>
+            <w:insideV w:val="single" w:sz="4" w:space="0" w:color="auto"/>
           </w:tblBorders>
           <w:shd w:val="clear" w:color="auto" w:fill="auto"/>
           <w:tblCellMar>
@@ -3744,7 +3724,7 @@
           </w:tblCellMar>
         </w:tblPrEx>
         <w:trPr>
-          <w:trHeight w:val="0" w:hRule="atLeast"/>
+          <w:trHeight w:val="0"/>
           <w:tblHeader/>
           <w:jc w:val="center"/>
         </w:trPr>
@@ -3752,10 +3732,10 @@
           <w:tcPr>
             <w:tcW w:w="1777" w:type="dxa"/>
             <w:tcBorders>
-              <w:top w:val="single" w:color="auto" w:sz="12" w:space="0"/>
-              <w:left w:val="single" w:color="auto" w:sz="12" w:space="0"/>
-              <w:bottom w:val="single" w:color="auto" w:sz="4" w:space="0"/>
-              <w:right w:val="single" w:color="auto" w:sz="4" w:space="0"/>
+              <w:top w:val="single" w:sz="12" w:space="0" w:color="auto"/>
+              <w:left w:val="single" w:sz="12" w:space="0" w:color="auto"/>
+              <w:bottom w:val="single" w:sz="4" w:space="0" w:color="auto"/>
+              <w:right w:val="single" w:sz="4" w:space="0" w:color="auto"/>
             </w:tcBorders>
             <w:shd w:val="clear" w:color="auto" w:fill="auto"/>
             <w:tcMar>
@@ -3774,10 +3754,10 @@
               <w:suppressLineNumbers w:val="0"/>
               <w:snapToGrid w:val="0"/>
               <w:spacing w:line="240" w:lineRule="auto"/>
-              <w:ind w:left="0" w:leftChars="0" w:right="0" w:rightChars="0" w:firstLine="0" w:firstLineChars="0"/>
+              <w:ind w:left="0" w:right="0" w:firstLine="0" w:leftChars="0" w:rightChars="0" w:firstLineChars="0"/>
               <w:jc w:val="center"/>
               <w:rPr>
-                <w:rFonts w:ascii="Segoe UI" w:hAnsi="Segoe UI" w:eastAsia="Segoe UI" w:cs="Segoe UI"/>
+                <w:rFonts w:ascii="Segoe UI" w:eastAsia="Segoe UI" w:hAnsi="Segoe UI" w:cs="Segoe UI"/>
                 <w:b/>
                 <w:i w:val="0"/>
                 <w:iCs w:val="0"/>
@@ -3790,7 +3770,7 @@
             </w:pPr>
             <w:r>
               <w:rPr>
-                <w:rFonts w:hint="default" w:ascii="Segoe UI" w:hAnsi="Segoe UI" w:eastAsia="Segoe UI" w:cs="Segoe UI"/>
+                <w:rFonts w:ascii="Segoe UI" w:eastAsia="Segoe UI" w:hAnsi="Segoe UI" w:cs="Segoe UI" w:hint="default"/>
                 <w:b/>
                 <w:i w:val="0"/>
                 <w:iCs w:val="0"/>
@@ -3801,7 +3781,7 @@
                 <w:kern w:val="0"/>
                 <w:sz w:val="18"/>
                 <w:szCs w:val="18"/>
-                <w:lang w:val="en-US" w:eastAsia="zh-CN" w:bidi="ar"/>
+                <w:lang w:val="en-US" w:eastAsia="zh-CN"/>
               </w:rPr>
               <w:t>角色</w:t>
             </w:r>
@@ -3811,10 +3791,10 @@
           <w:tcPr>
             <w:tcW w:w="2032" w:type="dxa"/>
             <w:tcBorders>
-              <w:top w:val="single" w:color="auto" w:sz="12" w:space="0"/>
-              <w:left w:val="single" w:color="auto" w:sz="4" w:space="0"/>
-              <w:bottom w:val="single" w:color="auto" w:sz="4" w:space="0"/>
-              <w:right w:val="single" w:color="auto" w:sz="4" w:space="0"/>
+              <w:top w:val="single" w:sz="12" w:space="0" w:color="auto"/>
+              <w:left w:val="single" w:sz="4" w:space="0" w:color="auto"/>
+              <w:bottom w:val="single" w:sz="4" w:space="0" w:color="auto"/>
+              <w:right w:val="single" w:sz="4" w:space="0" w:color="auto"/>
             </w:tcBorders>
             <w:shd w:val="clear" w:color="auto" w:fill="auto"/>
             <w:tcMar>
@@ -3833,10 +3813,10 @@
               <w:suppressLineNumbers w:val="0"/>
               <w:snapToGrid w:val="0"/>
               <w:spacing w:line="240" w:lineRule="auto"/>
-              <w:ind w:left="0" w:leftChars="0" w:right="0" w:rightChars="0" w:firstLine="0" w:firstLineChars="0"/>
+              <w:ind w:left="0" w:right="0" w:firstLine="0" w:leftChars="0" w:rightChars="0" w:firstLineChars="0"/>
               <w:jc w:val="center"/>
               <w:rPr>
-                <w:rFonts w:hint="default" w:ascii="Segoe UI" w:hAnsi="Segoe UI" w:eastAsia="Segoe UI" w:cs="Segoe UI"/>
+                <w:rFonts w:ascii="Segoe UI" w:eastAsia="Segoe UI" w:hAnsi="Segoe UI" w:cs="Segoe UI" w:hint="default"/>
                 <w:b/>
                 <w:i w:val="0"/>
                 <w:iCs w:val="0"/>
@@ -3849,7 +3829,7 @@
             </w:pPr>
             <w:r>
               <w:rPr>
-                <w:rFonts w:hint="default" w:ascii="Segoe UI" w:hAnsi="Segoe UI" w:eastAsia="Segoe UI" w:cs="Segoe UI"/>
+                <w:rFonts w:ascii="Segoe UI" w:eastAsia="Segoe UI" w:hAnsi="Segoe UI" w:cs="Segoe UI" w:hint="default"/>
                 <w:b/>
                 <w:i w:val="0"/>
                 <w:iCs w:val="0"/>
@@ -3860,7 +3840,7 @@
                 <w:kern w:val="0"/>
                 <w:sz w:val="18"/>
                 <w:szCs w:val="18"/>
-                <w:lang w:val="en-US" w:eastAsia="zh-CN" w:bidi="ar"/>
+                <w:lang w:val="en-US" w:eastAsia="zh-CN"/>
               </w:rPr>
               <w:t>岗位</w:t>
             </w:r>
@@ -3870,10 +3850,10 @@
           <w:tcPr>
             <w:tcW w:w="3867" w:type="dxa"/>
             <w:tcBorders>
-              <w:top w:val="single" w:color="auto" w:sz="12" w:space="0"/>
-              <w:left w:val="single" w:color="auto" w:sz="4" w:space="0"/>
-              <w:bottom w:val="single" w:color="auto" w:sz="4" w:space="0"/>
-              <w:right w:val="single" w:color="auto" w:sz="12" w:space="0"/>
+              <w:top w:val="single" w:sz="12" w:space="0" w:color="auto"/>
+              <w:left w:val="single" w:sz="4" w:space="0" w:color="auto"/>
+              <w:bottom w:val="single" w:sz="4" w:space="0" w:color="auto"/>
+              <w:right w:val="single" w:sz="12" w:space="0" w:color="auto"/>
             </w:tcBorders>
             <w:shd w:val="clear" w:color="auto" w:fill="auto"/>
             <w:tcMar>
@@ -3892,10 +3872,10 @@
               <w:suppressLineNumbers w:val="0"/>
               <w:snapToGrid w:val="0"/>
               <w:spacing w:line="240" w:lineRule="auto"/>
-              <w:ind w:left="0" w:leftChars="0" w:right="0" w:rightChars="0" w:firstLine="0" w:firstLineChars="0"/>
+              <w:ind w:left="0" w:right="0" w:firstLine="0" w:leftChars="0" w:rightChars="0" w:firstLineChars="0"/>
               <w:jc w:val="center"/>
               <w:rPr>
-                <w:rFonts w:hint="default" w:ascii="Segoe UI" w:hAnsi="Segoe UI" w:eastAsia="Segoe UI" w:cs="Segoe UI"/>
+                <w:rFonts w:ascii="Segoe UI" w:eastAsia="Segoe UI" w:hAnsi="Segoe UI" w:cs="Segoe UI" w:hint="default"/>
                 <w:b/>
                 <w:i w:val="0"/>
                 <w:iCs w:val="0"/>
@@ -3908,7 +3888,7 @@
             </w:pPr>
             <w:r>
               <w:rPr>
-                <w:rFonts w:hint="default" w:ascii="Segoe UI" w:hAnsi="Segoe UI" w:eastAsia="Segoe UI" w:cs="Segoe UI"/>
+                <w:rFonts w:ascii="Segoe UI" w:eastAsia="Segoe UI" w:hAnsi="Segoe UI" w:cs="Segoe UI" w:hint="default"/>
                 <w:b/>
                 <w:i w:val="0"/>
                 <w:iCs w:val="0"/>
@@ -3919,7 +3899,7 @@
                 <w:kern w:val="0"/>
                 <w:sz w:val="18"/>
                 <w:szCs w:val="18"/>
-                <w:lang w:val="en-US" w:eastAsia="zh-CN" w:bidi="ar"/>
+                <w:lang w:val="en-US" w:eastAsia="zh-CN"/>
               </w:rPr>
               <w:t>主要职责</w:t>
             </w:r>
@@ -3928,14 +3908,9 @@
       </w:tr>
       <w:tr>
         <w:tblPrEx>
-          <w:tblBorders>
-            <w:top w:val="single" w:color="auto" w:sz="4" w:space="0"/>
-            <w:left w:val="single" w:color="auto" w:sz="4" w:space="0"/>
-            <w:bottom w:val="single" w:color="auto" w:sz="4" w:space="0"/>
-            <w:right w:val="single" w:color="auto" w:sz="4" w:space="0"/>
-            <w:insideH w:val="single" w:color="auto" w:sz="4" w:space="0"/>
-            <w:insideV w:val="single" w:color="auto" w:sz="4" w:space="0"/>
-          </w:tblBorders>
+          <w:tblW w:w="7676" w:type="dxa"/>
+          <w:jc w:val="center"/>
+          <w:shd w:val="clear" w:color="auto" w:fill="auto"/>
           <w:tblCellMar>
             <w:top w:w="15" w:type="dxa"/>
             <w:left w:w="15" w:type="dxa"/>
@@ -3944,17 +3919,17 @@
           </w:tblCellMar>
         </w:tblPrEx>
         <w:trPr>
-          <w:trHeight w:val="0" w:hRule="atLeast"/>
+          <w:trHeight w:val="0"/>
           <w:jc w:val="center"/>
         </w:trPr>
         <w:tc>
           <w:tcPr>
             <w:tcW w:w="1777" w:type="dxa"/>
             <w:tcBorders>
-              <w:top w:val="single" w:color="auto" w:sz="4" w:space="0"/>
-              <w:left w:val="single" w:color="auto" w:sz="12" w:space="0"/>
-              <w:bottom w:val="single" w:color="auto" w:sz="4" w:space="0"/>
-              <w:right w:val="single" w:color="auto" w:sz="4" w:space="0"/>
+              <w:top w:val="single" w:sz="4" w:space="0" w:color="auto"/>
+              <w:left w:val="single" w:sz="12" w:space="0" w:color="auto"/>
+              <w:bottom w:val="single" w:sz="4" w:space="0" w:color="auto"/>
+              <w:right w:val="single" w:sz="4" w:space="0" w:color="auto"/>
             </w:tcBorders>
             <w:shd w:val="clear" w:color="auto" w:fill="auto"/>
             <w:tcMar>
@@ -3973,10 +3948,10 @@
               <w:suppressLineNumbers w:val="0"/>
               <w:snapToGrid w:val="0"/>
               <w:spacing w:line="240" w:lineRule="auto"/>
-              <w:ind w:left="0" w:leftChars="0" w:right="0" w:rightChars="0" w:firstLine="0" w:firstLineChars="0"/>
+              <w:ind w:left="0" w:right="0" w:firstLine="0" w:leftChars="0" w:rightChars="0" w:firstLineChars="0"/>
               <w:jc w:val="left"/>
               <w:rPr>
-                <w:rFonts w:hint="default" w:ascii="Segoe UI" w:hAnsi="Segoe UI" w:eastAsia="Segoe UI" w:cs="Segoe UI"/>
+                <w:rFonts w:ascii="Segoe UI" w:eastAsia="Segoe UI" w:hAnsi="Segoe UI" w:cs="Segoe UI" w:hint="default"/>
                 <w:i w:val="0"/>
                 <w:iCs w:val="0"/>
                 <w:caps w:val="0"/>
@@ -3988,8 +3963,8 @@
             </w:pPr>
             <w:r>
               <w:rPr>
-                <w:rStyle w:val="23"/>
-                <w:rFonts w:hint="default" w:ascii="Segoe UI" w:hAnsi="Segoe UI" w:eastAsia="Segoe UI" w:cs="Segoe UI"/>
+                <w:rStyle w:val="Strong"/>
+                <w:rFonts w:ascii="Segoe UI" w:eastAsia="Segoe UI" w:hAnsi="Segoe UI" w:cs="Segoe UI" w:hint="default"/>
                 <w:b/>
                 <w:bCs/>
                 <w:i w:val="0"/>
@@ -4001,7 +3976,7 @@
                 <w:kern w:val="0"/>
                 <w:sz w:val="18"/>
                 <w:szCs w:val="18"/>
-                <w:lang w:val="en-US" w:eastAsia="zh-CN" w:bidi="ar"/>
+                <w:lang w:val="en-US" w:eastAsia="zh-CN"/>
               </w:rPr>
               <w:t>指挥长</w:t>
             </w:r>
@@ -4011,10 +3986,10 @@
           <w:tcPr>
             <w:tcW w:w="2032" w:type="dxa"/>
             <w:tcBorders>
-              <w:top w:val="single" w:color="auto" w:sz="4" w:space="0"/>
-              <w:left w:val="single" w:color="auto" w:sz="4" w:space="0"/>
-              <w:bottom w:val="single" w:color="auto" w:sz="4" w:space="0"/>
-              <w:right w:val="single" w:color="auto" w:sz="4" w:space="0"/>
+              <w:top w:val="single" w:sz="4" w:space="0" w:color="auto"/>
+              <w:left w:val="single" w:sz="4" w:space="0" w:color="auto"/>
+              <w:bottom w:val="single" w:sz="4" w:space="0" w:color="auto"/>
+              <w:right w:val="single" w:sz="4" w:space="0" w:color="auto"/>
             </w:tcBorders>
             <w:shd w:val="clear" w:color="auto" w:fill="auto"/>
             <w:tcMar>
@@ -4033,10 +4008,10 @@
               <w:suppressLineNumbers w:val="0"/>
               <w:snapToGrid w:val="0"/>
               <w:spacing w:line="240" w:lineRule="auto"/>
-              <w:ind w:left="0" w:leftChars="0" w:right="0" w:rightChars="0" w:firstLine="0" w:firstLineChars="0"/>
+              <w:ind w:left="0" w:right="0" w:firstLine="0" w:leftChars="0" w:rightChars="0" w:firstLineChars="0"/>
               <w:jc w:val="left"/>
               <w:rPr>
-                <w:rFonts w:hint="default" w:ascii="Segoe UI" w:hAnsi="Segoe UI" w:eastAsia="Segoe UI" w:cs="Segoe UI"/>
+                <w:rFonts w:ascii="Segoe UI" w:eastAsia="Segoe UI" w:hAnsi="Segoe UI" w:cs="Segoe UI" w:hint="default"/>
                 <w:i w:val="0"/>
                 <w:iCs w:val="0"/>
                 <w:caps w:val="0"/>
@@ -4048,7 +4023,7 @@
             </w:pPr>
             <w:r>
               <w:rPr>
-                <w:rFonts w:hint="default" w:ascii="Segoe UI" w:hAnsi="Segoe UI" w:eastAsia="Segoe UI" w:cs="Segoe UI"/>
+                <w:rFonts w:ascii="Segoe UI" w:eastAsia="Segoe UI" w:hAnsi="Segoe UI" w:cs="Segoe UI" w:hint="default"/>
                 <w:i w:val="0"/>
                 <w:iCs w:val="0"/>
                 <w:caps w:val="0"/>
@@ -4058,7 +4033,7 @@
                 <w:kern w:val="0"/>
                 <w:sz w:val="18"/>
                 <w:szCs w:val="18"/>
-                <w:lang w:val="en-US" w:eastAsia="zh-CN" w:bidi="ar"/>
+                <w:lang w:val="en-US" w:eastAsia="zh-CN"/>
               </w:rPr>
               <w:t>数智运营部经理</w:t>
             </w:r>
@@ -4068,10 +4043,10 @@
           <w:tcPr>
             <w:tcW w:w="3867" w:type="dxa"/>
             <w:tcBorders>
-              <w:top w:val="single" w:color="auto" w:sz="4" w:space="0"/>
-              <w:left w:val="single" w:color="auto" w:sz="4" w:space="0"/>
-              <w:bottom w:val="single" w:color="auto" w:sz="4" w:space="0"/>
-              <w:right w:val="single" w:color="auto" w:sz="12" w:space="0"/>
+              <w:top w:val="single" w:sz="4" w:space="0" w:color="auto"/>
+              <w:left w:val="single" w:sz="4" w:space="0" w:color="auto"/>
+              <w:bottom w:val="single" w:sz="4" w:space="0" w:color="auto"/>
+              <w:right w:val="single" w:sz="12" w:space="0" w:color="auto"/>
             </w:tcBorders>
             <w:shd w:val="clear" w:color="auto" w:fill="auto"/>
             <w:tcMar>
@@ -4090,10 +4065,10 @@
               <w:suppressLineNumbers w:val="0"/>
               <w:snapToGrid w:val="0"/>
               <w:spacing w:line="240" w:lineRule="auto"/>
-              <w:ind w:left="0" w:leftChars="0" w:right="0" w:rightChars="0" w:firstLine="0" w:firstLineChars="0"/>
+              <w:ind w:left="0" w:right="0" w:firstLine="0" w:leftChars="0" w:rightChars="0" w:firstLineChars="0"/>
               <w:jc w:val="left"/>
               <w:rPr>
-                <w:rFonts w:hint="default" w:ascii="Segoe UI" w:hAnsi="Segoe UI" w:eastAsia="Segoe UI" w:cs="Segoe UI"/>
+                <w:rFonts w:ascii="Segoe UI" w:eastAsia="Segoe UI" w:hAnsi="Segoe UI" w:cs="Segoe UI" w:hint="default"/>
                 <w:i w:val="0"/>
                 <w:iCs w:val="0"/>
                 <w:caps w:val="0"/>
@@ -4105,7 +4080,7 @@
             </w:pPr>
             <w:r>
               <w:rPr>
-                <w:rFonts w:hint="default" w:ascii="Segoe UI" w:hAnsi="Segoe UI" w:eastAsia="Segoe UI" w:cs="Segoe UI"/>
+                <w:rFonts w:ascii="Segoe UI" w:eastAsia="Segoe UI" w:hAnsi="Segoe UI" w:cs="Segoe UI" w:hint="default"/>
                 <w:i w:val="0"/>
                 <w:iCs w:val="0"/>
                 <w:caps w:val="0"/>
@@ -4115,13 +4090,13 @@
                 <w:kern w:val="0"/>
                 <w:sz w:val="18"/>
                 <w:szCs w:val="18"/>
-                <w:lang w:val="en-US" w:eastAsia="zh-CN" w:bidi="ar"/>
+                <w:lang w:val="en-US" w:eastAsia="zh-CN"/>
               </w:rPr>
               <w:t>1. 宣布启动/终止应急响应；</w:t>
             </w:r>
             <w:r>
               <w:rPr>
-                <w:rFonts w:hint="default" w:ascii="Segoe UI" w:hAnsi="Segoe UI" w:eastAsia="Segoe UI" w:cs="Segoe UI"/>
+                <w:rFonts w:ascii="Segoe UI" w:eastAsia="Segoe UI" w:hAnsi="Segoe UI" w:cs="Segoe UI" w:hint="default"/>
                 <w:i w:val="0"/>
                 <w:iCs w:val="0"/>
                 <w:caps w:val="0"/>
@@ -4131,13 +4106,13 @@
                 <w:kern w:val="0"/>
                 <w:sz w:val="18"/>
                 <w:szCs w:val="18"/>
-                <w:lang w:val="en-US" w:eastAsia="zh-CN" w:bidi="ar"/>
-              </w:rPr>
-              <w:br w:type="textWrapping"/>
-            </w:r>
-            <w:r>
-              <w:rPr>
-                <w:rFonts w:hint="default" w:ascii="Segoe UI" w:hAnsi="Segoe UI" w:eastAsia="Segoe UI" w:cs="Segoe UI"/>
+                <w:lang w:val="en-US" w:eastAsia="zh-CN"/>
+              </w:rPr>
+              <w:br/>
+            </w:r>
+            <w:r>
+              <w:rPr>
+                <w:rFonts w:ascii="Segoe UI" w:eastAsia="Segoe UI" w:hAnsi="Segoe UI" w:cs="Segoe UI" w:hint="default"/>
                 <w:i w:val="0"/>
                 <w:iCs w:val="0"/>
                 <w:caps w:val="0"/>
@@ -4147,13 +4122,13 @@
                 <w:kern w:val="0"/>
                 <w:sz w:val="18"/>
                 <w:szCs w:val="18"/>
-                <w:lang w:val="en-US" w:eastAsia="zh-CN" w:bidi="ar"/>
+                <w:lang w:val="en-US" w:eastAsia="zh-CN"/>
               </w:rPr>
               <w:t>2. 负责重大决策与资源最终协调；</w:t>
             </w:r>
             <w:r>
               <w:rPr>
-                <w:rFonts w:hint="default" w:ascii="Segoe UI" w:hAnsi="Segoe UI" w:eastAsia="Segoe UI" w:cs="Segoe UI"/>
+                <w:rFonts w:ascii="Segoe UI" w:eastAsia="Segoe UI" w:hAnsi="Segoe UI" w:cs="Segoe UI" w:hint="default"/>
                 <w:i w:val="0"/>
                 <w:iCs w:val="0"/>
                 <w:caps w:val="0"/>
@@ -4163,13 +4138,13 @@
                 <w:kern w:val="0"/>
                 <w:sz w:val="18"/>
                 <w:szCs w:val="18"/>
-                <w:lang w:val="en-US" w:eastAsia="zh-CN" w:bidi="ar"/>
-              </w:rPr>
-              <w:br w:type="textWrapping"/>
-            </w:r>
-            <w:r>
-              <w:rPr>
-                <w:rFonts w:hint="default" w:ascii="Segoe UI" w:hAnsi="Segoe UI" w:eastAsia="Segoe UI" w:cs="Segoe UI"/>
+                <w:lang w:val="en-US" w:eastAsia="zh-CN"/>
+              </w:rPr>
+              <w:br/>
+            </w:r>
+            <w:r>
+              <w:rPr>
+                <w:rFonts w:ascii="Segoe UI" w:eastAsia="Segoe UI" w:hAnsi="Segoe UI" w:cs="Segoe UI" w:hint="default"/>
                 <w:i w:val="0"/>
                 <w:iCs w:val="0"/>
                 <w:caps w:val="0"/>
@@ -4179,7 +4154,7 @@
                 <w:kern w:val="0"/>
                 <w:sz w:val="18"/>
                 <w:szCs w:val="18"/>
-                <w:lang w:val="en-US" w:eastAsia="zh-CN" w:bidi="ar"/>
+                <w:lang w:val="en-US" w:eastAsia="zh-CN"/>
               </w:rPr>
               <w:t>3. 授权对外关键沟通。</w:t>
             </w:r>
@@ -4188,14 +4163,9 @@
       </w:tr>
       <w:tr>
         <w:tblPrEx>
-          <w:tblBorders>
-            <w:top w:val="single" w:color="auto" w:sz="4" w:space="0"/>
-            <w:left w:val="single" w:color="auto" w:sz="4" w:space="0"/>
-            <w:bottom w:val="single" w:color="auto" w:sz="4" w:space="0"/>
-            <w:right w:val="single" w:color="auto" w:sz="4" w:space="0"/>
-            <w:insideH w:val="single" w:color="auto" w:sz="4" w:space="0"/>
-            <w:insideV w:val="single" w:color="auto" w:sz="4" w:space="0"/>
-          </w:tblBorders>
+          <w:tblW w:w="7676" w:type="dxa"/>
+          <w:jc w:val="center"/>
+          <w:shd w:val="clear" w:color="auto" w:fill="auto"/>
           <w:tblCellMar>
             <w:top w:w="15" w:type="dxa"/>
             <w:left w:w="15" w:type="dxa"/>
@@ -4204,17 +4174,17 @@
           </w:tblCellMar>
         </w:tblPrEx>
         <w:trPr>
-          <w:trHeight w:val="0" w:hRule="atLeast"/>
+          <w:trHeight w:val="0"/>
           <w:jc w:val="center"/>
         </w:trPr>
         <w:tc>
           <w:tcPr>
             <w:tcW w:w="1777" w:type="dxa"/>
             <w:tcBorders>
-              <w:top w:val="single" w:color="auto" w:sz="4" w:space="0"/>
-              <w:left w:val="single" w:color="auto" w:sz="12" w:space="0"/>
-              <w:bottom w:val="single" w:color="auto" w:sz="4" w:space="0"/>
-              <w:right w:val="single" w:color="auto" w:sz="4" w:space="0"/>
+              <w:top w:val="single" w:sz="4" w:space="0" w:color="auto"/>
+              <w:left w:val="single" w:sz="12" w:space="0" w:color="auto"/>
+              <w:bottom w:val="single" w:sz="4" w:space="0" w:color="auto"/>
+              <w:right w:val="single" w:sz="4" w:space="0" w:color="auto"/>
             </w:tcBorders>
             <w:shd w:val="clear" w:color="auto" w:fill="auto"/>
             <w:tcMar>
@@ -4233,10 +4203,10 @@
               <w:suppressLineNumbers w:val="0"/>
               <w:snapToGrid w:val="0"/>
               <w:spacing w:line="240" w:lineRule="auto"/>
-              <w:ind w:left="0" w:leftChars="0" w:right="0" w:rightChars="0" w:firstLine="0" w:firstLineChars="0"/>
+              <w:ind w:left="0" w:right="0" w:firstLine="0" w:leftChars="0" w:rightChars="0" w:firstLineChars="0"/>
               <w:jc w:val="left"/>
               <w:rPr>
-                <w:rFonts w:hint="default" w:ascii="Segoe UI" w:hAnsi="Segoe UI" w:eastAsia="Segoe UI" w:cs="Segoe UI"/>
+                <w:rFonts w:ascii="Segoe UI" w:eastAsia="Segoe UI" w:hAnsi="Segoe UI" w:cs="Segoe UI" w:hint="default"/>
                 <w:i w:val="0"/>
                 <w:iCs w:val="0"/>
                 <w:caps w:val="0"/>
@@ -4248,8 +4218,8 @@
             </w:pPr>
             <w:r>
               <w:rPr>
-                <w:rStyle w:val="23"/>
-                <w:rFonts w:hint="default" w:ascii="Segoe UI" w:hAnsi="Segoe UI" w:eastAsia="Segoe UI" w:cs="Segoe UI"/>
+                <w:rStyle w:val="Strong"/>
+                <w:rFonts w:ascii="Segoe UI" w:eastAsia="Segoe UI" w:hAnsi="Segoe UI" w:cs="Segoe UI" w:hint="default"/>
                 <w:b/>
                 <w:bCs/>
                 <w:i w:val="0"/>
@@ -4261,7 +4231,7 @@
                 <w:kern w:val="0"/>
                 <w:sz w:val="18"/>
                 <w:szCs w:val="18"/>
-                <w:lang w:val="en-US" w:eastAsia="zh-CN" w:bidi="ar"/>
+                <w:lang w:val="en-US" w:eastAsia="zh-CN"/>
               </w:rPr>
               <w:t>副指挥长/技术负责人</w:t>
             </w:r>
@@ -4271,10 +4241,10 @@
           <w:tcPr>
             <w:tcW w:w="2032" w:type="dxa"/>
             <w:tcBorders>
-              <w:top w:val="single" w:color="auto" w:sz="4" w:space="0"/>
-              <w:left w:val="single" w:color="auto" w:sz="4" w:space="0"/>
-              <w:bottom w:val="single" w:color="auto" w:sz="4" w:space="0"/>
-              <w:right w:val="single" w:color="auto" w:sz="4" w:space="0"/>
+              <w:top w:val="single" w:sz="4" w:space="0" w:color="auto"/>
+              <w:left w:val="single" w:sz="4" w:space="0" w:color="auto"/>
+              <w:bottom w:val="single" w:sz="4" w:space="0" w:color="auto"/>
+              <w:right w:val="single" w:sz="4" w:space="0" w:color="auto"/>
             </w:tcBorders>
             <w:shd w:val="clear" w:color="auto" w:fill="auto"/>
             <w:tcMar>
@@ -4293,10 +4263,10 @@
               <w:suppressLineNumbers w:val="0"/>
               <w:snapToGrid w:val="0"/>
               <w:spacing w:line="240" w:lineRule="auto"/>
-              <w:ind w:left="0" w:leftChars="0" w:right="0" w:rightChars="0" w:firstLine="0" w:firstLineChars="0"/>
+              <w:ind w:left="0" w:right="0" w:firstLine="0" w:leftChars="0" w:rightChars="0" w:firstLineChars="0"/>
               <w:jc w:val="left"/>
               <w:rPr>
-                <w:rFonts w:hint="default" w:ascii="Segoe UI" w:hAnsi="Segoe UI" w:eastAsia="Segoe UI" w:cs="Segoe UI"/>
+                <w:rFonts w:ascii="Segoe UI" w:eastAsia="Segoe UI" w:hAnsi="Segoe UI" w:cs="Segoe UI" w:hint="default"/>
                 <w:i w:val="0"/>
                 <w:iCs w:val="0"/>
                 <w:caps w:val="0"/>
@@ -4308,7 +4278,7 @@
             </w:pPr>
             <w:r>
               <w:rPr>
-                <w:rFonts w:hint="default" w:ascii="Segoe UI" w:hAnsi="Segoe UI" w:eastAsia="Segoe UI" w:cs="Segoe UI"/>
+                <w:rFonts w:ascii="Segoe UI" w:eastAsia="Segoe UI" w:hAnsi="Segoe UI" w:cs="Segoe UI" w:hint="default"/>
                 <w:i w:val="0"/>
                 <w:iCs w:val="0"/>
                 <w:caps w:val="0"/>
@@ -4318,7 +4288,7 @@
                 <w:kern w:val="0"/>
                 <w:sz w:val="18"/>
                 <w:szCs w:val="18"/>
-                <w:lang w:val="en-US" w:eastAsia="zh-CN" w:bidi="ar"/>
+                <w:lang w:val="en-US" w:eastAsia="zh-CN"/>
               </w:rPr>
               <w:t>运维项目经理</w:t>
             </w:r>
@@ -4328,10 +4298,10 @@
           <w:tcPr>
             <w:tcW w:w="3867" w:type="dxa"/>
             <w:tcBorders>
-              <w:top w:val="single" w:color="auto" w:sz="4" w:space="0"/>
-              <w:left w:val="single" w:color="auto" w:sz="4" w:space="0"/>
-              <w:bottom w:val="single" w:color="auto" w:sz="4" w:space="0"/>
-              <w:right w:val="single" w:color="auto" w:sz="12" w:space="0"/>
+              <w:top w:val="single" w:sz="4" w:space="0" w:color="auto"/>
+              <w:left w:val="single" w:sz="4" w:space="0" w:color="auto"/>
+              <w:bottom w:val="single" w:sz="4" w:space="0" w:color="auto"/>
+              <w:right w:val="single" w:sz="12" w:space="0" w:color="auto"/>
             </w:tcBorders>
             <w:shd w:val="clear" w:color="auto" w:fill="auto"/>
             <w:tcMar>
@@ -4350,10 +4320,10 @@
               <w:suppressLineNumbers w:val="0"/>
               <w:snapToGrid w:val="0"/>
               <w:spacing w:line="240" w:lineRule="auto"/>
-              <w:ind w:left="0" w:leftChars="0" w:right="0" w:rightChars="0" w:firstLine="0" w:firstLineChars="0"/>
+              <w:ind w:left="0" w:right="0" w:firstLine="0" w:leftChars="0" w:rightChars="0" w:firstLineChars="0"/>
               <w:jc w:val="left"/>
               <w:rPr>
-                <w:rFonts w:hint="default" w:ascii="Segoe UI" w:hAnsi="Segoe UI" w:eastAsia="Segoe UI" w:cs="Segoe UI"/>
+                <w:rFonts w:ascii="Segoe UI" w:eastAsia="Segoe UI" w:hAnsi="Segoe UI" w:cs="Segoe UI" w:hint="default"/>
                 <w:i w:val="0"/>
                 <w:iCs w:val="0"/>
                 <w:caps w:val="0"/>
@@ -4365,7 +4335,7 @@
             </w:pPr>
             <w:r>
               <w:rPr>
-                <w:rFonts w:hint="default" w:ascii="Segoe UI" w:hAnsi="Segoe UI" w:eastAsia="Segoe UI" w:cs="Segoe UI"/>
+                <w:rFonts w:ascii="Segoe UI" w:eastAsia="Segoe UI" w:hAnsi="Segoe UI" w:cs="Segoe UI" w:hint="default"/>
                 <w:i w:val="0"/>
                 <w:iCs w:val="0"/>
                 <w:caps w:val="0"/>
@@ -4375,13 +4345,13 @@
                 <w:kern w:val="0"/>
                 <w:sz w:val="18"/>
                 <w:szCs w:val="18"/>
-                <w:lang w:val="en-US" w:eastAsia="zh-CN" w:bidi="ar"/>
+                <w:lang w:val="en-US" w:eastAsia="zh-CN"/>
               </w:rPr>
               <w:t>1. 负责现场技术指挥与协调；</w:t>
             </w:r>
             <w:r>
               <w:rPr>
-                <w:rFonts w:hint="default" w:ascii="Segoe UI" w:hAnsi="Segoe UI" w:eastAsia="Segoe UI" w:cs="Segoe UI"/>
+                <w:rFonts w:ascii="Segoe UI" w:eastAsia="Segoe UI" w:hAnsi="Segoe UI" w:cs="Segoe UI" w:hint="default"/>
                 <w:i w:val="0"/>
                 <w:iCs w:val="0"/>
                 <w:caps w:val="0"/>
@@ -4391,13 +4361,13 @@
                 <w:kern w:val="0"/>
                 <w:sz w:val="18"/>
                 <w:szCs w:val="18"/>
-                <w:lang w:val="en-US" w:eastAsia="zh-CN" w:bidi="ar"/>
-              </w:rPr>
-              <w:br w:type="textWrapping"/>
-            </w:r>
-            <w:r>
-              <w:rPr>
-                <w:rFonts w:hint="default" w:ascii="Segoe UI" w:hAnsi="Segoe UI" w:eastAsia="Segoe UI" w:cs="Segoe UI"/>
+                <w:lang w:val="en-US" w:eastAsia="zh-CN"/>
+              </w:rPr>
+              <w:br/>
+            </w:r>
+            <w:r>
+              <w:rPr>
+                <w:rFonts w:ascii="Segoe UI" w:eastAsia="Segoe UI" w:hAnsi="Segoe UI" w:cs="Segoe UI" w:hint="default"/>
                 <w:i w:val="0"/>
                 <w:iCs w:val="0"/>
                 <w:caps w:val="0"/>
@@ -4407,7 +4377,7 @@
                 <w:kern w:val="0"/>
                 <w:sz w:val="18"/>
                 <w:szCs w:val="18"/>
-                <w:lang w:val="en-US" w:eastAsia="zh-CN" w:bidi="ar"/>
+                <w:lang w:val="en-US" w:eastAsia="zh-CN"/>
               </w:rPr>
               <w:t>2. 直接向指挥长汇报处置进展；。</w:t>
             </w:r>
@@ -4416,14 +4386,9 @@
       </w:tr>
       <w:tr>
         <w:tblPrEx>
-          <w:tblBorders>
-            <w:top w:val="single" w:color="auto" w:sz="4" w:space="0"/>
-            <w:left w:val="single" w:color="auto" w:sz="4" w:space="0"/>
-            <w:bottom w:val="single" w:color="auto" w:sz="4" w:space="0"/>
-            <w:right w:val="single" w:color="auto" w:sz="4" w:space="0"/>
-            <w:insideH w:val="single" w:color="auto" w:sz="4" w:space="0"/>
-            <w:insideV w:val="single" w:color="auto" w:sz="4" w:space="0"/>
-          </w:tblBorders>
+          <w:tblW w:w="7676" w:type="dxa"/>
+          <w:jc w:val="center"/>
+          <w:shd w:val="clear" w:color="auto" w:fill="auto"/>
           <w:tblCellMar>
             <w:top w:w="15" w:type="dxa"/>
             <w:left w:w="15" w:type="dxa"/>
@@ -4432,17 +4397,17 @@
           </w:tblCellMar>
         </w:tblPrEx>
         <w:trPr>
-          <w:trHeight w:val="0" w:hRule="atLeast"/>
+          <w:trHeight w:val="0"/>
           <w:jc w:val="center"/>
         </w:trPr>
         <w:tc>
           <w:tcPr>
             <w:tcW w:w="1777" w:type="dxa"/>
             <w:tcBorders>
-              <w:top w:val="single" w:color="auto" w:sz="4" w:space="0"/>
-              <w:left w:val="single" w:color="auto" w:sz="12" w:space="0"/>
-              <w:bottom w:val="single" w:color="auto" w:sz="4" w:space="0"/>
-              <w:right w:val="single" w:color="auto" w:sz="4" w:space="0"/>
+              <w:top w:val="single" w:sz="4" w:space="0" w:color="auto"/>
+              <w:left w:val="single" w:sz="12" w:space="0" w:color="auto"/>
+              <w:bottom w:val="single" w:sz="4" w:space="0" w:color="auto"/>
+              <w:right w:val="single" w:sz="4" w:space="0" w:color="auto"/>
             </w:tcBorders>
             <w:shd w:val="clear" w:color="auto" w:fill="auto"/>
             <w:tcMar>
@@ -4461,10 +4426,10 @@
               <w:suppressLineNumbers w:val="0"/>
               <w:snapToGrid w:val="0"/>
               <w:spacing w:line="240" w:lineRule="auto"/>
-              <w:ind w:left="0" w:leftChars="0" w:right="0" w:rightChars="0" w:firstLine="0" w:firstLineChars="0"/>
+              <w:ind w:left="0" w:right="0" w:firstLine="0" w:leftChars="0" w:rightChars="0" w:firstLineChars="0"/>
               <w:jc w:val="left"/>
               <w:rPr>
-                <w:rFonts w:hint="default" w:ascii="Segoe UI" w:hAnsi="Segoe UI" w:eastAsia="Segoe UI" w:cs="Segoe UI"/>
+                <w:rFonts w:ascii="Segoe UI" w:eastAsia="Segoe UI" w:hAnsi="Segoe UI" w:cs="Segoe UI" w:hint="default"/>
                 <w:i w:val="0"/>
                 <w:iCs w:val="0"/>
                 <w:caps w:val="0"/>
@@ -4476,8 +4441,8 @@
             </w:pPr>
             <w:r>
               <w:rPr>
-                <w:rStyle w:val="23"/>
-                <w:rFonts w:hint="default" w:ascii="Segoe UI" w:hAnsi="Segoe UI" w:eastAsia="Segoe UI" w:cs="Segoe UI"/>
+                <w:rStyle w:val="Strong"/>
+                <w:rFonts w:ascii="Segoe UI" w:eastAsia="Segoe UI" w:hAnsi="Segoe UI" w:cs="Segoe UI" w:hint="default"/>
                 <w:b/>
                 <w:bCs/>
                 <w:i w:val="0"/>
@@ -4489,7 +4454,7 @@
                 <w:kern w:val="0"/>
                 <w:sz w:val="18"/>
                 <w:szCs w:val="18"/>
-                <w:lang w:val="en-US" w:eastAsia="zh-CN" w:bidi="ar"/>
+                <w:lang w:val="en-US" w:eastAsia="zh-CN"/>
               </w:rPr>
               <w:t>成员（质量监督）</w:t>
             </w:r>
@@ -4499,10 +4464,10 @@
           <w:tcPr>
             <w:tcW w:w="2032" w:type="dxa"/>
             <w:tcBorders>
-              <w:top w:val="single" w:color="auto" w:sz="4" w:space="0"/>
-              <w:left w:val="single" w:color="auto" w:sz="4" w:space="0"/>
-              <w:bottom w:val="single" w:color="auto" w:sz="4" w:space="0"/>
-              <w:right w:val="single" w:color="auto" w:sz="4" w:space="0"/>
+              <w:top w:val="single" w:sz="4" w:space="0" w:color="auto"/>
+              <w:left w:val="single" w:sz="4" w:space="0" w:color="auto"/>
+              <w:bottom w:val="single" w:sz="4" w:space="0" w:color="auto"/>
+              <w:right w:val="single" w:sz="4" w:space="0" w:color="auto"/>
             </w:tcBorders>
             <w:shd w:val="clear" w:color="auto" w:fill="auto"/>
             <w:tcMar>
@@ -4521,10 +4486,10 @@
               <w:suppressLineNumbers w:val="0"/>
               <w:snapToGrid w:val="0"/>
               <w:spacing w:line="240" w:lineRule="auto"/>
-              <w:ind w:left="0" w:leftChars="0" w:right="0" w:rightChars="0" w:firstLine="0" w:firstLineChars="0"/>
+              <w:ind w:left="0" w:right="0" w:firstLine="0" w:leftChars="0" w:rightChars="0" w:firstLineChars="0"/>
               <w:jc w:val="left"/>
               <w:rPr>
-                <w:rFonts w:hint="default" w:ascii="Segoe UI" w:hAnsi="Segoe UI" w:eastAsia="Segoe UI" w:cs="Segoe UI"/>
+                <w:rFonts w:ascii="Segoe UI" w:eastAsia="Segoe UI" w:hAnsi="Segoe UI" w:cs="Segoe UI" w:hint="default"/>
                 <w:i w:val="0"/>
                 <w:iCs w:val="0"/>
                 <w:caps w:val="0"/>
@@ -4536,7 +4501,7 @@
             </w:pPr>
             <w:r>
               <w:rPr>
-                <w:rFonts w:hint="default" w:ascii="Segoe UI" w:hAnsi="Segoe UI" w:eastAsia="Segoe UI" w:cs="Segoe UI"/>
+                <w:rFonts w:ascii="Segoe UI" w:eastAsia="Segoe UI" w:hAnsi="Segoe UI" w:cs="Segoe UI" w:hint="default"/>
                 <w:i w:val="0"/>
                 <w:iCs w:val="0"/>
                 <w:caps w:val="0"/>
@@ -4546,9 +4511,9 @@
                 <w:kern w:val="0"/>
                 <w:sz w:val="18"/>
                 <w:szCs w:val="18"/>
-                <w:lang w:val="en-US" w:eastAsia="zh-CN" w:bidi="ar"/>
-              </w:rPr>
-              <w:t>质量管理部经理或代表</w:t>
+                <w:lang w:val="en-US" w:eastAsia="zh-CN"/>
+              </w:rPr>
+              <w:t>质量管理部经理</w:t>
             </w:r>
           </w:p>
         </w:tc>
@@ -4556,10 +4521,10 @@
           <w:tcPr>
             <w:tcW w:w="3867" w:type="dxa"/>
             <w:tcBorders>
-              <w:top w:val="single" w:color="auto" w:sz="4" w:space="0"/>
-              <w:left w:val="single" w:color="auto" w:sz="4" w:space="0"/>
-              <w:bottom w:val="single" w:color="auto" w:sz="4" w:space="0"/>
-              <w:right w:val="single" w:color="auto" w:sz="12" w:space="0"/>
+              <w:top w:val="single" w:sz="4" w:space="0" w:color="auto"/>
+              <w:left w:val="single" w:sz="4" w:space="0" w:color="auto"/>
+              <w:bottom w:val="single" w:sz="4" w:space="0" w:color="auto"/>
+              <w:right w:val="single" w:sz="12" w:space="0" w:color="auto"/>
             </w:tcBorders>
             <w:shd w:val="clear" w:color="auto" w:fill="auto"/>
             <w:tcMar>
@@ -4578,10 +4543,10 @@
               <w:suppressLineNumbers w:val="0"/>
               <w:snapToGrid w:val="0"/>
               <w:spacing w:line="240" w:lineRule="auto"/>
-              <w:ind w:left="0" w:leftChars="0" w:right="0" w:rightChars="0" w:firstLine="0" w:firstLineChars="0"/>
+              <w:ind w:left="0" w:right="0" w:firstLine="0" w:leftChars="0" w:rightChars="0" w:firstLineChars="0"/>
               <w:jc w:val="left"/>
               <w:rPr>
-                <w:rFonts w:hint="default" w:ascii="Segoe UI" w:hAnsi="Segoe UI" w:eastAsia="Segoe UI" w:cs="Segoe UI"/>
+                <w:rFonts w:ascii="Segoe UI" w:eastAsia="Segoe UI" w:hAnsi="Segoe UI" w:cs="Segoe UI" w:hint="default"/>
                 <w:i w:val="0"/>
                 <w:iCs w:val="0"/>
                 <w:caps w:val="0"/>
@@ -4593,7 +4558,7 @@
             </w:pPr>
             <w:r>
               <w:rPr>
-                <w:rFonts w:hint="default" w:ascii="Segoe UI" w:hAnsi="Segoe UI" w:eastAsia="Segoe UI" w:cs="Segoe UI"/>
+                <w:rFonts w:ascii="Segoe UI" w:eastAsia="Segoe UI" w:hAnsi="Segoe UI" w:cs="Segoe UI" w:hint="default"/>
                 <w:i w:val="0"/>
                 <w:iCs w:val="0"/>
                 <w:caps w:val="0"/>
@@ -4603,13 +4568,13 @@
                 <w:kern w:val="0"/>
                 <w:sz w:val="18"/>
                 <w:szCs w:val="18"/>
-                <w:lang w:val="en-US" w:eastAsia="zh-CN" w:bidi="ar"/>
+                <w:lang w:val="en-US" w:eastAsia="zh-CN"/>
               </w:rPr>
               <w:t>1. 监督应急流程符合性；</w:t>
             </w:r>
             <w:r>
               <w:rPr>
-                <w:rFonts w:hint="default" w:ascii="Segoe UI" w:hAnsi="Segoe UI" w:eastAsia="Segoe UI" w:cs="Segoe UI"/>
+                <w:rFonts w:ascii="Segoe UI" w:eastAsia="Segoe UI" w:hAnsi="Segoe UI" w:cs="Segoe UI" w:hint="default"/>
                 <w:i w:val="0"/>
                 <w:iCs w:val="0"/>
                 <w:caps w:val="0"/>
@@ -4619,13 +4584,13 @@
                 <w:kern w:val="0"/>
                 <w:sz w:val="18"/>
                 <w:szCs w:val="18"/>
-                <w:lang w:val="en-US" w:eastAsia="zh-CN" w:bidi="ar"/>
-              </w:rPr>
-              <w:br w:type="textWrapping"/>
-            </w:r>
-            <w:r>
-              <w:rPr>
-                <w:rFonts w:hint="default" w:ascii="Segoe UI" w:hAnsi="Segoe UI" w:eastAsia="Segoe UI" w:cs="Segoe UI"/>
+                <w:lang w:val="en-US" w:eastAsia="zh-CN"/>
+              </w:rPr>
+              <w:br/>
+            </w:r>
+            <w:r>
+              <w:rPr>
+                <w:rFonts w:ascii="Segoe UI" w:eastAsia="Segoe UI" w:hAnsi="Segoe UI" w:cs="Segoe UI" w:hint="default"/>
                 <w:i w:val="0"/>
                 <w:iCs w:val="0"/>
                 <w:caps w:val="0"/>
@@ -4635,13 +4600,13 @@
                 <w:kern w:val="0"/>
                 <w:sz w:val="18"/>
                 <w:szCs w:val="18"/>
-                <w:lang w:val="en-US" w:eastAsia="zh-CN" w:bidi="ar"/>
+                <w:lang w:val="en-US" w:eastAsia="zh-CN"/>
               </w:rPr>
               <w:t>2. 提供独立的质量与风险建议；</w:t>
             </w:r>
             <w:r>
               <w:rPr>
-                <w:rFonts w:hint="default" w:ascii="Segoe UI" w:hAnsi="Segoe UI" w:eastAsia="Segoe UI" w:cs="Segoe UI"/>
+                <w:rFonts w:ascii="Segoe UI" w:eastAsia="Segoe UI" w:hAnsi="Segoe UI" w:cs="Segoe UI" w:hint="default"/>
                 <w:i w:val="0"/>
                 <w:iCs w:val="0"/>
                 <w:caps w:val="0"/>
@@ -4651,13 +4616,13 @@
                 <w:kern w:val="0"/>
                 <w:sz w:val="18"/>
                 <w:szCs w:val="18"/>
-                <w:lang w:val="en-US" w:eastAsia="zh-CN" w:bidi="ar"/>
-              </w:rPr>
-              <w:br w:type="textWrapping"/>
-            </w:r>
-            <w:r>
-              <w:rPr>
-                <w:rFonts w:hint="default" w:ascii="Segoe UI" w:hAnsi="Segoe UI" w:eastAsia="Segoe UI" w:cs="Segoe UI"/>
+                <w:lang w:val="en-US" w:eastAsia="zh-CN"/>
+              </w:rPr>
+              <w:br/>
+            </w:r>
+            <w:r>
+              <w:rPr>
+                <w:rFonts w:ascii="Segoe UI" w:eastAsia="Segoe UI" w:hAnsi="Segoe UI" w:cs="Segoe UI" w:hint="default"/>
                 <w:i w:val="0"/>
                 <w:iCs w:val="0"/>
                 <w:caps w:val="0"/>
@@ -4667,7 +4632,7 @@
                 <w:kern w:val="0"/>
                 <w:sz w:val="18"/>
                 <w:szCs w:val="18"/>
-                <w:lang w:val="en-US" w:eastAsia="zh-CN" w:bidi="ar"/>
+                <w:lang w:val="en-US" w:eastAsia="zh-CN"/>
               </w:rPr>
               <w:t>3. 主持或参与事后复盘。</w:t>
             </w:r>
@@ -4676,14 +4641,8 @@
       </w:tr>
       <w:tr>
         <w:tblPrEx>
-          <w:tblBorders>
-            <w:top w:val="single" w:color="auto" w:sz="4" w:space="0"/>
-            <w:left w:val="single" w:color="auto" w:sz="4" w:space="0"/>
-            <w:bottom w:val="single" w:color="auto" w:sz="4" w:space="0"/>
-            <w:right w:val="single" w:color="auto" w:sz="4" w:space="0"/>
-            <w:insideH w:val="single" w:color="auto" w:sz="4" w:space="0"/>
-            <w:insideV w:val="single" w:color="auto" w:sz="4" w:space="0"/>
-          </w:tblBorders>
+          <w:tblW w:w="7676" w:type="dxa"/>
+          <w:jc w:val="center"/>
           <w:shd w:val="clear" w:color="auto" w:fill="auto"/>
           <w:tblCellMar>
             <w:top w:w="15" w:type="dxa"/>
@@ -4693,17 +4652,17 @@
           </w:tblCellMar>
         </w:tblPrEx>
         <w:trPr>
-          <w:trHeight w:val="0" w:hRule="atLeast"/>
+          <w:trHeight w:val="0"/>
           <w:jc w:val="center"/>
         </w:trPr>
         <w:tc>
           <w:tcPr>
             <w:tcW w:w="1777" w:type="dxa"/>
             <w:tcBorders>
-              <w:top w:val="single" w:color="auto" w:sz="4" w:space="0"/>
-              <w:left w:val="single" w:color="auto" w:sz="12" w:space="0"/>
-              <w:bottom w:val="single" w:color="auto" w:sz="12" w:space="0"/>
-              <w:right w:val="single" w:color="auto" w:sz="4" w:space="0"/>
+              <w:top w:val="single" w:sz="4" w:space="0" w:color="auto"/>
+              <w:left w:val="single" w:sz="12" w:space="0" w:color="auto"/>
+              <w:bottom w:val="single" w:sz="12" w:space="0" w:color="auto"/>
+              <w:right w:val="single" w:sz="4" w:space="0" w:color="auto"/>
             </w:tcBorders>
             <w:shd w:val="clear" w:color="auto" w:fill="auto"/>
             <w:tcMar>
@@ -4722,10 +4681,10 @@
               <w:suppressLineNumbers w:val="0"/>
               <w:snapToGrid w:val="0"/>
               <w:spacing w:line="240" w:lineRule="auto"/>
-              <w:ind w:left="0" w:leftChars="0" w:right="0" w:rightChars="0" w:firstLine="0" w:firstLineChars="0"/>
+              <w:ind w:left="0" w:right="0" w:firstLine="0" w:leftChars="0" w:rightChars="0" w:firstLineChars="0"/>
               <w:jc w:val="left"/>
               <w:rPr>
-                <w:rFonts w:hint="default" w:ascii="Segoe UI" w:hAnsi="Segoe UI" w:eastAsia="Segoe UI" w:cs="Segoe UI"/>
+                <w:rFonts w:ascii="Segoe UI" w:eastAsia="Segoe UI" w:hAnsi="Segoe UI" w:cs="Segoe UI" w:hint="default"/>
                 <w:i w:val="0"/>
                 <w:iCs w:val="0"/>
                 <w:caps w:val="0"/>
@@ -4737,8 +4696,8 @@
             </w:pPr>
             <w:r>
               <w:rPr>
-                <w:rStyle w:val="23"/>
-                <w:rFonts w:hint="default" w:ascii="Segoe UI" w:hAnsi="Segoe UI" w:eastAsia="Segoe UI" w:cs="Segoe UI"/>
+                <w:rStyle w:val="Strong"/>
+                <w:rFonts w:ascii="Segoe UI" w:eastAsia="Segoe UI" w:hAnsi="Segoe UI" w:cs="Segoe UI" w:hint="default"/>
                 <w:b/>
                 <w:bCs/>
                 <w:i w:val="0"/>
@@ -4750,7 +4709,7 @@
                 <w:kern w:val="0"/>
                 <w:sz w:val="18"/>
                 <w:szCs w:val="18"/>
-                <w:lang w:val="en-US" w:eastAsia="zh-CN" w:bidi="ar"/>
+                <w:lang w:val="en-US" w:eastAsia="zh-CN"/>
               </w:rPr>
               <w:t>成员（通讯协调）</w:t>
             </w:r>
@@ -4760,10 +4719,10 @@
           <w:tcPr>
             <w:tcW w:w="2032" w:type="dxa"/>
             <w:tcBorders>
-              <w:top w:val="single" w:color="auto" w:sz="4" w:space="0"/>
-              <w:left w:val="single" w:color="auto" w:sz="4" w:space="0"/>
-              <w:bottom w:val="single" w:color="auto" w:sz="12" w:space="0"/>
-              <w:right w:val="single" w:color="auto" w:sz="4" w:space="0"/>
+              <w:top w:val="single" w:sz="4" w:space="0" w:color="auto"/>
+              <w:left w:val="single" w:sz="4" w:space="0" w:color="auto"/>
+              <w:bottom w:val="single" w:sz="12" w:space="0" w:color="auto"/>
+              <w:right w:val="single" w:sz="4" w:space="0" w:color="auto"/>
             </w:tcBorders>
             <w:shd w:val="clear" w:color="auto" w:fill="auto"/>
             <w:tcMar>
@@ -4782,10 +4741,10 @@
               <w:suppressLineNumbers w:val="0"/>
               <w:snapToGrid w:val="0"/>
               <w:spacing w:line="240" w:lineRule="auto"/>
-              <w:ind w:left="0" w:leftChars="0" w:right="0" w:rightChars="0" w:firstLine="0" w:firstLineChars="0"/>
+              <w:ind w:left="0" w:right="0" w:firstLine="0" w:leftChars="0" w:rightChars="0" w:firstLineChars="0"/>
               <w:jc w:val="left"/>
               <w:rPr>
-                <w:rFonts w:hint="default" w:ascii="Segoe UI" w:hAnsi="Segoe UI" w:eastAsia="Segoe UI" w:cs="Segoe UI"/>
+                <w:rFonts w:ascii="Segoe UI" w:eastAsia="宋体" w:hAnsi="Segoe UI" w:cs="Segoe UI" w:hint="default"/>
                 <w:i w:val="0"/>
                 <w:iCs w:val="0"/>
                 <w:caps w:val="0"/>
@@ -4793,23 +4752,22 @@
                 <w:spacing w:val="0"/>
                 <w:sz w:val="18"/>
                 <w:szCs w:val="18"/>
-              </w:rPr>
-            </w:pPr>
-            <w:r>
-              <w:rPr>
-                <w:rFonts w:hint="default" w:ascii="Segoe UI" w:hAnsi="Segoe UI" w:eastAsia="Segoe UI" w:cs="Segoe UI"/>
-                <w:i w:val="0"/>
-                <w:iCs w:val="0"/>
-                <w:caps w:val="0"/>
-                <w:snapToGrid w:val="0"/>
-                <w:color w:val="000000"/>
-                <w:spacing w:val="0"/>
-                <w:kern w:val="0"/>
-                <w:sz w:val="18"/>
-                <w:szCs w:val="18"/>
-                <w:lang w:val="en-US" w:eastAsia="zh-CN" w:bidi="ar"/>
-              </w:rPr>
-              <w:t>服务台主管或资深专员</w:t>
+                <w:lang w:val="en-US" w:eastAsia="zh-CN"/>
+              </w:rPr>
+            </w:pPr>
+            <w:r>
+              <w:rPr>
+                <w:rFonts w:ascii="Segoe UI" w:eastAsia="宋体" w:hAnsi="Segoe UI" w:cs="Segoe UI" w:hint="eastAsia"/>
+                <w:i w:val="0"/>
+                <w:iCs w:val="0"/>
+                <w:caps w:val="0"/>
+                <w:color w:val="0F1115"/>
+                <w:spacing w:val="0"/>
+                <w:sz w:val="18"/>
+                <w:szCs w:val="18"/>
+                <w:lang w:val="en-US" w:eastAsia="zh-CN"/>
+              </w:rPr>
+              <w:t>服务台专员</w:t>
             </w:r>
           </w:p>
         </w:tc>
@@ -4817,10 +4775,10 @@
           <w:tcPr>
             <w:tcW w:w="3867" w:type="dxa"/>
             <w:tcBorders>
-              <w:top w:val="single" w:color="auto" w:sz="4" w:space="0"/>
-              <w:left w:val="single" w:color="auto" w:sz="4" w:space="0"/>
-              <w:bottom w:val="single" w:color="auto" w:sz="12" w:space="0"/>
-              <w:right w:val="single" w:color="auto" w:sz="12" w:space="0"/>
+              <w:top w:val="single" w:sz="4" w:space="0" w:color="auto"/>
+              <w:left w:val="single" w:sz="4" w:space="0" w:color="auto"/>
+              <w:bottom w:val="single" w:sz="12" w:space="0" w:color="auto"/>
+              <w:right w:val="single" w:sz="12" w:space="0" w:color="auto"/>
             </w:tcBorders>
             <w:shd w:val="clear" w:color="auto" w:fill="auto"/>
             <w:tcMar>
@@ -4839,10 +4797,10 @@
               <w:suppressLineNumbers w:val="0"/>
               <w:snapToGrid w:val="0"/>
               <w:spacing w:line="240" w:lineRule="auto"/>
-              <w:ind w:left="0" w:leftChars="0" w:right="0" w:rightChars="0" w:firstLine="0" w:firstLineChars="0"/>
+              <w:ind w:left="0" w:right="0" w:firstLine="0" w:leftChars="0" w:rightChars="0" w:firstLineChars="0"/>
               <w:jc w:val="left"/>
               <w:rPr>
-                <w:rFonts w:hint="default" w:ascii="Segoe UI" w:hAnsi="Segoe UI" w:eastAsia="Segoe UI" w:cs="Segoe UI"/>
+                <w:rFonts w:ascii="Segoe UI" w:eastAsia="Segoe UI" w:hAnsi="Segoe UI" w:cs="Segoe UI" w:hint="default"/>
                 <w:i w:val="0"/>
                 <w:iCs w:val="0"/>
                 <w:caps w:val="0"/>
@@ -4854,7 +4812,7 @@
             </w:pPr>
             <w:r>
               <w:rPr>
-                <w:rFonts w:hint="default" w:ascii="Segoe UI" w:hAnsi="Segoe UI" w:eastAsia="Segoe UI" w:cs="Segoe UI"/>
+                <w:rFonts w:ascii="Segoe UI" w:eastAsia="Segoe UI" w:hAnsi="Segoe UI" w:cs="Segoe UI" w:hint="default"/>
                 <w:i w:val="0"/>
                 <w:iCs w:val="0"/>
                 <w:caps w:val="0"/>
@@ -4864,13 +4822,13 @@
                 <w:kern w:val="0"/>
                 <w:sz w:val="18"/>
                 <w:szCs w:val="18"/>
-                <w:lang w:val="en-US" w:eastAsia="zh-CN" w:bidi="ar"/>
+                <w:lang w:val="en-US" w:eastAsia="zh-CN"/>
               </w:rPr>
               <w:t>1. 管理服务通报组，确保内外信息流准确、及时；</w:t>
             </w:r>
             <w:r>
               <w:rPr>
-                <w:rFonts w:hint="default" w:ascii="Segoe UI" w:hAnsi="Segoe UI" w:eastAsia="Segoe UI" w:cs="Segoe UI"/>
+                <w:rFonts w:ascii="Segoe UI" w:eastAsia="Segoe UI" w:hAnsi="Segoe UI" w:cs="Segoe UI" w:hint="default"/>
                 <w:i w:val="0"/>
                 <w:iCs w:val="0"/>
                 <w:caps w:val="0"/>
@@ -4880,13 +4838,13 @@
                 <w:kern w:val="0"/>
                 <w:sz w:val="18"/>
                 <w:szCs w:val="18"/>
-                <w:lang w:val="en-US" w:eastAsia="zh-CN" w:bidi="ar"/>
-              </w:rPr>
-              <w:br w:type="textWrapping"/>
-            </w:r>
-            <w:r>
-              <w:rPr>
-                <w:rFonts w:hint="default" w:ascii="Segoe UI" w:hAnsi="Segoe UI" w:eastAsia="Segoe UI" w:cs="Segoe UI"/>
+                <w:lang w:val="en-US" w:eastAsia="zh-CN"/>
+              </w:rPr>
+              <w:br/>
+            </w:r>
+            <w:r>
+              <w:rPr>
+                <w:rFonts w:ascii="Segoe UI" w:eastAsia="Segoe UI" w:hAnsi="Segoe UI" w:cs="Segoe UI" w:hint="default"/>
                 <w:i w:val="0"/>
                 <w:iCs w:val="0"/>
                 <w:caps w:val="0"/>
@@ -4896,7 +4854,7 @@
                 <w:kern w:val="0"/>
                 <w:sz w:val="18"/>
                 <w:szCs w:val="18"/>
-                <w:lang w:val="en-US" w:eastAsia="zh-CN" w:bidi="ar"/>
+                <w:lang w:val="en-US" w:eastAsia="zh-CN"/>
               </w:rPr>
               <w:t>2. 负责应急管理部指令的传达与记录。</w:t>
             </w:r>
@@ -4906,7 +4864,7 @@
     </w:tbl>
     <w:p>
       <w:pPr>
-        <w:pStyle w:val="30"/>
+        <w:pStyle w:val="2"/>
         <w:bidi w:val="0"/>
         <w:rPr>
           <w:rFonts w:hint="default"/>
@@ -4925,19 +4883,18 @@
     </w:p>
     <w:tbl>
       <w:tblPr>
-        <w:tblStyle w:val="20"/>
+        <w:tblStyle w:val="TableNormal"/>
         <w:tblW w:w="8505" w:type="dxa"/>
         <w:jc w:val="center"/>
         <w:tblBorders>
-          <w:top w:val="single" w:color="auto" w:sz="4" w:space="0"/>
-          <w:left w:val="single" w:color="auto" w:sz="4" w:space="0"/>
-          <w:bottom w:val="single" w:color="auto" w:sz="4" w:space="0"/>
-          <w:right w:val="single" w:color="auto" w:sz="4" w:space="0"/>
-          <w:insideH w:val="single" w:color="auto" w:sz="4" w:space="0"/>
-          <w:insideV w:val="single" w:color="auto" w:sz="4" w:space="0"/>
+          <w:top w:val="single" w:sz="4" w:space="0" w:color="auto"/>
+          <w:left w:val="single" w:sz="4" w:space="0" w:color="auto"/>
+          <w:bottom w:val="single" w:sz="4" w:space="0" w:color="auto"/>
+          <w:right w:val="single" w:sz="4" w:space="0" w:color="auto"/>
+          <w:insideH w:val="single" w:sz="4" w:space="0" w:color="auto"/>
+          <w:insideV w:val="single" w:sz="4" w:space="0" w:color="auto"/>
         </w:tblBorders>
         <w:shd w:val="clear" w:color="auto" w:fill="auto"/>
-        <w:tblLayout w:type="autofit"/>
         <w:tblCellMar>
           <w:top w:w="15" w:type="dxa"/>
           <w:left w:w="15" w:type="dxa"/>
@@ -4953,13 +4910,15 @@
       </w:tblGrid>
       <w:tr>
         <w:tblPrEx>
+          <w:tblW w:w="8505" w:type="dxa"/>
+          <w:jc w:val="center"/>
           <w:tblBorders>
-            <w:top w:val="single" w:color="auto" w:sz="4" w:space="0"/>
-            <w:left w:val="single" w:color="auto" w:sz="4" w:space="0"/>
-            <w:bottom w:val="single" w:color="auto" w:sz="4" w:space="0"/>
-            <w:right w:val="single" w:color="auto" w:sz="4" w:space="0"/>
-            <w:insideH w:val="single" w:color="auto" w:sz="4" w:space="0"/>
-            <w:insideV w:val="single" w:color="auto" w:sz="4" w:space="0"/>
+            <w:top w:val="single" w:sz="4" w:space="0" w:color="auto"/>
+            <w:left w:val="single" w:sz="4" w:space="0" w:color="auto"/>
+            <w:bottom w:val="single" w:sz="4" w:space="0" w:color="auto"/>
+            <w:right w:val="single" w:sz="4" w:space="0" w:color="auto"/>
+            <w:insideH w:val="single" w:sz="4" w:space="0" w:color="auto"/>
+            <w:insideV w:val="single" w:sz="4" w:space="0" w:color="auto"/>
           </w:tblBorders>
           <w:shd w:val="clear" w:color="auto" w:fill="auto"/>
           <w:tblCellMar>
@@ -4970,7 +4929,7 @@
           </w:tblCellMar>
         </w:tblPrEx>
         <w:trPr>
-          <w:trHeight w:val="0" w:hRule="atLeast"/>
+          <w:trHeight w:val="0"/>
           <w:tblHeader/>
           <w:jc w:val="center"/>
         </w:trPr>
@@ -4978,10 +4937,10 @@
           <w:tcPr>
             <w:tcW w:w="1189" w:type="dxa"/>
             <w:tcBorders>
-              <w:top w:val="single" w:color="auto" w:sz="12" w:space="0"/>
-              <w:left w:val="single" w:color="auto" w:sz="12" w:space="0"/>
-              <w:bottom w:val="single" w:color="auto" w:sz="4" w:space="0"/>
-              <w:right w:val="single" w:color="auto" w:sz="4" w:space="0"/>
+              <w:top w:val="single" w:sz="12" w:space="0" w:color="auto"/>
+              <w:left w:val="single" w:sz="12" w:space="0" w:color="auto"/>
+              <w:bottom w:val="single" w:sz="4" w:space="0" w:color="auto"/>
+              <w:right w:val="single" w:sz="4" w:space="0" w:color="auto"/>
             </w:tcBorders>
             <w:shd w:val="clear" w:color="auto" w:fill="auto"/>
             <w:tcMar>
@@ -5000,10 +4959,10 @@
               <w:suppressLineNumbers w:val="0"/>
               <w:snapToGrid w:val="0"/>
               <w:spacing w:line="240" w:lineRule="auto"/>
-              <w:ind w:left="0" w:leftChars="0" w:right="0" w:rightChars="0" w:firstLine="0" w:firstLineChars="0"/>
+              <w:ind w:left="0" w:right="0" w:firstLine="0" w:leftChars="0" w:rightChars="0" w:firstLineChars="0"/>
               <w:jc w:val="center"/>
               <w:rPr>
-                <w:rFonts w:ascii="Segoe UI" w:hAnsi="Segoe UI" w:eastAsia="Segoe UI" w:cs="Segoe UI"/>
+                <w:rFonts w:ascii="Segoe UI" w:eastAsia="Segoe UI" w:hAnsi="Segoe UI" w:cs="Segoe UI"/>
                 <w:b/>
                 <w:i w:val="0"/>
                 <w:iCs w:val="0"/>
@@ -5016,7 +4975,7 @@
             </w:pPr>
             <w:r>
               <w:rPr>
-                <w:rFonts w:hint="default" w:ascii="Segoe UI" w:hAnsi="Segoe UI" w:eastAsia="Segoe UI" w:cs="Segoe UI"/>
+                <w:rFonts w:ascii="Segoe UI" w:eastAsia="Segoe UI" w:hAnsi="Segoe UI" w:cs="Segoe UI" w:hint="default"/>
                 <w:b/>
                 <w:i w:val="0"/>
                 <w:iCs w:val="0"/>
@@ -5027,7 +4986,7 @@
                 <w:kern w:val="0"/>
                 <w:sz w:val="18"/>
                 <w:szCs w:val="18"/>
-                <w:lang w:val="en-US" w:eastAsia="zh-CN" w:bidi="ar"/>
+                <w:lang w:val="en-US" w:eastAsia="zh-CN"/>
               </w:rPr>
               <w:t>团队</w:t>
             </w:r>
@@ -5037,10 +4996,10 @@
           <w:tcPr>
             <w:tcW w:w="1387" w:type="dxa"/>
             <w:tcBorders>
-              <w:top w:val="single" w:color="auto" w:sz="12" w:space="0"/>
-              <w:left w:val="single" w:color="auto" w:sz="4" w:space="0"/>
-              <w:bottom w:val="single" w:color="auto" w:sz="4" w:space="0"/>
-              <w:right w:val="single" w:color="auto" w:sz="4" w:space="0"/>
+              <w:top w:val="single" w:sz="12" w:space="0" w:color="auto"/>
+              <w:left w:val="single" w:sz="4" w:space="0" w:color="auto"/>
+              <w:bottom w:val="single" w:sz="4" w:space="0" w:color="auto"/>
+              <w:right w:val="single" w:sz="4" w:space="0" w:color="auto"/>
             </w:tcBorders>
             <w:shd w:val="clear" w:color="auto" w:fill="auto"/>
             <w:tcMar>
@@ -5059,10 +5018,10 @@
               <w:suppressLineNumbers w:val="0"/>
               <w:snapToGrid w:val="0"/>
               <w:spacing w:line="240" w:lineRule="auto"/>
-              <w:ind w:left="0" w:leftChars="0" w:right="0" w:rightChars="0" w:firstLine="0" w:firstLineChars="0"/>
+              <w:ind w:left="0" w:right="0" w:firstLine="0" w:leftChars="0" w:rightChars="0" w:firstLineChars="0"/>
               <w:jc w:val="center"/>
               <w:rPr>
-                <w:rFonts w:hint="default" w:ascii="Segoe UI" w:hAnsi="Segoe UI" w:eastAsia="Segoe UI" w:cs="Segoe UI"/>
+                <w:rFonts w:ascii="Segoe UI" w:eastAsia="Segoe UI" w:hAnsi="Segoe UI" w:cs="Segoe UI" w:hint="default"/>
                 <w:b/>
                 <w:i w:val="0"/>
                 <w:iCs w:val="0"/>
@@ -5075,7 +5034,7 @@
             </w:pPr>
             <w:r>
               <w:rPr>
-                <w:rFonts w:hint="default" w:ascii="Segoe UI" w:hAnsi="Segoe UI" w:eastAsia="Segoe UI" w:cs="Segoe UI"/>
+                <w:rFonts w:ascii="Segoe UI" w:eastAsia="Segoe UI" w:hAnsi="Segoe UI" w:cs="Segoe UI" w:hint="default"/>
                 <w:b/>
                 <w:i w:val="0"/>
                 <w:iCs w:val="0"/>
@@ -5086,7 +5045,7 @@
                 <w:kern w:val="0"/>
                 <w:sz w:val="18"/>
                 <w:szCs w:val="18"/>
-                <w:lang w:val="en-US" w:eastAsia="zh-CN" w:bidi="ar"/>
+                <w:lang w:val="en-US" w:eastAsia="zh-CN"/>
               </w:rPr>
               <w:t>核心角色</w:t>
             </w:r>
@@ -5096,10 +5055,10 @@
           <w:tcPr>
             <w:tcW w:w="1581" w:type="dxa"/>
             <w:tcBorders>
-              <w:top w:val="single" w:color="auto" w:sz="12" w:space="0"/>
-              <w:left w:val="single" w:color="auto" w:sz="4" w:space="0"/>
-              <w:bottom w:val="single" w:color="auto" w:sz="4" w:space="0"/>
-              <w:right w:val="single" w:color="auto" w:sz="4" w:space="0"/>
+              <w:top w:val="single" w:sz="12" w:space="0" w:color="auto"/>
+              <w:left w:val="single" w:sz="4" w:space="0" w:color="auto"/>
+              <w:bottom w:val="single" w:sz="4" w:space="0" w:color="auto"/>
+              <w:right w:val="single" w:sz="4" w:space="0" w:color="auto"/>
             </w:tcBorders>
             <w:shd w:val="clear" w:color="auto" w:fill="auto"/>
             <w:tcMar>
@@ -5118,10 +5077,10 @@
               <w:suppressLineNumbers w:val="0"/>
               <w:snapToGrid w:val="0"/>
               <w:spacing w:line="240" w:lineRule="auto"/>
-              <w:ind w:left="0" w:leftChars="0" w:right="0" w:rightChars="0" w:firstLine="0" w:firstLineChars="0"/>
+              <w:ind w:left="0" w:right="0" w:firstLine="0" w:leftChars="0" w:rightChars="0" w:firstLineChars="0"/>
               <w:jc w:val="center"/>
               <w:rPr>
-                <w:rFonts w:hint="default" w:ascii="Segoe UI" w:hAnsi="Segoe UI" w:eastAsia="Segoe UI" w:cs="Segoe UI"/>
+                <w:rFonts w:ascii="Segoe UI" w:eastAsia="Segoe UI" w:hAnsi="Segoe UI" w:cs="Segoe UI" w:hint="default"/>
                 <w:b/>
                 <w:i w:val="0"/>
                 <w:iCs w:val="0"/>
@@ -5134,7 +5093,7 @@
             </w:pPr>
             <w:r>
               <w:rPr>
-                <w:rFonts w:hint="default" w:ascii="Segoe UI" w:hAnsi="Segoe UI" w:eastAsia="Segoe UI" w:cs="Segoe UI"/>
+                <w:rFonts w:ascii="Segoe UI" w:eastAsia="Segoe UI" w:hAnsi="Segoe UI" w:cs="Segoe UI" w:hint="default"/>
                 <w:b/>
                 <w:i w:val="0"/>
                 <w:iCs w:val="0"/>
@@ -5145,7 +5104,7 @@
                 <w:kern w:val="0"/>
                 <w:sz w:val="18"/>
                 <w:szCs w:val="18"/>
-                <w:lang w:val="en-US" w:eastAsia="zh-CN" w:bidi="ar"/>
+                <w:lang w:val="en-US" w:eastAsia="zh-CN"/>
               </w:rPr>
               <w:t>岗位</w:t>
             </w:r>
@@ -5155,10 +5114,10 @@
           <w:tcPr>
             <w:tcW w:w="4348" w:type="dxa"/>
             <w:tcBorders>
-              <w:top w:val="single" w:color="auto" w:sz="12" w:space="0"/>
-              <w:left w:val="single" w:color="auto" w:sz="4" w:space="0"/>
-              <w:bottom w:val="single" w:color="auto" w:sz="4" w:space="0"/>
-              <w:right w:val="single" w:color="auto" w:sz="12" w:space="0"/>
+              <w:top w:val="single" w:sz="12" w:space="0" w:color="auto"/>
+              <w:left w:val="single" w:sz="4" w:space="0" w:color="auto"/>
+              <w:bottom w:val="single" w:sz="4" w:space="0" w:color="auto"/>
+              <w:right w:val="single" w:sz="12" w:space="0" w:color="auto"/>
             </w:tcBorders>
             <w:shd w:val="clear" w:color="auto" w:fill="auto"/>
             <w:tcMar>
@@ -5177,10 +5136,10 @@
               <w:suppressLineNumbers w:val="0"/>
               <w:snapToGrid w:val="0"/>
               <w:spacing w:line="240" w:lineRule="auto"/>
-              <w:ind w:left="0" w:leftChars="0" w:right="0" w:rightChars="0" w:firstLine="0" w:firstLineChars="0"/>
+              <w:ind w:left="0" w:right="0" w:firstLine="0" w:leftChars="0" w:rightChars="0" w:firstLineChars="0"/>
               <w:jc w:val="center"/>
               <w:rPr>
-                <w:rFonts w:hint="default" w:ascii="Segoe UI" w:hAnsi="Segoe UI" w:eastAsia="Segoe UI" w:cs="Segoe UI"/>
+                <w:rFonts w:ascii="Segoe UI" w:eastAsia="Segoe UI" w:hAnsi="Segoe UI" w:cs="Segoe UI" w:hint="default"/>
                 <w:b/>
                 <w:i w:val="0"/>
                 <w:iCs w:val="0"/>
@@ -5193,7 +5152,7 @@
             </w:pPr>
             <w:r>
               <w:rPr>
-                <w:rFonts w:hint="default" w:ascii="Segoe UI" w:hAnsi="Segoe UI" w:eastAsia="Segoe UI" w:cs="Segoe UI"/>
+                <w:rFonts w:ascii="Segoe UI" w:eastAsia="Segoe UI" w:hAnsi="Segoe UI" w:cs="Segoe UI" w:hint="default"/>
                 <w:b/>
                 <w:i w:val="0"/>
                 <w:iCs w:val="0"/>
@@ -5204,7 +5163,7 @@
                 <w:kern w:val="0"/>
                 <w:sz w:val="18"/>
                 <w:szCs w:val="18"/>
-                <w:lang w:val="en-US" w:eastAsia="zh-CN" w:bidi="ar"/>
+                <w:lang w:val="en-US" w:eastAsia="zh-CN"/>
               </w:rPr>
               <w:t>主要演练职责</w:t>
             </w:r>
@@ -5213,14 +5172,8 @@
       </w:tr>
       <w:tr>
         <w:tblPrEx>
-          <w:tblBorders>
-            <w:top w:val="single" w:color="auto" w:sz="4" w:space="0"/>
-            <w:left w:val="single" w:color="auto" w:sz="4" w:space="0"/>
-            <w:bottom w:val="single" w:color="auto" w:sz="4" w:space="0"/>
-            <w:right w:val="single" w:color="auto" w:sz="4" w:space="0"/>
-            <w:insideH w:val="single" w:color="auto" w:sz="4" w:space="0"/>
-            <w:insideV w:val="single" w:color="auto" w:sz="4" w:space="0"/>
-          </w:tblBorders>
+          <w:tblW w:w="8505" w:type="dxa"/>
+          <w:jc w:val="center"/>
           <w:shd w:val="clear" w:color="auto" w:fill="auto"/>
           <w:tblCellMar>
             <w:top w:w="15" w:type="dxa"/>
@@ -5230,17 +5183,17 @@
           </w:tblCellMar>
         </w:tblPrEx>
         <w:trPr>
-          <w:trHeight w:val="0" w:hRule="atLeast"/>
+          <w:trHeight w:val="0"/>
           <w:jc w:val="center"/>
         </w:trPr>
         <w:tc>
           <w:tcPr>
             <w:tcW w:w="1189" w:type="dxa"/>
             <w:tcBorders>
-              <w:top w:val="single" w:color="auto" w:sz="4" w:space="0"/>
-              <w:left w:val="single" w:color="auto" w:sz="12" w:space="0"/>
-              <w:bottom w:val="single" w:color="auto" w:sz="4" w:space="0"/>
-              <w:right w:val="single" w:color="auto" w:sz="4" w:space="0"/>
+              <w:top w:val="single" w:sz="4" w:space="0" w:color="auto"/>
+              <w:left w:val="single" w:sz="12" w:space="0" w:color="auto"/>
+              <w:bottom w:val="single" w:sz="4" w:space="0" w:color="auto"/>
+              <w:right w:val="single" w:sz="4" w:space="0" w:color="auto"/>
             </w:tcBorders>
             <w:shd w:val="clear" w:color="auto" w:fill="auto"/>
             <w:tcMar>
@@ -5259,10 +5212,10 @@
               <w:suppressLineNumbers w:val="0"/>
               <w:snapToGrid w:val="0"/>
               <w:spacing w:line="240" w:lineRule="auto"/>
-              <w:ind w:left="0" w:leftChars="0" w:right="0" w:rightChars="0" w:firstLine="0" w:firstLineChars="0"/>
+              <w:ind w:left="0" w:right="0" w:firstLine="0" w:leftChars="0" w:rightChars="0" w:firstLineChars="0"/>
               <w:jc w:val="center"/>
               <w:rPr>
-                <w:rFonts w:hint="default" w:ascii="Segoe UI" w:hAnsi="Segoe UI" w:eastAsia="Segoe UI" w:cs="Segoe UI"/>
+                <w:rFonts w:ascii="Segoe UI" w:eastAsia="Segoe UI" w:hAnsi="Segoe UI" w:cs="Segoe UI" w:hint="default"/>
                 <w:i w:val="0"/>
                 <w:iCs w:val="0"/>
                 <w:caps w:val="0"/>
@@ -5274,8 +5227,8 @@
             </w:pPr>
             <w:r>
               <w:rPr>
-                <w:rStyle w:val="23"/>
-                <w:rFonts w:hint="default" w:ascii="Segoe UI" w:hAnsi="Segoe UI" w:eastAsia="Segoe UI" w:cs="Segoe UI"/>
+                <w:rStyle w:val="Strong"/>
+                <w:rFonts w:ascii="Segoe UI" w:eastAsia="Segoe UI" w:hAnsi="Segoe UI" w:cs="Segoe UI" w:hint="default"/>
                 <w:b/>
                 <w:bCs/>
                 <w:i w:val="0"/>
@@ -5287,7 +5240,7 @@
                 <w:kern w:val="0"/>
                 <w:sz w:val="18"/>
                 <w:szCs w:val="18"/>
-                <w:lang w:val="en-US" w:eastAsia="zh-CN" w:bidi="ar"/>
+                <w:lang w:val="en-US" w:eastAsia="zh-CN"/>
               </w:rPr>
               <w:t>服务通报组</w:t>
             </w:r>
@@ -5297,10 +5250,10 @@
           <w:tcPr>
             <w:tcW w:w="1387" w:type="dxa"/>
             <w:tcBorders>
-              <w:top w:val="single" w:color="auto" w:sz="4" w:space="0"/>
-              <w:left w:val="single" w:color="auto" w:sz="4" w:space="0"/>
-              <w:bottom w:val="single" w:color="auto" w:sz="4" w:space="0"/>
-              <w:right w:val="single" w:color="auto" w:sz="4" w:space="0"/>
+              <w:top w:val="single" w:sz="4" w:space="0" w:color="auto"/>
+              <w:left w:val="single" w:sz="4" w:space="0" w:color="auto"/>
+              <w:bottom w:val="single" w:sz="4" w:space="0" w:color="auto"/>
+              <w:right w:val="single" w:sz="4" w:space="0" w:color="auto"/>
             </w:tcBorders>
             <w:shd w:val="clear" w:color="auto" w:fill="auto"/>
             <w:tcMar>
@@ -5319,10 +5272,10 @@
               <w:suppressLineNumbers w:val="0"/>
               <w:snapToGrid w:val="0"/>
               <w:spacing w:line="240" w:lineRule="auto"/>
-              <w:ind w:left="0" w:leftChars="0" w:right="0" w:rightChars="0" w:firstLine="0" w:firstLineChars="0"/>
+              <w:ind w:left="0" w:right="0" w:firstLine="0" w:leftChars="0" w:rightChars="0" w:firstLineChars="0"/>
               <w:jc w:val="center"/>
               <w:rPr>
-                <w:rFonts w:hint="default" w:ascii="Segoe UI" w:hAnsi="Segoe UI" w:eastAsia="Segoe UI" w:cs="Segoe UI"/>
+                <w:rFonts w:ascii="Segoe UI" w:eastAsia="Segoe UI" w:hAnsi="Segoe UI" w:cs="Segoe UI" w:hint="default"/>
                 <w:i w:val="0"/>
                 <w:iCs w:val="0"/>
                 <w:caps w:val="0"/>
@@ -5334,7 +5287,7 @@
             </w:pPr>
             <w:r>
               <w:rPr>
-                <w:rFonts w:hint="default" w:ascii="Segoe UI" w:hAnsi="Segoe UI" w:eastAsia="Segoe UI" w:cs="Segoe UI"/>
+                <w:rFonts w:ascii="Segoe UI" w:eastAsia="Segoe UI" w:hAnsi="Segoe UI" w:cs="Segoe UI" w:hint="default"/>
                 <w:i w:val="0"/>
                 <w:iCs w:val="0"/>
                 <w:caps w:val="0"/>
@@ -5344,7 +5297,7 @@
                 <w:kern w:val="0"/>
                 <w:sz w:val="18"/>
                 <w:szCs w:val="18"/>
-                <w:lang w:val="en-US" w:eastAsia="zh-CN" w:bidi="ar"/>
+                <w:lang w:val="en-US" w:eastAsia="zh-CN"/>
               </w:rPr>
               <w:t>通讯枢纽</w:t>
             </w:r>
@@ -5354,10 +5307,10 @@
           <w:tcPr>
             <w:tcW w:w="1581" w:type="dxa"/>
             <w:tcBorders>
-              <w:top w:val="single" w:color="auto" w:sz="4" w:space="0"/>
-              <w:left w:val="single" w:color="auto" w:sz="4" w:space="0"/>
-              <w:bottom w:val="single" w:color="auto" w:sz="4" w:space="0"/>
-              <w:right w:val="single" w:color="auto" w:sz="4" w:space="0"/>
+              <w:top w:val="single" w:sz="4" w:space="0" w:color="auto"/>
+              <w:left w:val="single" w:sz="4" w:space="0" w:color="auto"/>
+              <w:bottom w:val="single" w:sz="4" w:space="0" w:color="auto"/>
+              <w:right w:val="single" w:sz="4" w:space="0" w:color="auto"/>
             </w:tcBorders>
             <w:shd w:val="clear" w:color="auto" w:fill="auto"/>
             <w:tcMar>
@@ -5376,10 +5329,10 @@
               <w:suppressLineNumbers w:val="0"/>
               <w:snapToGrid w:val="0"/>
               <w:spacing w:line="240" w:lineRule="auto"/>
-              <w:ind w:left="0" w:leftChars="0" w:right="0" w:rightChars="0" w:firstLine="0" w:firstLineChars="0"/>
+              <w:ind w:left="0" w:right="0" w:firstLine="0" w:leftChars="0" w:rightChars="0" w:firstLineChars="0"/>
               <w:jc w:val="center"/>
               <w:rPr>
-                <w:rFonts w:hint="default" w:ascii="Segoe UI" w:hAnsi="Segoe UI" w:eastAsia="Segoe UI" w:cs="Segoe UI"/>
+                <w:rFonts w:ascii="Segoe UI" w:eastAsia="Segoe UI" w:hAnsi="Segoe UI" w:cs="Segoe UI" w:hint="default"/>
                 <w:i w:val="0"/>
                 <w:iCs w:val="0"/>
                 <w:caps w:val="0"/>
@@ -5391,7 +5344,7 @@
             </w:pPr>
             <w:r>
               <w:rPr>
-                <w:rFonts w:hint="default" w:ascii="Segoe UI" w:hAnsi="Segoe UI" w:eastAsia="Segoe UI" w:cs="Segoe UI"/>
+                <w:rFonts w:ascii="Segoe UI" w:eastAsia="Segoe UI" w:hAnsi="Segoe UI" w:cs="Segoe UI" w:hint="default"/>
                 <w:i w:val="0"/>
                 <w:iCs w:val="0"/>
                 <w:caps w:val="0"/>
@@ -5401,7 +5354,7 @@
                 <w:kern w:val="0"/>
                 <w:sz w:val="18"/>
                 <w:szCs w:val="18"/>
-                <w:lang w:val="en-US" w:eastAsia="zh-CN" w:bidi="ar"/>
+                <w:lang w:val="en-US" w:eastAsia="zh-CN"/>
               </w:rPr>
               <w:t>服务台专员</w:t>
             </w:r>
@@ -5411,10 +5364,10 @@
           <w:tcPr>
             <w:tcW w:w="4348" w:type="dxa"/>
             <w:tcBorders>
-              <w:top w:val="single" w:color="auto" w:sz="4" w:space="0"/>
-              <w:left w:val="single" w:color="auto" w:sz="4" w:space="0"/>
-              <w:bottom w:val="single" w:color="auto" w:sz="4" w:space="0"/>
-              <w:right w:val="single" w:color="auto" w:sz="12" w:space="0"/>
+              <w:top w:val="single" w:sz="4" w:space="0" w:color="auto"/>
+              <w:left w:val="single" w:sz="4" w:space="0" w:color="auto"/>
+              <w:bottom w:val="single" w:sz="4" w:space="0" w:color="auto"/>
+              <w:right w:val="single" w:sz="12" w:space="0" w:color="auto"/>
             </w:tcBorders>
             <w:shd w:val="clear" w:color="auto" w:fill="auto"/>
             <w:tcMar>
@@ -5433,10 +5386,10 @@
               <w:suppressLineNumbers w:val="0"/>
               <w:snapToGrid w:val="0"/>
               <w:spacing w:line="240" w:lineRule="auto"/>
-              <w:ind w:left="0" w:leftChars="0" w:right="0" w:rightChars="0" w:firstLine="0" w:firstLineChars="0"/>
+              <w:ind w:left="0" w:right="0" w:firstLine="0" w:leftChars="0" w:rightChars="0" w:firstLineChars="0"/>
               <w:jc w:val="left"/>
               <w:rPr>
-                <w:rFonts w:hint="default" w:ascii="Segoe UI" w:hAnsi="Segoe UI" w:eastAsia="Segoe UI" w:cs="Segoe UI"/>
+                <w:rFonts w:ascii="Segoe UI" w:eastAsia="Segoe UI" w:hAnsi="Segoe UI" w:cs="Segoe UI" w:hint="default"/>
                 <w:i w:val="0"/>
                 <w:iCs w:val="0"/>
                 <w:caps w:val="0"/>
@@ -5448,7 +5401,7 @@
             </w:pPr>
             <w:r>
               <w:rPr>
-                <w:rFonts w:hint="default" w:ascii="Segoe UI" w:hAnsi="Segoe UI" w:eastAsia="Segoe UI" w:cs="Segoe UI"/>
+                <w:rFonts w:ascii="Segoe UI" w:eastAsia="Segoe UI" w:hAnsi="Segoe UI" w:cs="Segoe UI" w:hint="default"/>
                 <w:i w:val="0"/>
                 <w:iCs w:val="0"/>
                 <w:caps w:val="0"/>
@@ -5458,13 +5411,13 @@
                 <w:kern w:val="0"/>
                 <w:sz w:val="18"/>
                 <w:szCs w:val="18"/>
-                <w:lang w:val="en-US" w:eastAsia="zh-CN" w:bidi="ar"/>
+                <w:lang w:val="en-US" w:eastAsia="zh-CN"/>
               </w:rPr>
               <w:t>1. 作为初始接报点；</w:t>
             </w:r>
             <w:r>
               <w:rPr>
-                <w:rFonts w:hint="default" w:ascii="Segoe UI" w:hAnsi="Segoe UI" w:eastAsia="Segoe UI" w:cs="Segoe UI"/>
+                <w:rFonts w:ascii="Segoe UI" w:eastAsia="Segoe UI" w:hAnsi="Segoe UI" w:cs="Segoe UI" w:hint="default"/>
                 <w:i w:val="0"/>
                 <w:iCs w:val="0"/>
                 <w:caps w:val="0"/>
@@ -5474,13 +5427,13 @@
                 <w:kern w:val="0"/>
                 <w:sz w:val="18"/>
                 <w:szCs w:val="18"/>
-                <w:lang w:val="en-US" w:eastAsia="zh-CN" w:bidi="ar"/>
-              </w:rPr>
-              <w:br w:type="textWrapping"/>
-            </w:r>
-            <w:r>
-              <w:rPr>
-                <w:rFonts w:hint="default" w:ascii="Segoe UI" w:hAnsi="Segoe UI" w:eastAsia="Segoe UI" w:cs="Segoe UI"/>
+                <w:lang w:val="en-US" w:eastAsia="zh-CN"/>
+              </w:rPr>
+              <w:br/>
+            </w:r>
+            <w:r>
+              <w:rPr>
+                <w:rFonts w:ascii="Segoe UI" w:eastAsia="Segoe UI" w:hAnsi="Segoe UI" w:cs="Segoe UI" w:hint="default"/>
                 <w:i w:val="0"/>
                 <w:iCs w:val="0"/>
                 <w:caps w:val="0"/>
@@ -5490,13 +5443,13 @@
                 <w:kern w:val="0"/>
                 <w:sz w:val="18"/>
                 <w:szCs w:val="18"/>
-                <w:lang w:val="en-US" w:eastAsia="zh-CN" w:bidi="ar"/>
+                <w:lang w:val="en-US" w:eastAsia="zh-CN"/>
               </w:rPr>
               <w:t>2. 执行应急管理部下达的客户沟通指令；</w:t>
             </w:r>
             <w:r>
               <w:rPr>
-                <w:rFonts w:hint="default" w:ascii="Segoe UI" w:hAnsi="Segoe UI" w:eastAsia="Segoe UI" w:cs="Segoe UI"/>
+                <w:rFonts w:ascii="Segoe UI" w:eastAsia="Segoe UI" w:hAnsi="Segoe UI" w:cs="Segoe UI" w:hint="default"/>
                 <w:i w:val="0"/>
                 <w:iCs w:val="0"/>
                 <w:caps w:val="0"/>
@@ -5506,13 +5459,13 @@
                 <w:kern w:val="0"/>
                 <w:sz w:val="18"/>
                 <w:szCs w:val="18"/>
-                <w:lang w:val="en-US" w:eastAsia="zh-CN" w:bidi="ar"/>
-              </w:rPr>
-              <w:br w:type="textWrapping"/>
-            </w:r>
-            <w:r>
-              <w:rPr>
-                <w:rFonts w:hint="default" w:ascii="Segoe UI" w:hAnsi="Segoe UI" w:eastAsia="Segoe UI" w:cs="Segoe UI"/>
+                <w:lang w:val="en-US" w:eastAsia="zh-CN"/>
+              </w:rPr>
+              <w:br/>
+            </w:r>
+            <w:r>
+              <w:rPr>
+                <w:rFonts w:ascii="Segoe UI" w:eastAsia="Segoe UI" w:hAnsi="Segoe UI" w:cs="Segoe UI" w:hint="default"/>
                 <w:i w:val="0"/>
                 <w:iCs w:val="0"/>
                 <w:caps w:val="0"/>
@@ -5522,7 +5475,7 @@
                 <w:kern w:val="0"/>
                 <w:sz w:val="18"/>
                 <w:szCs w:val="18"/>
-                <w:lang w:val="en-US" w:eastAsia="zh-CN" w:bidi="ar"/>
+                <w:lang w:val="en-US" w:eastAsia="zh-CN"/>
               </w:rPr>
               <w:t>3. 发送状态通告。</w:t>
             </w:r>
@@ -5531,14 +5484,8 @@
       </w:tr>
       <w:tr>
         <w:tblPrEx>
-          <w:tblBorders>
-            <w:top w:val="single" w:color="auto" w:sz="4" w:space="0"/>
-            <w:left w:val="single" w:color="auto" w:sz="4" w:space="0"/>
-            <w:bottom w:val="single" w:color="auto" w:sz="4" w:space="0"/>
-            <w:right w:val="single" w:color="auto" w:sz="4" w:space="0"/>
-            <w:insideH w:val="single" w:color="auto" w:sz="4" w:space="0"/>
-            <w:insideV w:val="single" w:color="auto" w:sz="4" w:space="0"/>
-          </w:tblBorders>
+          <w:tblW w:w="8505" w:type="dxa"/>
+          <w:jc w:val="center"/>
           <w:shd w:val="clear" w:color="auto" w:fill="auto"/>
           <w:tblCellMar>
             <w:top w:w="15" w:type="dxa"/>
@@ -5548,17 +5495,17 @@
           </w:tblCellMar>
         </w:tblPrEx>
         <w:trPr>
-          <w:trHeight w:val="0" w:hRule="atLeast"/>
+          <w:trHeight w:val="0"/>
           <w:jc w:val="center"/>
         </w:trPr>
         <w:tc>
           <w:tcPr>
             <w:tcW w:w="1189" w:type="dxa"/>
             <w:tcBorders>
-              <w:top w:val="single" w:color="auto" w:sz="4" w:space="0"/>
-              <w:left w:val="single" w:color="auto" w:sz="12" w:space="0"/>
-              <w:bottom w:val="single" w:color="auto" w:sz="4" w:space="0"/>
-              <w:right w:val="single" w:color="auto" w:sz="4" w:space="0"/>
+              <w:top w:val="single" w:sz="4" w:space="0" w:color="auto"/>
+              <w:left w:val="single" w:sz="12" w:space="0" w:color="auto"/>
+              <w:bottom w:val="single" w:sz="4" w:space="0" w:color="auto"/>
+              <w:right w:val="single" w:sz="4" w:space="0" w:color="auto"/>
             </w:tcBorders>
             <w:shd w:val="clear" w:color="auto" w:fill="auto"/>
             <w:tcMar>
@@ -5577,10 +5524,10 @@
               <w:suppressLineNumbers w:val="0"/>
               <w:snapToGrid w:val="0"/>
               <w:spacing w:line="240" w:lineRule="auto"/>
-              <w:ind w:left="0" w:leftChars="0" w:right="0" w:rightChars="0" w:firstLine="0" w:firstLineChars="0"/>
+              <w:ind w:left="0" w:right="0" w:firstLine="0" w:leftChars="0" w:rightChars="0" w:firstLineChars="0"/>
               <w:jc w:val="center"/>
               <w:rPr>
-                <w:rFonts w:hint="default" w:ascii="Segoe UI" w:hAnsi="Segoe UI" w:eastAsia="Segoe UI" w:cs="Segoe UI"/>
+                <w:rFonts w:ascii="Segoe UI" w:eastAsia="Segoe UI" w:hAnsi="Segoe UI" w:cs="Segoe UI" w:hint="default"/>
                 <w:i w:val="0"/>
                 <w:iCs w:val="0"/>
                 <w:caps w:val="0"/>
@@ -5592,8 +5539,8 @@
             </w:pPr>
             <w:r>
               <w:rPr>
-                <w:rStyle w:val="23"/>
-                <w:rFonts w:hint="default" w:ascii="Segoe UI" w:hAnsi="Segoe UI" w:eastAsia="Segoe UI" w:cs="Segoe UI"/>
+                <w:rStyle w:val="Strong"/>
+                <w:rFonts w:ascii="Segoe UI" w:eastAsia="Segoe UI" w:hAnsi="Segoe UI" w:cs="Segoe UI" w:hint="default"/>
                 <w:b/>
                 <w:bCs/>
                 <w:i w:val="0"/>
@@ -5605,7 +5552,7 @@
                 <w:kern w:val="0"/>
                 <w:sz w:val="18"/>
                 <w:szCs w:val="18"/>
-                <w:lang w:val="en-US" w:eastAsia="zh-CN" w:bidi="ar"/>
+                <w:lang w:val="en-US" w:eastAsia="zh-CN"/>
               </w:rPr>
               <w:t>技术处置组</w:t>
             </w:r>
@@ -5615,10 +5562,10 @@
           <w:tcPr>
             <w:tcW w:w="1387" w:type="dxa"/>
             <w:tcBorders>
-              <w:top w:val="single" w:color="auto" w:sz="4" w:space="0"/>
-              <w:left w:val="single" w:color="auto" w:sz="4" w:space="0"/>
-              <w:bottom w:val="single" w:color="auto" w:sz="4" w:space="0"/>
-              <w:right w:val="single" w:color="auto" w:sz="4" w:space="0"/>
+              <w:top w:val="single" w:sz="4" w:space="0" w:color="auto"/>
+              <w:left w:val="single" w:sz="4" w:space="0" w:color="auto"/>
+              <w:bottom w:val="single" w:sz="4" w:space="0" w:color="auto"/>
+              <w:right w:val="single" w:sz="4" w:space="0" w:color="auto"/>
             </w:tcBorders>
             <w:shd w:val="clear" w:color="auto" w:fill="auto"/>
             <w:tcMar>
@@ -5637,10 +5584,10 @@
               <w:suppressLineNumbers w:val="0"/>
               <w:snapToGrid w:val="0"/>
               <w:spacing w:line="240" w:lineRule="auto"/>
-              <w:ind w:left="0" w:leftChars="0" w:right="0" w:rightChars="0" w:firstLine="0" w:firstLineChars="0"/>
+              <w:ind w:left="0" w:right="0" w:firstLine="0" w:leftChars="0" w:rightChars="0" w:firstLineChars="0"/>
               <w:jc w:val="center"/>
               <w:rPr>
-                <w:rFonts w:hint="default" w:ascii="Segoe UI" w:hAnsi="Segoe UI" w:eastAsia="Segoe UI" w:cs="Segoe UI"/>
+                <w:rFonts w:ascii="Segoe UI" w:eastAsia="Segoe UI" w:hAnsi="Segoe UI" w:cs="Segoe UI" w:hint="default"/>
                 <w:i w:val="0"/>
                 <w:iCs w:val="0"/>
                 <w:caps w:val="0"/>
@@ -5652,7 +5599,7 @@
             </w:pPr>
             <w:r>
               <w:rPr>
-                <w:rFonts w:hint="default" w:ascii="Segoe UI" w:hAnsi="Segoe UI" w:eastAsia="Segoe UI" w:cs="Segoe UI"/>
+                <w:rFonts w:ascii="Segoe UI" w:eastAsia="Segoe UI" w:hAnsi="Segoe UI" w:cs="Segoe UI" w:hint="default"/>
                 <w:i w:val="0"/>
                 <w:iCs w:val="0"/>
                 <w:caps w:val="0"/>
@@ -5662,7 +5609,7 @@
                 <w:kern w:val="0"/>
                 <w:sz w:val="18"/>
                 <w:szCs w:val="18"/>
-                <w:lang w:val="en-US" w:eastAsia="zh-CN" w:bidi="ar"/>
+                <w:lang w:val="en-US" w:eastAsia="zh-CN"/>
               </w:rPr>
               <w:t>一线处置</w:t>
             </w:r>
@@ -5672,10 +5619,10 @@
           <w:tcPr>
             <w:tcW w:w="1581" w:type="dxa"/>
             <w:tcBorders>
-              <w:top w:val="single" w:color="auto" w:sz="4" w:space="0"/>
-              <w:left w:val="single" w:color="auto" w:sz="4" w:space="0"/>
-              <w:bottom w:val="single" w:color="auto" w:sz="4" w:space="0"/>
-              <w:right w:val="single" w:color="auto" w:sz="4" w:space="0"/>
+              <w:top w:val="single" w:sz="4" w:space="0" w:color="auto"/>
+              <w:left w:val="single" w:sz="4" w:space="0" w:color="auto"/>
+              <w:bottom w:val="single" w:sz="4" w:space="0" w:color="auto"/>
+              <w:right w:val="single" w:sz="4" w:space="0" w:color="auto"/>
             </w:tcBorders>
             <w:shd w:val="clear" w:color="auto" w:fill="auto"/>
             <w:tcMar>
@@ -5694,10 +5641,10 @@
               <w:suppressLineNumbers w:val="0"/>
               <w:snapToGrid w:val="0"/>
               <w:spacing w:line="240" w:lineRule="auto"/>
-              <w:ind w:left="0" w:leftChars="0" w:right="0" w:rightChars="0" w:firstLine="0" w:firstLineChars="0"/>
+              <w:ind w:left="0" w:right="0" w:firstLine="0" w:leftChars="0" w:rightChars="0" w:firstLineChars="0"/>
               <w:jc w:val="center"/>
               <w:rPr>
-                <w:rFonts w:hint="default" w:ascii="Segoe UI" w:hAnsi="Segoe UI" w:eastAsia="Segoe UI" w:cs="Segoe UI"/>
+                <w:rFonts w:ascii="Segoe UI" w:eastAsia="Segoe UI" w:hAnsi="Segoe UI" w:cs="Segoe UI" w:hint="default"/>
                 <w:i w:val="0"/>
                 <w:iCs w:val="0"/>
                 <w:caps w:val="0"/>
@@ -5709,7 +5656,7 @@
             </w:pPr>
             <w:r>
               <w:rPr>
-                <w:rFonts w:hint="default" w:ascii="Segoe UI" w:hAnsi="Segoe UI" w:eastAsia="Segoe UI" w:cs="Segoe UI"/>
+                <w:rFonts w:ascii="Segoe UI" w:eastAsia="Segoe UI" w:hAnsi="Segoe UI" w:cs="Segoe UI" w:hint="default"/>
                 <w:i w:val="0"/>
                 <w:iCs w:val="0"/>
                 <w:caps w:val="0"/>
@@ -5719,7 +5666,7 @@
                 <w:kern w:val="0"/>
                 <w:sz w:val="18"/>
                 <w:szCs w:val="18"/>
-                <w:lang w:val="en-US" w:eastAsia="zh-CN" w:bidi="ar"/>
+                <w:lang w:val="en-US" w:eastAsia="zh-CN"/>
               </w:rPr>
               <w:t>运维工程师</w:t>
             </w:r>
@@ -5729,10 +5676,10 @@
           <w:tcPr>
             <w:tcW w:w="4348" w:type="dxa"/>
             <w:tcBorders>
-              <w:top w:val="single" w:color="auto" w:sz="4" w:space="0"/>
-              <w:left w:val="single" w:color="auto" w:sz="4" w:space="0"/>
-              <w:bottom w:val="single" w:color="auto" w:sz="4" w:space="0"/>
-              <w:right w:val="single" w:color="auto" w:sz="12" w:space="0"/>
+              <w:top w:val="single" w:sz="4" w:space="0" w:color="auto"/>
+              <w:left w:val="single" w:sz="4" w:space="0" w:color="auto"/>
+              <w:bottom w:val="single" w:sz="4" w:space="0" w:color="auto"/>
+              <w:right w:val="single" w:sz="12" w:space="0" w:color="auto"/>
             </w:tcBorders>
             <w:shd w:val="clear" w:color="auto" w:fill="auto"/>
             <w:tcMar>
@@ -5751,10 +5698,10 @@
               <w:suppressLineNumbers w:val="0"/>
               <w:snapToGrid w:val="0"/>
               <w:spacing w:line="240" w:lineRule="auto"/>
-              <w:ind w:left="0" w:leftChars="0" w:right="0" w:rightChars="0" w:firstLine="0" w:firstLineChars="0"/>
+              <w:ind w:left="0" w:right="0" w:firstLine="0" w:leftChars="0" w:rightChars="0" w:firstLineChars="0"/>
               <w:jc w:val="left"/>
               <w:rPr>
-                <w:rFonts w:hint="default" w:ascii="Segoe UI" w:hAnsi="Segoe UI" w:eastAsia="Segoe UI" w:cs="Segoe UI"/>
+                <w:rFonts w:ascii="Segoe UI" w:eastAsia="Segoe UI" w:hAnsi="Segoe UI" w:cs="Segoe UI" w:hint="default"/>
                 <w:i w:val="0"/>
                 <w:iCs w:val="0"/>
                 <w:caps w:val="0"/>
@@ -5766,7 +5713,7 @@
             </w:pPr>
             <w:r>
               <w:rPr>
-                <w:rFonts w:hint="default" w:ascii="Segoe UI" w:hAnsi="Segoe UI" w:eastAsia="Segoe UI" w:cs="Segoe UI"/>
+                <w:rFonts w:ascii="Segoe UI" w:eastAsia="Segoe UI" w:hAnsi="Segoe UI" w:cs="Segoe UI" w:hint="default"/>
                 <w:i w:val="0"/>
                 <w:iCs w:val="0"/>
                 <w:caps w:val="0"/>
@@ -5776,13 +5723,13 @@
                 <w:kern w:val="0"/>
                 <w:sz w:val="18"/>
                 <w:szCs w:val="18"/>
-                <w:lang w:val="en-US" w:eastAsia="zh-CN" w:bidi="ar"/>
+                <w:lang w:val="en-US" w:eastAsia="zh-CN"/>
               </w:rPr>
               <w:t>1. 执行故障诊断、服务重启、日志分析等操作；</w:t>
             </w:r>
             <w:r>
               <w:rPr>
-                <w:rFonts w:hint="default" w:ascii="Segoe UI" w:hAnsi="Segoe UI" w:eastAsia="Segoe UI" w:cs="Segoe UI"/>
+                <w:rFonts w:ascii="Segoe UI" w:eastAsia="Segoe UI" w:hAnsi="Segoe UI" w:cs="Segoe UI" w:hint="default"/>
                 <w:i w:val="0"/>
                 <w:iCs w:val="0"/>
                 <w:caps w:val="0"/>
@@ -5792,13 +5739,13 @@
                 <w:kern w:val="0"/>
                 <w:sz w:val="18"/>
                 <w:szCs w:val="18"/>
-                <w:lang w:val="en-US" w:eastAsia="zh-CN" w:bidi="ar"/>
-              </w:rPr>
-              <w:br w:type="textWrapping"/>
-            </w:r>
-            <w:r>
-              <w:rPr>
-                <w:rFonts w:hint="default" w:ascii="Segoe UI" w:hAnsi="Segoe UI" w:eastAsia="Segoe UI" w:cs="Segoe UI"/>
+                <w:lang w:val="en-US" w:eastAsia="zh-CN"/>
+              </w:rPr>
+              <w:br/>
+            </w:r>
+            <w:r>
+              <w:rPr>
+                <w:rFonts w:ascii="Segoe UI" w:eastAsia="Segoe UI" w:hAnsi="Segoe UI" w:cs="Segoe UI" w:hint="default"/>
                 <w:i w:val="0"/>
                 <w:iCs w:val="0"/>
                 <w:caps w:val="0"/>
@@ -5808,7 +5755,7 @@
                 <w:kern w:val="0"/>
                 <w:sz w:val="18"/>
                 <w:szCs w:val="18"/>
-                <w:lang w:val="en-US" w:eastAsia="zh-CN" w:bidi="ar"/>
+                <w:lang w:val="en-US" w:eastAsia="zh-CN"/>
               </w:rPr>
               <w:t>2. 实施应急管理部批准的恢复方案。</w:t>
             </w:r>
@@ -5817,14 +5764,8 @@
       </w:tr>
       <w:tr>
         <w:tblPrEx>
-          <w:tblBorders>
-            <w:top w:val="single" w:color="auto" w:sz="4" w:space="0"/>
-            <w:left w:val="single" w:color="auto" w:sz="4" w:space="0"/>
-            <w:bottom w:val="single" w:color="auto" w:sz="4" w:space="0"/>
-            <w:right w:val="single" w:color="auto" w:sz="4" w:space="0"/>
-            <w:insideH w:val="single" w:color="auto" w:sz="4" w:space="0"/>
-            <w:insideV w:val="single" w:color="auto" w:sz="4" w:space="0"/>
-          </w:tblBorders>
+          <w:tblW w:w="8505" w:type="dxa"/>
+          <w:jc w:val="center"/>
           <w:shd w:val="clear" w:color="auto" w:fill="auto"/>
           <w:tblCellMar>
             <w:top w:w="15" w:type="dxa"/>
@@ -5834,17 +5775,17 @@
           </w:tblCellMar>
         </w:tblPrEx>
         <w:trPr>
-          <w:trHeight w:val="0" w:hRule="atLeast"/>
+          <w:trHeight w:val="0"/>
           <w:jc w:val="center"/>
         </w:trPr>
         <w:tc>
           <w:tcPr>
             <w:tcW w:w="1189" w:type="dxa"/>
             <w:tcBorders>
-              <w:top w:val="single" w:color="auto" w:sz="4" w:space="0"/>
-              <w:left w:val="single" w:color="auto" w:sz="12" w:space="0"/>
-              <w:bottom w:val="single" w:color="auto" w:sz="4" w:space="0"/>
-              <w:right w:val="single" w:color="auto" w:sz="4" w:space="0"/>
+              <w:top w:val="single" w:sz="4" w:space="0" w:color="auto"/>
+              <w:left w:val="single" w:sz="12" w:space="0" w:color="auto"/>
+              <w:bottom w:val="single" w:sz="4" w:space="0" w:color="auto"/>
+              <w:right w:val="single" w:sz="4" w:space="0" w:color="auto"/>
             </w:tcBorders>
             <w:shd w:val="clear" w:color="auto" w:fill="auto"/>
             <w:tcMar>
@@ -5863,10 +5804,10 @@
               <w:suppressLineNumbers w:val="0"/>
               <w:snapToGrid w:val="0"/>
               <w:spacing w:line="240" w:lineRule="auto"/>
-              <w:ind w:left="0" w:leftChars="0" w:right="0" w:rightChars="0" w:firstLine="0" w:firstLineChars="0"/>
+              <w:ind w:left="0" w:right="0" w:firstLine="0" w:leftChars="0" w:rightChars="0" w:firstLineChars="0"/>
               <w:jc w:val="center"/>
               <w:rPr>
-                <w:rFonts w:hint="default" w:ascii="Segoe UI" w:hAnsi="Segoe UI" w:eastAsia="Segoe UI" w:cs="Segoe UI"/>
+                <w:rFonts w:ascii="Segoe UI" w:eastAsia="Segoe UI" w:hAnsi="Segoe UI" w:cs="Segoe UI" w:hint="default"/>
                 <w:i w:val="0"/>
                 <w:iCs w:val="0"/>
                 <w:caps w:val="0"/>
@@ -5878,8 +5819,8 @@
             </w:pPr>
             <w:r>
               <w:rPr>
-                <w:rStyle w:val="23"/>
-                <w:rFonts w:hint="default" w:ascii="Segoe UI" w:hAnsi="Segoe UI" w:eastAsia="Segoe UI" w:cs="Segoe UI"/>
+                <w:rStyle w:val="Strong"/>
+                <w:rFonts w:ascii="Segoe UI" w:eastAsia="Segoe UI" w:hAnsi="Segoe UI" w:cs="Segoe UI" w:hint="default"/>
                 <w:b/>
                 <w:bCs/>
                 <w:i w:val="0"/>
@@ -5891,7 +5832,7 @@
                 <w:kern w:val="0"/>
                 <w:sz w:val="18"/>
                 <w:szCs w:val="18"/>
-                <w:lang w:val="en-US" w:eastAsia="zh-CN" w:bidi="ar"/>
+                <w:lang w:val="en-US" w:eastAsia="zh-CN"/>
               </w:rPr>
               <w:t>研发支撑组</w:t>
             </w:r>
@@ -5901,10 +5842,10 @@
           <w:tcPr>
             <w:tcW w:w="1387" w:type="dxa"/>
             <w:tcBorders>
-              <w:top w:val="single" w:color="auto" w:sz="4" w:space="0"/>
-              <w:left w:val="single" w:color="auto" w:sz="4" w:space="0"/>
-              <w:bottom w:val="single" w:color="auto" w:sz="4" w:space="0"/>
-              <w:right w:val="single" w:color="auto" w:sz="4" w:space="0"/>
+              <w:top w:val="single" w:sz="4" w:space="0" w:color="auto"/>
+              <w:left w:val="single" w:sz="4" w:space="0" w:color="auto"/>
+              <w:bottom w:val="single" w:sz="4" w:space="0" w:color="auto"/>
+              <w:right w:val="single" w:sz="4" w:space="0" w:color="auto"/>
             </w:tcBorders>
             <w:shd w:val="clear" w:color="auto" w:fill="auto"/>
             <w:tcMar>
@@ -5923,10 +5864,10 @@
               <w:suppressLineNumbers w:val="0"/>
               <w:snapToGrid w:val="0"/>
               <w:spacing w:line="240" w:lineRule="auto"/>
-              <w:ind w:left="0" w:leftChars="0" w:right="0" w:rightChars="0" w:firstLine="0" w:firstLineChars="0"/>
+              <w:ind w:left="0" w:right="0" w:firstLine="0" w:leftChars="0" w:rightChars="0" w:firstLineChars="0"/>
               <w:jc w:val="center"/>
               <w:rPr>
-                <w:rFonts w:hint="default" w:ascii="Segoe UI" w:hAnsi="Segoe UI" w:eastAsia="Segoe UI" w:cs="Segoe UI"/>
+                <w:rFonts w:ascii="Segoe UI" w:eastAsia="Segoe UI" w:hAnsi="Segoe UI" w:cs="Segoe UI" w:hint="default"/>
                 <w:i w:val="0"/>
                 <w:iCs w:val="0"/>
                 <w:caps w:val="0"/>
@@ -5938,7 +5879,7 @@
             </w:pPr>
             <w:r>
               <w:rPr>
-                <w:rFonts w:hint="default" w:ascii="Segoe UI" w:hAnsi="Segoe UI" w:eastAsia="Segoe UI" w:cs="Segoe UI"/>
+                <w:rFonts w:ascii="Segoe UI" w:eastAsia="Segoe UI" w:hAnsi="Segoe UI" w:cs="Segoe UI" w:hint="default"/>
                 <w:i w:val="0"/>
                 <w:iCs w:val="0"/>
                 <w:caps w:val="0"/>
@@ -5948,7 +5889,7 @@
                 <w:kern w:val="0"/>
                 <w:sz w:val="18"/>
                 <w:szCs w:val="18"/>
-                <w:lang w:val="en-US" w:eastAsia="zh-CN" w:bidi="ar"/>
+                <w:lang w:val="en-US" w:eastAsia="zh-CN"/>
               </w:rPr>
               <w:t>二线专家</w:t>
             </w:r>
@@ -5958,10 +5899,10 @@
           <w:tcPr>
             <w:tcW w:w="1581" w:type="dxa"/>
             <w:tcBorders>
-              <w:top w:val="single" w:color="auto" w:sz="4" w:space="0"/>
-              <w:left w:val="single" w:color="auto" w:sz="4" w:space="0"/>
-              <w:bottom w:val="single" w:color="auto" w:sz="4" w:space="0"/>
-              <w:right w:val="single" w:color="auto" w:sz="4" w:space="0"/>
+              <w:top w:val="single" w:sz="4" w:space="0" w:color="auto"/>
+              <w:left w:val="single" w:sz="4" w:space="0" w:color="auto"/>
+              <w:bottom w:val="single" w:sz="4" w:space="0" w:color="auto"/>
+              <w:right w:val="single" w:sz="4" w:space="0" w:color="auto"/>
             </w:tcBorders>
             <w:shd w:val="clear" w:color="auto" w:fill="auto"/>
             <w:tcMar>
@@ -5980,10 +5921,10 @@
               <w:suppressLineNumbers w:val="0"/>
               <w:snapToGrid w:val="0"/>
               <w:spacing w:line="240" w:lineRule="auto"/>
-              <w:ind w:left="0" w:leftChars="0" w:right="0" w:rightChars="0" w:firstLine="0" w:firstLineChars="0"/>
+              <w:ind w:left="0" w:right="0" w:firstLine="0" w:leftChars="0" w:rightChars="0" w:firstLineChars="0"/>
               <w:jc w:val="center"/>
               <w:rPr>
-                <w:rFonts w:hint="default" w:ascii="Segoe UI" w:hAnsi="Segoe UI" w:eastAsia="Segoe UI" w:cs="Segoe UI"/>
+                <w:rFonts w:ascii="Segoe UI" w:eastAsia="Segoe UI" w:hAnsi="Segoe UI" w:cs="Segoe UI" w:hint="default"/>
                 <w:i w:val="0"/>
                 <w:iCs w:val="0"/>
                 <w:caps w:val="0"/>
@@ -5995,7 +5936,7 @@
             </w:pPr>
             <w:r>
               <w:rPr>
-                <w:rFonts w:hint="default" w:ascii="Segoe UI" w:hAnsi="Segoe UI" w:eastAsia="Segoe UI" w:cs="Segoe UI"/>
+                <w:rFonts w:ascii="Segoe UI" w:eastAsia="Segoe UI" w:hAnsi="Segoe UI" w:cs="Segoe UI" w:hint="eastAsia"/>
                 <w:i w:val="0"/>
                 <w:iCs w:val="0"/>
                 <w:caps w:val="0"/>
@@ -6005,9 +5946,27 @@
                 <w:kern w:val="0"/>
                 <w:sz w:val="18"/>
                 <w:szCs w:val="18"/>
-                <w:lang w:val="en-US" w:eastAsia="zh-CN" w:bidi="ar"/>
-              </w:rPr>
-              <w:t>研发工程师</w:t>
+                <w:lang w:val="en-US" w:eastAsia="zh-CN"/>
+              </w:rPr>
+              <w:t>开发</w:t>
+            </w:r>
+            <w:bookmarkStart w:id="10" w:name="_GoBack"/>
+            <w:bookmarkEnd w:id="10"/>
+            <w:r>
+              <w:rPr>
+                <w:rFonts w:ascii="Segoe UI" w:eastAsia="Segoe UI" w:hAnsi="Segoe UI" w:cs="Segoe UI" w:hint="default"/>
+                <w:i w:val="0"/>
+                <w:iCs w:val="0"/>
+                <w:caps w:val="0"/>
+                <w:snapToGrid w:val="0"/>
+                <w:color w:val="000000"/>
+                <w:spacing w:val="0"/>
+                <w:kern w:val="0"/>
+                <w:sz w:val="18"/>
+                <w:szCs w:val="18"/>
+                <w:lang w:val="en-US" w:eastAsia="zh-CN"/>
+              </w:rPr>
+              <w:t>工程师</w:t>
             </w:r>
           </w:p>
         </w:tc>
@@ -6015,10 +5974,10 @@
           <w:tcPr>
             <w:tcW w:w="4348" w:type="dxa"/>
             <w:tcBorders>
-              <w:top w:val="single" w:color="auto" w:sz="4" w:space="0"/>
-              <w:left w:val="single" w:color="auto" w:sz="4" w:space="0"/>
-              <w:bottom w:val="single" w:color="auto" w:sz="4" w:space="0"/>
-              <w:right w:val="single" w:color="auto" w:sz="12" w:space="0"/>
+              <w:top w:val="single" w:sz="4" w:space="0" w:color="auto"/>
+              <w:left w:val="single" w:sz="4" w:space="0" w:color="auto"/>
+              <w:bottom w:val="single" w:sz="4" w:space="0" w:color="auto"/>
+              <w:right w:val="single" w:sz="12" w:space="0" w:color="auto"/>
             </w:tcBorders>
             <w:shd w:val="clear" w:color="auto" w:fill="auto"/>
             <w:tcMar>
@@ -6037,10 +5996,10 @@
               <w:suppressLineNumbers w:val="0"/>
               <w:snapToGrid w:val="0"/>
               <w:spacing w:line="240" w:lineRule="auto"/>
-              <w:ind w:left="0" w:leftChars="0" w:right="0" w:rightChars="0" w:firstLine="0" w:firstLineChars="0"/>
+              <w:ind w:left="0" w:right="0" w:firstLine="0" w:leftChars="0" w:rightChars="0" w:firstLineChars="0"/>
               <w:jc w:val="left"/>
               <w:rPr>
-                <w:rFonts w:hint="default" w:ascii="Segoe UI" w:hAnsi="Segoe UI" w:eastAsia="Segoe UI" w:cs="Segoe UI"/>
+                <w:rFonts w:ascii="Segoe UI" w:eastAsia="Segoe UI" w:hAnsi="Segoe UI" w:cs="Segoe UI" w:hint="default"/>
                 <w:i w:val="0"/>
                 <w:iCs w:val="0"/>
                 <w:caps w:val="0"/>
@@ -6052,7 +6011,7 @@
             </w:pPr>
             <w:r>
               <w:rPr>
-                <w:rFonts w:hint="default" w:ascii="Segoe UI" w:hAnsi="Segoe UI" w:eastAsia="Segoe UI" w:cs="Segoe UI"/>
+                <w:rFonts w:ascii="Segoe UI" w:eastAsia="Segoe UI" w:hAnsi="Segoe UI" w:cs="Segoe UI" w:hint="default"/>
                 <w:i w:val="0"/>
                 <w:iCs w:val="0"/>
                 <w:caps w:val="0"/>
@@ -6062,13 +6021,13 @@
                 <w:kern w:val="0"/>
                 <w:sz w:val="18"/>
                 <w:szCs w:val="18"/>
-                <w:lang w:val="en-US" w:eastAsia="zh-CN" w:bidi="ar"/>
+                <w:lang w:val="en-US" w:eastAsia="zh-CN"/>
               </w:rPr>
               <w:t>1. 远程提供深度技术分析；</w:t>
             </w:r>
             <w:r>
               <w:rPr>
-                <w:rFonts w:hint="default" w:ascii="Segoe UI" w:hAnsi="Segoe UI" w:eastAsia="Segoe UI" w:cs="Segoe UI"/>
+                <w:rFonts w:ascii="Segoe UI" w:eastAsia="Segoe UI" w:hAnsi="Segoe UI" w:cs="Segoe UI" w:hint="default"/>
                 <w:i w:val="0"/>
                 <w:iCs w:val="0"/>
                 <w:caps w:val="0"/>
@@ -6078,13 +6037,13 @@
                 <w:kern w:val="0"/>
                 <w:sz w:val="18"/>
                 <w:szCs w:val="18"/>
-                <w:lang w:val="en-US" w:eastAsia="zh-CN" w:bidi="ar"/>
-              </w:rPr>
-              <w:br w:type="textWrapping"/>
-            </w:r>
-            <w:r>
-              <w:rPr>
-                <w:rFonts w:hint="default" w:ascii="Segoe UI" w:hAnsi="Segoe UI" w:eastAsia="Segoe UI" w:cs="Segoe UI"/>
+                <w:lang w:val="en-US" w:eastAsia="zh-CN"/>
+              </w:rPr>
+              <w:br/>
+            </w:r>
+            <w:r>
+              <w:rPr>
+                <w:rFonts w:ascii="Segoe UI" w:eastAsia="Segoe UI" w:hAnsi="Segoe UI" w:cs="Segoe UI" w:hint="default"/>
                 <w:i w:val="0"/>
                 <w:iCs w:val="0"/>
                 <w:caps w:val="0"/>
@@ -6094,7 +6053,7 @@
                 <w:kern w:val="0"/>
                 <w:sz w:val="18"/>
                 <w:szCs w:val="18"/>
-                <w:lang w:val="en-US" w:eastAsia="zh-CN" w:bidi="ar"/>
+                <w:lang w:val="en-US" w:eastAsia="zh-CN"/>
               </w:rPr>
               <w:t>2. 提供代码级修复建议或补丁。</w:t>
             </w:r>
@@ -6103,14 +6062,8 @@
       </w:tr>
       <w:tr>
         <w:tblPrEx>
-          <w:tblBorders>
-            <w:top w:val="single" w:color="auto" w:sz="4" w:space="0"/>
-            <w:left w:val="single" w:color="auto" w:sz="4" w:space="0"/>
-            <w:bottom w:val="single" w:color="auto" w:sz="4" w:space="0"/>
-            <w:right w:val="single" w:color="auto" w:sz="4" w:space="0"/>
-            <w:insideH w:val="single" w:color="auto" w:sz="4" w:space="0"/>
-            <w:insideV w:val="single" w:color="auto" w:sz="4" w:space="0"/>
-          </w:tblBorders>
+          <w:tblW w:w="8505" w:type="dxa"/>
+          <w:jc w:val="center"/>
           <w:shd w:val="clear" w:color="auto" w:fill="auto"/>
           <w:tblCellMar>
             <w:top w:w="15" w:type="dxa"/>
@@ -6120,17 +6073,17 @@
           </w:tblCellMar>
         </w:tblPrEx>
         <w:trPr>
-          <w:trHeight w:val="0" w:hRule="atLeast"/>
+          <w:trHeight w:val="0"/>
           <w:jc w:val="center"/>
         </w:trPr>
         <w:tc>
           <w:tcPr>
             <w:tcW w:w="1189" w:type="dxa"/>
             <w:tcBorders>
-              <w:top w:val="single" w:color="auto" w:sz="4" w:space="0"/>
-              <w:left w:val="single" w:color="auto" w:sz="12" w:space="0"/>
-              <w:bottom w:val="single" w:color="auto" w:sz="4" w:space="0"/>
-              <w:right w:val="single" w:color="auto" w:sz="4" w:space="0"/>
+              <w:top w:val="single" w:sz="4" w:space="0" w:color="auto"/>
+              <w:left w:val="single" w:sz="12" w:space="0" w:color="auto"/>
+              <w:bottom w:val="single" w:sz="4" w:space="0" w:color="auto"/>
+              <w:right w:val="single" w:sz="4" w:space="0" w:color="auto"/>
             </w:tcBorders>
             <w:shd w:val="clear" w:color="auto" w:fill="auto"/>
             <w:tcMar>
@@ -6149,10 +6102,10 @@
               <w:suppressLineNumbers w:val="0"/>
               <w:snapToGrid w:val="0"/>
               <w:spacing w:line="240" w:lineRule="auto"/>
-              <w:ind w:left="0" w:leftChars="0" w:right="0" w:rightChars="0" w:firstLine="0" w:firstLineChars="0"/>
+              <w:ind w:left="0" w:right="0" w:firstLine="0" w:leftChars="0" w:rightChars="0" w:firstLineChars="0"/>
               <w:jc w:val="center"/>
               <w:rPr>
-                <w:rFonts w:hint="default" w:ascii="Segoe UI" w:hAnsi="Segoe UI" w:eastAsia="Segoe UI" w:cs="Segoe UI"/>
+                <w:rFonts w:ascii="Segoe UI" w:eastAsia="Segoe UI" w:hAnsi="Segoe UI" w:cs="Segoe UI" w:hint="default"/>
                 <w:i w:val="0"/>
                 <w:iCs w:val="0"/>
                 <w:caps w:val="0"/>
@@ -6164,8 +6117,8 @@
             </w:pPr>
             <w:r>
               <w:rPr>
-                <w:rStyle w:val="23"/>
-                <w:rFonts w:hint="default" w:ascii="Segoe UI" w:hAnsi="Segoe UI" w:eastAsia="Segoe UI" w:cs="Segoe UI"/>
+                <w:rStyle w:val="Strong"/>
+                <w:rFonts w:ascii="Segoe UI" w:eastAsia="Segoe UI" w:hAnsi="Segoe UI" w:cs="Segoe UI" w:hint="default"/>
                 <w:b/>
                 <w:bCs/>
                 <w:i w:val="0"/>
@@ -6177,7 +6130,7 @@
                 <w:kern w:val="0"/>
                 <w:sz w:val="18"/>
                 <w:szCs w:val="18"/>
-                <w:lang w:val="en-US" w:eastAsia="zh-CN" w:bidi="ar"/>
+                <w:lang w:val="en-US" w:eastAsia="zh-CN"/>
               </w:rPr>
               <w:t>质量评估组</w:t>
             </w:r>
@@ -6187,10 +6140,10 @@
           <w:tcPr>
             <w:tcW w:w="1387" w:type="dxa"/>
             <w:tcBorders>
-              <w:top w:val="single" w:color="auto" w:sz="4" w:space="0"/>
-              <w:left w:val="single" w:color="auto" w:sz="4" w:space="0"/>
-              <w:bottom w:val="single" w:color="auto" w:sz="4" w:space="0"/>
-              <w:right w:val="single" w:color="auto" w:sz="4" w:space="0"/>
+              <w:top w:val="single" w:sz="4" w:space="0" w:color="auto"/>
+              <w:left w:val="single" w:sz="4" w:space="0" w:color="auto"/>
+              <w:bottom w:val="single" w:sz="4" w:space="0" w:color="auto"/>
+              <w:right w:val="single" w:sz="4" w:space="0" w:color="auto"/>
             </w:tcBorders>
             <w:shd w:val="clear" w:color="auto" w:fill="auto"/>
             <w:tcMar>
@@ -6209,10 +6162,10 @@
               <w:suppressLineNumbers w:val="0"/>
               <w:snapToGrid w:val="0"/>
               <w:spacing w:line="240" w:lineRule="auto"/>
-              <w:ind w:left="0" w:leftChars="0" w:right="0" w:rightChars="0" w:firstLine="0" w:firstLineChars="0"/>
+              <w:ind w:left="0" w:right="0" w:firstLine="0" w:leftChars="0" w:rightChars="0" w:firstLineChars="0"/>
               <w:jc w:val="center"/>
               <w:rPr>
-                <w:rFonts w:hint="default" w:ascii="Segoe UI" w:hAnsi="Segoe UI" w:eastAsia="Segoe UI" w:cs="Segoe UI"/>
+                <w:rFonts w:ascii="Segoe UI" w:eastAsia="Segoe UI" w:hAnsi="Segoe UI" w:cs="Segoe UI" w:hint="default"/>
                 <w:i w:val="0"/>
                 <w:iCs w:val="0"/>
                 <w:caps w:val="0"/>
@@ -6224,7 +6177,7 @@
             </w:pPr>
             <w:r>
               <w:rPr>
-                <w:rFonts w:hint="default" w:ascii="Segoe UI" w:hAnsi="Segoe UI" w:eastAsia="Segoe UI" w:cs="Segoe UI"/>
+                <w:rFonts w:ascii="Segoe UI" w:eastAsia="Segoe UI" w:hAnsi="Segoe UI" w:cs="Segoe UI" w:hint="default"/>
                 <w:i w:val="0"/>
                 <w:iCs w:val="0"/>
                 <w:caps w:val="0"/>
@@ -6234,7 +6187,7 @@
                 <w:kern w:val="0"/>
                 <w:sz w:val="18"/>
                 <w:szCs w:val="18"/>
-                <w:lang w:val="en-US" w:eastAsia="zh-CN" w:bidi="ar"/>
+                <w:lang w:val="en-US" w:eastAsia="zh-CN"/>
               </w:rPr>
               <w:t>独立观察员</w:t>
             </w:r>
@@ -6244,10 +6197,10 @@
           <w:tcPr>
             <w:tcW w:w="1581" w:type="dxa"/>
             <w:tcBorders>
-              <w:top w:val="single" w:color="auto" w:sz="4" w:space="0"/>
-              <w:left w:val="single" w:color="auto" w:sz="4" w:space="0"/>
-              <w:bottom w:val="single" w:color="auto" w:sz="4" w:space="0"/>
-              <w:right w:val="single" w:color="auto" w:sz="4" w:space="0"/>
+              <w:top w:val="single" w:sz="4" w:space="0" w:color="auto"/>
+              <w:left w:val="single" w:sz="4" w:space="0" w:color="auto"/>
+              <w:bottom w:val="single" w:sz="4" w:space="0" w:color="auto"/>
+              <w:right w:val="single" w:sz="4" w:space="0" w:color="auto"/>
             </w:tcBorders>
             <w:shd w:val="clear" w:color="auto" w:fill="auto"/>
             <w:tcMar>
@@ -6266,10 +6219,10 @@
               <w:suppressLineNumbers w:val="0"/>
               <w:snapToGrid w:val="0"/>
               <w:spacing w:line="240" w:lineRule="auto"/>
-              <w:ind w:left="0" w:leftChars="0" w:right="0" w:rightChars="0" w:firstLine="0" w:firstLineChars="0"/>
+              <w:ind w:left="0" w:right="0" w:firstLine="0" w:leftChars="0" w:rightChars="0" w:firstLineChars="0"/>
               <w:jc w:val="center"/>
               <w:rPr>
-                <w:rFonts w:hint="default" w:ascii="Segoe UI" w:hAnsi="Segoe UI" w:eastAsia="Segoe UI" w:cs="Segoe UI"/>
+                <w:rFonts w:ascii="Segoe UI" w:eastAsia="Segoe UI" w:hAnsi="Segoe UI" w:cs="Segoe UI" w:hint="default"/>
                 <w:i w:val="0"/>
                 <w:iCs w:val="0"/>
                 <w:caps w:val="0"/>
@@ -6281,7 +6234,7 @@
             </w:pPr>
             <w:r>
               <w:rPr>
-                <w:rFonts w:hint="default" w:ascii="Segoe UI" w:hAnsi="Segoe UI" w:eastAsia="Segoe UI" w:cs="Segoe UI"/>
+                <w:rFonts w:ascii="Segoe UI" w:eastAsia="Segoe UI" w:hAnsi="Segoe UI" w:cs="Segoe UI" w:hint="default"/>
                 <w:i w:val="0"/>
                 <w:iCs w:val="0"/>
                 <w:caps w:val="0"/>
@@ -6291,7 +6244,7 @@
                 <w:kern w:val="0"/>
                 <w:sz w:val="18"/>
                 <w:szCs w:val="18"/>
-                <w:lang w:val="en-US" w:eastAsia="zh-CN" w:bidi="ar"/>
+                <w:lang w:val="en-US" w:eastAsia="zh-CN"/>
               </w:rPr>
               <w:t>质量管理专员</w:t>
             </w:r>
@@ -6301,10 +6254,10 @@
           <w:tcPr>
             <w:tcW w:w="4348" w:type="dxa"/>
             <w:tcBorders>
-              <w:top w:val="single" w:color="auto" w:sz="4" w:space="0"/>
-              <w:left w:val="single" w:color="auto" w:sz="4" w:space="0"/>
-              <w:bottom w:val="single" w:color="auto" w:sz="4" w:space="0"/>
-              <w:right w:val="single" w:color="auto" w:sz="12" w:space="0"/>
+              <w:top w:val="single" w:sz="4" w:space="0" w:color="auto"/>
+              <w:left w:val="single" w:sz="4" w:space="0" w:color="auto"/>
+              <w:bottom w:val="single" w:sz="4" w:space="0" w:color="auto"/>
+              <w:right w:val="single" w:sz="12" w:space="0" w:color="auto"/>
             </w:tcBorders>
             <w:shd w:val="clear" w:color="auto" w:fill="auto"/>
             <w:tcMar>
@@ -6323,10 +6276,10 @@
               <w:suppressLineNumbers w:val="0"/>
               <w:snapToGrid w:val="0"/>
               <w:spacing w:line="240" w:lineRule="auto"/>
-              <w:ind w:left="0" w:leftChars="0" w:right="0" w:rightChars="0" w:firstLine="0" w:firstLineChars="0"/>
+              <w:ind w:left="0" w:right="0" w:firstLine="0" w:leftChars="0" w:rightChars="0" w:firstLineChars="0"/>
               <w:jc w:val="left"/>
               <w:rPr>
-                <w:rFonts w:hint="default" w:ascii="Segoe UI" w:hAnsi="Segoe UI" w:eastAsia="Segoe UI" w:cs="Segoe UI"/>
+                <w:rFonts w:ascii="Segoe UI" w:eastAsia="Segoe UI" w:hAnsi="Segoe UI" w:cs="Segoe UI" w:hint="default"/>
                 <w:i w:val="0"/>
                 <w:iCs w:val="0"/>
                 <w:caps w:val="0"/>
@@ -6338,8 +6291,8 @@
             </w:pPr>
             <w:r>
               <w:rPr>
-                <w:rStyle w:val="23"/>
-                <w:rFonts w:hint="default" w:ascii="Segoe UI" w:hAnsi="Segoe UI" w:eastAsia="Segoe UI" w:cs="Segoe UI"/>
+                <w:rStyle w:val="Strong"/>
+                <w:rFonts w:ascii="Segoe UI" w:eastAsia="Segoe UI" w:hAnsi="Segoe UI" w:cs="Segoe UI" w:hint="default"/>
                 <w:b/>
                 <w:bCs/>
                 <w:i w:val="0"/>
@@ -6351,13 +6304,13 @@
                 <w:kern w:val="0"/>
                 <w:sz w:val="18"/>
                 <w:szCs w:val="18"/>
-                <w:lang w:val="en-US" w:eastAsia="zh-CN" w:bidi="ar"/>
+                <w:lang w:val="en-US" w:eastAsia="zh-CN"/>
               </w:rPr>
               <w:t>不参与处置，仅观察记录</w:t>
             </w:r>
             <w:r>
               <w:rPr>
-                <w:rFonts w:hint="default" w:ascii="Segoe UI" w:hAnsi="Segoe UI" w:eastAsia="Segoe UI" w:cs="Segoe UI"/>
+                <w:rFonts w:ascii="Segoe UI" w:eastAsia="Segoe UI" w:hAnsi="Segoe UI" w:cs="Segoe UI" w:hint="default"/>
                 <w:i w:val="0"/>
                 <w:iCs w:val="0"/>
                 <w:caps w:val="0"/>
@@ -6367,13 +6320,13 @@
                 <w:kern w:val="0"/>
                 <w:sz w:val="18"/>
                 <w:szCs w:val="18"/>
-                <w:lang w:val="en-US" w:eastAsia="zh-CN" w:bidi="ar"/>
+                <w:lang w:val="en-US" w:eastAsia="zh-CN"/>
               </w:rPr>
               <w:t>：</w:t>
             </w:r>
             <w:r>
               <w:rPr>
-                <w:rFonts w:hint="default" w:ascii="Segoe UI" w:hAnsi="Segoe UI" w:eastAsia="Segoe UI" w:cs="Segoe UI"/>
+                <w:rFonts w:ascii="Segoe UI" w:eastAsia="Segoe UI" w:hAnsi="Segoe UI" w:cs="Segoe UI" w:hint="default"/>
                 <w:i w:val="0"/>
                 <w:iCs w:val="0"/>
                 <w:caps w:val="0"/>
@@ -6383,13 +6336,13 @@
                 <w:kern w:val="0"/>
                 <w:sz w:val="18"/>
                 <w:szCs w:val="18"/>
-                <w:lang w:val="en-US" w:eastAsia="zh-CN" w:bidi="ar"/>
-              </w:rPr>
-              <w:br w:type="textWrapping"/>
-            </w:r>
-            <w:r>
-              <w:rPr>
-                <w:rFonts w:hint="default" w:ascii="Segoe UI" w:hAnsi="Segoe UI" w:eastAsia="Segoe UI" w:cs="Segoe UI"/>
+                <w:lang w:val="en-US" w:eastAsia="zh-CN"/>
+              </w:rPr>
+              <w:br/>
+            </w:r>
+            <w:r>
+              <w:rPr>
+                <w:rFonts w:ascii="Segoe UI" w:eastAsia="Segoe UI" w:hAnsi="Segoe UI" w:cs="Segoe UI" w:hint="default"/>
                 <w:i w:val="0"/>
                 <w:iCs w:val="0"/>
                 <w:caps w:val="0"/>
@@ -6399,13 +6352,13 @@
                 <w:kern w:val="0"/>
                 <w:sz w:val="18"/>
                 <w:szCs w:val="18"/>
-                <w:lang w:val="en-US" w:eastAsia="zh-CN" w:bidi="ar"/>
+                <w:lang w:val="en-US" w:eastAsia="zh-CN"/>
               </w:rPr>
               <w:t>1. 记录时间线与关键动作；</w:t>
             </w:r>
             <w:r>
               <w:rPr>
-                <w:rFonts w:hint="default" w:ascii="Segoe UI" w:hAnsi="Segoe UI" w:eastAsia="Segoe UI" w:cs="Segoe UI"/>
+                <w:rFonts w:ascii="Segoe UI" w:eastAsia="Segoe UI" w:hAnsi="Segoe UI" w:cs="Segoe UI" w:hint="default"/>
                 <w:i w:val="0"/>
                 <w:iCs w:val="0"/>
                 <w:caps w:val="0"/>
@@ -6415,13 +6368,13 @@
                 <w:kern w:val="0"/>
                 <w:sz w:val="18"/>
                 <w:szCs w:val="18"/>
-                <w:lang w:val="en-US" w:eastAsia="zh-CN" w:bidi="ar"/>
-              </w:rPr>
-              <w:br w:type="textWrapping"/>
-            </w:r>
-            <w:r>
-              <w:rPr>
-                <w:rFonts w:hint="default" w:ascii="Segoe UI" w:hAnsi="Segoe UI" w:eastAsia="Segoe UI" w:cs="Segoe UI"/>
+                <w:lang w:val="en-US" w:eastAsia="zh-CN"/>
+              </w:rPr>
+              <w:br/>
+            </w:r>
+            <w:r>
+              <w:rPr>
+                <w:rFonts w:ascii="Segoe UI" w:eastAsia="Segoe UI" w:hAnsi="Segoe UI" w:cs="Segoe UI" w:hint="default"/>
                 <w:i w:val="0"/>
                 <w:iCs w:val="0"/>
                 <w:caps w:val="0"/>
@@ -6431,7 +6384,7 @@
                 <w:kern w:val="0"/>
                 <w:sz w:val="18"/>
                 <w:szCs w:val="18"/>
-                <w:lang w:val="en-US" w:eastAsia="zh-CN" w:bidi="ar"/>
+                <w:lang w:val="en-US" w:eastAsia="zh-CN"/>
               </w:rPr>
               <w:t>2. 对照SLA和制度评估流程符合性。</w:t>
             </w:r>
@@ -6440,14 +6393,8 @@
       </w:tr>
       <w:tr>
         <w:tblPrEx>
-          <w:tblBorders>
-            <w:top w:val="single" w:color="auto" w:sz="4" w:space="0"/>
-            <w:left w:val="single" w:color="auto" w:sz="4" w:space="0"/>
-            <w:bottom w:val="single" w:color="auto" w:sz="4" w:space="0"/>
-            <w:right w:val="single" w:color="auto" w:sz="4" w:space="0"/>
-            <w:insideH w:val="single" w:color="auto" w:sz="4" w:space="0"/>
-            <w:insideV w:val="single" w:color="auto" w:sz="4" w:space="0"/>
-          </w:tblBorders>
+          <w:tblW w:w="8505" w:type="dxa"/>
+          <w:jc w:val="center"/>
           <w:shd w:val="clear" w:color="auto" w:fill="auto"/>
           <w:tblCellMar>
             <w:top w:w="15" w:type="dxa"/>
@@ -6457,17 +6404,17 @@
           </w:tblCellMar>
         </w:tblPrEx>
         <w:trPr>
-          <w:trHeight w:val="0" w:hRule="atLeast"/>
+          <w:trHeight w:val="0"/>
           <w:jc w:val="center"/>
         </w:trPr>
         <w:tc>
           <w:tcPr>
             <w:tcW w:w="1189" w:type="dxa"/>
             <w:tcBorders>
-              <w:top w:val="single" w:color="auto" w:sz="4" w:space="0"/>
-              <w:left w:val="single" w:color="auto" w:sz="12" w:space="0"/>
-              <w:bottom w:val="single" w:color="auto" w:sz="4" w:space="0"/>
-              <w:right w:val="single" w:color="auto" w:sz="4" w:space="0"/>
+              <w:top w:val="single" w:sz="4" w:space="0" w:color="auto"/>
+              <w:left w:val="single" w:sz="12" w:space="0" w:color="auto"/>
+              <w:bottom w:val="single" w:sz="4" w:space="0" w:color="auto"/>
+              <w:right w:val="single" w:sz="4" w:space="0" w:color="auto"/>
             </w:tcBorders>
             <w:shd w:val="clear" w:color="auto" w:fill="auto"/>
             <w:tcMar>
@@ -6486,10 +6433,10 @@
               <w:suppressLineNumbers w:val="0"/>
               <w:snapToGrid w:val="0"/>
               <w:spacing w:line="240" w:lineRule="auto"/>
-              <w:ind w:left="0" w:leftChars="0" w:right="0" w:rightChars="0" w:firstLine="0" w:firstLineChars="0"/>
+              <w:ind w:left="0" w:right="0" w:firstLine="0" w:leftChars="0" w:rightChars="0" w:firstLineChars="0"/>
               <w:jc w:val="center"/>
               <w:rPr>
-                <w:rFonts w:hint="default" w:ascii="Segoe UI" w:hAnsi="Segoe UI" w:eastAsia="Segoe UI" w:cs="Segoe UI"/>
+                <w:rFonts w:ascii="Segoe UI" w:eastAsia="Segoe UI" w:hAnsi="Segoe UI" w:cs="Segoe UI" w:hint="default"/>
                 <w:i w:val="0"/>
                 <w:iCs w:val="0"/>
                 <w:caps w:val="0"/>
@@ -6501,8 +6448,8 @@
             </w:pPr>
             <w:r>
               <w:rPr>
-                <w:rStyle w:val="23"/>
-                <w:rFonts w:hint="default" w:ascii="Segoe UI" w:hAnsi="Segoe UI" w:eastAsia="Segoe UI" w:cs="Segoe UI"/>
+                <w:rStyle w:val="Strong"/>
+                <w:rFonts w:ascii="Segoe UI" w:eastAsia="Segoe UI" w:hAnsi="Segoe UI" w:cs="Segoe UI" w:hint="default"/>
                 <w:b/>
                 <w:bCs/>
                 <w:i w:val="0"/>
@@ -6514,7 +6461,7 @@
                 <w:kern w:val="0"/>
                 <w:sz w:val="18"/>
                 <w:szCs w:val="18"/>
-                <w:lang w:val="en-US" w:eastAsia="zh-CN" w:bidi="ar"/>
+                <w:lang w:val="en-US" w:eastAsia="zh-CN"/>
               </w:rPr>
               <w:t>知识管理组</w:t>
             </w:r>
@@ -6524,10 +6471,10 @@
           <w:tcPr>
             <w:tcW w:w="1387" w:type="dxa"/>
             <w:tcBorders>
-              <w:top w:val="single" w:color="auto" w:sz="4" w:space="0"/>
-              <w:left w:val="single" w:color="auto" w:sz="4" w:space="0"/>
-              <w:bottom w:val="single" w:color="auto" w:sz="4" w:space="0"/>
-              <w:right w:val="single" w:color="auto" w:sz="4" w:space="0"/>
+              <w:top w:val="single" w:sz="4" w:space="0" w:color="auto"/>
+              <w:left w:val="single" w:sz="4" w:space="0" w:color="auto"/>
+              <w:bottom w:val="single" w:sz="4" w:space="0" w:color="auto"/>
+              <w:right w:val="single" w:sz="4" w:space="0" w:color="auto"/>
             </w:tcBorders>
             <w:shd w:val="clear" w:color="auto" w:fill="auto"/>
             <w:tcMar>
@@ -6546,10 +6493,10 @@
               <w:suppressLineNumbers w:val="0"/>
               <w:snapToGrid w:val="0"/>
               <w:spacing w:line="240" w:lineRule="auto"/>
-              <w:ind w:left="0" w:leftChars="0" w:right="0" w:rightChars="0" w:firstLine="0" w:firstLineChars="0"/>
+              <w:ind w:left="0" w:right="0" w:firstLine="0" w:leftChars="0" w:rightChars="0" w:firstLineChars="0"/>
               <w:jc w:val="center"/>
               <w:rPr>
-                <w:rFonts w:hint="default" w:ascii="Segoe UI" w:hAnsi="Segoe UI" w:eastAsia="Segoe UI" w:cs="Segoe UI"/>
+                <w:rFonts w:ascii="Segoe UI" w:eastAsia="Segoe UI" w:hAnsi="Segoe UI" w:cs="Segoe UI" w:hint="default"/>
                 <w:i w:val="0"/>
                 <w:iCs w:val="0"/>
                 <w:caps w:val="0"/>
@@ -6561,7 +6508,7 @@
             </w:pPr>
             <w:r>
               <w:rPr>
-                <w:rFonts w:hint="default" w:ascii="Segoe UI" w:hAnsi="Segoe UI" w:eastAsia="Segoe UI" w:cs="Segoe UI"/>
+                <w:rFonts w:ascii="Segoe UI" w:eastAsia="Segoe UI" w:hAnsi="Segoe UI" w:cs="Segoe UI" w:hint="default"/>
                 <w:i w:val="0"/>
                 <w:iCs w:val="0"/>
                 <w:caps w:val="0"/>
@@ -6571,7 +6518,7 @@
                 <w:kern w:val="0"/>
                 <w:sz w:val="18"/>
                 <w:szCs w:val="18"/>
-                <w:lang w:val="en-US" w:eastAsia="zh-CN" w:bidi="ar"/>
+                <w:lang w:val="en-US" w:eastAsia="zh-CN"/>
               </w:rPr>
               <w:t>知识采集员</w:t>
             </w:r>
@@ -6581,10 +6528,10 @@
           <w:tcPr>
             <w:tcW w:w="1581" w:type="dxa"/>
             <w:tcBorders>
-              <w:top w:val="single" w:color="auto" w:sz="4" w:space="0"/>
-              <w:left w:val="single" w:color="auto" w:sz="4" w:space="0"/>
-              <w:bottom w:val="single" w:color="auto" w:sz="4" w:space="0"/>
-              <w:right w:val="single" w:color="auto" w:sz="4" w:space="0"/>
+              <w:top w:val="single" w:sz="4" w:space="0" w:color="auto"/>
+              <w:left w:val="single" w:sz="4" w:space="0" w:color="auto"/>
+              <w:bottom w:val="single" w:sz="4" w:space="0" w:color="auto"/>
+              <w:right w:val="single" w:sz="4" w:space="0" w:color="auto"/>
             </w:tcBorders>
             <w:shd w:val="clear" w:color="auto" w:fill="auto"/>
             <w:tcMar>
@@ -6603,10 +6550,10 @@
               <w:suppressLineNumbers w:val="0"/>
               <w:snapToGrid w:val="0"/>
               <w:spacing w:line="240" w:lineRule="auto"/>
-              <w:ind w:left="0" w:leftChars="0" w:right="0" w:rightChars="0" w:firstLine="0" w:firstLineChars="0"/>
+              <w:ind w:left="0" w:right="0" w:firstLine="0" w:leftChars="0" w:rightChars="0" w:firstLineChars="0"/>
               <w:jc w:val="center"/>
               <w:rPr>
-                <w:rFonts w:hint="default" w:ascii="Segoe UI" w:hAnsi="Segoe UI" w:eastAsia="Segoe UI" w:cs="Segoe UI"/>
+                <w:rFonts w:ascii="Segoe UI" w:eastAsia="Segoe UI" w:hAnsi="Segoe UI" w:cs="Segoe UI" w:hint="default"/>
                 <w:i w:val="0"/>
                 <w:iCs w:val="0"/>
                 <w:caps w:val="0"/>
@@ -6618,7 +6565,7 @@
             </w:pPr>
             <w:r>
               <w:rPr>
-                <w:rFonts w:hint="default" w:ascii="Segoe UI" w:hAnsi="Segoe UI" w:eastAsia="Segoe UI" w:cs="Segoe UI"/>
+                <w:rFonts w:ascii="Segoe UI" w:eastAsia="Segoe UI" w:hAnsi="Segoe UI" w:cs="Segoe UI" w:hint="default"/>
                 <w:i w:val="0"/>
                 <w:iCs w:val="0"/>
                 <w:caps w:val="0"/>
@@ -6628,7 +6575,7 @@
                 <w:kern w:val="0"/>
                 <w:sz w:val="18"/>
                 <w:szCs w:val="18"/>
-                <w:lang w:val="en-US" w:eastAsia="zh-CN" w:bidi="ar"/>
+                <w:lang w:val="en-US" w:eastAsia="zh-CN"/>
               </w:rPr>
               <w:t>服务知识专员</w:t>
             </w:r>
@@ -6638,10 +6585,10 @@
           <w:tcPr>
             <w:tcW w:w="4348" w:type="dxa"/>
             <w:tcBorders>
-              <w:top w:val="single" w:color="auto" w:sz="4" w:space="0"/>
-              <w:left w:val="single" w:color="auto" w:sz="4" w:space="0"/>
-              <w:bottom w:val="single" w:color="auto" w:sz="4" w:space="0"/>
-              <w:right w:val="single" w:color="auto" w:sz="12" w:space="0"/>
+              <w:top w:val="single" w:sz="4" w:space="0" w:color="auto"/>
+              <w:left w:val="single" w:sz="4" w:space="0" w:color="auto"/>
+              <w:bottom w:val="single" w:sz="4" w:space="0" w:color="auto"/>
+              <w:right w:val="single" w:sz="12" w:space="0" w:color="auto"/>
             </w:tcBorders>
             <w:shd w:val="clear" w:color="auto" w:fill="auto"/>
             <w:tcMar>
@@ -6660,10 +6607,10 @@
               <w:suppressLineNumbers w:val="0"/>
               <w:snapToGrid w:val="0"/>
               <w:spacing w:line="240" w:lineRule="auto"/>
-              <w:ind w:left="0" w:leftChars="0" w:right="0" w:rightChars="0" w:firstLine="0" w:firstLineChars="0"/>
+              <w:ind w:left="0" w:right="0" w:firstLine="0" w:leftChars="0" w:rightChars="0" w:firstLineChars="0"/>
               <w:jc w:val="left"/>
               <w:rPr>
-                <w:rFonts w:hint="default" w:ascii="Segoe UI" w:hAnsi="Segoe UI" w:eastAsia="Segoe UI" w:cs="Segoe UI"/>
+                <w:rFonts w:ascii="Segoe UI" w:eastAsia="Segoe UI" w:hAnsi="Segoe UI" w:cs="Segoe UI" w:hint="default"/>
                 <w:i w:val="0"/>
                 <w:iCs w:val="0"/>
                 <w:caps w:val="0"/>
@@ -6675,7 +6622,7 @@
             </w:pPr>
             <w:r>
               <w:rPr>
-                <w:rFonts w:hint="default" w:ascii="Segoe UI" w:hAnsi="Segoe UI" w:eastAsia="Segoe UI" w:cs="Segoe UI"/>
+                <w:rFonts w:ascii="Segoe UI" w:eastAsia="Segoe UI" w:hAnsi="Segoe UI" w:cs="Segoe UI" w:hint="default"/>
                 <w:i w:val="0"/>
                 <w:iCs w:val="0"/>
                 <w:caps w:val="0"/>
@@ -6685,13 +6632,13 @@
                 <w:kern w:val="0"/>
                 <w:sz w:val="18"/>
                 <w:szCs w:val="18"/>
-                <w:lang w:val="en-US" w:eastAsia="zh-CN" w:bidi="ar"/>
+                <w:lang w:val="en-US" w:eastAsia="zh-CN"/>
               </w:rPr>
               <w:t>1. 全程非侵入式记录处置步骤与决策点；</w:t>
             </w:r>
             <w:r>
               <w:rPr>
-                <w:rFonts w:hint="default" w:ascii="Segoe UI" w:hAnsi="Segoe UI" w:eastAsia="Segoe UI" w:cs="Segoe UI"/>
+                <w:rFonts w:ascii="Segoe UI" w:eastAsia="Segoe UI" w:hAnsi="Segoe UI" w:cs="Segoe UI" w:hint="default"/>
                 <w:i w:val="0"/>
                 <w:iCs w:val="0"/>
                 <w:caps w:val="0"/>
@@ -6701,13 +6648,13 @@
                 <w:kern w:val="0"/>
                 <w:sz w:val="18"/>
                 <w:szCs w:val="18"/>
-                <w:lang w:val="en-US" w:eastAsia="zh-CN" w:bidi="ar"/>
-              </w:rPr>
-              <w:br w:type="textWrapping"/>
-            </w:r>
-            <w:r>
-              <w:rPr>
-                <w:rFonts w:hint="default" w:ascii="Segoe UI" w:hAnsi="Segoe UI" w:eastAsia="Segoe UI" w:cs="Segoe UI"/>
+                <w:lang w:val="en-US" w:eastAsia="zh-CN"/>
+              </w:rPr>
+              <w:br/>
+            </w:r>
+            <w:r>
+              <w:rPr>
+                <w:rFonts w:ascii="Segoe UI" w:eastAsia="Segoe UI" w:hAnsi="Segoe UI" w:cs="Segoe UI" w:hint="default"/>
                 <w:i w:val="0"/>
                 <w:iCs w:val="0"/>
                 <w:caps w:val="0"/>
@@ -6717,7 +6664,7 @@
                 <w:kern w:val="0"/>
                 <w:sz w:val="18"/>
                 <w:szCs w:val="18"/>
-                <w:lang w:val="en-US" w:eastAsia="zh-CN" w:bidi="ar"/>
+                <w:lang w:val="en-US" w:eastAsia="zh-CN"/>
               </w:rPr>
               <w:t>2. 用于演练后知识结构化。</w:t>
             </w:r>
@@ -6726,14 +6673,8 @@
       </w:tr>
       <w:tr>
         <w:tblPrEx>
-          <w:tblBorders>
-            <w:top w:val="single" w:color="auto" w:sz="4" w:space="0"/>
-            <w:left w:val="single" w:color="auto" w:sz="4" w:space="0"/>
-            <w:bottom w:val="single" w:color="auto" w:sz="4" w:space="0"/>
-            <w:right w:val="single" w:color="auto" w:sz="4" w:space="0"/>
-            <w:insideH w:val="single" w:color="auto" w:sz="4" w:space="0"/>
-            <w:insideV w:val="single" w:color="auto" w:sz="4" w:space="0"/>
-          </w:tblBorders>
+          <w:tblW w:w="8505" w:type="dxa"/>
+          <w:jc w:val="center"/>
           <w:shd w:val="clear" w:color="auto" w:fill="auto"/>
           <w:tblCellMar>
             <w:top w:w="15" w:type="dxa"/>
@@ -6743,17 +6684,17 @@
           </w:tblCellMar>
         </w:tblPrEx>
         <w:trPr>
-          <w:trHeight w:val="0" w:hRule="atLeast"/>
+          <w:trHeight w:val="0"/>
           <w:jc w:val="center"/>
         </w:trPr>
         <w:tc>
           <w:tcPr>
             <w:tcW w:w="1189" w:type="dxa"/>
             <w:tcBorders>
-              <w:top w:val="single" w:color="auto" w:sz="4" w:space="0"/>
-              <w:left w:val="single" w:color="auto" w:sz="12" w:space="0"/>
-              <w:bottom w:val="single" w:color="auto" w:sz="12" w:space="0"/>
-              <w:right w:val="single" w:color="auto" w:sz="4" w:space="0"/>
+              <w:top w:val="single" w:sz="4" w:space="0" w:color="auto"/>
+              <w:left w:val="single" w:sz="12" w:space="0" w:color="auto"/>
+              <w:bottom w:val="single" w:sz="12" w:space="0" w:color="auto"/>
+              <w:right w:val="single" w:sz="4" w:space="0" w:color="auto"/>
             </w:tcBorders>
             <w:shd w:val="clear" w:color="auto" w:fill="auto"/>
             <w:tcMar>
@@ -6772,10 +6713,10 @@
               <w:suppressLineNumbers w:val="0"/>
               <w:snapToGrid w:val="0"/>
               <w:spacing w:line="240" w:lineRule="auto"/>
-              <w:ind w:left="0" w:leftChars="0" w:right="0" w:rightChars="0" w:firstLine="0" w:firstLineChars="0"/>
+              <w:ind w:left="0" w:right="0" w:firstLine="0" w:leftChars="0" w:rightChars="0" w:firstLineChars="0"/>
               <w:jc w:val="center"/>
               <w:rPr>
-                <w:rFonts w:hint="default" w:ascii="Segoe UI" w:hAnsi="Segoe UI" w:eastAsia="Segoe UI" w:cs="Segoe UI"/>
+                <w:rFonts w:ascii="Segoe UI" w:eastAsia="Segoe UI" w:hAnsi="Segoe UI" w:cs="Segoe UI" w:hint="default"/>
                 <w:i w:val="0"/>
                 <w:iCs w:val="0"/>
                 <w:caps w:val="0"/>
@@ -6787,8 +6728,8 @@
             </w:pPr>
             <w:r>
               <w:rPr>
-                <w:rStyle w:val="23"/>
-                <w:rFonts w:hint="default" w:ascii="Segoe UI" w:hAnsi="Segoe UI" w:eastAsia="Segoe UI" w:cs="Segoe UI"/>
+                <w:rStyle w:val="Strong"/>
+                <w:rFonts w:ascii="Segoe UI" w:eastAsia="Segoe UI" w:hAnsi="Segoe UI" w:cs="Segoe UI" w:hint="default"/>
                 <w:b/>
                 <w:bCs/>
                 <w:i w:val="0"/>
@@ -6800,7 +6741,7 @@
                 <w:kern w:val="0"/>
                 <w:sz w:val="18"/>
                 <w:szCs w:val="18"/>
-                <w:lang w:val="en-US" w:eastAsia="zh-CN" w:bidi="ar"/>
+                <w:lang w:val="en-US" w:eastAsia="zh-CN"/>
               </w:rPr>
               <w:t>客户模拟组</w:t>
             </w:r>
@@ -6810,10 +6751,10 @@
           <w:tcPr>
             <w:tcW w:w="1387" w:type="dxa"/>
             <w:tcBorders>
-              <w:top w:val="single" w:color="auto" w:sz="4" w:space="0"/>
-              <w:left w:val="single" w:color="auto" w:sz="4" w:space="0"/>
-              <w:bottom w:val="single" w:color="auto" w:sz="12" w:space="0"/>
-              <w:right w:val="single" w:color="auto" w:sz="4" w:space="0"/>
+              <w:top w:val="single" w:sz="4" w:space="0" w:color="auto"/>
+              <w:left w:val="single" w:sz="4" w:space="0" w:color="auto"/>
+              <w:bottom w:val="single" w:sz="12" w:space="0" w:color="auto"/>
+              <w:right w:val="single" w:sz="4" w:space="0" w:color="auto"/>
             </w:tcBorders>
             <w:shd w:val="clear" w:color="auto" w:fill="auto"/>
             <w:tcMar>
@@ -6832,10 +6773,10 @@
               <w:suppressLineNumbers w:val="0"/>
               <w:snapToGrid w:val="0"/>
               <w:spacing w:line="240" w:lineRule="auto"/>
-              <w:ind w:left="0" w:leftChars="0" w:right="0" w:rightChars="0" w:firstLine="0" w:firstLineChars="0"/>
+              <w:ind w:left="0" w:right="0" w:firstLine="0" w:leftChars="0" w:rightChars="0" w:firstLineChars="0"/>
               <w:jc w:val="center"/>
               <w:rPr>
-                <w:rFonts w:hint="default" w:ascii="Segoe UI" w:hAnsi="Segoe UI" w:eastAsia="Segoe UI" w:cs="Segoe UI"/>
+                <w:rFonts w:ascii="Segoe UI" w:eastAsia="Segoe UI" w:hAnsi="Segoe UI" w:cs="Segoe UI" w:hint="default"/>
                 <w:i w:val="0"/>
                 <w:iCs w:val="0"/>
                 <w:caps w:val="0"/>
@@ -6847,7 +6788,7 @@
             </w:pPr>
             <w:r>
               <w:rPr>
-                <w:rFonts w:hint="default" w:ascii="Segoe UI" w:hAnsi="Segoe UI" w:eastAsia="Segoe UI" w:cs="Segoe UI"/>
+                <w:rFonts w:ascii="Segoe UI" w:eastAsia="Segoe UI" w:hAnsi="Segoe UI" w:cs="Segoe UI" w:hint="default"/>
                 <w:i w:val="0"/>
                 <w:iCs w:val="0"/>
                 <w:caps w:val="0"/>
@@ -6857,7 +6798,7 @@
                 <w:kern w:val="0"/>
                 <w:sz w:val="18"/>
                 <w:szCs w:val="18"/>
-                <w:lang w:val="en-US" w:eastAsia="zh-CN" w:bidi="ar"/>
+                <w:lang w:val="en-US" w:eastAsia="zh-CN"/>
               </w:rPr>
               <w:t>甲方接口人</w:t>
             </w:r>
@@ -6867,10 +6808,10 @@
           <w:tcPr>
             <w:tcW w:w="1581" w:type="dxa"/>
             <w:tcBorders>
-              <w:top w:val="single" w:color="auto" w:sz="4" w:space="0"/>
-              <w:left w:val="single" w:color="auto" w:sz="4" w:space="0"/>
-              <w:bottom w:val="single" w:color="auto" w:sz="12" w:space="0"/>
-              <w:right w:val="single" w:color="auto" w:sz="4" w:space="0"/>
+              <w:top w:val="single" w:sz="4" w:space="0" w:color="auto"/>
+              <w:left w:val="single" w:sz="4" w:space="0" w:color="auto"/>
+              <w:bottom w:val="single" w:sz="12" w:space="0" w:color="auto"/>
+              <w:right w:val="single" w:sz="4" w:space="0" w:color="auto"/>
             </w:tcBorders>
             <w:shd w:val="clear" w:color="auto" w:fill="auto"/>
             <w:tcMar>
@@ -6889,10 +6830,10 @@
               <w:suppressLineNumbers w:val="0"/>
               <w:snapToGrid w:val="0"/>
               <w:spacing w:line="240" w:lineRule="auto"/>
-              <w:ind w:left="0" w:leftChars="0" w:right="0" w:rightChars="0" w:firstLine="0" w:firstLineChars="0"/>
+              <w:ind w:left="0" w:right="0" w:firstLine="0" w:leftChars="0" w:rightChars="0" w:firstLineChars="0"/>
               <w:jc w:val="center"/>
               <w:rPr>
-                <w:rFonts w:hint="default" w:ascii="Segoe UI" w:hAnsi="Segoe UI" w:eastAsia="Segoe UI" w:cs="Segoe UI"/>
+                <w:rFonts w:ascii="Segoe UI" w:eastAsia="Segoe UI" w:hAnsi="Segoe UI" w:cs="Segoe UI" w:hint="default"/>
                 <w:i w:val="0"/>
                 <w:iCs w:val="0"/>
                 <w:caps w:val="0"/>
@@ -6904,7 +6845,7 @@
             </w:pPr>
             <w:r>
               <w:rPr>
-                <w:rFonts w:hint="default" w:ascii="Segoe UI" w:hAnsi="Segoe UI" w:eastAsia="Segoe UI" w:cs="Segoe UI"/>
+                <w:rFonts w:ascii="Segoe UI" w:eastAsia="Segoe UI" w:hAnsi="Segoe UI" w:cs="Segoe UI" w:hint="default"/>
                 <w:i w:val="0"/>
                 <w:iCs w:val="0"/>
                 <w:caps w:val="0"/>
@@ -6914,7 +6855,7 @@
                 <w:kern w:val="0"/>
                 <w:sz w:val="18"/>
                 <w:szCs w:val="18"/>
-                <w:lang w:val="en-US" w:eastAsia="zh-CN" w:bidi="ar"/>
+                <w:lang w:val="en-US" w:eastAsia="zh-CN"/>
               </w:rPr>
               <w:t>(同事扮演)</w:t>
             </w:r>
@@ -6924,10 +6865,10 @@
           <w:tcPr>
             <w:tcW w:w="4348" w:type="dxa"/>
             <w:tcBorders>
-              <w:top w:val="single" w:color="auto" w:sz="4" w:space="0"/>
-              <w:left w:val="single" w:color="auto" w:sz="4" w:space="0"/>
-              <w:bottom w:val="single" w:color="auto" w:sz="12" w:space="0"/>
-              <w:right w:val="single" w:color="auto" w:sz="12" w:space="0"/>
+              <w:top w:val="single" w:sz="4" w:space="0" w:color="auto"/>
+              <w:left w:val="single" w:sz="4" w:space="0" w:color="auto"/>
+              <w:bottom w:val="single" w:sz="12" w:space="0" w:color="auto"/>
+              <w:right w:val="single" w:sz="12" w:space="0" w:color="auto"/>
             </w:tcBorders>
             <w:shd w:val="clear" w:color="auto" w:fill="auto"/>
             <w:tcMar>
@@ -6946,10 +6887,10 @@
               <w:suppressLineNumbers w:val="0"/>
               <w:snapToGrid w:val="0"/>
               <w:spacing w:line="240" w:lineRule="auto"/>
-              <w:ind w:left="0" w:leftChars="0" w:right="0" w:rightChars="0" w:firstLine="0" w:firstLineChars="0"/>
+              <w:ind w:left="0" w:right="0" w:firstLine="0" w:leftChars="0" w:rightChars="0" w:firstLineChars="0"/>
               <w:jc w:val="left"/>
               <w:rPr>
-                <w:rFonts w:hint="default" w:ascii="Segoe UI" w:hAnsi="Segoe UI" w:eastAsia="Segoe UI" w:cs="Segoe UI"/>
+                <w:rFonts w:ascii="Segoe UI" w:eastAsia="Segoe UI" w:hAnsi="Segoe UI" w:cs="Segoe UI" w:hint="default"/>
                 <w:i w:val="0"/>
                 <w:iCs w:val="0"/>
                 <w:caps w:val="0"/>
@@ -6961,7 +6902,7 @@
             </w:pPr>
             <w:r>
               <w:rPr>
-                <w:rFonts w:hint="default" w:ascii="Segoe UI" w:hAnsi="Segoe UI" w:eastAsia="Segoe UI" w:cs="Segoe UI"/>
+                <w:rFonts w:ascii="Segoe UI" w:eastAsia="Segoe UI" w:hAnsi="Segoe UI" w:cs="Segoe UI" w:hint="default"/>
                 <w:i w:val="0"/>
                 <w:iCs w:val="0"/>
                 <w:caps w:val="0"/>
@@ -6971,7 +6912,7 @@
                 <w:kern w:val="0"/>
                 <w:sz w:val="18"/>
                 <w:szCs w:val="18"/>
-                <w:lang w:val="en-US" w:eastAsia="zh-CN" w:bidi="ar"/>
+                <w:lang w:val="en-US" w:eastAsia="zh-CN"/>
               </w:rPr>
               <w:t>模拟甲方，接收通知、询问进展、确认结果。</w:t>
             </w:r>
@@ -6981,47 +6922,45 @@
     </w:tbl>
     <w:p>
       <w:pPr>
-        <w:pStyle w:val="28"/>
+        <w:pStyle w:val="1"/>
         <w:bidi w:val="0"/>
         <w:rPr>
           <w:rFonts w:hint="default"/>
           <w:lang w:val="en-US" w:eastAsia="zh-CN"/>
         </w:rPr>
       </w:pPr>
-      <w:bookmarkStart w:id="19" w:name="_GoBack"/>
-      <w:bookmarkEnd w:id="19"/>
-      <w:bookmarkStart w:id="10" w:name="_Toc7967"/>
+      <w:bookmarkStart w:id="11" w:name="_Toc7967"/>
       <w:r>
         <w:rPr>
           <w:rFonts w:hint="default"/>
           <w:lang w:val="en-US" w:eastAsia="zh-CN"/>
         </w:rPr>
         <w:t>演练场景与流程</w:t>
-      </w:r>
-      <w:bookmarkEnd w:id="10"/>
-    </w:p>
-    <w:p>
-      <w:pPr>
-        <w:pStyle w:val="30"/>
-        <w:bidi w:val="0"/>
-        <w:rPr>
-          <w:rFonts w:hint="default"/>
-          <w:lang w:val="en-US" w:eastAsia="zh-CN"/>
-        </w:rPr>
-      </w:pPr>
-      <w:bookmarkStart w:id="11" w:name="_Toc3622"/>
-      <w:r>
-        <w:rPr>
-          <w:rFonts w:hint="default"/>
-          <w:lang w:val="en-US" w:eastAsia="zh-CN"/>
-        </w:rPr>
-        <w:t>模拟故障场景</w:t>
       </w:r>
       <w:bookmarkEnd w:id="11"/>
     </w:p>
     <w:p>
       <w:pPr>
-        <w:pStyle w:val="29"/>
+        <w:pStyle w:val="2"/>
+        <w:bidi w:val="0"/>
+        <w:rPr>
+          <w:rFonts w:hint="default"/>
+          <w:lang w:val="en-US" w:eastAsia="zh-CN"/>
+        </w:rPr>
+      </w:pPr>
+      <w:bookmarkStart w:id="12" w:name="_Toc3622"/>
+      <w:r>
+        <w:rPr>
+          <w:rFonts w:hint="default"/>
+          <w:lang w:val="en-US" w:eastAsia="zh-CN"/>
+        </w:rPr>
+        <w:t>模拟故障场景</w:t>
+      </w:r>
+      <w:bookmarkEnd w:id="12"/>
+    </w:p>
+    <w:p>
+      <w:pPr>
+        <w:pStyle w:val="a1"/>
         <w:bidi w:val="0"/>
         <w:rPr>
           <w:rFonts w:hint="default"/>
@@ -7038,13 +6977,13 @@
     </w:p>
     <w:p>
       <w:pPr>
-        <w:pStyle w:val="29"/>
+        <w:pStyle w:val="a1"/>
         <w:numPr>
           <w:ilvl w:val="0"/>
           <w:numId w:val="2"/>
         </w:numPr>
         <w:bidi w:val="0"/>
-        <w:ind w:left="425" w:leftChars="0" w:hanging="425" w:firstLineChars="0"/>
+        <w:ind w:left="425" w:hanging="425" w:leftChars="0" w:firstLineChars="0"/>
         <w:rPr>
           <w:rFonts w:hint="default"/>
           <w:lang w:val="en-US" w:eastAsia="zh-CN"/>
@@ -7060,13 +6999,13 @@
     </w:p>
     <w:p>
       <w:pPr>
-        <w:pStyle w:val="29"/>
+        <w:pStyle w:val="a1"/>
         <w:numPr>
           <w:ilvl w:val="0"/>
           <w:numId w:val="2"/>
         </w:numPr>
         <w:bidi w:val="0"/>
-        <w:ind w:left="425" w:leftChars="0" w:hanging="425" w:firstLineChars="0"/>
+        <w:ind w:left="425" w:hanging="425" w:leftChars="0" w:firstLineChars="0"/>
         <w:rPr>
           <w:rFonts w:hint="default"/>
           <w:lang w:val="en-US" w:eastAsia="zh-CN"/>
@@ -7082,7 +7021,7 @@
     </w:p>
     <w:p>
       <w:pPr>
-        <w:pStyle w:val="29"/>
+        <w:pStyle w:val="a1"/>
         <w:bidi w:val="0"/>
         <w:rPr>
           <w:rFonts w:hint="default"/>
@@ -7099,7 +7038,7 @@
     </w:p>
     <w:p>
       <w:pPr>
-        <w:pStyle w:val="29"/>
+        <w:pStyle w:val="a1"/>
         <w:bidi w:val="0"/>
         <w:rPr>
           <w:rFonts w:hint="default"/>
@@ -7116,14 +7055,14 @@
     </w:p>
     <w:p>
       <w:pPr>
-        <w:pStyle w:val="30"/>
+        <w:pStyle w:val="2"/>
         <w:bidi w:val="0"/>
         <w:rPr>
           <w:rFonts w:hint="default"/>
           <w:lang w:val="en-US" w:eastAsia="zh-CN"/>
         </w:rPr>
       </w:pPr>
-      <w:bookmarkStart w:id="12" w:name="_Toc25484"/>
+      <w:bookmarkStart w:id="13" w:name="_Toc25484"/>
       <w:r>
         <w:rPr>
           <w:rFonts w:hint="default"/>
@@ -7131,11 +7070,11 @@
         </w:rPr>
         <w:t>演练阶段流程</w:t>
       </w:r>
-      <w:bookmarkEnd w:id="12"/>
+      <w:bookmarkEnd w:id="13"/>
     </w:p>
     <w:p>
       <w:pPr>
-        <w:pStyle w:val="29"/>
+        <w:pStyle w:val="a1"/>
         <w:bidi w:val="0"/>
         <w:rPr>
           <w:rFonts w:hint="default"/>
@@ -7152,19 +7091,18 @@
     </w:p>
     <w:tbl>
       <w:tblPr>
-        <w:tblStyle w:val="20"/>
+        <w:tblStyle w:val="TableNormal"/>
         <w:tblW w:w="8522" w:type="dxa"/>
         <w:jc w:val="center"/>
         <w:tblBorders>
-          <w:top w:val="single" w:color="auto" w:sz="4" w:space="0"/>
-          <w:left w:val="single" w:color="auto" w:sz="4" w:space="0"/>
-          <w:bottom w:val="single" w:color="auto" w:sz="4" w:space="0"/>
-          <w:right w:val="single" w:color="auto" w:sz="4" w:space="0"/>
-          <w:insideH w:val="single" w:color="auto" w:sz="4" w:space="0"/>
-          <w:insideV w:val="single" w:color="auto" w:sz="4" w:space="0"/>
+          <w:top w:val="single" w:sz="4" w:space="0" w:color="auto"/>
+          <w:left w:val="single" w:sz="4" w:space="0" w:color="auto"/>
+          <w:bottom w:val="single" w:sz="4" w:space="0" w:color="auto"/>
+          <w:right w:val="single" w:sz="4" w:space="0" w:color="auto"/>
+          <w:insideH w:val="single" w:sz="4" w:space="0" w:color="auto"/>
+          <w:insideV w:val="single" w:sz="4" w:space="0" w:color="auto"/>
         </w:tblBorders>
         <w:shd w:val="clear" w:color="auto" w:fill="auto"/>
-        <w:tblLayout w:type="autofit"/>
         <w:tblCellMar>
           <w:top w:w="15" w:type="dxa"/>
           <w:left w:w="15" w:type="dxa"/>
@@ -7180,13 +7118,15 @@
       </w:tblGrid>
       <w:tr>
         <w:tblPrEx>
+          <w:tblW w:w="8522" w:type="dxa"/>
+          <w:jc w:val="center"/>
           <w:tblBorders>
-            <w:top w:val="single" w:color="auto" w:sz="4" w:space="0"/>
-            <w:left w:val="single" w:color="auto" w:sz="4" w:space="0"/>
-            <w:bottom w:val="single" w:color="auto" w:sz="4" w:space="0"/>
-            <w:right w:val="single" w:color="auto" w:sz="4" w:space="0"/>
-            <w:insideH w:val="single" w:color="auto" w:sz="4" w:space="0"/>
-            <w:insideV w:val="single" w:color="auto" w:sz="4" w:space="0"/>
+            <w:top w:val="single" w:sz="4" w:space="0" w:color="auto"/>
+            <w:left w:val="single" w:sz="4" w:space="0" w:color="auto"/>
+            <w:bottom w:val="single" w:sz="4" w:space="0" w:color="auto"/>
+            <w:right w:val="single" w:sz="4" w:space="0" w:color="auto"/>
+            <w:insideH w:val="single" w:sz="4" w:space="0" w:color="auto"/>
+            <w:insideV w:val="single" w:sz="4" w:space="0" w:color="auto"/>
           </w:tblBorders>
           <w:shd w:val="clear" w:color="auto" w:fill="auto"/>
           <w:tblCellMar>
@@ -7197,7 +7137,7 @@
           </w:tblCellMar>
         </w:tblPrEx>
         <w:trPr>
-          <w:trHeight w:val="0" w:hRule="atLeast"/>
+          <w:trHeight w:val="0"/>
           <w:tblHeader/>
           <w:jc w:val="center"/>
         </w:trPr>
@@ -7205,10 +7145,10 @@
           <w:tcPr>
             <w:tcW w:w="1115" w:type="dxa"/>
             <w:tcBorders>
-              <w:top w:val="single" w:color="auto" w:sz="12" w:space="0"/>
-              <w:left w:val="single" w:color="auto" w:sz="12" w:space="0"/>
-              <w:bottom w:val="single" w:color="auto" w:sz="4" w:space="0"/>
-              <w:right w:val="single" w:color="auto" w:sz="4" w:space="0"/>
+              <w:top w:val="single" w:sz="12" w:space="0" w:color="auto"/>
+              <w:left w:val="single" w:sz="12" w:space="0" w:color="auto"/>
+              <w:bottom w:val="single" w:sz="4" w:space="0" w:color="auto"/>
+              <w:right w:val="single" w:sz="4" w:space="0" w:color="auto"/>
             </w:tcBorders>
             <w:shd w:val="clear" w:color="auto" w:fill="auto"/>
             <w:tcMar>
@@ -7227,10 +7167,10 @@
               <w:suppressLineNumbers w:val="0"/>
               <w:snapToGrid w:val="0"/>
               <w:spacing w:line="240" w:lineRule="auto"/>
-              <w:ind w:left="0" w:leftChars="0" w:right="0" w:rightChars="0" w:firstLine="0" w:firstLineChars="0"/>
+              <w:ind w:left="0" w:right="0" w:firstLine="0" w:leftChars="0" w:rightChars="0" w:firstLineChars="0"/>
               <w:jc w:val="center"/>
               <w:rPr>
-                <w:rFonts w:ascii="Segoe UI" w:hAnsi="Segoe UI" w:eastAsia="Segoe UI" w:cs="Segoe UI"/>
+                <w:rFonts w:ascii="Segoe UI" w:eastAsia="Segoe UI" w:hAnsi="Segoe UI" w:cs="Segoe UI"/>
                 <w:b/>
                 <w:i w:val="0"/>
                 <w:iCs w:val="0"/>
@@ -7243,7 +7183,7 @@
             </w:pPr>
             <w:r>
               <w:rPr>
-                <w:rFonts w:hint="default" w:ascii="Segoe UI" w:hAnsi="Segoe UI" w:eastAsia="Segoe UI" w:cs="Segoe UI"/>
+                <w:rFonts w:ascii="Segoe UI" w:eastAsia="Segoe UI" w:hAnsi="Segoe UI" w:cs="Segoe UI" w:hint="default"/>
                 <w:b/>
                 <w:i w:val="0"/>
                 <w:iCs w:val="0"/>
@@ -7254,7 +7194,7 @@
                 <w:kern w:val="0"/>
                 <w:sz w:val="18"/>
                 <w:szCs w:val="18"/>
-                <w:lang w:val="en-US" w:eastAsia="zh-CN" w:bidi="ar"/>
+                <w:lang w:val="en-US" w:eastAsia="zh-CN"/>
               </w:rPr>
               <w:t>时间</w:t>
             </w:r>
@@ -7264,10 +7204,10 @@
           <w:tcPr>
             <w:tcW w:w="4548" w:type="dxa"/>
             <w:tcBorders>
-              <w:top w:val="single" w:color="auto" w:sz="12" w:space="0"/>
-              <w:left w:val="single" w:color="auto" w:sz="4" w:space="0"/>
-              <w:bottom w:val="single" w:color="auto" w:sz="4" w:space="0"/>
-              <w:right w:val="single" w:color="auto" w:sz="4" w:space="0"/>
+              <w:top w:val="single" w:sz="12" w:space="0" w:color="auto"/>
+              <w:left w:val="single" w:sz="4" w:space="0" w:color="auto"/>
+              <w:bottom w:val="single" w:sz="4" w:space="0" w:color="auto"/>
+              <w:right w:val="single" w:sz="4" w:space="0" w:color="auto"/>
             </w:tcBorders>
             <w:shd w:val="clear" w:color="auto" w:fill="auto"/>
             <w:tcMar>
@@ -7286,10 +7226,10 @@
               <w:suppressLineNumbers w:val="0"/>
               <w:snapToGrid w:val="0"/>
               <w:spacing w:line="240" w:lineRule="auto"/>
-              <w:ind w:left="0" w:leftChars="0" w:right="0" w:rightChars="0" w:firstLine="0" w:firstLineChars="0"/>
+              <w:ind w:left="0" w:right="0" w:firstLine="0" w:leftChars="0" w:rightChars="0" w:firstLineChars="0"/>
               <w:jc w:val="center"/>
               <w:rPr>
-                <w:rFonts w:hint="default" w:ascii="Segoe UI" w:hAnsi="Segoe UI" w:eastAsia="Segoe UI" w:cs="Segoe UI"/>
+                <w:rFonts w:ascii="Segoe UI" w:eastAsia="Segoe UI" w:hAnsi="Segoe UI" w:cs="Segoe UI" w:hint="default"/>
                 <w:b/>
                 <w:i w:val="0"/>
                 <w:iCs w:val="0"/>
@@ -7302,7 +7242,7 @@
             </w:pPr>
             <w:r>
               <w:rPr>
-                <w:rFonts w:hint="default" w:ascii="Segoe UI" w:hAnsi="Segoe UI" w:eastAsia="Segoe UI" w:cs="Segoe UI"/>
+                <w:rFonts w:ascii="Segoe UI" w:eastAsia="Segoe UI" w:hAnsi="Segoe UI" w:cs="Segoe UI" w:hint="default"/>
                 <w:b/>
                 <w:i w:val="0"/>
                 <w:iCs w:val="0"/>
@@ -7313,7 +7253,7 @@
                 <w:kern w:val="0"/>
                 <w:sz w:val="18"/>
                 <w:szCs w:val="18"/>
-                <w:lang w:val="en-US" w:eastAsia="zh-CN" w:bidi="ar"/>
+                <w:lang w:val="en-US" w:eastAsia="zh-CN"/>
               </w:rPr>
               <w:t>关键动作</w:t>
             </w:r>
@@ -7323,10 +7263,10 @@
           <w:tcPr>
             <w:tcW w:w="1348" w:type="dxa"/>
             <w:tcBorders>
-              <w:top w:val="single" w:color="auto" w:sz="12" w:space="0"/>
-              <w:left w:val="single" w:color="auto" w:sz="4" w:space="0"/>
-              <w:bottom w:val="single" w:color="auto" w:sz="4" w:space="0"/>
-              <w:right w:val="single" w:color="auto" w:sz="4" w:space="0"/>
+              <w:top w:val="single" w:sz="12" w:space="0" w:color="auto"/>
+              <w:left w:val="single" w:sz="4" w:space="0" w:color="auto"/>
+              <w:bottom w:val="single" w:sz="4" w:space="0" w:color="auto"/>
+              <w:right w:val="single" w:sz="4" w:space="0" w:color="auto"/>
             </w:tcBorders>
             <w:shd w:val="clear" w:color="auto" w:fill="auto"/>
             <w:tcMar>
@@ -7345,10 +7285,10 @@
               <w:suppressLineNumbers w:val="0"/>
               <w:snapToGrid w:val="0"/>
               <w:spacing w:line="240" w:lineRule="auto"/>
-              <w:ind w:left="0" w:leftChars="0" w:right="0" w:rightChars="0" w:firstLine="0" w:firstLineChars="0"/>
+              <w:ind w:left="0" w:right="0" w:firstLine="0" w:leftChars="0" w:rightChars="0" w:firstLineChars="0"/>
               <w:jc w:val="center"/>
               <w:rPr>
-                <w:rFonts w:hint="default" w:ascii="Segoe UI" w:hAnsi="Segoe UI" w:eastAsia="Segoe UI" w:cs="Segoe UI"/>
+                <w:rFonts w:ascii="Segoe UI" w:eastAsia="Segoe UI" w:hAnsi="Segoe UI" w:cs="Segoe UI" w:hint="default"/>
                 <w:b/>
                 <w:i w:val="0"/>
                 <w:iCs w:val="0"/>
@@ -7361,7 +7301,7 @@
             </w:pPr>
             <w:r>
               <w:rPr>
-                <w:rFonts w:hint="default" w:ascii="Segoe UI" w:hAnsi="Segoe UI" w:eastAsia="Segoe UI" w:cs="Segoe UI"/>
+                <w:rFonts w:ascii="Segoe UI" w:eastAsia="Segoe UI" w:hAnsi="Segoe UI" w:cs="Segoe UI" w:hint="default"/>
                 <w:b/>
                 <w:i w:val="0"/>
                 <w:iCs w:val="0"/>
@@ -7372,7 +7312,7 @@
                 <w:kern w:val="0"/>
                 <w:sz w:val="18"/>
                 <w:szCs w:val="18"/>
-                <w:lang w:val="en-US" w:eastAsia="zh-CN" w:bidi="ar"/>
+                <w:lang w:val="en-US" w:eastAsia="zh-CN"/>
               </w:rPr>
               <w:t>负责角色/团队</w:t>
             </w:r>
@@ -7382,10 +7322,10 @@
           <w:tcPr>
             <w:tcW w:w="1504" w:type="dxa"/>
             <w:tcBorders>
-              <w:top w:val="single" w:color="auto" w:sz="12" w:space="0"/>
-              <w:left w:val="single" w:color="auto" w:sz="4" w:space="0"/>
-              <w:bottom w:val="single" w:color="auto" w:sz="4" w:space="0"/>
-              <w:right w:val="single" w:color="auto" w:sz="12" w:space="0"/>
+              <w:top w:val="single" w:sz="12" w:space="0" w:color="auto"/>
+              <w:left w:val="single" w:sz="4" w:space="0" w:color="auto"/>
+              <w:bottom w:val="single" w:sz="4" w:space="0" w:color="auto"/>
+              <w:right w:val="single" w:sz="12" w:space="0" w:color="auto"/>
             </w:tcBorders>
             <w:shd w:val="clear" w:color="auto" w:fill="auto"/>
             <w:tcMar>
@@ -7404,10 +7344,10 @@
               <w:suppressLineNumbers w:val="0"/>
               <w:snapToGrid w:val="0"/>
               <w:spacing w:line="240" w:lineRule="auto"/>
-              <w:ind w:left="0" w:leftChars="0" w:right="0" w:rightChars="0" w:firstLine="0" w:firstLineChars="0"/>
+              <w:ind w:left="0" w:right="0" w:firstLine="0" w:leftChars="0" w:rightChars="0" w:firstLineChars="0"/>
               <w:jc w:val="center"/>
               <w:rPr>
-                <w:rFonts w:hint="default" w:ascii="Segoe UI" w:hAnsi="Segoe UI" w:eastAsia="Segoe UI" w:cs="Segoe UI"/>
+                <w:rFonts w:ascii="Segoe UI" w:eastAsia="Segoe UI" w:hAnsi="Segoe UI" w:cs="Segoe UI" w:hint="default"/>
                 <w:b/>
                 <w:i w:val="0"/>
                 <w:iCs w:val="0"/>
@@ -7420,7 +7360,7 @@
             </w:pPr>
             <w:r>
               <w:rPr>
-                <w:rFonts w:hint="default" w:ascii="Segoe UI" w:hAnsi="Segoe UI" w:eastAsia="Segoe UI" w:cs="Segoe UI"/>
+                <w:rFonts w:ascii="Segoe UI" w:eastAsia="Segoe UI" w:hAnsi="Segoe UI" w:cs="Segoe UI" w:hint="default"/>
                 <w:b/>
                 <w:i w:val="0"/>
                 <w:iCs w:val="0"/>
@@ -7431,7 +7371,7 @@
                 <w:kern w:val="0"/>
                 <w:sz w:val="18"/>
                 <w:szCs w:val="18"/>
-                <w:lang w:val="en-US" w:eastAsia="zh-CN" w:bidi="ar"/>
+                <w:lang w:val="en-US" w:eastAsia="zh-CN"/>
               </w:rPr>
               <w:t>制度依据/产出</w:t>
             </w:r>
@@ -7440,14 +7380,9 @@
       </w:tr>
       <w:tr>
         <w:tblPrEx>
-          <w:tblBorders>
-            <w:top w:val="single" w:color="auto" w:sz="4" w:space="0"/>
-            <w:left w:val="single" w:color="auto" w:sz="4" w:space="0"/>
-            <w:bottom w:val="single" w:color="auto" w:sz="4" w:space="0"/>
-            <w:right w:val="single" w:color="auto" w:sz="4" w:space="0"/>
-            <w:insideH w:val="single" w:color="auto" w:sz="4" w:space="0"/>
-            <w:insideV w:val="single" w:color="auto" w:sz="4" w:space="0"/>
-          </w:tblBorders>
+          <w:tblW w:w="8522" w:type="dxa"/>
+          <w:jc w:val="center"/>
+          <w:shd w:val="clear" w:color="auto" w:fill="auto"/>
           <w:tblCellMar>
             <w:top w:w="15" w:type="dxa"/>
             <w:left w:w="15" w:type="dxa"/>
@@ -7456,17 +7391,17 @@
           </w:tblCellMar>
         </w:tblPrEx>
         <w:trPr>
-          <w:trHeight w:val="0" w:hRule="atLeast"/>
+          <w:trHeight w:val="0"/>
           <w:jc w:val="center"/>
         </w:trPr>
         <w:tc>
           <w:tcPr>
             <w:tcW w:w="1115" w:type="dxa"/>
             <w:tcBorders>
-              <w:top w:val="single" w:color="auto" w:sz="4" w:space="0"/>
-              <w:left w:val="single" w:color="auto" w:sz="12" w:space="0"/>
-              <w:bottom w:val="single" w:color="auto" w:sz="4" w:space="0"/>
-              <w:right w:val="single" w:color="auto" w:sz="4" w:space="0"/>
+              <w:top w:val="single" w:sz="4" w:space="0" w:color="auto"/>
+              <w:left w:val="single" w:sz="12" w:space="0" w:color="auto"/>
+              <w:bottom w:val="single" w:sz="4" w:space="0" w:color="auto"/>
+              <w:right w:val="single" w:sz="4" w:space="0" w:color="auto"/>
             </w:tcBorders>
             <w:shd w:val="clear" w:color="auto" w:fill="auto"/>
             <w:tcMar>
@@ -7485,10 +7420,10 @@
               <w:suppressLineNumbers w:val="0"/>
               <w:snapToGrid w:val="0"/>
               <w:spacing w:line="240" w:lineRule="auto"/>
-              <w:ind w:left="0" w:leftChars="0" w:right="0" w:rightChars="0" w:firstLine="0" w:firstLineChars="0"/>
+              <w:ind w:left="0" w:right="0" w:firstLine="0" w:leftChars="0" w:rightChars="0" w:firstLineChars="0"/>
               <w:jc w:val="center"/>
               <w:rPr>
-                <w:rFonts w:hint="default" w:ascii="Segoe UI" w:hAnsi="Segoe UI" w:eastAsia="Segoe UI" w:cs="Segoe UI"/>
+                <w:rFonts w:ascii="Segoe UI" w:eastAsia="Segoe UI" w:hAnsi="Segoe UI" w:cs="Segoe UI" w:hint="default"/>
                 <w:i w:val="0"/>
                 <w:iCs w:val="0"/>
                 <w:caps w:val="0"/>
@@ -7500,7 +7435,7 @@
             </w:pPr>
             <w:r>
               <w:rPr>
-                <w:rFonts w:hint="default" w:ascii="Segoe UI" w:hAnsi="Segoe UI" w:eastAsia="Segoe UI" w:cs="Segoe UI"/>
+                <w:rFonts w:ascii="Segoe UI" w:eastAsia="Segoe UI" w:hAnsi="Segoe UI" w:cs="Segoe UI" w:hint="default"/>
                 <w:i w:val="0"/>
                 <w:iCs w:val="0"/>
                 <w:caps w:val="0"/>
@@ -7510,7 +7445,7 @@
                 <w:kern w:val="0"/>
                 <w:sz w:val="18"/>
                 <w:szCs w:val="18"/>
-                <w:lang w:val="en-US" w:eastAsia="zh-CN" w:bidi="ar"/>
+                <w:lang w:val="en-US" w:eastAsia="zh-CN"/>
               </w:rPr>
               <w:t>14:00-14:02</w:t>
             </w:r>
@@ -7520,10 +7455,10 @@
           <w:tcPr>
             <w:tcW w:w="4548" w:type="dxa"/>
             <w:tcBorders>
-              <w:top w:val="single" w:color="auto" w:sz="4" w:space="0"/>
-              <w:left w:val="single" w:color="auto" w:sz="4" w:space="0"/>
-              <w:bottom w:val="single" w:color="auto" w:sz="4" w:space="0"/>
-              <w:right w:val="single" w:color="auto" w:sz="4" w:space="0"/>
+              <w:top w:val="single" w:sz="4" w:space="0" w:color="auto"/>
+              <w:left w:val="single" w:sz="4" w:space="0" w:color="auto"/>
+              <w:bottom w:val="single" w:sz="4" w:space="0" w:color="auto"/>
+              <w:right w:val="single" w:sz="4" w:space="0" w:color="auto"/>
             </w:tcBorders>
             <w:shd w:val="clear" w:color="auto" w:fill="auto"/>
             <w:tcMar>
@@ -7542,10 +7477,10 @@
               <w:suppressLineNumbers w:val="0"/>
               <w:snapToGrid w:val="0"/>
               <w:spacing w:line="240" w:lineRule="auto"/>
-              <w:ind w:left="0" w:leftChars="0" w:right="0" w:rightChars="0" w:firstLine="0" w:firstLineChars="0"/>
+              <w:ind w:left="0" w:right="0" w:firstLine="0" w:leftChars="0" w:rightChars="0" w:firstLineChars="0"/>
               <w:jc w:val="left"/>
               <w:rPr>
-                <w:rFonts w:hint="default" w:ascii="Segoe UI" w:hAnsi="Segoe UI" w:eastAsia="Segoe UI" w:cs="Segoe UI"/>
+                <w:rFonts w:ascii="Segoe UI" w:eastAsia="Segoe UI" w:hAnsi="Segoe UI" w:cs="Segoe UI" w:hint="default"/>
                 <w:i w:val="0"/>
                 <w:iCs w:val="0"/>
                 <w:caps w:val="0"/>
@@ -7557,7 +7492,7 @@
             </w:pPr>
             <w:r>
               <w:rPr>
-                <w:rFonts w:hint="default" w:ascii="Segoe UI" w:hAnsi="Segoe UI" w:eastAsia="Segoe UI" w:cs="Segoe UI"/>
+                <w:rFonts w:ascii="Segoe UI" w:eastAsia="Segoe UI" w:hAnsi="Segoe UI" w:cs="Segoe UI" w:hint="default"/>
                 <w:i w:val="0"/>
                 <w:iCs w:val="0"/>
                 <w:caps w:val="0"/>
@@ -7567,7 +7502,7 @@
                 <w:kern w:val="0"/>
                 <w:sz w:val="18"/>
                 <w:szCs w:val="18"/>
-                <w:lang w:val="en-US" w:eastAsia="zh-CN" w:bidi="ar"/>
+                <w:lang w:val="en-US" w:eastAsia="zh-CN"/>
               </w:rPr>
               <w:t>监控告警，服务台专员发现并初步确认。</w:t>
             </w:r>
@@ -7577,10 +7512,10 @@
           <w:tcPr>
             <w:tcW w:w="1348" w:type="dxa"/>
             <w:tcBorders>
-              <w:top w:val="single" w:color="auto" w:sz="4" w:space="0"/>
-              <w:left w:val="single" w:color="auto" w:sz="4" w:space="0"/>
-              <w:bottom w:val="single" w:color="auto" w:sz="4" w:space="0"/>
-              <w:right w:val="single" w:color="auto" w:sz="4" w:space="0"/>
+              <w:top w:val="single" w:sz="4" w:space="0" w:color="auto"/>
+              <w:left w:val="single" w:sz="4" w:space="0" w:color="auto"/>
+              <w:bottom w:val="single" w:sz="4" w:space="0" w:color="auto"/>
+              <w:right w:val="single" w:sz="4" w:space="0" w:color="auto"/>
             </w:tcBorders>
             <w:shd w:val="clear" w:color="auto" w:fill="auto"/>
             <w:tcMar>
@@ -7599,10 +7534,10 @@
               <w:suppressLineNumbers w:val="0"/>
               <w:snapToGrid w:val="0"/>
               <w:spacing w:line="240" w:lineRule="auto"/>
-              <w:ind w:left="0" w:leftChars="0" w:right="0" w:rightChars="0" w:firstLine="0" w:firstLineChars="0"/>
+              <w:ind w:left="0" w:right="0" w:firstLine="0" w:leftChars="0" w:rightChars="0" w:firstLineChars="0"/>
               <w:jc w:val="center"/>
               <w:rPr>
-                <w:rFonts w:hint="default" w:ascii="Segoe UI" w:hAnsi="Segoe UI" w:eastAsia="Segoe UI" w:cs="Segoe UI"/>
+                <w:rFonts w:ascii="Segoe UI" w:eastAsia="Segoe UI" w:hAnsi="Segoe UI" w:cs="Segoe UI" w:hint="default"/>
                 <w:i w:val="0"/>
                 <w:iCs w:val="0"/>
                 <w:caps w:val="0"/>
@@ -7614,7 +7549,7 @@
             </w:pPr>
             <w:r>
               <w:rPr>
-                <w:rFonts w:hint="default" w:ascii="Segoe UI" w:hAnsi="Segoe UI" w:eastAsia="Segoe UI" w:cs="Segoe UI"/>
+                <w:rFonts w:ascii="Segoe UI" w:eastAsia="Segoe UI" w:hAnsi="Segoe UI" w:cs="Segoe UI" w:hint="default"/>
                 <w:i w:val="0"/>
                 <w:iCs w:val="0"/>
                 <w:caps w:val="0"/>
@@ -7624,7 +7559,7 @@
                 <w:kern w:val="0"/>
                 <w:sz w:val="18"/>
                 <w:szCs w:val="18"/>
-                <w:lang w:val="en-US" w:eastAsia="zh-CN" w:bidi="ar"/>
+                <w:lang w:val="en-US" w:eastAsia="zh-CN"/>
               </w:rPr>
               <w:t>服务台专员</w:t>
             </w:r>
@@ -7634,10 +7569,10 @@
           <w:tcPr>
             <w:tcW w:w="1504" w:type="dxa"/>
             <w:tcBorders>
-              <w:top w:val="single" w:color="auto" w:sz="4" w:space="0"/>
-              <w:left w:val="single" w:color="auto" w:sz="4" w:space="0"/>
-              <w:bottom w:val="single" w:color="auto" w:sz="4" w:space="0"/>
-              <w:right w:val="single" w:color="auto" w:sz="12" w:space="0"/>
+              <w:top w:val="single" w:sz="4" w:space="0" w:color="auto"/>
+              <w:left w:val="single" w:sz="4" w:space="0" w:color="auto"/>
+              <w:bottom w:val="single" w:sz="4" w:space="0" w:color="auto"/>
+              <w:right w:val="single" w:sz="12" w:space="0" w:color="auto"/>
             </w:tcBorders>
             <w:shd w:val="clear" w:color="auto" w:fill="auto"/>
             <w:tcMar>
@@ -7656,10 +7591,10 @@
               <w:suppressLineNumbers w:val="0"/>
               <w:snapToGrid w:val="0"/>
               <w:spacing w:line="240" w:lineRule="auto"/>
-              <w:ind w:left="0" w:leftChars="0" w:right="0" w:rightChars="0" w:firstLine="0" w:firstLineChars="0"/>
+              <w:ind w:left="0" w:right="0" w:firstLine="0" w:leftChars="0" w:rightChars="0" w:firstLineChars="0"/>
               <w:jc w:val="left"/>
               <w:rPr>
-                <w:rFonts w:hint="default" w:ascii="Segoe UI" w:hAnsi="Segoe UI" w:eastAsia="Segoe UI" w:cs="Segoe UI"/>
+                <w:rFonts w:ascii="Segoe UI" w:eastAsia="Segoe UI" w:hAnsi="Segoe UI" w:cs="Segoe UI" w:hint="default"/>
                 <w:i w:val="0"/>
                 <w:iCs w:val="0"/>
                 <w:caps w:val="0"/>
@@ -7671,7 +7606,7 @@
             </w:pPr>
             <w:r>
               <w:rPr>
-                <w:rFonts w:hint="default" w:ascii="Segoe UI" w:hAnsi="Segoe UI" w:eastAsia="Segoe UI" w:cs="Segoe UI"/>
+                <w:rFonts w:ascii="Segoe UI" w:eastAsia="Segoe UI" w:hAnsi="Segoe UI" w:cs="Segoe UI" w:hint="default"/>
                 <w:i w:val="0"/>
                 <w:iCs w:val="0"/>
                 <w:caps w:val="0"/>
@@ -7681,7 +7616,7 @@
                 <w:kern w:val="0"/>
                 <w:sz w:val="18"/>
                 <w:szCs w:val="18"/>
-                <w:lang w:val="en-US" w:eastAsia="zh-CN" w:bidi="ar"/>
+                <w:lang w:val="en-US" w:eastAsia="zh-CN"/>
               </w:rPr>
               <w:t>《制度》7.1 监测与预警</w:t>
             </w:r>
@@ -7690,14 +7625,9 @@
       </w:tr>
       <w:tr>
         <w:tblPrEx>
-          <w:tblBorders>
-            <w:top w:val="single" w:color="auto" w:sz="4" w:space="0"/>
-            <w:left w:val="single" w:color="auto" w:sz="4" w:space="0"/>
-            <w:bottom w:val="single" w:color="auto" w:sz="4" w:space="0"/>
-            <w:right w:val="single" w:color="auto" w:sz="4" w:space="0"/>
-            <w:insideH w:val="single" w:color="auto" w:sz="4" w:space="0"/>
-            <w:insideV w:val="single" w:color="auto" w:sz="4" w:space="0"/>
-          </w:tblBorders>
+          <w:tblW w:w="8522" w:type="dxa"/>
+          <w:jc w:val="center"/>
+          <w:shd w:val="clear" w:color="auto" w:fill="auto"/>
           <w:tblCellMar>
             <w:top w:w="15" w:type="dxa"/>
             <w:left w:w="15" w:type="dxa"/>
@@ -7706,17 +7636,17 @@
           </w:tblCellMar>
         </w:tblPrEx>
         <w:trPr>
-          <w:trHeight w:val="0" w:hRule="atLeast"/>
+          <w:trHeight w:val="0"/>
           <w:jc w:val="center"/>
         </w:trPr>
         <w:tc>
           <w:tcPr>
             <w:tcW w:w="1115" w:type="dxa"/>
             <w:tcBorders>
-              <w:top w:val="single" w:color="auto" w:sz="4" w:space="0"/>
-              <w:left w:val="single" w:color="auto" w:sz="12" w:space="0"/>
-              <w:bottom w:val="single" w:color="auto" w:sz="4" w:space="0"/>
-              <w:right w:val="single" w:color="auto" w:sz="4" w:space="0"/>
+              <w:top w:val="single" w:sz="4" w:space="0" w:color="auto"/>
+              <w:left w:val="single" w:sz="12" w:space="0" w:color="auto"/>
+              <w:bottom w:val="single" w:sz="4" w:space="0" w:color="auto"/>
+              <w:right w:val="single" w:sz="4" w:space="0" w:color="auto"/>
             </w:tcBorders>
             <w:shd w:val="clear" w:color="auto" w:fill="auto"/>
             <w:tcMar>
@@ -7735,10 +7665,10 @@
               <w:suppressLineNumbers w:val="0"/>
               <w:snapToGrid w:val="0"/>
               <w:spacing w:line="240" w:lineRule="auto"/>
-              <w:ind w:left="0" w:leftChars="0" w:right="0" w:rightChars="0" w:firstLine="0" w:firstLineChars="0"/>
+              <w:ind w:left="0" w:right="0" w:firstLine="0" w:leftChars="0" w:rightChars="0" w:firstLineChars="0"/>
               <w:jc w:val="center"/>
               <w:rPr>
-                <w:rFonts w:hint="default" w:ascii="Segoe UI" w:hAnsi="Segoe UI" w:eastAsia="Segoe UI" w:cs="Segoe UI"/>
+                <w:rFonts w:ascii="Segoe UI" w:eastAsia="Segoe UI" w:hAnsi="Segoe UI" w:cs="Segoe UI" w:hint="default"/>
                 <w:i w:val="0"/>
                 <w:iCs w:val="0"/>
                 <w:caps w:val="0"/>
@@ -7750,7 +7680,7 @@
             </w:pPr>
             <w:r>
               <w:rPr>
-                <w:rFonts w:hint="default" w:ascii="Segoe UI" w:hAnsi="Segoe UI" w:eastAsia="Segoe UI" w:cs="Segoe UI"/>
+                <w:rFonts w:ascii="Segoe UI" w:eastAsia="Segoe UI" w:hAnsi="Segoe UI" w:cs="Segoe UI" w:hint="default"/>
                 <w:i w:val="0"/>
                 <w:iCs w:val="0"/>
                 <w:caps w:val="0"/>
@@ -7760,7 +7690,7 @@
                 <w:kern w:val="0"/>
                 <w:sz w:val="18"/>
                 <w:szCs w:val="18"/>
-                <w:lang w:val="en-US" w:eastAsia="zh-CN" w:bidi="ar"/>
+                <w:lang w:val="en-US" w:eastAsia="zh-CN"/>
               </w:rPr>
               <w:t>14:02-14:05</w:t>
             </w:r>
@@ -7770,10 +7700,10 @@
           <w:tcPr>
             <w:tcW w:w="4548" w:type="dxa"/>
             <w:tcBorders>
-              <w:top w:val="single" w:color="auto" w:sz="4" w:space="0"/>
-              <w:left w:val="single" w:color="auto" w:sz="4" w:space="0"/>
-              <w:bottom w:val="single" w:color="auto" w:sz="4" w:space="0"/>
-              <w:right w:val="single" w:color="auto" w:sz="4" w:space="0"/>
+              <w:top w:val="single" w:sz="4" w:space="0" w:color="auto"/>
+              <w:left w:val="single" w:sz="4" w:space="0" w:color="auto"/>
+              <w:bottom w:val="single" w:sz="4" w:space="0" w:color="auto"/>
+              <w:right w:val="single" w:sz="4" w:space="0" w:color="auto"/>
             </w:tcBorders>
             <w:shd w:val="clear" w:color="auto" w:fill="auto"/>
             <w:tcMar>
@@ -7792,10 +7722,10 @@
               <w:suppressLineNumbers w:val="0"/>
               <w:snapToGrid w:val="0"/>
               <w:spacing w:line="240" w:lineRule="auto"/>
-              <w:ind w:left="0" w:leftChars="0" w:right="0" w:rightChars="0" w:firstLine="0" w:firstLineChars="0"/>
+              <w:ind w:left="0" w:right="0" w:firstLine="0" w:leftChars="0" w:rightChars="0" w:firstLineChars="0"/>
               <w:jc w:val="left"/>
               <w:rPr>
-                <w:rFonts w:hint="default" w:ascii="Segoe UI" w:hAnsi="Segoe UI" w:eastAsia="Segoe UI" w:cs="Segoe UI"/>
+                <w:rFonts w:ascii="Segoe UI" w:eastAsia="Segoe UI" w:hAnsi="Segoe UI" w:cs="Segoe UI" w:hint="default"/>
                 <w:i w:val="0"/>
                 <w:iCs w:val="0"/>
                 <w:caps w:val="0"/>
@@ -7807,7 +7737,7 @@
             </w:pPr>
             <w:r>
               <w:rPr>
-                <w:rFonts w:hint="default" w:ascii="Segoe UI" w:hAnsi="Segoe UI" w:eastAsia="Segoe UI" w:cs="Segoe UI"/>
+                <w:rFonts w:ascii="Segoe UI" w:eastAsia="Segoe UI" w:hAnsi="Segoe UI" w:cs="Segoe UI" w:hint="default"/>
                 <w:i w:val="0"/>
                 <w:iCs w:val="0"/>
                 <w:caps w:val="0"/>
@@ -7817,7 +7747,7 @@
                 <w:kern w:val="0"/>
                 <w:sz w:val="18"/>
                 <w:szCs w:val="18"/>
-                <w:lang w:val="en-US" w:eastAsia="zh-CN" w:bidi="ar"/>
+                <w:lang w:val="en-US" w:eastAsia="zh-CN"/>
               </w:rPr>
               <w:t>服务台专员立即电话上报运维项目经理。</w:t>
             </w:r>
@@ -7827,10 +7757,10 @@
           <w:tcPr>
             <w:tcW w:w="1348" w:type="dxa"/>
             <w:tcBorders>
-              <w:top w:val="single" w:color="auto" w:sz="4" w:space="0"/>
-              <w:left w:val="single" w:color="auto" w:sz="4" w:space="0"/>
-              <w:bottom w:val="single" w:color="auto" w:sz="4" w:space="0"/>
-              <w:right w:val="single" w:color="auto" w:sz="4" w:space="0"/>
+              <w:top w:val="single" w:sz="4" w:space="0" w:color="auto"/>
+              <w:left w:val="single" w:sz="4" w:space="0" w:color="auto"/>
+              <w:bottom w:val="single" w:sz="4" w:space="0" w:color="auto"/>
+              <w:right w:val="single" w:sz="4" w:space="0" w:color="auto"/>
             </w:tcBorders>
             <w:shd w:val="clear" w:color="auto" w:fill="auto"/>
             <w:tcMar>
@@ -7849,10 +7779,10 @@
               <w:suppressLineNumbers w:val="0"/>
               <w:snapToGrid w:val="0"/>
               <w:spacing w:line="240" w:lineRule="auto"/>
-              <w:ind w:left="0" w:leftChars="0" w:right="0" w:rightChars="0" w:firstLine="0" w:firstLineChars="0"/>
+              <w:ind w:left="0" w:right="0" w:firstLine="0" w:leftChars="0" w:rightChars="0" w:firstLineChars="0"/>
               <w:jc w:val="center"/>
               <w:rPr>
-                <w:rFonts w:hint="default" w:ascii="Segoe UI" w:hAnsi="Segoe UI" w:eastAsia="Segoe UI" w:cs="Segoe UI"/>
+                <w:rFonts w:ascii="Segoe UI" w:eastAsia="Segoe UI" w:hAnsi="Segoe UI" w:cs="Segoe UI" w:hint="default"/>
                 <w:i w:val="0"/>
                 <w:iCs w:val="0"/>
                 <w:caps w:val="0"/>
@@ -7864,7 +7794,7 @@
             </w:pPr>
             <w:r>
               <w:rPr>
-                <w:rFonts w:hint="default" w:ascii="Segoe UI" w:hAnsi="Segoe UI" w:eastAsia="Segoe UI" w:cs="Segoe UI"/>
+                <w:rFonts w:ascii="Segoe UI" w:eastAsia="Segoe UI" w:hAnsi="Segoe UI" w:cs="Segoe UI" w:hint="default"/>
                 <w:i w:val="0"/>
                 <w:iCs w:val="0"/>
                 <w:caps w:val="0"/>
@@ -7874,7 +7804,7 @@
                 <w:kern w:val="0"/>
                 <w:sz w:val="18"/>
                 <w:szCs w:val="18"/>
-                <w:lang w:val="en-US" w:eastAsia="zh-CN" w:bidi="ar"/>
+                <w:lang w:val="en-US" w:eastAsia="zh-CN"/>
               </w:rPr>
               <w:t>服务台专员</w:t>
             </w:r>
@@ -7884,10 +7814,10 @@
           <w:tcPr>
             <w:tcW w:w="1504" w:type="dxa"/>
             <w:tcBorders>
-              <w:top w:val="single" w:color="auto" w:sz="4" w:space="0"/>
-              <w:left w:val="single" w:color="auto" w:sz="4" w:space="0"/>
-              <w:bottom w:val="single" w:color="auto" w:sz="4" w:space="0"/>
-              <w:right w:val="single" w:color="auto" w:sz="12" w:space="0"/>
+              <w:top w:val="single" w:sz="4" w:space="0" w:color="auto"/>
+              <w:left w:val="single" w:sz="4" w:space="0" w:color="auto"/>
+              <w:bottom w:val="single" w:sz="4" w:space="0" w:color="auto"/>
+              <w:right w:val="single" w:sz="12" w:space="0" w:color="auto"/>
             </w:tcBorders>
             <w:shd w:val="clear" w:color="auto" w:fill="auto"/>
             <w:tcMar>
@@ -7906,10 +7836,10 @@
               <w:suppressLineNumbers w:val="0"/>
               <w:snapToGrid w:val="0"/>
               <w:spacing w:line="240" w:lineRule="auto"/>
-              <w:ind w:left="0" w:leftChars="0" w:right="0" w:rightChars="0" w:firstLine="0" w:firstLineChars="0"/>
+              <w:ind w:left="0" w:right="0" w:firstLine="0" w:leftChars="0" w:rightChars="0" w:firstLineChars="0"/>
               <w:jc w:val="left"/>
               <w:rPr>
-                <w:rFonts w:hint="default" w:ascii="Segoe UI" w:hAnsi="Segoe UI" w:eastAsia="Segoe UI" w:cs="Segoe UI"/>
+                <w:rFonts w:ascii="Segoe UI" w:eastAsia="Segoe UI" w:hAnsi="Segoe UI" w:cs="Segoe UI" w:hint="default"/>
                 <w:i w:val="0"/>
                 <w:iCs w:val="0"/>
                 <w:caps w:val="0"/>
@@ -7921,7 +7851,7 @@
             </w:pPr>
             <w:r>
               <w:rPr>
-                <w:rFonts w:hint="default" w:ascii="Segoe UI" w:hAnsi="Segoe UI" w:eastAsia="Segoe UI" w:cs="Segoe UI"/>
+                <w:rFonts w:ascii="Segoe UI" w:eastAsia="Segoe UI" w:hAnsi="Segoe UI" w:cs="Segoe UI" w:hint="default"/>
                 <w:i w:val="0"/>
                 <w:iCs w:val="0"/>
                 <w:caps w:val="0"/>
@@ -7931,7 +7861,7 @@
                 <w:kern w:val="0"/>
                 <w:sz w:val="18"/>
                 <w:szCs w:val="18"/>
-                <w:lang w:val="en-US" w:eastAsia="zh-CN" w:bidi="ar"/>
+                <w:lang w:val="en-US" w:eastAsia="zh-CN"/>
               </w:rPr>
               <w:t>《制度》7.2 事件上报与确认</w:t>
             </w:r>
@@ -7940,14 +7870,9 @@
       </w:tr>
       <w:tr>
         <w:tblPrEx>
-          <w:tblBorders>
-            <w:top w:val="single" w:color="auto" w:sz="4" w:space="0"/>
-            <w:left w:val="single" w:color="auto" w:sz="4" w:space="0"/>
-            <w:bottom w:val="single" w:color="auto" w:sz="4" w:space="0"/>
-            <w:right w:val="single" w:color="auto" w:sz="4" w:space="0"/>
-            <w:insideH w:val="single" w:color="auto" w:sz="4" w:space="0"/>
-            <w:insideV w:val="single" w:color="auto" w:sz="4" w:space="0"/>
-          </w:tblBorders>
+          <w:tblW w:w="8522" w:type="dxa"/>
+          <w:jc w:val="center"/>
+          <w:shd w:val="clear" w:color="auto" w:fill="auto"/>
           <w:tblCellMar>
             <w:top w:w="15" w:type="dxa"/>
             <w:left w:w="15" w:type="dxa"/>
@@ -7956,17 +7881,17 @@
           </w:tblCellMar>
         </w:tblPrEx>
         <w:trPr>
-          <w:trHeight w:val="0" w:hRule="atLeast"/>
+          <w:trHeight w:val="0"/>
           <w:jc w:val="center"/>
         </w:trPr>
         <w:tc>
           <w:tcPr>
             <w:tcW w:w="1115" w:type="dxa"/>
             <w:tcBorders>
-              <w:top w:val="single" w:color="auto" w:sz="4" w:space="0"/>
-              <w:left w:val="single" w:color="auto" w:sz="12" w:space="0"/>
-              <w:bottom w:val="single" w:color="auto" w:sz="4" w:space="0"/>
-              <w:right w:val="single" w:color="auto" w:sz="4" w:space="0"/>
+              <w:top w:val="single" w:sz="4" w:space="0" w:color="auto"/>
+              <w:left w:val="single" w:sz="12" w:space="0" w:color="auto"/>
+              <w:bottom w:val="single" w:sz="4" w:space="0" w:color="auto"/>
+              <w:right w:val="single" w:sz="4" w:space="0" w:color="auto"/>
             </w:tcBorders>
             <w:shd w:val="clear" w:color="auto" w:fill="auto"/>
             <w:tcMar>
@@ -7985,10 +7910,10 @@
               <w:suppressLineNumbers w:val="0"/>
               <w:snapToGrid w:val="0"/>
               <w:spacing w:line="240" w:lineRule="auto"/>
-              <w:ind w:left="0" w:leftChars="0" w:right="0" w:rightChars="0" w:firstLine="0" w:firstLineChars="0"/>
+              <w:ind w:left="0" w:right="0" w:firstLine="0" w:leftChars="0" w:rightChars="0" w:firstLineChars="0"/>
               <w:jc w:val="center"/>
               <w:rPr>
-                <w:rFonts w:hint="default" w:ascii="Segoe UI" w:hAnsi="Segoe UI" w:eastAsia="Segoe UI" w:cs="Segoe UI"/>
+                <w:rFonts w:ascii="Segoe UI" w:eastAsia="Segoe UI" w:hAnsi="Segoe UI" w:cs="Segoe UI" w:hint="default"/>
                 <w:i w:val="0"/>
                 <w:iCs w:val="0"/>
                 <w:caps w:val="0"/>
@@ -8000,7 +7925,7 @@
             </w:pPr>
             <w:r>
               <w:rPr>
-                <w:rFonts w:hint="default" w:ascii="Segoe UI" w:hAnsi="Segoe UI" w:eastAsia="Segoe UI" w:cs="Segoe UI"/>
+                <w:rFonts w:ascii="Segoe UI" w:eastAsia="Segoe UI" w:hAnsi="Segoe UI" w:cs="Segoe UI" w:hint="default"/>
                 <w:i w:val="0"/>
                 <w:iCs w:val="0"/>
                 <w:caps w:val="0"/>
@@ -8010,7 +7935,7 @@
                 <w:kern w:val="0"/>
                 <w:sz w:val="18"/>
                 <w:szCs w:val="18"/>
-                <w:lang w:val="en-US" w:eastAsia="zh-CN" w:bidi="ar"/>
+                <w:lang w:val="en-US" w:eastAsia="zh-CN"/>
               </w:rPr>
               <w:t>14:05-14:08</w:t>
             </w:r>
@@ -8020,10 +7945,10 @@
           <w:tcPr>
             <w:tcW w:w="4548" w:type="dxa"/>
             <w:tcBorders>
-              <w:top w:val="single" w:color="auto" w:sz="4" w:space="0"/>
-              <w:left w:val="single" w:color="auto" w:sz="4" w:space="0"/>
-              <w:bottom w:val="single" w:color="auto" w:sz="4" w:space="0"/>
-              <w:right w:val="single" w:color="auto" w:sz="4" w:space="0"/>
+              <w:top w:val="single" w:sz="4" w:space="0" w:color="auto"/>
+              <w:left w:val="single" w:sz="4" w:space="0" w:color="auto"/>
+              <w:bottom w:val="single" w:sz="4" w:space="0" w:color="auto"/>
+              <w:right w:val="single" w:sz="4" w:space="0" w:color="auto"/>
             </w:tcBorders>
             <w:shd w:val="clear" w:color="auto" w:fill="auto"/>
             <w:tcMar>
@@ -8042,10 +7967,10 @@
               <w:suppressLineNumbers w:val="0"/>
               <w:snapToGrid w:val="0"/>
               <w:spacing w:line="240" w:lineRule="auto"/>
-              <w:ind w:left="0" w:leftChars="0" w:right="0" w:rightChars="0" w:firstLine="0" w:firstLineChars="0"/>
+              <w:ind w:left="0" w:right="0" w:firstLine="0" w:leftChars="0" w:rightChars="0" w:firstLineChars="0"/>
               <w:jc w:val="left"/>
               <w:rPr>
-                <w:rFonts w:hint="default" w:ascii="Segoe UI" w:hAnsi="Segoe UI" w:eastAsia="Segoe UI" w:cs="Segoe UI"/>
+                <w:rFonts w:ascii="Segoe UI" w:eastAsia="Segoe UI" w:hAnsi="Segoe UI" w:cs="Segoe UI" w:hint="default"/>
                 <w:i w:val="0"/>
                 <w:iCs w:val="0"/>
                 <w:caps w:val="0"/>
@@ -8057,7 +7982,7 @@
             </w:pPr>
             <w:r>
               <w:rPr>
-                <w:rFonts w:hint="default" w:ascii="Segoe UI" w:hAnsi="Segoe UI" w:eastAsia="Segoe UI" w:cs="Segoe UI"/>
+                <w:rFonts w:ascii="Segoe UI" w:eastAsia="Segoe UI" w:hAnsi="Segoe UI" w:cs="Segoe UI" w:hint="default"/>
                 <w:i w:val="0"/>
                 <w:iCs w:val="0"/>
                 <w:caps w:val="0"/>
@@ -8075,10 +8000,10 @@
           <w:tcPr>
             <w:tcW w:w="1348" w:type="dxa"/>
             <w:tcBorders>
-              <w:top w:val="single" w:color="auto" w:sz="4" w:space="0"/>
-              <w:left w:val="single" w:color="auto" w:sz="4" w:space="0"/>
-              <w:bottom w:val="single" w:color="auto" w:sz="4" w:space="0"/>
-              <w:right w:val="single" w:color="auto" w:sz="4" w:space="0"/>
+              <w:top w:val="single" w:sz="4" w:space="0" w:color="auto"/>
+              <w:left w:val="single" w:sz="4" w:space="0" w:color="auto"/>
+              <w:bottom w:val="single" w:sz="4" w:space="0" w:color="auto"/>
+              <w:right w:val="single" w:sz="4" w:space="0" w:color="auto"/>
             </w:tcBorders>
             <w:shd w:val="clear" w:color="auto" w:fill="auto"/>
             <w:tcMar>
@@ -8097,10 +8022,10 @@
               <w:suppressLineNumbers w:val="0"/>
               <w:snapToGrid w:val="0"/>
               <w:spacing w:line="240" w:lineRule="auto"/>
-              <w:ind w:left="0" w:leftChars="0" w:right="0" w:rightChars="0" w:firstLine="0" w:firstLineChars="0"/>
+              <w:ind w:left="0" w:right="0" w:firstLine="0" w:leftChars="0" w:rightChars="0" w:firstLineChars="0"/>
               <w:jc w:val="left"/>
               <w:rPr>
-                <w:rFonts w:hint="default" w:ascii="Segoe UI" w:hAnsi="Segoe UI" w:eastAsia="Segoe UI" w:cs="Segoe UI"/>
+                <w:rFonts w:ascii="Segoe UI" w:eastAsia="Segoe UI" w:hAnsi="Segoe UI" w:cs="Segoe UI" w:hint="default"/>
                 <w:i w:val="0"/>
                 <w:iCs w:val="0"/>
                 <w:caps w:val="0"/>
@@ -8112,7 +8037,7 @@
             </w:pPr>
             <w:r>
               <w:rPr>
-                <w:rFonts w:hint="default" w:ascii="Segoe UI" w:hAnsi="Segoe UI" w:eastAsia="Segoe UI" w:cs="Segoe UI"/>
+                <w:rFonts w:ascii="Segoe UI" w:eastAsia="Segoe UI" w:hAnsi="Segoe UI" w:cs="Segoe UI" w:hint="default"/>
                 <w:i w:val="0"/>
                 <w:iCs w:val="0"/>
                 <w:caps w:val="0"/>
@@ -8130,10 +8055,10 @@
           <w:tcPr>
             <w:tcW w:w="1504" w:type="dxa"/>
             <w:tcBorders>
-              <w:top w:val="single" w:color="auto" w:sz="4" w:space="0"/>
-              <w:left w:val="single" w:color="auto" w:sz="4" w:space="0"/>
-              <w:bottom w:val="single" w:color="auto" w:sz="4" w:space="0"/>
-              <w:right w:val="single" w:color="auto" w:sz="12" w:space="0"/>
+              <w:top w:val="single" w:sz="4" w:space="0" w:color="auto"/>
+              <w:left w:val="single" w:sz="4" w:space="0" w:color="auto"/>
+              <w:bottom w:val="single" w:sz="4" w:space="0" w:color="auto"/>
+              <w:right w:val="single" w:sz="12" w:space="0" w:color="auto"/>
             </w:tcBorders>
             <w:shd w:val="clear" w:color="auto" w:fill="auto"/>
             <w:tcMar>
@@ -8152,10 +8077,10 @@
               <w:suppressLineNumbers w:val="0"/>
               <w:snapToGrid w:val="0"/>
               <w:spacing w:line="240" w:lineRule="auto"/>
-              <w:ind w:left="0" w:leftChars="0" w:right="0" w:rightChars="0" w:firstLine="0" w:firstLineChars="0"/>
+              <w:ind w:left="0" w:right="0" w:firstLine="0" w:leftChars="0" w:rightChars="0" w:firstLineChars="0"/>
               <w:jc w:val="left"/>
               <w:rPr>
-                <w:rFonts w:hint="default" w:ascii="Segoe UI" w:hAnsi="Segoe UI" w:eastAsia="Segoe UI" w:cs="Segoe UI"/>
+                <w:rFonts w:ascii="Segoe UI" w:eastAsia="Segoe UI" w:hAnsi="Segoe UI" w:cs="Segoe UI" w:hint="default"/>
                 <w:i w:val="0"/>
                 <w:iCs w:val="0"/>
                 <w:caps w:val="0"/>
@@ -8167,7 +8092,7 @@
             </w:pPr>
             <w:r>
               <w:rPr>
-                <w:rFonts w:hint="default" w:ascii="Segoe UI" w:hAnsi="Segoe UI" w:eastAsia="Segoe UI" w:cs="Segoe UI"/>
+                <w:rFonts w:ascii="Segoe UI" w:eastAsia="Segoe UI" w:hAnsi="Segoe UI" w:cs="Segoe UI" w:hint="default"/>
                 <w:i w:val="0"/>
                 <w:iCs w:val="0"/>
                 <w:caps w:val="0"/>
@@ -8184,14 +8109,9 @@
       </w:tr>
       <w:tr>
         <w:tblPrEx>
-          <w:tblBorders>
-            <w:top w:val="single" w:color="auto" w:sz="4" w:space="0"/>
-            <w:left w:val="single" w:color="auto" w:sz="4" w:space="0"/>
-            <w:bottom w:val="single" w:color="auto" w:sz="4" w:space="0"/>
-            <w:right w:val="single" w:color="auto" w:sz="4" w:space="0"/>
-            <w:insideH w:val="single" w:color="auto" w:sz="4" w:space="0"/>
-            <w:insideV w:val="single" w:color="auto" w:sz="4" w:space="0"/>
-          </w:tblBorders>
+          <w:tblW w:w="8522" w:type="dxa"/>
+          <w:jc w:val="center"/>
+          <w:shd w:val="clear" w:color="auto" w:fill="auto"/>
           <w:tblCellMar>
             <w:top w:w="15" w:type="dxa"/>
             <w:left w:w="15" w:type="dxa"/>
@@ -8200,17 +8120,17 @@
           </w:tblCellMar>
         </w:tblPrEx>
         <w:trPr>
-          <w:trHeight w:val="0" w:hRule="atLeast"/>
+          <w:trHeight w:val="0"/>
           <w:jc w:val="center"/>
         </w:trPr>
         <w:tc>
           <w:tcPr>
             <w:tcW w:w="1115" w:type="dxa"/>
             <w:tcBorders>
-              <w:top w:val="single" w:color="auto" w:sz="4" w:space="0"/>
-              <w:left w:val="single" w:color="auto" w:sz="12" w:space="0"/>
-              <w:bottom w:val="single" w:color="auto" w:sz="4" w:space="0"/>
-              <w:right w:val="single" w:color="auto" w:sz="4" w:space="0"/>
+              <w:top w:val="single" w:sz="4" w:space="0" w:color="auto"/>
+              <w:left w:val="single" w:sz="12" w:space="0" w:color="auto"/>
+              <w:bottom w:val="single" w:sz="4" w:space="0" w:color="auto"/>
+              <w:right w:val="single" w:sz="4" w:space="0" w:color="auto"/>
             </w:tcBorders>
             <w:shd w:val="clear" w:color="auto" w:fill="auto"/>
             <w:tcMar>
@@ -8229,10 +8149,10 @@
               <w:suppressLineNumbers w:val="0"/>
               <w:snapToGrid w:val="0"/>
               <w:spacing w:line="240" w:lineRule="auto"/>
-              <w:ind w:left="0" w:leftChars="0" w:right="0" w:rightChars="0" w:firstLine="0" w:firstLineChars="0"/>
+              <w:ind w:left="0" w:right="0" w:firstLine="0" w:leftChars="0" w:rightChars="0" w:firstLineChars="0"/>
               <w:jc w:val="center"/>
               <w:rPr>
-                <w:rFonts w:hint="default" w:ascii="Segoe UI" w:hAnsi="Segoe UI" w:eastAsia="Segoe UI" w:cs="Segoe UI"/>
+                <w:rFonts w:ascii="Segoe UI" w:eastAsia="Segoe UI" w:hAnsi="Segoe UI" w:cs="Segoe UI" w:hint="default"/>
                 <w:i w:val="0"/>
                 <w:iCs w:val="0"/>
                 <w:caps w:val="0"/>
@@ -8244,7 +8164,7 @@
             </w:pPr>
             <w:r>
               <w:rPr>
-                <w:rFonts w:hint="default" w:ascii="Segoe UI" w:hAnsi="Segoe UI" w:eastAsia="Segoe UI" w:cs="Segoe UI"/>
+                <w:rFonts w:ascii="Segoe UI" w:eastAsia="Segoe UI" w:hAnsi="Segoe UI" w:cs="Segoe UI" w:hint="default"/>
                 <w:i w:val="0"/>
                 <w:iCs w:val="0"/>
                 <w:caps w:val="0"/>
@@ -8254,7 +8174,7 @@
                 <w:kern w:val="0"/>
                 <w:sz w:val="18"/>
                 <w:szCs w:val="18"/>
-                <w:lang w:val="en-US" w:eastAsia="zh-CN" w:bidi="ar"/>
+                <w:lang w:val="en-US" w:eastAsia="zh-CN"/>
               </w:rPr>
               <w:t>14:08-14:10</w:t>
             </w:r>
@@ -8264,10 +8184,10 @@
           <w:tcPr>
             <w:tcW w:w="4548" w:type="dxa"/>
             <w:tcBorders>
-              <w:top w:val="single" w:color="auto" w:sz="4" w:space="0"/>
-              <w:left w:val="single" w:color="auto" w:sz="4" w:space="0"/>
-              <w:bottom w:val="single" w:color="auto" w:sz="4" w:space="0"/>
-              <w:right w:val="single" w:color="auto" w:sz="4" w:space="0"/>
+              <w:top w:val="single" w:sz="4" w:space="0" w:color="auto"/>
+              <w:left w:val="single" w:sz="4" w:space="0" w:color="auto"/>
+              <w:bottom w:val="single" w:sz="4" w:space="0" w:color="auto"/>
+              <w:right w:val="single" w:sz="4" w:space="0" w:color="auto"/>
             </w:tcBorders>
             <w:shd w:val="clear" w:color="auto" w:fill="auto"/>
             <w:tcMar>
@@ -8286,10 +8206,10 @@
               <w:suppressLineNumbers w:val="0"/>
               <w:snapToGrid w:val="0"/>
               <w:spacing w:line="240" w:lineRule="auto"/>
-              <w:ind w:left="0" w:leftChars="0" w:right="0" w:rightChars="0" w:firstLine="0" w:firstLineChars="0"/>
+              <w:ind w:left="0" w:right="0" w:firstLine="0" w:leftChars="0" w:rightChars="0" w:firstLineChars="0"/>
               <w:jc w:val="left"/>
               <w:rPr>
-                <w:rFonts w:hint="default" w:ascii="Segoe UI" w:hAnsi="Segoe UI" w:eastAsia="Segoe UI" w:cs="Segoe UI"/>
+                <w:rFonts w:ascii="Segoe UI" w:eastAsia="Segoe UI" w:hAnsi="Segoe UI" w:cs="Segoe UI" w:hint="default"/>
                 <w:i w:val="0"/>
                 <w:iCs w:val="0"/>
                 <w:caps w:val="0"/>
@@ -8301,7 +8221,7 @@
             </w:pPr>
             <w:r>
               <w:rPr>
-                <w:rFonts w:hint="default" w:ascii="Segoe UI" w:hAnsi="Segoe UI" w:eastAsia="Segoe UI" w:cs="Segoe UI"/>
+                <w:rFonts w:ascii="Segoe UI" w:eastAsia="Segoe UI" w:hAnsi="Segoe UI" w:cs="Segoe UI" w:hint="default"/>
                 <w:i w:val="0"/>
                 <w:iCs w:val="0"/>
                 <w:caps w:val="0"/>
@@ -8315,7 +8235,7 @@
             </w:r>
             <w:r>
               <w:rPr>
-                <w:rFonts w:hint="eastAsia" w:ascii="Segoe UI" w:hAnsi="Segoe UI" w:eastAsia="Segoe UI" w:cs="Segoe UI"/>
+                <w:rFonts w:ascii="Segoe UI" w:eastAsia="Segoe UI" w:hAnsi="Segoe UI" w:cs="Segoe UI" w:hint="eastAsia"/>
                 <w:i w:val="0"/>
                 <w:iCs w:val="0"/>
                 <w:caps w:val="0"/>
@@ -8329,7 +8249,7 @@
             </w:r>
             <w:r>
               <w:rPr>
-                <w:rFonts w:hint="default" w:ascii="Segoe UI" w:hAnsi="Segoe UI" w:eastAsia="Segoe UI" w:cs="Segoe UI"/>
+                <w:rFonts w:ascii="Segoe UI" w:eastAsia="Segoe UI" w:hAnsi="Segoe UI" w:cs="Segoe UI" w:hint="default"/>
                 <w:i w:val="0"/>
                 <w:iCs w:val="0"/>
                 <w:caps w:val="0"/>
@@ -8343,7 +8263,7 @@
             </w:r>
             <w:r>
               <w:rPr>
-                <w:rFonts w:hint="eastAsia" w:ascii="Segoe UI" w:hAnsi="Segoe UI" w:eastAsia="Segoe UI" w:cs="Segoe UI"/>
+                <w:rFonts w:ascii="Segoe UI" w:eastAsia="Segoe UI" w:hAnsi="Segoe UI" w:cs="Segoe UI" w:hint="eastAsia"/>
                 <w:i w:val="0"/>
                 <w:iCs w:val="0"/>
                 <w:caps w:val="0"/>
@@ -8357,7 +8277,7 @@
             </w:r>
             <w:r>
               <w:rPr>
-                <w:rFonts w:hint="default" w:ascii="Segoe UI" w:hAnsi="Segoe UI" w:eastAsia="Segoe UI" w:cs="Segoe UI"/>
+                <w:rFonts w:ascii="Segoe UI" w:eastAsia="Segoe UI" w:hAnsi="Segoe UI" w:cs="Segoe UI" w:hint="default"/>
                 <w:i w:val="0"/>
                 <w:iCs w:val="0"/>
                 <w:caps w:val="0"/>
@@ -8375,10 +8295,10 @@
           <w:tcPr>
             <w:tcW w:w="1348" w:type="dxa"/>
             <w:tcBorders>
-              <w:top w:val="single" w:color="auto" w:sz="4" w:space="0"/>
-              <w:left w:val="single" w:color="auto" w:sz="4" w:space="0"/>
-              <w:bottom w:val="single" w:color="auto" w:sz="4" w:space="0"/>
-              <w:right w:val="single" w:color="auto" w:sz="4" w:space="0"/>
+              <w:top w:val="single" w:sz="4" w:space="0" w:color="auto"/>
+              <w:left w:val="single" w:sz="4" w:space="0" w:color="auto"/>
+              <w:bottom w:val="single" w:sz="4" w:space="0" w:color="auto"/>
+              <w:right w:val="single" w:sz="4" w:space="0" w:color="auto"/>
             </w:tcBorders>
             <w:shd w:val="clear" w:color="auto" w:fill="auto"/>
             <w:tcMar>
@@ -8397,10 +8317,10 @@
               <w:suppressLineNumbers w:val="0"/>
               <w:snapToGrid w:val="0"/>
               <w:spacing w:line="240" w:lineRule="auto"/>
-              <w:ind w:left="0" w:leftChars="0" w:right="0" w:rightChars="0" w:firstLine="0" w:firstLineChars="0"/>
+              <w:ind w:left="0" w:right="0" w:firstLine="0" w:leftChars="0" w:rightChars="0" w:firstLineChars="0"/>
               <w:jc w:val="left"/>
               <w:rPr>
-                <w:rFonts w:hint="default" w:ascii="Segoe UI" w:hAnsi="Segoe UI" w:eastAsia="Segoe UI" w:cs="Segoe UI"/>
+                <w:rFonts w:ascii="Segoe UI" w:eastAsia="Segoe UI" w:hAnsi="Segoe UI" w:cs="Segoe UI" w:hint="default"/>
                 <w:i w:val="0"/>
                 <w:iCs w:val="0"/>
                 <w:caps w:val="0"/>
@@ -8412,7 +8332,7 @@
             </w:pPr>
             <w:r>
               <w:rPr>
-                <w:rFonts w:hint="default" w:ascii="Segoe UI" w:hAnsi="Segoe UI" w:eastAsia="Segoe UI" w:cs="Segoe UI"/>
+                <w:rFonts w:ascii="Segoe UI" w:eastAsia="Segoe UI" w:hAnsi="Segoe UI" w:cs="Segoe UI" w:hint="default"/>
                 <w:i w:val="0"/>
                 <w:iCs w:val="0"/>
                 <w:caps w:val="0"/>
@@ -8430,10 +8350,10 @@
           <w:tcPr>
             <w:tcW w:w="1504" w:type="dxa"/>
             <w:tcBorders>
-              <w:top w:val="single" w:color="auto" w:sz="4" w:space="0"/>
-              <w:left w:val="single" w:color="auto" w:sz="4" w:space="0"/>
-              <w:bottom w:val="single" w:color="auto" w:sz="4" w:space="0"/>
-              <w:right w:val="single" w:color="auto" w:sz="12" w:space="0"/>
+              <w:top w:val="single" w:sz="4" w:space="0" w:color="auto"/>
+              <w:left w:val="single" w:sz="4" w:space="0" w:color="auto"/>
+              <w:bottom w:val="single" w:sz="4" w:space="0" w:color="auto"/>
+              <w:right w:val="single" w:sz="12" w:space="0" w:color="auto"/>
             </w:tcBorders>
             <w:shd w:val="clear" w:color="auto" w:fill="auto"/>
             <w:tcMar>
@@ -8452,10 +8372,10 @@
               <w:suppressLineNumbers w:val="0"/>
               <w:snapToGrid w:val="0"/>
               <w:spacing w:line="240" w:lineRule="auto"/>
-              <w:ind w:left="0" w:leftChars="0" w:right="0" w:rightChars="0" w:firstLine="0" w:firstLineChars="0"/>
+              <w:ind w:left="0" w:right="0" w:firstLine="0" w:leftChars="0" w:rightChars="0" w:firstLineChars="0"/>
               <w:jc w:val="left"/>
               <w:rPr>
-                <w:rFonts w:hint="default" w:ascii="Segoe UI" w:hAnsi="Segoe UI" w:eastAsia="Segoe UI" w:cs="Segoe UI"/>
+                <w:rFonts w:ascii="Segoe UI" w:eastAsia="Segoe UI" w:hAnsi="Segoe UI" w:cs="Segoe UI" w:hint="default"/>
                 <w:i w:val="0"/>
                 <w:iCs w:val="0"/>
                 <w:caps w:val="0"/>
@@ -8467,7 +8387,7 @@
             </w:pPr>
             <w:r>
               <w:rPr>
-                <w:rFonts w:hint="default" w:ascii="Segoe UI" w:hAnsi="Segoe UI" w:eastAsia="Segoe UI" w:cs="Segoe UI"/>
+                <w:rFonts w:ascii="Segoe UI" w:eastAsia="Segoe UI" w:hAnsi="Segoe UI" w:cs="Segoe UI" w:hint="default"/>
                 <w:i w:val="0"/>
                 <w:iCs w:val="0"/>
                 <w:caps w:val="0"/>
@@ -8484,14 +8404,9 @@
       </w:tr>
       <w:tr>
         <w:tblPrEx>
-          <w:tblBorders>
-            <w:top w:val="single" w:color="auto" w:sz="4" w:space="0"/>
-            <w:left w:val="single" w:color="auto" w:sz="4" w:space="0"/>
-            <w:bottom w:val="single" w:color="auto" w:sz="4" w:space="0"/>
-            <w:right w:val="single" w:color="auto" w:sz="4" w:space="0"/>
-            <w:insideH w:val="single" w:color="auto" w:sz="4" w:space="0"/>
-            <w:insideV w:val="single" w:color="auto" w:sz="4" w:space="0"/>
-          </w:tblBorders>
+          <w:tblW w:w="8522" w:type="dxa"/>
+          <w:jc w:val="center"/>
+          <w:shd w:val="clear" w:color="auto" w:fill="auto"/>
           <w:tblCellMar>
             <w:top w:w="15" w:type="dxa"/>
             <w:left w:w="15" w:type="dxa"/>
@@ -8500,17 +8415,17 @@
           </w:tblCellMar>
         </w:tblPrEx>
         <w:trPr>
-          <w:trHeight w:val="0" w:hRule="atLeast"/>
+          <w:trHeight w:val="0"/>
           <w:jc w:val="center"/>
         </w:trPr>
         <w:tc>
           <w:tcPr>
             <w:tcW w:w="1115" w:type="dxa"/>
             <w:tcBorders>
-              <w:top w:val="single" w:color="auto" w:sz="4" w:space="0"/>
-              <w:left w:val="single" w:color="auto" w:sz="12" w:space="0"/>
-              <w:bottom w:val="single" w:color="auto" w:sz="12" w:space="0"/>
-              <w:right w:val="single" w:color="auto" w:sz="4" w:space="0"/>
+              <w:top w:val="single" w:sz="4" w:space="0" w:color="auto"/>
+              <w:left w:val="single" w:sz="12" w:space="0" w:color="auto"/>
+              <w:bottom w:val="single" w:sz="12" w:space="0" w:color="auto"/>
+              <w:right w:val="single" w:sz="4" w:space="0" w:color="auto"/>
             </w:tcBorders>
             <w:shd w:val="clear" w:color="auto" w:fill="auto"/>
             <w:tcMar>
@@ -8529,10 +8444,10 @@
               <w:suppressLineNumbers w:val="0"/>
               <w:snapToGrid w:val="0"/>
               <w:spacing w:line="240" w:lineRule="auto"/>
-              <w:ind w:left="0" w:leftChars="0" w:right="0" w:rightChars="0" w:firstLine="0" w:firstLineChars="0"/>
+              <w:ind w:left="0" w:right="0" w:firstLine="0" w:leftChars="0" w:rightChars="0" w:firstLineChars="0"/>
               <w:jc w:val="center"/>
               <w:rPr>
-                <w:rFonts w:hint="default" w:ascii="Segoe UI" w:hAnsi="Segoe UI" w:eastAsia="Segoe UI" w:cs="Segoe UI"/>
+                <w:rFonts w:ascii="Segoe UI" w:eastAsia="Segoe UI" w:hAnsi="Segoe UI" w:cs="Segoe UI" w:hint="default"/>
                 <w:i w:val="0"/>
                 <w:iCs w:val="0"/>
                 <w:caps w:val="0"/>
@@ -8544,7 +8459,7 @@
             </w:pPr>
             <w:r>
               <w:rPr>
-                <w:rFonts w:hint="default" w:ascii="Segoe UI" w:hAnsi="Segoe UI" w:eastAsia="Segoe UI" w:cs="Segoe UI"/>
+                <w:rFonts w:ascii="Segoe UI" w:eastAsia="Segoe UI" w:hAnsi="Segoe UI" w:cs="Segoe UI" w:hint="default"/>
                 <w:i w:val="0"/>
                 <w:iCs w:val="0"/>
                 <w:caps w:val="0"/>
@@ -8554,7 +8469,7 @@
                 <w:kern w:val="0"/>
                 <w:sz w:val="18"/>
                 <w:szCs w:val="18"/>
-                <w:lang w:val="en-US" w:eastAsia="zh-CN" w:bidi="ar"/>
+                <w:lang w:val="en-US" w:eastAsia="zh-CN"/>
               </w:rPr>
               <w:t>14:10-14:15</w:t>
             </w:r>
@@ -8564,10 +8479,10 @@
           <w:tcPr>
             <w:tcW w:w="4548" w:type="dxa"/>
             <w:tcBorders>
-              <w:top w:val="single" w:color="auto" w:sz="4" w:space="0"/>
-              <w:left w:val="single" w:color="auto" w:sz="4" w:space="0"/>
-              <w:bottom w:val="single" w:color="auto" w:sz="12" w:space="0"/>
-              <w:right w:val="single" w:color="auto" w:sz="4" w:space="0"/>
+              <w:top w:val="single" w:sz="4" w:space="0" w:color="auto"/>
+              <w:left w:val="single" w:sz="4" w:space="0" w:color="auto"/>
+              <w:bottom w:val="single" w:sz="12" w:space="0" w:color="auto"/>
+              <w:right w:val="single" w:sz="4" w:space="0" w:color="auto"/>
             </w:tcBorders>
             <w:shd w:val="clear" w:color="auto" w:fill="auto"/>
             <w:tcMar>
@@ -8586,10 +8501,10 @@
               <w:suppressLineNumbers w:val="0"/>
               <w:snapToGrid w:val="0"/>
               <w:spacing w:line="240" w:lineRule="auto"/>
-              <w:ind w:left="0" w:leftChars="0" w:right="0" w:rightChars="0" w:firstLine="0" w:firstLineChars="0"/>
+              <w:ind w:left="0" w:right="0" w:firstLine="0" w:leftChars="0" w:rightChars="0" w:firstLineChars="0"/>
               <w:jc w:val="left"/>
               <w:rPr>
-                <w:rFonts w:hint="default" w:ascii="Segoe UI" w:hAnsi="Segoe UI" w:eastAsia="Segoe UI" w:cs="Segoe UI"/>
+                <w:rFonts w:ascii="Segoe UI" w:eastAsia="Segoe UI" w:hAnsi="Segoe UI" w:cs="Segoe UI" w:hint="default"/>
                 <w:i w:val="0"/>
                 <w:iCs w:val="0"/>
                 <w:caps w:val="0"/>
@@ -8601,7 +8516,7 @@
             </w:pPr>
             <w:r>
               <w:rPr>
-                <w:rFonts w:hint="default" w:ascii="Segoe UI" w:hAnsi="Segoe UI" w:eastAsia="Segoe UI" w:cs="Segoe UI"/>
+                <w:rFonts w:ascii="Segoe UI" w:eastAsia="Segoe UI" w:hAnsi="Segoe UI" w:cs="Segoe UI" w:hint="default"/>
                 <w:i w:val="0"/>
                 <w:iCs w:val="0"/>
                 <w:caps w:val="0"/>
@@ -8619,10 +8534,10 @@
           <w:tcPr>
             <w:tcW w:w="1348" w:type="dxa"/>
             <w:tcBorders>
-              <w:top w:val="single" w:color="auto" w:sz="4" w:space="0"/>
-              <w:left w:val="single" w:color="auto" w:sz="4" w:space="0"/>
-              <w:bottom w:val="single" w:color="auto" w:sz="12" w:space="0"/>
-              <w:right w:val="single" w:color="auto" w:sz="4" w:space="0"/>
+              <w:top w:val="single" w:sz="4" w:space="0" w:color="auto"/>
+              <w:left w:val="single" w:sz="4" w:space="0" w:color="auto"/>
+              <w:bottom w:val="single" w:sz="12" w:space="0" w:color="auto"/>
+              <w:right w:val="single" w:sz="4" w:space="0" w:color="auto"/>
             </w:tcBorders>
             <w:shd w:val="clear" w:color="auto" w:fill="auto"/>
             <w:tcMar>
@@ -8641,10 +8556,10 @@
               <w:suppressLineNumbers w:val="0"/>
               <w:snapToGrid w:val="0"/>
               <w:spacing w:line="240" w:lineRule="auto"/>
-              <w:ind w:left="0" w:leftChars="0" w:right="0" w:rightChars="0" w:firstLine="0" w:firstLineChars="0"/>
+              <w:ind w:left="0" w:right="0" w:firstLine="0" w:leftChars="0" w:rightChars="0" w:firstLineChars="0"/>
               <w:jc w:val="left"/>
               <w:rPr>
-                <w:rFonts w:hint="default" w:ascii="Segoe UI" w:hAnsi="Segoe UI" w:eastAsia="Segoe UI" w:cs="Segoe UI"/>
+                <w:rFonts w:ascii="Segoe UI" w:eastAsia="Segoe UI" w:hAnsi="Segoe UI" w:cs="Segoe UI" w:hint="default"/>
                 <w:i w:val="0"/>
                 <w:iCs w:val="0"/>
                 <w:caps w:val="0"/>
@@ -8656,7 +8571,7 @@
             </w:pPr>
             <w:r>
               <w:rPr>
-                <w:rFonts w:hint="default" w:ascii="Segoe UI" w:hAnsi="Segoe UI" w:eastAsia="Segoe UI" w:cs="Segoe UI"/>
+                <w:rFonts w:ascii="Segoe UI" w:eastAsia="Segoe UI" w:hAnsi="Segoe UI" w:cs="Segoe UI" w:hint="default"/>
                 <w:i w:val="0"/>
                 <w:iCs w:val="0"/>
                 <w:caps w:val="0"/>
@@ -8674,10 +8589,10 @@
           <w:tcPr>
             <w:tcW w:w="1504" w:type="dxa"/>
             <w:tcBorders>
-              <w:top w:val="single" w:color="auto" w:sz="4" w:space="0"/>
-              <w:left w:val="single" w:color="auto" w:sz="4" w:space="0"/>
-              <w:bottom w:val="single" w:color="auto" w:sz="12" w:space="0"/>
-              <w:right w:val="single" w:color="auto" w:sz="12" w:space="0"/>
+              <w:top w:val="single" w:sz="4" w:space="0" w:color="auto"/>
+              <w:left w:val="single" w:sz="4" w:space="0" w:color="auto"/>
+              <w:bottom w:val="single" w:sz="12" w:space="0" w:color="auto"/>
+              <w:right w:val="single" w:sz="12" w:space="0" w:color="auto"/>
             </w:tcBorders>
             <w:shd w:val="clear" w:color="auto" w:fill="auto"/>
             <w:tcMar>
@@ -8696,10 +8611,10 @@
               <w:suppressLineNumbers w:val="0"/>
               <w:snapToGrid w:val="0"/>
               <w:spacing w:line="240" w:lineRule="auto"/>
-              <w:ind w:left="0" w:leftChars="0" w:right="0" w:rightChars="0" w:firstLine="0" w:firstLineChars="0"/>
+              <w:ind w:left="0" w:right="0" w:firstLine="0" w:leftChars="0" w:rightChars="0" w:firstLineChars="0"/>
               <w:jc w:val="left"/>
               <w:rPr>
-                <w:rFonts w:hint="default" w:ascii="Segoe UI" w:hAnsi="Segoe UI" w:eastAsia="Segoe UI" w:cs="Segoe UI"/>
+                <w:rFonts w:ascii="Segoe UI" w:eastAsia="Segoe UI" w:hAnsi="Segoe UI" w:cs="Segoe UI" w:hint="default"/>
                 <w:i w:val="0"/>
                 <w:iCs w:val="0"/>
                 <w:caps w:val="0"/>
@@ -8711,7 +8626,7 @@
             </w:pPr>
             <w:r>
               <w:rPr>
-                <w:rFonts w:hint="default" w:ascii="Segoe UI" w:hAnsi="Segoe UI" w:eastAsia="Segoe UI" w:cs="Segoe UI"/>
+                <w:rFonts w:ascii="Segoe UI" w:eastAsia="Segoe UI" w:hAnsi="Segoe UI" w:cs="Segoe UI" w:hint="default"/>
                 <w:i w:val="0"/>
                 <w:iCs w:val="0"/>
                 <w:caps w:val="0"/>
@@ -8729,7 +8644,7 @@
     </w:tbl>
     <w:p>
       <w:pPr>
-        <w:pStyle w:val="29"/>
+        <w:pStyle w:val="a1"/>
         <w:bidi w:val="0"/>
         <w:rPr>
           <w:rFonts w:hint="default"/>
@@ -8746,19 +8661,18 @@
     </w:p>
     <w:tbl>
       <w:tblPr>
-        <w:tblStyle w:val="20"/>
+        <w:tblStyle w:val="TableNormal"/>
         <w:tblW w:w="8522" w:type="dxa"/>
         <w:jc w:val="center"/>
         <w:tblBorders>
-          <w:top w:val="single" w:color="auto" w:sz="4" w:space="0"/>
-          <w:left w:val="single" w:color="auto" w:sz="4" w:space="0"/>
-          <w:bottom w:val="single" w:color="auto" w:sz="4" w:space="0"/>
-          <w:right w:val="single" w:color="auto" w:sz="4" w:space="0"/>
-          <w:insideH w:val="single" w:color="auto" w:sz="4" w:space="0"/>
-          <w:insideV w:val="single" w:color="auto" w:sz="4" w:space="0"/>
+          <w:top w:val="single" w:sz="4" w:space="0" w:color="auto"/>
+          <w:left w:val="single" w:sz="4" w:space="0" w:color="auto"/>
+          <w:bottom w:val="single" w:sz="4" w:space="0" w:color="auto"/>
+          <w:right w:val="single" w:sz="4" w:space="0" w:color="auto"/>
+          <w:insideH w:val="single" w:sz="4" w:space="0" w:color="auto"/>
+          <w:insideV w:val="single" w:sz="4" w:space="0" w:color="auto"/>
         </w:tblBorders>
         <w:shd w:val="clear" w:color="auto" w:fill="auto"/>
-        <w:tblLayout w:type="autofit"/>
         <w:tblCellMar>
           <w:top w:w="15" w:type="dxa"/>
           <w:left w:w="15" w:type="dxa"/>
@@ -8774,13 +8688,15 @@
       </w:tblGrid>
       <w:tr>
         <w:tblPrEx>
+          <w:tblW w:w="8522" w:type="dxa"/>
+          <w:jc w:val="center"/>
           <w:tblBorders>
-            <w:top w:val="single" w:color="auto" w:sz="4" w:space="0"/>
-            <w:left w:val="single" w:color="auto" w:sz="4" w:space="0"/>
-            <w:bottom w:val="single" w:color="auto" w:sz="4" w:space="0"/>
-            <w:right w:val="single" w:color="auto" w:sz="4" w:space="0"/>
-            <w:insideH w:val="single" w:color="auto" w:sz="4" w:space="0"/>
-            <w:insideV w:val="single" w:color="auto" w:sz="4" w:space="0"/>
+            <w:top w:val="single" w:sz="4" w:space="0" w:color="auto"/>
+            <w:left w:val="single" w:sz="4" w:space="0" w:color="auto"/>
+            <w:bottom w:val="single" w:sz="4" w:space="0" w:color="auto"/>
+            <w:right w:val="single" w:sz="4" w:space="0" w:color="auto"/>
+            <w:insideH w:val="single" w:sz="4" w:space="0" w:color="auto"/>
+            <w:insideV w:val="single" w:sz="4" w:space="0" w:color="auto"/>
           </w:tblBorders>
           <w:shd w:val="clear" w:color="auto" w:fill="auto"/>
           <w:tblCellMar>
@@ -8791,7 +8707,7 @@
           </w:tblCellMar>
         </w:tblPrEx>
         <w:trPr>
-          <w:trHeight w:val="0" w:hRule="atLeast"/>
+          <w:trHeight w:val="0"/>
           <w:tblHeader/>
           <w:jc w:val="center"/>
         </w:trPr>
@@ -8799,10 +8715,10 @@
           <w:tcPr>
             <w:tcW w:w="1122" w:type="dxa"/>
             <w:tcBorders>
-              <w:top w:val="single" w:color="auto" w:sz="12" w:space="0"/>
-              <w:left w:val="single" w:color="auto" w:sz="12" w:space="0"/>
-              <w:bottom w:val="single" w:color="auto" w:sz="4" w:space="0"/>
-              <w:right w:val="single" w:color="auto" w:sz="4" w:space="0"/>
+              <w:top w:val="single" w:sz="12" w:space="0" w:color="auto"/>
+              <w:left w:val="single" w:sz="12" w:space="0" w:color="auto"/>
+              <w:bottom w:val="single" w:sz="4" w:space="0" w:color="auto"/>
+              <w:right w:val="single" w:sz="4" w:space="0" w:color="auto"/>
             </w:tcBorders>
             <w:shd w:val="clear" w:color="auto" w:fill="auto"/>
             <w:tcMar>
@@ -8821,10 +8737,10 @@
               <w:suppressLineNumbers w:val="0"/>
               <w:snapToGrid w:val="0"/>
               <w:spacing w:line="240" w:lineRule="auto"/>
-              <w:ind w:left="0" w:leftChars="0" w:right="0" w:rightChars="0" w:firstLine="0" w:firstLineChars="0"/>
+              <w:ind w:left="0" w:right="0" w:firstLine="0" w:leftChars="0" w:rightChars="0" w:firstLineChars="0"/>
               <w:jc w:val="center"/>
               <w:rPr>
-                <w:rFonts w:ascii="Segoe UI" w:hAnsi="Segoe UI" w:eastAsia="Segoe UI" w:cs="Segoe UI"/>
+                <w:rFonts w:ascii="Segoe UI" w:eastAsia="Segoe UI" w:hAnsi="Segoe UI" w:cs="Segoe UI"/>
                 <w:b/>
                 <w:i w:val="0"/>
                 <w:iCs w:val="0"/>
@@ -8837,7 +8753,7 @@
             </w:pPr>
             <w:r>
               <w:rPr>
-                <w:rFonts w:hint="default" w:ascii="Segoe UI" w:hAnsi="Segoe UI" w:eastAsia="Segoe UI" w:cs="Segoe UI"/>
+                <w:rFonts w:ascii="Segoe UI" w:eastAsia="Segoe UI" w:hAnsi="Segoe UI" w:cs="Segoe UI" w:hint="default"/>
                 <w:b/>
                 <w:i w:val="0"/>
                 <w:iCs w:val="0"/>
@@ -8848,7 +8764,7 @@
                 <w:kern w:val="0"/>
                 <w:sz w:val="18"/>
                 <w:szCs w:val="18"/>
-                <w:lang w:val="en-US" w:eastAsia="zh-CN" w:bidi="ar"/>
+                <w:lang w:val="en-US" w:eastAsia="zh-CN"/>
               </w:rPr>
               <w:t>时间</w:t>
             </w:r>
@@ -8858,10 +8774,10 @@
           <w:tcPr>
             <w:tcW w:w="4366" w:type="dxa"/>
             <w:tcBorders>
-              <w:top w:val="single" w:color="auto" w:sz="12" w:space="0"/>
-              <w:left w:val="single" w:color="auto" w:sz="4" w:space="0"/>
-              <w:bottom w:val="single" w:color="auto" w:sz="4" w:space="0"/>
-              <w:right w:val="single" w:color="auto" w:sz="4" w:space="0"/>
+              <w:top w:val="single" w:sz="12" w:space="0" w:color="auto"/>
+              <w:left w:val="single" w:sz="4" w:space="0" w:color="auto"/>
+              <w:bottom w:val="single" w:sz="4" w:space="0" w:color="auto"/>
+              <w:right w:val="single" w:sz="4" w:space="0" w:color="auto"/>
             </w:tcBorders>
             <w:shd w:val="clear" w:color="auto" w:fill="auto"/>
             <w:tcMar>
@@ -8880,10 +8796,10 @@
               <w:suppressLineNumbers w:val="0"/>
               <w:snapToGrid w:val="0"/>
               <w:spacing w:line="240" w:lineRule="auto"/>
-              <w:ind w:left="0" w:leftChars="0" w:right="0" w:rightChars="0" w:firstLine="0" w:firstLineChars="0"/>
+              <w:ind w:left="0" w:right="0" w:firstLine="0" w:leftChars="0" w:rightChars="0" w:firstLineChars="0"/>
               <w:jc w:val="center"/>
               <w:rPr>
-                <w:rFonts w:hint="default" w:ascii="Segoe UI" w:hAnsi="Segoe UI" w:eastAsia="Segoe UI" w:cs="Segoe UI"/>
+                <w:rFonts w:ascii="Segoe UI" w:eastAsia="Segoe UI" w:hAnsi="Segoe UI" w:cs="Segoe UI" w:hint="default"/>
                 <w:b/>
                 <w:i w:val="0"/>
                 <w:iCs w:val="0"/>
@@ -8896,7 +8812,7 @@
             </w:pPr>
             <w:r>
               <w:rPr>
-                <w:rFonts w:hint="default" w:ascii="Segoe UI" w:hAnsi="Segoe UI" w:eastAsia="Segoe UI" w:cs="Segoe UI"/>
+                <w:rFonts w:ascii="Segoe UI" w:eastAsia="Segoe UI" w:hAnsi="Segoe UI" w:cs="Segoe UI" w:hint="default"/>
                 <w:b/>
                 <w:i w:val="0"/>
                 <w:iCs w:val="0"/>
@@ -8907,7 +8823,7 @@
                 <w:kern w:val="0"/>
                 <w:sz w:val="18"/>
                 <w:szCs w:val="18"/>
-                <w:lang w:val="en-US" w:eastAsia="zh-CN" w:bidi="ar"/>
+                <w:lang w:val="en-US" w:eastAsia="zh-CN"/>
               </w:rPr>
               <w:t>关键动作</w:t>
             </w:r>
@@ -8917,10 +8833,10 @@
           <w:tcPr>
             <w:tcW w:w="1626" w:type="dxa"/>
             <w:tcBorders>
-              <w:top w:val="single" w:color="auto" w:sz="12" w:space="0"/>
-              <w:left w:val="single" w:color="auto" w:sz="4" w:space="0"/>
-              <w:bottom w:val="single" w:color="auto" w:sz="4" w:space="0"/>
-              <w:right w:val="single" w:color="auto" w:sz="4" w:space="0"/>
+              <w:top w:val="single" w:sz="12" w:space="0" w:color="auto"/>
+              <w:left w:val="single" w:sz="4" w:space="0" w:color="auto"/>
+              <w:bottom w:val="single" w:sz="4" w:space="0" w:color="auto"/>
+              <w:right w:val="single" w:sz="4" w:space="0" w:color="auto"/>
             </w:tcBorders>
             <w:shd w:val="clear" w:color="auto" w:fill="auto"/>
             <w:tcMar>
@@ -8939,10 +8855,10 @@
               <w:suppressLineNumbers w:val="0"/>
               <w:snapToGrid w:val="0"/>
               <w:spacing w:line="240" w:lineRule="auto"/>
-              <w:ind w:left="0" w:leftChars="0" w:right="0" w:rightChars="0" w:firstLine="0" w:firstLineChars="0"/>
+              <w:ind w:left="0" w:right="0" w:firstLine="0" w:leftChars="0" w:rightChars="0" w:firstLineChars="0"/>
               <w:jc w:val="center"/>
               <w:rPr>
-                <w:rFonts w:hint="default" w:ascii="Segoe UI" w:hAnsi="Segoe UI" w:eastAsia="Segoe UI" w:cs="Segoe UI"/>
+                <w:rFonts w:ascii="Segoe UI" w:eastAsia="Segoe UI" w:hAnsi="Segoe UI" w:cs="Segoe UI" w:hint="default"/>
                 <w:b/>
                 <w:i w:val="0"/>
                 <w:iCs w:val="0"/>
@@ -8955,7 +8871,7 @@
             </w:pPr>
             <w:r>
               <w:rPr>
-                <w:rFonts w:hint="default" w:ascii="Segoe UI" w:hAnsi="Segoe UI" w:eastAsia="Segoe UI" w:cs="Segoe UI"/>
+                <w:rFonts w:ascii="Segoe UI" w:eastAsia="Segoe UI" w:hAnsi="Segoe UI" w:cs="Segoe UI" w:hint="default"/>
                 <w:b/>
                 <w:i w:val="0"/>
                 <w:iCs w:val="0"/>
@@ -8966,7 +8882,7 @@
                 <w:kern w:val="0"/>
                 <w:sz w:val="18"/>
                 <w:szCs w:val="18"/>
-                <w:lang w:val="en-US" w:eastAsia="zh-CN" w:bidi="ar"/>
+                <w:lang w:val="en-US" w:eastAsia="zh-CN"/>
               </w:rPr>
               <w:t>负责角色/团队</w:t>
             </w:r>
@@ -8976,10 +8892,10 @@
           <w:tcPr>
             <w:tcW w:w="1406" w:type="dxa"/>
             <w:tcBorders>
-              <w:top w:val="single" w:color="auto" w:sz="12" w:space="0"/>
-              <w:left w:val="single" w:color="auto" w:sz="4" w:space="0"/>
-              <w:bottom w:val="single" w:color="auto" w:sz="4" w:space="0"/>
-              <w:right w:val="single" w:color="auto" w:sz="12" w:space="0"/>
+              <w:top w:val="single" w:sz="12" w:space="0" w:color="auto"/>
+              <w:left w:val="single" w:sz="4" w:space="0" w:color="auto"/>
+              <w:bottom w:val="single" w:sz="4" w:space="0" w:color="auto"/>
+              <w:right w:val="single" w:sz="12" w:space="0" w:color="auto"/>
             </w:tcBorders>
             <w:shd w:val="clear" w:color="auto" w:fill="auto"/>
             <w:tcMar>
@@ -8998,10 +8914,10 @@
               <w:suppressLineNumbers w:val="0"/>
               <w:snapToGrid w:val="0"/>
               <w:spacing w:line="240" w:lineRule="auto"/>
-              <w:ind w:left="0" w:leftChars="0" w:right="0" w:rightChars="0" w:firstLine="0" w:firstLineChars="0"/>
+              <w:ind w:left="0" w:right="0" w:firstLine="0" w:leftChars="0" w:rightChars="0" w:firstLineChars="0"/>
               <w:jc w:val="center"/>
               <w:rPr>
-                <w:rFonts w:hint="default" w:ascii="Segoe UI" w:hAnsi="Segoe UI" w:eastAsia="Segoe UI" w:cs="Segoe UI"/>
+                <w:rFonts w:ascii="Segoe UI" w:eastAsia="Segoe UI" w:hAnsi="Segoe UI" w:cs="Segoe UI" w:hint="default"/>
                 <w:b/>
                 <w:i w:val="0"/>
                 <w:iCs w:val="0"/>
@@ -9014,7 +8930,7 @@
             </w:pPr>
             <w:r>
               <w:rPr>
-                <w:rFonts w:hint="default" w:ascii="Segoe UI" w:hAnsi="Segoe UI" w:eastAsia="Segoe UI" w:cs="Segoe UI"/>
+                <w:rFonts w:ascii="Segoe UI" w:eastAsia="Segoe UI" w:hAnsi="Segoe UI" w:cs="Segoe UI" w:hint="default"/>
                 <w:b/>
                 <w:i w:val="0"/>
                 <w:iCs w:val="0"/>
@@ -9025,7 +8941,7 @@
                 <w:kern w:val="0"/>
                 <w:sz w:val="18"/>
                 <w:szCs w:val="18"/>
-                <w:lang w:val="en-US" w:eastAsia="zh-CN" w:bidi="ar"/>
+                <w:lang w:val="en-US" w:eastAsia="zh-CN"/>
               </w:rPr>
               <w:t>制度依据/产出</w:t>
             </w:r>
@@ -9034,14 +8950,9 @@
       </w:tr>
       <w:tr>
         <w:tblPrEx>
-          <w:tblBorders>
-            <w:top w:val="single" w:color="auto" w:sz="4" w:space="0"/>
-            <w:left w:val="single" w:color="auto" w:sz="4" w:space="0"/>
-            <w:bottom w:val="single" w:color="auto" w:sz="4" w:space="0"/>
-            <w:right w:val="single" w:color="auto" w:sz="4" w:space="0"/>
-            <w:insideH w:val="single" w:color="auto" w:sz="4" w:space="0"/>
-            <w:insideV w:val="single" w:color="auto" w:sz="4" w:space="0"/>
-          </w:tblBorders>
+          <w:tblW w:w="8522" w:type="dxa"/>
+          <w:jc w:val="center"/>
+          <w:shd w:val="clear" w:color="auto" w:fill="auto"/>
           <w:tblCellMar>
             <w:top w:w="15" w:type="dxa"/>
             <w:left w:w="15" w:type="dxa"/>
@@ -9050,17 +8961,17 @@
           </w:tblCellMar>
         </w:tblPrEx>
         <w:trPr>
-          <w:trHeight w:val="0" w:hRule="atLeast"/>
+          <w:trHeight w:val="0"/>
           <w:jc w:val="center"/>
         </w:trPr>
         <w:tc>
           <w:tcPr>
             <w:tcW w:w="1122" w:type="dxa"/>
             <w:tcBorders>
-              <w:top w:val="single" w:color="auto" w:sz="4" w:space="0"/>
-              <w:left w:val="single" w:color="auto" w:sz="12" w:space="0"/>
-              <w:bottom w:val="single" w:color="auto" w:sz="4" w:space="0"/>
-              <w:right w:val="single" w:color="auto" w:sz="4" w:space="0"/>
+              <w:top w:val="single" w:sz="4" w:space="0" w:color="auto"/>
+              <w:left w:val="single" w:sz="12" w:space="0" w:color="auto"/>
+              <w:bottom w:val="single" w:sz="4" w:space="0" w:color="auto"/>
+              <w:right w:val="single" w:sz="4" w:space="0" w:color="auto"/>
             </w:tcBorders>
             <w:shd w:val="clear" w:color="auto" w:fill="auto"/>
             <w:tcMar>
@@ -9079,10 +8990,10 @@
               <w:suppressLineNumbers w:val="0"/>
               <w:snapToGrid w:val="0"/>
               <w:spacing w:line="240" w:lineRule="auto"/>
-              <w:ind w:left="0" w:leftChars="0" w:right="0" w:rightChars="0" w:firstLine="0" w:firstLineChars="0"/>
+              <w:ind w:left="0" w:right="0" w:firstLine="0" w:leftChars="0" w:rightChars="0" w:firstLineChars="0"/>
               <w:jc w:val="center"/>
               <w:rPr>
-                <w:rFonts w:hint="default" w:ascii="Segoe UI" w:hAnsi="Segoe UI" w:eastAsia="Segoe UI" w:cs="Segoe UI"/>
+                <w:rFonts w:ascii="Segoe UI" w:eastAsia="Segoe UI" w:hAnsi="Segoe UI" w:cs="Segoe UI" w:hint="default"/>
                 <w:i w:val="0"/>
                 <w:iCs w:val="0"/>
                 <w:caps w:val="0"/>
@@ -9094,7 +9005,7 @@
             </w:pPr>
             <w:r>
               <w:rPr>
-                <w:rFonts w:hint="default" w:ascii="Segoe UI" w:hAnsi="Segoe UI" w:eastAsia="Segoe UI" w:cs="Segoe UI"/>
+                <w:rFonts w:ascii="Segoe UI" w:eastAsia="Segoe UI" w:hAnsi="Segoe UI" w:cs="Segoe UI" w:hint="default"/>
                 <w:i w:val="0"/>
                 <w:iCs w:val="0"/>
                 <w:caps w:val="0"/>
@@ -9104,7 +9015,7 @@
                 <w:kern w:val="0"/>
                 <w:sz w:val="18"/>
                 <w:szCs w:val="18"/>
-                <w:lang w:val="en-US" w:eastAsia="zh-CN" w:bidi="ar"/>
+                <w:lang w:val="en-US" w:eastAsia="zh-CN"/>
               </w:rPr>
               <w:t>14:15-16:00</w:t>
             </w:r>
@@ -9114,10 +9025,10 @@
           <w:tcPr>
             <w:tcW w:w="4366" w:type="dxa"/>
             <w:tcBorders>
-              <w:top w:val="single" w:color="auto" w:sz="4" w:space="0"/>
-              <w:left w:val="single" w:color="auto" w:sz="4" w:space="0"/>
-              <w:bottom w:val="single" w:color="auto" w:sz="4" w:space="0"/>
-              <w:right w:val="single" w:color="auto" w:sz="4" w:space="0"/>
+              <w:top w:val="single" w:sz="4" w:space="0" w:color="auto"/>
+              <w:left w:val="single" w:sz="4" w:space="0" w:color="auto"/>
+              <w:bottom w:val="single" w:sz="4" w:space="0" w:color="auto"/>
+              <w:right w:val="single" w:sz="4" w:space="0" w:color="auto"/>
             </w:tcBorders>
             <w:shd w:val="clear" w:color="auto" w:fill="auto"/>
             <w:tcMar>
@@ -9136,10 +9047,10 @@
               <w:suppressLineNumbers w:val="0"/>
               <w:snapToGrid w:val="0"/>
               <w:spacing w:line="240" w:lineRule="auto"/>
-              <w:ind w:left="0" w:leftChars="0" w:right="0" w:rightChars="0" w:firstLine="0" w:firstLineChars="0"/>
+              <w:ind w:left="0" w:right="0" w:firstLine="0" w:leftChars="0" w:rightChars="0" w:firstLineChars="0"/>
               <w:jc w:val="left"/>
               <w:rPr>
-                <w:rFonts w:hint="default" w:ascii="Segoe UI" w:hAnsi="Segoe UI" w:eastAsia="Segoe UI" w:cs="Segoe UI"/>
+                <w:rFonts w:ascii="Segoe UI" w:eastAsia="Segoe UI" w:hAnsi="Segoe UI" w:cs="Segoe UI" w:hint="default"/>
                 <w:i w:val="0"/>
                 <w:iCs w:val="0"/>
                 <w:caps w:val="0"/>
@@ -9151,7 +9062,7 @@
             </w:pPr>
             <w:r>
               <w:rPr>
-                <w:rFonts w:hint="default" w:ascii="Segoe UI" w:hAnsi="Segoe UI" w:eastAsia="Segoe UI" w:cs="Segoe UI"/>
+                <w:rFonts w:ascii="Segoe UI" w:eastAsia="Segoe UI" w:hAnsi="Segoe UI" w:cs="Segoe UI" w:hint="default"/>
                 <w:i w:val="0"/>
                 <w:iCs w:val="0"/>
                 <w:caps w:val="0"/>
@@ -9161,13 +9072,13 @@
                 <w:kern w:val="0"/>
                 <w:sz w:val="18"/>
                 <w:szCs w:val="18"/>
-                <w:lang w:val="en-US" w:eastAsia="zh-CN" w:bidi="ar"/>
-              </w:rPr>
-              <w:t>应急管理部在指</w:t>
-            </w:r>
-            <w:r>
-              <w:rPr>
-                <w:rFonts w:hint="default" w:ascii="Segoe UI" w:hAnsi="Segoe UI" w:eastAsia="Segoe UI" w:cs="Segoe UI"/>
+                <w:lang w:val="en-US" w:eastAsia="zh-CN"/>
+              </w:rPr>
+              <w:t>应急管理部在指挥中心统筹指挥：</w:t>
+            </w:r>
+            <w:r>
+              <w:rPr>
+                <w:rFonts w:ascii="Segoe UI" w:eastAsia="Segoe UI" w:hAnsi="Segoe UI" w:cs="Segoe UI" w:hint="default"/>
                 <w:i w:val="0"/>
                 <w:iCs w:val="0"/>
                 <w:caps w:val="0"/>
@@ -9177,13 +9088,13 @@
                 <w:kern w:val="0"/>
                 <w:sz w:val="18"/>
                 <w:szCs w:val="18"/>
-                <w:lang w:val="en-US" w:eastAsia="zh-CN" w:bidi="ar"/>
-              </w:rPr>
-              <w:t>挥中心统筹指挥：</w:t>
-            </w:r>
-            <w:r>
-              <w:rPr>
-                <w:rFonts w:hint="default" w:ascii="Segoe UI" w:hAnsi="Segoe UI" w:eastAsia="Segoe UI" w:cs="Segoe UI"/>
+                <w:lang w:val="en-US" w:eastAsia="zh-CN"/>
+              </w:rPr>
+              <w:br/>
+            </w:r>
+            <w:r>
+              <w:rPr>
+                <w:rFonts w:ascii="Segoe UI" w:eastAsia="Segoe UI" w:hAnsi="Segoe UI" w:cs="Segoe UI" w:hint="default"/>
                 <w:i w:val="0"/>
                 <w:iCs w:val="0"/>
                 <w:caps w:val="0"/>
@@ -9193,13 +9104,13 @@
                 <w:kern w:val="0"/>
                 <w:sz w:val="18"/>
                 <w:szCs w:val="18"/>
-                <w:lang w:val="en-US" w:eastAsia="zh-CN" w:bidi="ar"/>
-              </w:rPr>
-              <w:br w:type="textWrapping"/>
-            </w:r>
-            <w:r>
-              <w:rPr>
-                <w:rFonts w:hint="default" w:ascii="Segoe UI" w:hAnsi="Segoe UI" w:eastAsia="Segoe UI" w:cs="Segoe UI"/>
+                <w:lang w:val="en-US" w:eastAsia="zh-CN"/>
+              </w:rPr>
+              <w:t>1. 指令技术处置组进行诊断与尝试恢复。</w:t>
+            </w:r>
+            <w:r>
+              <w:rPr>
+                <w:rFonts w:ascii="Segoe UI" w:eastAsia="Segoe UI" w:hAnsi="Segoe UI" w:cs="Segoe UI" w:hint="default"/>
                 <w:i w:val="0"/>
                 <w:iCs w:val="0"/>
                 <w:caps w:val="0"/>
@@ -9209,13 +9120,13 @@
                 <w:kern w:val="0"/>
                 <w:sz w:val="18"/>
                 <w:szCs w:val="18"/>
-                <w:lang w:val="en-US" w:eastAsia="zh-CN" w:bidi="ar"/>
-              </w:rPr>
-              <w:t>1. 指令技术处置组进行诊断与尝试恢复。</w:t>
-            </w:r>
-            <w:r>
-              <w:rPr>
-                <w:rFonts w:hint="default" w:ascii="Segoe UI" w:hAnsi="Segoe UI" w:eastAsia="Segoe UI" w:cs="Segoe UI"/>
+                <w:lang w:val="en-US" w:eastAsia="zh-CN"/>
+              </w:rPr>
+              <w:br/>
+            </w:r>
+            <w:r>
+              <w:rPr>
+                <w:rFonts w:ascii="Segoe UI" w:eastAsia="Segoe UI" w:hAnsi="Segoe UI" w:cs="Segoe UI" w:hint="default"/>
                 <w:i w:val="0"/>
                 <w:iCs w:val="0"/>
                 <w:caps w:val="0"/>
@@ -9225,13 +9136,13 @@
                 <w:kern w:val="0"/>
                 <w:sz w:val="18"/>
                 <w:szCs w:val="18"/>
-                <w:lang w:val="en-US" w:eastAsia="zh-CN" w:bidi="ar"/>
-              </w:rPr>
-              <w:br w:type="textWrapping"/>
-            </w:r>
-            <w:r>
-              <w:rPr>
-                <w:rFonts w:hint="default" w:ascii="Segoe UI" w:hAnsi="Segoe UI" w:eastAsia="Segoe UI" w:cs="Segoe UI"/>
+                <w:lang w:val="en-US" w:eastAsia="zh-CN"/>
+              </w:rPr>
+              <w:t>2. 协调研发支撑组进行深度分析。</w:t>
+            </w:r>
+            <w:r>
+              <w:rPr>
+                <w:rFonts w:ascii="Segoe UI" w:eastAsia="Segoe UI" w:hAnsi="Segoe UI" w:cs="Segoe UI" w:hint="default"/>
                 <w:i w:val="0"/>
                 <w:iCs w:val="0"/>
                 <w:caps w:val="0"/>
@@ -9241,13 +9152,13 @@
                 <w:kern w:val="0"/>
                 <w:sz w:val="18"/>
                 <w:szCs w:val="18"/>
-                <w:lang w:val="en-US" w:eastAsia="zh-CN" w:bidi="ar"/>
-              </w:rPr>
-              <w:t>2. 协调研发支撑组进行深度分析。</w:t>
-            </w:r>
-            <w:r>
-              <w:rPr>
-                <w:rFonts w:hint="default" w:ascii="Segoe UI" w:hAnsi="Segoe UI" w:eastAsia="Segoe UI" w:cs="Segoe UI"/>
+                <w:lang w:val="en-US" w:eastAsia="zh-CN"/>
+              </w:rPr>
+              <w:br/>
+            </w:r>
+            <w:r>
+              <w:rPr>
+                <w:rFonts w:ascii="Segoe UI" w:eastAsia="Segoe UI" w:hAnsi="Segoe UI" w:cs="Segoe UI" w:hint="default"/>
                 <w:i w:val="0"/>
                 <w:iCs w:val="0"/>
                 <w:caps w:val="0"/>
@@ -9257,13 +9168,13 @@
                 <w:kern w:val="0"/>
                 <w:sz w:val="18"/>
                 <w:szCs w:val="18"/>
-                <w:lang w:val="en-US" w:eastAsia="zh-CN" w:bidi="ar"/>
-              </w:rPr>
-              <w:br w:type="textWrapping"/>
-            </w:r>
-            <w:r>
-              <w:rPr>
-                <w:rFonts w:hint="default" w:ascii="Segoe UI" w:hAnsi="Segoe UI" w:eastAsia="Segoe UI" w:cs="Segoe UI"/>
+                <w:lang w:val="en-US" w:eastAsia="zh-CN"/>
+              </w:rPr>
+              <w:t>3. 决策采用分节点恢复与配置修正方案。</w:t>
+            </w:r>
+            <w:r>
+              <w:rPr>
+                <w:rFonts w:ascii="Segoe UI" w:eastAsia="Segoe UI" w:hAnsi="Segoe UI" w:cs="Segoe UI" w:hint="default"/>
                 <w:i w:val="0"/>
                 <w:iCs w:val="0"/>
                 <w:caps w:val="0"/>
@@ -9273,13 +9184,13 @@
                 <w:kern w:val="0"/>
                 <w:sz w:val="18"/>
                 <w:szCs w:val="18"/>
-                <w:lang w:val="en-US" w:eastAsia="zh-CN" w:bidi="ar"/>
-              </w:rPr>
-              <w:t>3. 决策采用分节点恢复与配置修正方案。</w:t>
-            </w:r>
-            <w:r>
-              <w:rPr>
-                <w:rFonts w:hint="default" w:ascii="Segoe UI" w:hAnsi="Segoe UI" w:eastAsia="Segoe UI" w:cs="Segoe UI"/>
+                <w:lang w:val="en-US" w:eastAsia="zh-CN"/>
+              </w:rPr>
+              <w:br/>
+            </w:r>
+            <w:r>
+              <w:rPr>
+                <w:rFonts w:ascii="Segoe UI" w:eastAsia="Segoe UI" w:hAnsi="Segoe UI" w:cs="Segoe UI" w:hint="default"/>
                 <w:i w:val="0"/>
                 <w:iCs w:val="0"/>
                 <w:caps w:val="0"/>
@@ -9289,23 +9200,7 @@
                 <w:kern w:val="0"/>
                 <w:sz w:val="18"/>
                 <w:szCs w:val="18"/>
-                <w:lang w:val="en-US" w:eastAsia="zh-CN" w:bidi="ar"/>
-              </w:rPr>
-              <w:br w:type="textWrapping"/>
-            </w:r>
-            <w:r>
-              <w:rPr>
-                <w:rFonts w:hint="default" w:ascii="Segoe UI" w:hAnsi="Segoe UI" w:eastAsia="Segoe UI" w:cs="Segoe UI"/>
-                <w:i w:val="0"/>
-                <w:iCs w:val="0"/>
-                <w:caps w:val="0"/>
-                <w:snapToGrid w:val="0"/>
-                <w:color w:val="000000"/>
-                <w:spacing w:val="0"/>
-                <w:kern w:val="0"/>
-                <w:sz w:val="18"/>
-                <w:szCs w:val="18"/>
-                <w:lang w:val="en-US" w:eastAsia="zh-CN" w:bidi="ar"/>
+                <w:lang w:val="en-US" w:eastAsia="zh-CN"/>
               </w:rPr>
               <w:t>4. 指令服务通报组定期发送进展。</w:t>
             </w:r>
@@ -9315,10 +9210,10 @@
           <w:tcPr>
             <w:tcW w:w="1626" w:type="dxa"/>
             <w:tcBorders>
-              <w:top w:val="single" w:color="auto" w:sz="4" w:space="0"/>
-              <w:left w:val="single" w:color="auto" w:sz="4" w:space="0"/>
-              <w:bottom w:val="single" w:color="auto" w:sz="4" w:space="0"/>
-              <w:right w:val="single" w:color="auto" w:sz="4" w:space="0"/>
+              <w:top w:val="single" w:sz="4" w:space="0" w:color="auto"/>
+              <w:left w:val="single" w:sz="4" w:space="0" w:color="auto"/>
+              <w:bottom w:val="single" w:sz="4" w:space="0" w:color="auto"/>
+              <w:right w:val="single" w:sz="4" w:space="0" w:color="auto"/>
             </w:tcBorders>
             <w:shd w:val="clear" w:color="auto" w:fill="auto"/>
             <w:tcMar>
@@ -9337,10 +9232,10 @@
               <w:suppressLineNumbers w:val="0"/>
               <w:snapToGrid w:val="0"/>
               <w:spacing w:line="240" w:lineRule="auto"/>
-              <w:ind w:left="0" w:leftChars="0" w:right="0" w:rightChars="0" w:firstLine="0" w:firstLineChars="0"/>
+              <w:ind w:left="0" w:right="0" w:firstLine="0" w:leftChars="0" w:rightChars="0" w:firstLineChars="0"/>
               <w:jc w:val="center"/>
               <w:rPr>
-                <w:rFonts w:hint="default" w:ascii="Segoe UI" w:hAnsi="Segoe UI" w:eastAsia="Segoe UI" w:cs="Segoe UI"/>
+                <w:rFonts w:ascii="Segoe UI" w:eastAsia="Segoe UI" w:hAnsi="Segoe UI" w:cs="Segoe UI" w:hint="default"/>
                 <w:i w:val="0"/>
                 <w:iCs w:val="0"/>
                 <w:caps w:val="0"/>
@@ -9352,7 +9247,7 @@
             </w:pPr>
             <w:r>
               <w:rPr>
-                <w:rFonts w:hint="default" w:ascii="Segoe UI" w:hAnsi="Segoe UI" w:eastAsia="Segoe UI" w:cs="Segoe UI"/>
+                <w:rFonts w:ascii="Segoe UI" w:eastAsia="Segoe UI" w:hAnsi="Segoe UI" w:cs="Segoe UI" w:hint="default"/>
                 <w:i w:val="0"/>
                 <w:iCs w:val="0"/>
                 <w:caps w:val="0"/>
@@ -9362,7 +9257,7 @@
                 <w:kern w:val="0"/>
                 <w:sz w:val="18"/>
                 <w:szCs w:val="18"/>
-                <w:lang w:val="en-US" w:eastAsia="zh-CN" w:bidi="ar"/>
+                <w:lang w:val="en-US" w:eastAsia="zh-CN"/>
               </w:rPr>
               <w:t>应急管理部</w:t>
             </w:r>
@@ -9372,10 +9267,10 @@
           <w:tcPr>
             <w:tcW w:w="1406" w:type="dxa"/>
             <w:tcBorders>
-              <w:top w:val="single" w:color="auto" w:sz="4" w:space="0"/>
-              <w:left w:val="single" w:color="auto" w:sz="4" w:space="0"/>
-              <w:bottom w:val="single" w:color="auto" w:sz="4" w:space="0"/>
-              <w:right w:val="single" w:color="auto" w:sz="12" w:space="0"/>
+              <w:top w:val="single" w:sz="4" w:space="0" w:color="auto"/>
+              <w:left w:val="single" w:sz="4" w:space="0" w:color="auto"/>
+              <w:bottom w:val="single" w:sz="4" w:space="0" w:color="auto"/>
+              <w:right w:val="single" w:sz="12" w:space="0" w:color="auto"/>
             </w:tcBorders>
             <w:shd w:val="clear" w:color="auto" w:fill="auto"/>
             <w:tcMar>
@@ -9394,10 +9289,10 @@
               <w:suppressLineNumbers w:val="0"/>
               <w:snapToGrid w:val="0"/>
               <w:spacing w:line="240" w:lineRule="auto"/>
-              <w:ind w:left="0" w:leftChars="0" w:right="0" w:rightChars="0" w:firstLine="0" w:firstLineChars="0"/>
+              <w:ind w:left="0" w:right="0" w:firstLine="0" w:leftChars="0" w:rightChars="0" w:firstLineChars="0"/>
               <w:jc w:val="center"/>
               <w:rPr>
-                <w:rFonts w:hint="default" w:ascii="Segoe UI" w:hAnsi="Segoe UI" w:eastAsia="Segoe UI" w:cs="Segoe UI"/>
+                <w:rFonts w:ascii="Segoe UI" w:eastAsia="Segoe UI" w:hAnsi="Segoe UI" w:cs="Segoe UI" w:hint="default"/>
                 <w:i w:val="0"/>
                 <w:iCs w:val="0"/>
                 <w:caps w:val="0"/>
@@ -9409,7 +9304,7 @@
             </w:pPr>
             <w:r>
               <w:rPr>
-                <w:rFonts w:hint="default" w:ascii="Segoe UI" w:hAnsi="Segoe UI" w:eastAsia="Segoe UI" w:cs="Segoe UI"/>
+                <w:rFonts w:ascii="Segoe UI" w:eastAsia="Segoe UI" w:hAnsi="Segoe UI" w:cs="Segoe UI" w:hint="default"/>
                 <w:i w:val="0"/>
                 <w:iCs w:val="0"/>
                 <w:caps w:val="0"/>
@@ -9419,7 +9314,7 @@
                 <w:kern w:val="0"/>
                 <w:sz w:val="18"/>
                 <w:szCs w:val="18"/>
-                <w:lang w:val="en-US" w:eastAsia="zh-CN" w:bidi="ar"/>
+                <w:lang w:val="en-US" w:eastAsia="zh-CN"/>
               </w:rPr>
               <w:t>《制度》7.3 协同联动</w:t>
             </w:r>
@@ -9428,14 +9323,9 @@
       </w:tr>
       <w:tr>
         <w:tblPrEx>
-          <w:tblBorders>
-            <w:top w:val="single" w:color="auto" w:sz="4" w:space="0"/>
-            <w:left w:val="single" w:color="auto" w:sz="4" w:space="0"/>
-            <w:bottom w:val="single" w:color="auto" w:sz="4" w:space="0"/>
-            <w:right w:val="single" w:color="auto" w:sz="4" w:space="0"/>
-            <w:insideH w:val="single" w:color="auto" w:sz="4" w:space="0"/>
-            <w:insideV w:val="single" w:color="auto" w:sz="4" w:space="0"/>
-          </w:tblBorders>
+          <w:tblW w:w="8522" w:type="dxa"/>
+          <w:jc w:val="center"/>
+          <w:shd w:val="clear" w:color="auto" w:fill="auto"/>
           <w:tblCellMar>
             <w:top w:w="15" w:type="dxa"/>
             <w:left w:w="15" w:type="dxa"/>
@@ -9444,17 +9334,17 @@
           </w:tblCellMar>
         </w:tblPrEx>
         <w:trPr>
-          <w:trHeight w:val="0" w:hRule="atLeast"/>
+          <w:trHeight w:val="0"/>
           <w:jc w:val="center"/>
         </w:trPr>
         <w:tc>
           <w:tcPr>
             <w:tcW w:w="1122" w:type="dxa"/>
             <w:tcBorders>
-              <w:top w:val="single" w:color="auto" w:sz="4" w:space="0"/>
-              <w:left w:val="single" w:color="auto" w:sz="12" w:space="0"/>
-              <w:bottom w:val="single" w:color="auto" w:sz="12" w:space="0"/>
-              <w:right w:val="single" w:color="auto" w:sz="4" w:space="0"/>
+              <w:top w:val="single" w:sz="4" w:space="0" w:color="auto"/>
+              <w:left w:val="single" w:sz="12" w:space="0" w:color="auto"/>
+              <w:bottom w:val="single" w:sz="12" w:space="0" w:color="auto"/>
+              <w:right w:val="single" w:sz="4" w:space="0" w:color="auto"/>
             </w:tcBorders>
             <w:shd w:val="clear" w:color="auto" w:fill="auto"/>
             <w:tcMar>
@@ -9473,10 +9363,10 @@
               <w:suppressLineNumbers w:val="0"/>
               <w:snapToGrid w:val="0"/>
               <w:spacing w:line="240" w:lineRule="auto"/>
-              <w:ind w:left="0" w:leftChars="0" w:right="0" w:rightChars="0" w:firstLine="0" w:firstLineChars="0"/>
+              <w:ind w:left="0" w:right="0" w:firstLine="0" w:leftChars="0" w:rightChars="0" w:firstLineChars="0"/>
               <w:jc w:val="center"/>
               <w:rPr>
-                <w:rFonts w:hint="default" w:ascii="Segoe UI" w:hAnsi="Segoe UI" w:eastAsia="Segoe UI" w:cs="Segoe UI"/>
+                <w:rFonts w:ascii="Segoe UI" w:eastAsia="Segoe UI" w:hAnsi="Segoe UI" w:cs="Segoe UI" w:hint="default"/>
                 <w:i w:val="0"/>
                 <w:iCs w:val="0"/>
                 <w:caps w:val="0"/>
@@ -9488,7 +9378,7 @@
             </w:pPr>
             <w:r>
               <w:rPr>
-                <w:rFonts w:hint="default" w:ascii="Segoe UI" w:hAnsi="Segoe UI" w:eastAsia="Segoe UI" w:cs="Segoe UI"/>
+                <w:rFonts w:ascii="Segoe UI" w:eastAsia="Segoe UI" w:hAnsi="Segoe UI" w:cs="Segoe UI" w:hint="default"/>
                 <w:i w:val="0"/>
                 <w:iCs w:val="0"/>
                 <w:caps w:val="0"/>
@@ -9498,7 +9388,7 @@
                 <w:kern w:val="0"/>
                 <w:sz w:val="18"/>
                 <w:szCs w:val="18"/>
-                <w:lang w:val="en-US" w:eastAsia="zh-CN" w:bidi="ar"/>
+                <w:lang w:val="en-US" w:eastAsia="zh-CN"/>
               </w:rPr>
               <w:t>16:00-16:15</w:t>
             </w:r>
@@ -9508,10 +9398,10 @@
           <w:tcPr>
             <w:tcW w:w="4366" w:type="dxa"/>
             <w:tcBorders>
-              <w:top w:val="single" w:color="auto" w:sz="4" w:space="0"/>
-              <w:left w:val="single" w:color="auto" w:sz="4" w:space="0"/>
-              <w:bottom w:val="single" w:color="auto" w:sz="12" w:space="0"/>
-              <w:right w:val="single" w:color="auto" w:sz="4" w:space="0"/>
+              <w:top w:val="single" w:sz="4" w:space="0" w:color="auto"/>
+              <w:left w:val="single" w:sz="4" w:space="0" w:color="auto"/>
+              <w:bottom w:val="single" w:sz="12" w:space="0" w:color="auto"/>
+              <w:right w:val="single" w:sz="4" w:space="0" w:color="auto"/>
             </w:tcBorders>
             <w:shd w:val="clear" w:color="auto" w:fill="auto"/>
             <w:tcMar>
@@ -9530,10 +9420,10 @@
               <w:suppressLineNumbers w:val="0"/>
               <w:snapToGrid w:val="0"/>
               <w:spacing w:line="240" w:lineRule="auto"/>
-              <w:ind w:left="0" w:leftChars="0" w:right="0" w:rightChars="0" w:firstLine="0" w:firstLineChars="0"/>
+              <w:ind w:left="0" w:right="0" w:firstLine="0" w:leftChars="0" w:rightChars="0" w:firstLineChars="0"/>
               <w:jc w:val="left"/>
               <w:rPr>
-                <w:rFonts w:hint="default" w:ascii="Segoe UI" w:hAnsi="Segoe UI" w:eastAsia="Segoe UI" w:cs="Segoe UI"/>
+                <w:rFonts w:ascii="Segoe UI" w:eastAsia="Segoe UI" w:hAnsi="Segoe UI" w:cs="Segoe UI" w:hint="default"/>
                 <w:i w:val="0"/>
                 <w:iCs w:val="0"/>
                 <w:caps w:val="0"/>
@@ -9545,7 +9435,7 @@
             </w:pPr>
             <w:r>
               <w:rPr>
-                <w:rFonts w:hint="default" w:ascii="Segoe UI" w:hAnsi="Segoe UI" w:eastAsia="Segoe UI" w:cs="Segoe UI"/>
+                <w:rFonts w:ascii="Segoe UI" w:eastAsia="Segoe UI" w:hAnsi="Segoe UI" w:cs="Segoe UI" w:hint="default"/>
                 <w:i w:val="0"/>
                 <w:iCs w:val="0"/>
                 <w:caps w:val="0"/>
@@ -9555,14 +9445,14 @@
                 <w:kern w:val="0"/>
                 <w:sz w:val="18"/>
                 <w:szCs w:val="18"/>
-                <w:lang w:val="en-US" w:eastAsia="zh-CN" w:bidi="ar"/>
+                <w:lang w:val="en-US" w:eastAsia="zh-CN"/>
               </w:rPr>
               <w:t>技术处置组向应急管理部报告恢复完成。应急管理部评估后，</w:t>
             </w:r>
             <w:r>
               <w:rPr>
-                <w:rStyle w:val="23"/>
-                <w:rFonts w:hint="default" w:ascii="Segoe UI" w:hAnsi="Segoe UI" w:eastAsia="Segoe UI" w:cs="Segoe UI"/>
+                <w:rStyle w:val="Strong"/>
+                <w:rFonts w:ascii="Segoe UI" w:eastAsia="Segoe UI" w:hAnsi="Segoe UI" w:cs="Segoe UI" w:hint="default"/>
                 <w:b/>
                 <w:bCs/>
                 <w:i w:val="0"/>
@@ -9574,13 +9464,13 @@
                 <w:kern w:val="0"/>
                 <w:sz w:val="18"/>
                 <w:szCs w:val="18"/>
-                <w:lang w:val="en-US" w:eastAsia="zh-CN" w:bidi="ar"/>
+                <w:lang w:val="en-US" w:eastAsia="zh-CN"/>
               </w:rPr>
               <w:t>指挥长宣布应急响应终止</w:t>
             </w:r>
             <w:r>
               <w:rPr>
-                <w:rFonts w:hint="default" w:ascii="Segoe UI" w:hAnsi="Segoe UI" w:eastAsia="Segoe UI" w:cs="Segoe UI"/>
+                <w:rFonts w:ascii="Segoe UI" w:eastAsia="Segoe UI" w:hAnsi="Segoe UI" w:cs="Segoe UI" w:hint="default"/>
                 <w:i w:val="0"/>
                 <w:iCs w:val="0"/>
                 <w:caps w:val="0"/>
@@ -9590,7 +9480,7 @@
                 <w:kern w:val="0"/>
                 <w:sz w:val="18"/>
                 <w:szCs w:val="18"/>
-                <w:lang w:val="en-US" w:eastAsia="zh-CN" w:bidi="ar"/>
+                <w:lang w:val="en-US" w:eastAsia="zh-CN"/>
               </w:rPr>
               <w:t>。</w:t>
             </w:r>
@@ -9600,10 +9490,10 @@
           <w:tcPr>
             <w:tcW w:w="1626" w:type="dxa"/>
             <w:tcBorders>
-              <w:top w:val="single" w:color="auto" w:sz="4" w:space="0"/>
-              <w:left w:val="single" w:color="auto" w:sz="4" w:space="0"/>
-              <w:bottom w:val="single" w:color="auto" w:sz="12" w:space="0"/>
-              <w:right w:val="single" w:color="auto" w:sz="4" w:space="0"/>
+              <w:top w:val="single" w:sz="4" w:space="0" w:color="auto"/>
+              <w:left w:val="single" w:sz="4" w:space="0" w:color="auto"/>
+              <w:bottom w:val="single" w:sz="12" w:space="0" w:color="auto"/>
+              <w:right w:val="single" w:sz="4" w:space="0" w:color="auto"/>
             </w:tcBorders>
             <w:shd w:val="clear" w:color="auto" w:fill="auto"/>
             <w:tcMar>
@@ -9622,10 +9512,10 @@
               <w:suppressLineNumbers w:val="0"/>
               <w:snapToGrid w:val="0"/>
               <w:spacing w:line="240" w:lineRule="auto"/>
-              <w:ind w:left="0" w:leftChars="0" w:right="0" w:rightChars="0" w:firstLine="0" w:firstLineChars="0"/>
+              <w:ind w:left="0" w:right="0" w:firstLine="0" w:leftChars="0" w:rightChars="0" w:firstLineChars="0"/>
               <w:jc w:val="center"/>
               <w:rPr>
-                <w:rFonts w:hint="default" w:ascii="Segoe UI" w:hAnsi="Segoe UI" w:eastAsia="Segoe UI" w:cs="Segoe UI"/>
+                <w:rFonts w:ascii="Segoe UI" w:eastAsia="Segoe UI" w:hAnsi="Segoe UI" w:cs="Segoe UI" w:hint="default"/>
                 <w:i w:val="0"/>
                 <w:iCs w:val="0"/>
                 <w:caps w:val="0"/>
@@ -9637,7 +9527,7 @@
             </w:pPr>
             <w:r>
               <w:rPr>
-                <w:rFonts w:hint="default" w:ascii="Segoe UI" w:hAnsi="Segoe UI" w:eastAsia="Segoe UI" w:cs="Segoe UI"/>
+                <w:rFonts w:ascii="Segoe UI" w:eastAsia="Segoe UI" w:hAnsi="Segoe UI" w:cs="Segoe UI" w:hint="default"/>
                 <w:i w:val="0"/>
                 <w:iCs w:val="0"/>
                 <w:caps w:val="0"/>
@@ -9647,7 +9537,7 @@
                 <w:kern w:val="0"/>
                 <w:sz w:val="18"/>
                 <w:szCs w:val="18"/>
-                <w:lang w:val="en-US" w:eastAsia="zh-CN" w:bidi="ar"/>
+                <w:lang w:val="en-US" w:eastAsia="zh-CN"/>
               </w:rPr>
               <w:t>应急管理部</w:t>
             </w:r>
@@ -9657,10 +9547,10 @@
           <w:tcPr>
             <w:tcW w:w="1406" w:type="dxa"/>
             <w:tcBorders>
-              <w:top w:val="single" w:color="auto" w:sz="4" w:space="0"/>
-              <w:left w:val="single" w:color="auto" w:sz="4" w:space="0"/>
-              <w:bottom w:val="single" w:color="auto" w:sz="12" w:space="0"/>
-              <w:right w:val="single" w:color="auto" w:sz="12" w:space="0"/>
+              <w:top w:val="single" w:sz="4" w:space="0" w:color="auto"/>
+              <w:left w:val="single" w:sz="4" w:space="0" w:color="auto"/>
+              <w:bottom w:val="single" w:sz="12" w:space="0" w:color="auto"/>
+              <w:right w:val="single" w:sz="12" w:space="0" w:color="auto"/>
             </w:tcBorders>
             <w:shd w:val="clear" w:color="auto" w:fill="auto"/>
             <w:tcMar>
@@ -9679,10 +9569,10 @@
               <w:suppressLineNumbers w:val="0"/>
               <w:snapToGrid w:val="0"/>
               <w:spacing w:line="240" w:lineRule="auto"/>
-              <w:ind w:left="0" w:leftChars="0" w:right="0" w:rightChars="0" w:firstLine="0" w:firstLineChars="0"/>
+              <w:ind w:left="0" w:right="0" w:firstLine="0" w:leftChars="0" w:rightChars="0" w:firstLineChars="0"/>
               <w:jc w:val="center"/>
               <w:rPr>
-                <w:rFonts w:hint="default" w:ascii="Segoe UI" w:hAnsi="Segoe UI" w:eastAsia="Segoe UI" w:cs="Segoe UI"/>
+                <w:rFonts w:ascii="Segoe UI" w:eastAsia="Segoe UI" w:hAnsi="Segoe UI" w:cs="Segoe UI" w:hint="default"/>
                 <w:i w:val="0"/>
                 <w:iCs w:val="0"/>
                 <w:caps w:val="0"/>
@@ -9694,7 +9584,7 @@
             </w:pPr>
             <w:r>
               <w:rPr>
-                <w:rFonts w:hint="default" w:ascii="Segoe UI" w:hAnsi="Segoe UI" w:eastAsia="Segoe UI" w:cs="Segoe UI"/>
+                <w:rFonts w:ascii="Segoe UI" w:eastAsia="Segoe UI" w:hAnsi="Segoe UI" w:cs="Segoe UI" w:hint="default"/>
                 <w:i w:val="0"/>
                 <w:iCs w:val="0"/>
                 <w:caps w:val="0"/>
@@ -9704,7 +9594,7 @@
                 <w:kern w:val="0"/>
                 <w:sz w:val="18"/>
                 <w:szCs w:val="18"/>
-                <w:lang w:val="en-US" w:eastAsia="zh-CN" w:bidi="ar"/>
+                <w:lang w:val="en-US" w:eastAsia="zh-CN"/>
               </w:rPr>
               <w:t>《制度》7.4 响应终止</w:t>
             </w:r>
@@ -9714,7 +9604,7 @@
     </w:tbl>
     <w:p>
       <w:pPr>
-        <w:pStyle w:val="29"/>
+        <w:pStyle w:val="a1"/>
         <w:bidi w:val="0"/>
         <w:rPr>
           <w:rFonts w:hint="default"/>
@@ -9731,19 +9621,18 @@
     </w:p>
     <w:tbl>
       <w:tblPr>
-        <w:tblStyle w:val="20"/>
+        <w:tblStyle w:val="TableNormal"/>
         <w:tblW w:w="8508" w:type="dxa"/>
         <w:jc w:val="center"/>
         <w:tblBorders>
-          <w:top w:val="single" w:color="auto" w:sz="4" w:space="0"/>
-          <w:left w:val="single" w:color="auto" w:sz="4" w:space="0"/>
-          <w:bottom w:val="single" w:color="auto" w:sz="4" w:space="0"/>
-          <w:right w:val="single" w:color="auto" w:sz="4" w:space="0"/>
-          <w:insideH w:val="single" w:color="auto" w:sz="4" w:space="0"/>
-          <w:insideV w:val="single" w:color="auto" w:sz="4" w:space="0"/>
+          <w:top w:val="single" w:sz="4" w:space="0" w:color="auto"/>
+          <w:left w:val="single" w:sz="4" w:space="0" w:color="auto"/>
+          <w:bottom w:val="single" w:sz="4" w:space="0" w:color="auto"/>
+          <w:right w:val="single" w:sz="4" w:space="0" w:color="auto"/>
+          <w:insideH w:val="single" w:sz="4" w:space="0" w:color="auto"/>
+          <w:insideV w:val="single" w:sz="4" w:space="0" w:color="auto"/>
         </w:tblBorders>
         <w:shd w:val="clear" w:color="auto" w:fill="auto"/>
-        <w:tblLayout w:type="autofit"/>
         <w:tblCellMar>
           <w:top w:w="15" w:type="dxa"/>
           <w:left w:w="15" w:type="dxa"/>
@@ -9759,13 +9648,15 @@
       </w:tblGrid>
       <w:tr>
         <w:tblPrEx>
+          <w:tblW w:w="8508" w:type="dxa"/>
+          <w:jc w:val="center"/>
           <w:tblBorders>
-            <w:top w:val="single" w:color="auto" w:sz="4" w:space="0"/>
-            <w:left w:val="single" w:color="auto" w:sz="4" w:space="0"/>
-            <w:bottom w:val="single" w:color="auto" w:sz="4" w:space="0"/>
-            <w:right w:val="single" w:color="auto" w:sz="4" w:space="0"/>
-            <w:insideH w:val="single" w:color="auto" w:sz="4" w:space="0"/>
-            <w:insideV w:val="single" w:color="auto" w:sz="4" w:space="0"/>
+            <w:top w:val="single" w:sz="4" w:space="0" w:color="auto"/>
+            <w:left w:val="single" w:sz="4" w:space="0" w:color="auto"/>
+            <w:bottom w:val="single" w:sz="4" w:space="0" w:color="auto"/>
+            <w:right w:val="single" w:sz="4" w:space="0" w:color="auto"/>
+            <w:insideH w:val="single" w:sz="4" w:space="0" w:color="auto"/>
+            <w:insideV w:val="single" w:sz="4" w:space="0" w:color="auto"/>
           </w:tblBorders>
           <w:shd w:val="clear" w:color="auto" w:fill="auto"/>
           <w:tblCellMar>
@@ -9776,7 +9667,7 @@
           </w:tblCellMar>
         </w:tblPrEx>
         <w:trPr>
-          <w:trHeight w:val="0" w:hRule="atLeast"/>
+          <w:trHeight w:val="0"/>
           <w:tblHeader/>
           <w:jc w:val="center"/>
         </w:trPr>
@@ -9800,10 +9691,10 @@
               <w:suppressLineNumbers w:val="0"/>
               <w:snapToGrid w:val="0"/>
               <w:spacing w:line="240" w:lineRule="auto"/>
-              <w:ind w:left="0" w:leftChars="0" w:right="0" w:rightChars="0" w:firstLine="0" w:firstLineChars="0"/>
+              <w:ind w:left="0" w:right="0" w:firstLine="0" w:leftChars="0" w:rightChars="0" w:firstLineChars="0"/>
               <w:jc w:val="center"/>
               <w:rPr>
-                <w:rFonts w:ascii="Segoe UI" w:hAnsi="Segoe UI" w:eastAsia="Segoe UI" w:cs="Segoe UI"/>
+                <w:rFonts w:ascii="Segoe UI" w:eastAsia="Segoe UI" w:hAnsi="Segoe UI" w:cs="Segoe UI"/>
                 <w:b/>
                 <w:i w:val="0"/>
                 <w:iCs w:val="0"/>
@@ -9816,7 +9707,7 @@
             </w:pPr>
             <w:r>
               <w:rPr>
-                <w:rFonts w:hint="default" w:ascii="Segoe UI" w:hAnsi="Segoe UI" w:eastAsia="Segoe UI" w:cs="Segoe UI"/>
+                <w:rFonts w:ascii="Segoe UI" w:eastAsia="Segoe UI" w:hAnsi="Segoe UI" w:cs="Segoe UI" w:hint="default"/>
                 <w:b/>
                 <w:i w:val="0"/>
                 <w:iCs w:val="0"/>
@@ -9827,7 +9718,7 @@
                 <w:kern w:val="0"/>
                 <w:sz w:val="18"/>
                 <w:szCs w:val="18"/>
-                <w:lang w:val="en-US" w:eastAsia="zh-CN" w:bidi="ar"/>
+                <w:lang w:val="en-US" w:eastAsia="zh-CN"/>
               </w:rPr>
               <w:t>时间</w:t>
             </w:r>
@@ -9853,10 +9744,10 @@
               <w:suppressLineNumbers w:val="0"/>
               <w:snapToGrid w:val="0"/>
               <w:spacing w:line="240" w:lineRule="auto"/>
-              <w:ind w:left="0" w:leftChars="0" w:right="0" w:rightChars="0" w:firstLine="0" w:firstLineChars="0"/>
+              <w:ind w:left="0" w:right="0" w:firstLine="0" w:leftChars="0" w:rightChars="0" w:firstLineChars="0"/>
               <w:jc w:val="center"/>
               <w:rPr>
-                <w:rFonts w:hint="default" w:ascii="Segoe UI" w:hAnsi="Segoe UI" w:eastAsia="Segoe UI" w:cs="Segoe UI"/>
+                <w:rFonts w:ascii="Segoe UI" w:eastAsia="Segoe UI" w:hAnsi="Segoe UI" w:cs="Segoe UI" w:hint="default"/>
                 <w:b/>
                 <w:i w:val="0"/>
                 <w:iCs w:val="0"/>
@@ -9869,7 +9760,7 @@
             </w:pPr>
             <w:r>
               <w:rPr>
-                <w:rFonts w:hint="default" w:ascii="Segoe UI" w:hAnsi="Segoe UI" w:eastAsia="Segoe UI" w:cs="Segoe UI"/>
+                <w:rFonts w:ascii="Segoe UI" w:eastAsia="Segoe UI" w:hAnsi="Segoe UI" w:cs="Segoe UI" w:hint="default"/>
                 <w:b/>
                 <w:i w:val="0"/>
                 <w:iCs w:val="0"/>
@@ -9880,7 +9771,7 @@
                 <w:kern w:val="0"/>
                 <w:sz w:val="18"/>
                 <w:szCs w:val="18"/>
-                <w:lang w:val="en-US" w:eastAsia="zh-CN" w:bidi="ar"/>
+                <w:lang w:val="en-US" w:eastAsia="zh-CN"/>
               </w:rPr>
               <w:t>关键动作</w:t>
             </w:r>
@@ -9906,10 +9797,10 @@
               <w:suppressLineNumbers w:val="0"/>
               <w:snapToGrid w:val="0"/>
               <w:spacing w:line="240" w:lineRule="auto"/>
-              <w:ind w:left="0" w:leftChars="0" w:right="0" w:rightChars="0" w:firstLine="0" w:firstLineChars="0"/>
+              <w:ind w:left="0" w:right="0" w:firstLine="0" w:leftChars="0" w:rightChars="0" w:firstLineChars="0"/>
               <w:jc w:val="center"/>
               <w:rPr>
-                <w:rFonts w:hint="default" w:ascii="Segoe UI" w:hAnsi="Segoe UI" w:eastAsia="Segoe UI" w:cs="Segoe UI"/>
+                <w:rFonts w:ascii="Segoe UI" w:eastAsia="Segoe UI" w:hAnsi="Segoe UI" w:cs="Segoe UI" w:hint="default"/>
                 <w:b/>
                 <w:i w:val="0"/>
                 <w:iCs w:val="0"/>
@@ -9922,7 +9813,7 @@
             </w:pPr>
             <w:r>
               <w:rPr>
-                <w:rFonts w:hint="default" w:ascii="Segoe UI" w:hAnsi="Segoe UI" w:eastAsia="Segoe UI" w:cs="Segoe UI"/>
+                <w:rFonts w:ascii="Segoe UI" w:eastAsia="Segoe UI" w:hAnsi="Segoe UI" w:cs="Segoe UI" w:hint="default"/>
                 <w:b/>
                 <w:i w:val="0"/>
                 <w:iCs w:val="0"/>
@@ -9933,7 +9824,7 @@
                 <w:kern w:val="0"/>
                 <w:sz w:val="18"/>
                 <w:szCs w:val="18"/>
-                <w:lang w:val="en-US" w:eastAsia="zh-CN" w:bidi="ar"/>
+                <w:lang w:val="en-US" w:eastAsia="zh-CN"/>
               </w:rPr>
               <w:t>负责角色/团队</w:t>
             </w:r>
@@ -9959,10 +9850,10 @@
               <w:suppressLineNumbers w:val="0"/>
               <w:snapToGrid w:val="0"/>
               <w:spacing w:line="240" w:lineRule="auto"/>
-              <w:ind w:left="0" w:leftChars="0" w:right="0" w:rightChars="0" w:firstLine="0" w:firstLineChars="0"/>
+              <w:ind w:left="0" w:right="0" w:firstLine="0" w:leftChars="0" w:rightChars="0" w:firstLineChars="0"/>
               <w:jc w:val="center"/>
               <w:rPr>
-                <w:rFonts w:hint="default" w:ascii="Segoe UI" w:hAnsi="Segoe UI" w:eastAsia="Segoe UI" w:cs="Segoe UI"/>
+                <w:rFonts w:ascii="Segoe UI" w:eastAsia="Segoe UI" w:hAnsi="Segoe UI" w:cs="Segoe UI" w:hint="default"/>
                 <w:b/>
                 <w:i w:val="0"/>
                 <w:iCs w:val="0"/>
@@ -9975,7 +9866,7 @@
             </w:pPr>
             <w:r>
               <w:rPr>
-                <w:rFonts w:hint="default" w:ascii="Segoe UI" w:hAnsi="Segoe UI" w:eastAsia="Segoe UI" w:cs="Segoe UI"/>
+                <w:rFonts w:ascii="Segoe UI" w:eastAsia="Segoe UI" w:hAnsi="Segoe UI" w:cs="Segoe UI" w:hint="default"/>
                 <w:b/>
                 <w:i w:val="0"/>
                 <w:iCs w:val="0"/>
@@ -9986,7 +9877,7 @@
                 <w:kern w:val="0"/>
                 <w:sz w:val="18"/>
                 <w:szCs w:val="18"/>
-                <w:lang w:val="en-US" w:eastAsia="zh-CN" w:bidi="ar"/>
+                <w:lang w:val="en-US" w:eastAsia="zh-CN"/>
               </w:rPr>
               <w:t>制度依据/产出</w:t>
             </w:r>
@@ -9995,14 +9886,9 @@
       </w:tr>
       <w:tr>
         <w:tblPrEx>
-          <w:tblBorders>
-            <w:top w:val="single" w:color="auto" w:sz="4" w:space="0"/>
-            <w:left w:val="single" w:color="auto" w:sz="4" w:space="0"/>
-            <w:bottom w:val="single" w:color="auto" w:sz="4" w:space="0"/>
-            <w:right w:val="single" w:color="auto" w:sz="4" w:space="0"/>
-            <w:insideH w:val="single" w:color="auto" w:sz="4" w:space="0"/>
-            <w:insideV w:val="single" w:color="auto" w:sz="4" w:space="0"/>
-          </w:tblBorders>
+          <w:tblW w:w="8508" w:type="dxa"/>
+          <w:jc w:val="center"/>
+          <w:shd w:val="clear" w:color="auto" w:fill="auto"/>
           <w:tblCellMar>
             <w:top w:w="15" w:type="dxa"/>
             <w:left w:w="15" w:type="dxa"/>
@@ -10011,7 +9897,7 @@
           </w:tblCellMar>
         </w:tblPrEx>
         <w:trPr>
-          <w:trHeight w:val="0" w:hRule="atLeast"/>
+          <w:trHeight w:val="0"/>
           <w:jc w:val="center"/>
         </w:trPr>
         <w:tc>
@@ -10034,10 +9920,10 @@
               <w:suppressLineNumbers w:val="0"/>
               <w:snapToGrid w:val="0"/>
               <w:spacing w:line="240" w:lineRule="auto"/>
-              <w:ind w:left="0" w:leftChars="0" w:right="0" w:rightChars="0" w:firstLine="0" w:firstLineChars="0"/>
+              <w:ind w:left="0" w:right="0" w:firstLine="0" w:leftChars="0" w:rightChars="0" w:firstLineChars="0"/>
               <w:jc w:val="center"/>
               <w:rPr>
-                <w:rFonts w:hint="default" w:ascii="Segoe UI" w:hAnsi="Segoe UI" w:eastAsia="Segoe UI" w:cs="Segoe UI"/>
+                <w:rFonts w:ascii="Segoe UI" w:eastAsia="Segoe UI" w:hAnsi="Segoe UI" w:cs="Segoe UI" w:hint="default"/>
                 <w:i w:val="0"/>
                 <w:iCs w:val="0"/>
                 <w:caps w:val="0"/>
@@ -10049,7 +9935,7 @@
             </w:pPr>
             <w:r>
               <w:rPr>
-                <w:rFonts w:hint="default" w:ascii="Segoe UI" w:hAnsi="Segoe UI" w:eastAsia="Segoe UI" w:cs="Segoe UI"/>
+                <w:rFonts w:ascii="Segoe UI" w:eastAsia="Segoe UI" w:hAnsi="Segoe UI" w:cs="Segoe UI" w:hint="default"/>
                 <w:i w:val="0"/>
                 <w:iCs w:val="0"/>
                 <w:caps w:val="0"/>
@@ -10059,7 +9945,7 @@
                 <w:kern w:val="0"/>
                 <w:sz w:val="18"/>
                 <w:szCs w:val="18"/>
-                <w:lang w:val="en-US" w:eastAsia="zh-CN" w:bidi="ar"/>
+                <w:lang w:val="en-US" w:eastAsia="zh-CN"/>
               </w:rPr>
               <w:t>16:15-16:20</w:t>
             </w:r>
@@ -10085,10 +9971,10 @@
               <w:suppressLineNumbers w:val="0"/>
               <w:snapToGrid w:val="0"/>
               <w:spacing w:line="240" w:lineRule="auto"/>
-              <w:ind w:left="0" w:leftChars="0" w:right="0" w:rightChars="0" w:firstLine="0" w:firstLineChars="0"/>
+              <w:ind w:left="0" w:right="0" w:firstLine="0" w:leftChars="0" w:rightChars="0" w:firstLineChars="0"/>
               <w:jc w:val="left"/>
               <w:rPr>
-                <w:rFonts w:hint="default" w:ascii="Segoe UI" w:hAnsi="Segoe UI" w:eastAsia="Segoe UI" w:cs="Segoe UI"/>
+                <w:rFonts w:ascii="Segoe UI" w:eastAsia="Segoe UI" w:hAnsi="Segoe UI" w:cs="Segoe UI" w:hint="default"/>
                 <w:i w:val="0"/>
                 <w:iCs w:val="0"/>
                 <w:caps w:val="0"/>
@@ -10100,7 +9986,7 @@
             </w:pPr>
             <w:r>
               <w:rPr>
-                <w:rFonts w:hint="default" w:ascii="Segoe UI" w:hAnsi="Segoe UI" w:eastAsia="Segoe UI" w:cs="Segoe UI"/>
+                <w:rFonts w:ascii="Segoe UI" w:eastAsia="Segoe UI" w:hAnsi="Segoe UI" w:cs="Segoe UI" w:hint="default"/>
                 <w:i w:val="0"/>
                 <w:iCs w:val="0"/>
                 <w:caps w:val="0"/>
@@ -10110,7 +9996,7 @@
                 <w:kern w:val="0"/>
                 <w:sz w:val="18"/>
                 <w:szCs w:val="18"/>
-                <w:lang w:val="en-US" w:eastAsia="zh-CN" w:bidi="ar"/>
+                <w:lang w:val="en-US" w:eastAsia="zh-CN"/>
               </w:rPr>
               <w:t>服务台专员发送最终恢复通知。</w:t>
             </w:r>
@@ -10136,10 +10022,10 @@
               <w:suppressLineNumbers w:val="0"/>
               <w:snapToGrid w:val="0"/>
               <w:spacing w:line="240" w:lineRule="auto"/>
-              <w:ind w:left="0" w:leftChars="0" w:right="0" w:rightChars="0" w:firstLine="0" w:firstLineChars="0"/>
+              <w:ind w:left="0" w:right="0" w:firstLine="0" w:leftChars="0" w:rightChars="0" w:firstLineChars="0"/>
               <w:jc w:val="left"/>
               <w:rPr>
-                <w:rFonts w:hint="default" w:ascii="Segoe UI" w:hAnsi="Segoe UI" w:eastAsia="Segoe UI" w:cs="Segoe UI"/>
+                <w:rFonts w:ascii="Segoe UI" w:eastAsia="Segoe UI" w:hAnsi="Segoe UI" w:cs="Segoe UI" w:hint="default"/>
                 <w:i w:val="0"/>
                 <w:iCs w:val="0"/>
                 <w:caps w:val="0"/>
@@ -10151,7 +10037,7 @@
             </w:pPr>
             <w:r>
               <w:rPr>
-                <w:rFonts w:hint="default" w:ascii="Segoe UI" w:hAnsi="Segoe UI" w:eastAsia="Segoe UI" w:cs="Segoe UI"/>
+                <w:rFonts w:ascii="Segoe UI" w:eastAsia="Segoe UI" w:hAnsi="Segoe UI" w:cs="Segoe UI" w:hint="default"/>
                 <w:i w:val="0"/>
                 <w:iCs w:val="0"/>
                 <w:caps w:val="0"/>
@@ -10161,7 +10047,7 @@
                 <w:kern w:val="0"/>
                 <w:sz w:val="18"/>
                 <w:szCs w:val="18"/>
-                <w:lang w:val="en-US" w:eastAsia="zh-CN" w:bidi="ar"/>
+                <w:lang w:val="en-US" w:eastAsia="zh-CN"/>
               </w:rPr>
               <w:t>服务通报组</w:t>
             </w:r>
@@ -10187,10 +10073,10 @@
               <w:suppressLineNumbers w:val="0"/>
               <w:snapToGrid w:val="0"/>
               <w:spacing w:line="240" w:lineRule="auto"/>
-              <w:ind w:left="0" w:leftChars="0" w:right="0" w:rightChars="0" w:firstLine="0" w:firstLineChars="0"/>
+              <w:ind w:left="0" w:right="0" w:firstLine="0" w:leftChars="0" w:rightChars="0" w:firstLineChars="0"/>
               <w:jc w:val="left"/>
               <w:rPr>
-                <w:rFonts w:hint="default" w:ascii="Segoe UI" w:hAnsi="Segoe UI" w:eastAsia="Segoe UI" w:cs="Segoe UI"/>
+                <w:rFonts w:ascii="Segoe UI" w:eastAsia="Segoe UI" w:hAnsi="Segoe UI" w:cs="Segoe UI" w:hint="default"/>
                 <w:i w:val="0"/>
                 <w:iCs w:val="0"/>
                 <w:caps w:val="0"/>
@@ -10202,7 +10088,7 @@
             </w:pPr>
             <w:r>
               <w:rPr>
-                <w:rFonts w:hint="default" w:ascii="Segoe UI" w:hAnsi="Segoe UI" w:eastAsia="Segoe UI" w:cs="Segoe UI"/>
+                <w:rFonts w:ascii="Segoe UI" w:eastAsia="Segoe UI" w:hAnsi="Segoe UI" w:cs="Segoe UI" w:hint="default"/>
                 <w:i w:val="0"/>
                 <w:iCs w:val="0"/>
                 <w:caps w:val="0"/>
@@ -10212,7 +10098,7 @@
                 <w:kern w:val="0"/>
                 <w:sz w:val="18"/>
                 <w:szCs w:val="18"/>
-                <w:lang w:val="en-US" w:eastAsia="zh-CN" w:bidi="ar"/>
+                <w:lang w:val="en-US" w:eastAsia="zh-CN"/>
               </w:rPr>
               <w:t>《制度》7.4</w:t>
             </w:r>
@@ -10221,14 +10107,8 @@
       </w:tr>
       <w:tr>
         <w:tblPrEx>
-          <w:tblBorders>
-            <w:top w:val="single" w:color="auto" w:sz="4" w:space="0"/>
-            <w:left w:val="single" w:color="auto" w:sz="4" w:space="0"/>
-            <w:bottom w:val="single" w:color="auto" w:sz="4" w:space="0"/>
-            <w:right w:val="single" w:color="auto" w:sz="4" w:space="0"/>
-            <w:insideH w:val="single" w:color="auto" w:sz="4" w:space="0"/>
-            <w:insideV w:val="single" w:color="auto" w:sz="4" w:space="0"/>
-          </w:tblBorders>
+          <w:tblW w:w="8508" w:type="dxa"/>
+          <w:jc w:val="center"/>
           <w:shd w:val="clear" w:color="auto" w:fill="auto"/>
           <w:tblCellMar>
             <w:top w:w="15" w:type="dxa"/>
@@ -10238,7 +10118,7 @@
           </w:tblCellMar>
         </w:tblPrEx>
         <w:trPr>
-          <w:trHeight w:val="0" w:hRule="atLeast"/>
+          <w:trHeight w:val="0"/>
           <w:jc w:val="center"/>
         </w:trPr>
         <w:tc>
@@ -10261,10 +10141,10 @@
               <w:suppressLineNumbers w:val="0"/>
               <w:snapToGrid w:val="0"/>
               <w:spacing w:line="240" w:lineRule="auto"/>
-              <w:ind w:left="0" w:leftChars="0" w:right="0" w:rightChars="0" w:firstLine="0" w:firstLineChars="0"/>
+              <w:ind w:left="0" w:right="0" w:firstLine="0" w:leftChars="0" w:rightChars="0" w:firstLineChars="0"/>
               <w:jc w:val="center"/>
               <w:rPr>
-                <w:rFonts w:hint="default" w:ascii="Segoe UI" w:hAnsi="Segoe UI" w:eastAsia="Segoe UI" w:cs="Segoe UI"/>
+                <w:rFonts w:ascii="Segoe UI" w:eastAsia="Segoe UI" w:hAnsi="Segoe UI" w:cs="Segoe UI" w:hint="default"/>
                 <w:i w:val="0"/>
                 <w:iCs w:val="0"/>
                 <w:caps w:val="0"/>
@@ -10276,7 +10156,7 @@
             </w:pPr>
             <w:r>
               <w:rPr>
-                <w:rFonts w:hint="default" w:ascii="Segoe UI" w:hAnsi="Segoe UI" w:eastAsia="Segoe UI" w:cs="Segoe UI"/>
+                <w:rFonts w:ascii="Segoe UI" w:eastAsia="Segoe UI" w:hAnsi="Segoe UI" w:cs="Segoe UI" w:hint="default"/>
                 <w:i w:val="0"/>
                 <w:iCs w:val="0"/>
                 <w:caps w:val="0"/>
@@ -10286,7 +10166,7 @@
                 <w:kern w:val="0"/>
                 <w:sz w:val="18"/>
                 <w:szCs w:val="18"/>
-                <w:lang w:val="en-US" w:eastAsia="zh-CN" w:bidi="ar"/>
+                <w:lang w:val="en-US" w:eastAsia="zh-CN"/>
               </w:rPr>
               <w:t>16:20-16:45</w:t>
             </w:r>
@@ -10312,10 +10192,10 @@
               <w:suppressLineNumbers w:val="0"/>
               <w:snapToGrid w:val="0"/>
               <w:spacing w:line="240" w:lineRule="auto"/>
-              <w:ind w:left="0" w:leftChars="0" w:right="0" w:rightChars="0" w:firstLine="0" w:firstLineChars="0"/>
+              <w:ind w:left="0" w:right="0" w:firstLine="0" w:leftChars="0" w:rightChars="0" w:firstLineChars="0"/>
               <w:jc w:val="left"/>
               <w:rPr>
-                <w:rFonts w:hint="default" w:ascii="Segoe UI" w:hAnsi="Segoe UI" w:eastAsia="Segoe UI" w:cs="Segoe UI"/>
+                <w:rFonts w:ascii="Segoe UI" w:eastAsia="Segoe UI" w:hAnsi="Segoe UI" w:cs="Segoe UI" w:hint="default"/>
                 <w:i w:val="0"/>
                 <w:iCs w:val="0"/>
                 <w:caps w:val="0"/>
@@ -10327,7 +10207,7 @@
             </w:pPr>
             <w:r>
               <w:rPr>
-                <w:rFonts w:hint="default" w:ascii="Segoe UI" w:hAnsi="Segoe UI" w:eastAsia="Segoe UI" w:cs="Segoe UI"/>
+                <w:rFonts w:ascii="Segoe UI" w:eastAsia="Segoe UI" w:hAnsi="Segoe UI" w:cs="Segoe UI" w:hint="default"/>
                 <w:i w:val="0"/>
                 <w:iCs w:val="0"/>
                 <w:caps w:val="0"/>
@@ -10337,7 +10217,7 @@
                 <w:kern w:val="0"/>
                 <w:sz w:val="18"/>
                 <w:szCs w:val="18"/>
-                <w:lang w:val="en-US" w:eastAsia="zh-CN" w:bidi="ar"/>
+                <w:lang w:val="en-US" w:eastAsia="zh-CN"/>
               </w:rPr>
               <w:t>由应急管理部成员组织，所有参演人员进行即时复盘。</w:t>
             </w:r>
@@ -10363,10 +10243,10 @@
               <w:suppressLineNumbers w:val="0"/>
               <w:snapToGrid w:val="0"/>
               <w:spacing w:line="240" w:lineRule="auto"/>
-              <w:ind w:left="0" w:leftChars="0" w:right="0" w:rightChars="0" w:firstLine="0" w:firstLineChars="0"/>
+              <w:ind w:left="0" w:right="0" w:firstLine="0" w:leftChars="0" w:rightChars="0" w:firstLineChars="0"/>
               <w:jc w:val="left"/>
               <w:rPr>
-                <w:rFonts w:hint="default" w:ascii="Segoe UI" w:hAnsi="Segoe UI" w:eastAsia="Segoe UI" w:cs="Segoe UI"/>
+                <w:rFonts w:ascii="Segoe UI" w:eastAsia="Segoe UI" w:hAnsi="Segoe UI" w:cs="Segoe UI" w:hint="default"/>
                 <w:i w:val="0"/>
                 <w:iCs w:val="0"/>
                 <w:caps w:val="0"/>
@@ -10378,7 +10258,7 @@
             </w:pPr>
             <w:r>
               <w:rPr>
-                <w:rFonts w:hint="default" w:ascii="Segoe UI" w:hAnsi="Segoe UI" w:eastAsia="Segoe UI" w:cs="Segoe UI"/>
+                <w:rFonts w:ascii="Segoe UI" w:eastAsia="Segoe UI" w:hAnsi="Segoe UI" w:cs="Segoe UI" w:hint="default"/>
                 <w:i w:val="0"/>
                 <w:iCs w:val="0"/>
                 <w:caps w:val="0"/>
@@ -10388,7 +10268,7 @@
                 <w:kern w:val="0"/>
                 <w:sz w:val="18"/>
                 <w:szCs w:val="18"/>
-                <w:lang w:val="en-US" w:eastAsia="zh-CN" w:bidi="ar"/>
+                <w:lang w:val="en-US" w:eastAsia="zh-CN"/>
               </w:rPr>
               <w:t>应急管理部（质量）、全体人员</w:t>
             </w:r>
@@ -10414,10 +10294,10 @@
               <w:suppressLineNumbers w:val="0"/>
               <w:snapToGrid w:val="0"/>
               <w:spacing w:line="240" w:lineRule="auto"/>
-              <w:ind w:left="0" w:leftChars="0" w:right="0" w:rightChars="0" w:firstLine="0" w:firstLineChars="0"/>
+              <w:ind w:left="0" w:right="0" w:firstLine="0" w:leftChars="0" w:rightChars="0" w:firstLineChars="0"/>
               <w:jc w:val="left"/>
               <w:rPr>
-                <w:rFonts w:hint="default" w:ascii="Segoe UI" w:hAnsi="Segoe UI" w:eastAsia="Segoe UI" w:cs="Segoe UI"/>
+                <w:rFonts w:ascii="Segoe UI" w:eastAsia="Segoe UI" w:hAnsi="Segoe UI" w:cs="Segoe UI" w:hint="default"/>
                 <w:i w:val="0"/>
                 <w:iCs w:val="0"/>
                 <w:caps w:val="0"/>
@@ -10429,7 +10309,7 @@
             </w:pPr>
             <w:r>
               <w:rPr>
-                <w:rFonts w:hint="default" w:ascii="Segoe UI" w:hAnsi="Segoe UI" w:eastAsia="Segoe UI" w:cs="Segoe UI"/>
+                <w:rFonts w:ascii="Segoe UI" w:eastAsia="Segoe UI" w:hAnsi="Segoe UI" w:cs="Segoe UI" w:hint="default"/>
                 <w:i w:val="0"/>
                 <w:iCs w:val="0"/>
                 <w:caps w:val="0"/>
@@ -10439,7 +10319,7 @@
                 <w:kern w:val="0"/>
                 <w:sz w:val="18"/>
                 <w:szCs w:val="18"/>
-                <w:lang w:val="en-US" w:eastAsia="zh-CN" w:bidi="ar"/>
+                <w:lang w:val="en-US" w:eastAsia="zh-CN"/>
               </w:rPr>
               <w:t>《制度》8.1 事件复盘</w:t>
             </w:r>
@@ -10449,51 +10329,51 @@
     </w:tbl>
     <w:p>
       <w:pPr>
-        <w:pStyle w:val="28"/>
+        <w:pStyle w:val="1"/>
         <w:bidi w:val="0"/>
         <w:rPr>
           <w:rFonts w:hint="default"/>
           <w:lang w:val="en-US" w:eastAsia="zh-CN"/>
         </w:rPr>
       </w:pPr>
-      <w:bookmarkStart w:id="13" w:name="_Toc8215"/>
+      <w:bookmarkStart w:id="14" w:name="_Toc8215"/>
       <w:r>
         <w:rPr>
           <w:rFonts w:hint="default"/>
           <w:lang w:val="en-US" w:eastAsia="zh-CN"/>
         </w:rPr>
         <w:t>评估、产出与准备</w:t>
-      </w:r>
-      <w:bookmarkEnd w:id="13"/>
-    </w:p>
-    <w:p>
-      <w:pPr>
-        <w:pStyle w:val="30"/>
-        <w:bidi w:val="0"/>
-        <w:rPr>
-          <w:rFonts w:hint="default"/>
-          <w:lang w:val="en-US" w:eastAsia="zh-CN"/>
-        </w:rPr>
-      </w:pPr>
-      <w:bookmarkStart w:id="14" w:name="_Toc1965"/>
-      <w:r>
-        <w:rPr>
-          <w:rFonts w:hint="default"/>
-          <w:lang w:val="en-US" w:eastAsia="zh-CN"/>
-        </w:rPr>
-        <w:t>成功标准</w:t>
       </w:r>
       <w:bookmarkEnd w:id="14"/>
     </w:p>
     <w:p>
       <w:pPr>
-        <w:pStyle w:val="29"/>
+        <w:pStyle w:val="2"/>
+        <w:bidi w:val="0"/>
+        <w:rPr>
+          <w:rFonts w:hint="default"/>
+          <w:lang w:val="en-US" w:eastAsia="zh-CN"/>
+        </w:rPr>
+      </w:pPr>
+      <w:bookmarkStart w:id="15" w:name="_Toc1965"/>
+      <w:r>
+        <w:rPr>
+          <w:rFonts w:hint="default"/>
+          <w:lang w:val="en-US" w:eastAsia="zh-CN"/>
+        </w:rPr>
+        <w:t>成功标准</w:t>
+      </w:r>
+      <w:bookmarkEnd w:id="15"/>
+    </w:p>
+    <w:p>
+      <w:pPr>
+        <w:pStyle w:val="a1"/>
         <w:numPr>
           <w:ilvl w:val="0"/>
           <w:numId w:val="3"/>
         </w:numPr>
         <w:bidi w:val="0"/>
-        <w:ind w:left="425" w:leftChars="0" w:hanging="425" w:firstLineChars="0"/>
+        <w:ind w:left="425" w:hanging="425" w:leftChars="0" w:firstLineChars="0"/>
         <w:rPr>
           <w:rFonts w:hint="default"/>
           <w:lang w:val="en-US" w:eastAsia="zh-CN"/>
@@ -10509,13 +10389,13 @@
     </w:p>
     <w:p>
       <w:pPr>
-        <w:pStyle w:val="29"/>
+        <w:pStyle w:val="a1"/>
         <w:numPr>
           <w:ilvl w:val="0"/>
           <w:numId w:val="3"/>
         </w:numPr>
         <w:bidi w:val="0"/>
-        <w:ind w:left="425" w:leftChars="0" w:hanging="425" w:firstLineChars="0"/>
+        <w:ind w:left="425" w:hanging="425" w:leftChars="0" w:firstLineChars="0"/>
         <w:rPr>
           <w:rFonts w:hint="default"/>
           <w:lang w:val="en-US" w:eastAsia="zh-CN"/>
@@ -10531,13 +10411,13 @@
     </w:p>
     <w:p>
       <w:pPr>
-        <w:pStyle w:val="29"/>
+        <w:pStyle w:val="a1"/>
         <w:numPr>
           <w:ilvl w:val="0"/>
           <w:numId w:val="3"/>
         </w:numPr>
         <w:bidi w:val="0"/>
-        <w:ind w:left="425" w:leftChars="0" w:hanging="425" w:firstLineChars="0"/>
+        <w:ind w:left="425" w:hanging="425" w:leftChars="0" w:firstLineChars="0"/>
         <w:rPr>
           <w:rFonts w:hint="default"/>
           <w:lang w:val="en-US" w:eastAsia="zh-CN"/>
@@ -10553,13 +10433,13 @@
     </w:p>
     <w:p>
       <w:pPr>
-        <w:pStyle w:val="29"/>
+        <w:pStyle w:val="a1"/>
         <w:numPr>
           <w:ilvl w:val="0"/>
           <w:numId w:val="3"/>
         </w:numPr>
         <w:bidi w:val="0"/>
-        <w:ind w:left="425" w:leftChars="0" w:hanging="425" w:firstLineChars="0"/>
+        <w:ind w:left="425" w:hanging="425" w:leftChars="0" w:firstLineChars="0"/>
         <w:rPr>
           <w:rFonts w:hint="default"/>
           <w:lang w:val="en-US" w:eastAsia="zh-CN"/>
@@ -10575,14 +10455,14 @@
     </w:p>
     <w:p>
       <w:pPr>
-        <w:pStyle w:val="30"/>
+        <w:pStyle w:val="2"/>
         <w:bidi w:val="0"/>
         <w:rPr>
           <w:rFonts w:hint="default"/>
           <w:lang w:val="en-US" w:eastAsia="zh-CN"/>
         </w:rPr>
       </w:pPr>
-      <w:bookmarkStart w:id="15" w:name="_Toc16122"/>
+      <w:bookmarkStart w:id="16" w:name="_Toc16122"/>
       <w:r>
         <w:rPr>
           <w:rFonts w:hint="default"/>
@@ -10590,17 +10470,17 @@
         </w:rPr>
         <w:t>核心交付物</w:t>
       </w:r>
-      <w:bookmarkEnd w:id="15"/>
+      <w:bookmarkEnd w:id="16"/>
     </w:p>
     <w:p>
       <w:pPr>
-        <w:pStyle w:val="29"/>
+        <w:pStyle w:val="a1"/>
         <w:numPr>
           <w:ilvl w:val="0"/>
           <w:numId w:val="4"/>
         </w:numPr>
         <w:bidi w:val="0"/>
-        <w:ind w:left="425" w:leftChars="0" w:hanging="425" w:firstLineChars="0"/>
+        <w:ind w:left="425" w:hanging="425" w:leftChars="0" w:firstLineChars="0"/>
         <w:rPr>
           <w:rFonts w:hint="default"/>
           <w:lang w:val="en-US" w:eastAsia="zh-CN"/>
@@ -10616,13 +10496,13 @@
     </w:p>
     <w:p>
       <w:pPr>
-        <w:pStyle w:val="29"/>
+        <w:pStyle w:val="a1"/>
         <w:numPr>
           <w:ilvl w:val="0"/>
           <w:numId w:val="4"/>
         </w:numPr>
         <w:bidi w:val="0"/>
-        <w:ind w:left="425" w:leftChars="0" w:hanging="425" w:firstLineChars="0"/>
+        <w:ind w:left="425" w:hanging="425" w:leftChars="0" w:firstLineChars="0"/>
         <w:rPr>
           <w:rFonts w:hint="default"/>
           <w:lang w:val="en-US" w:eastAsia="zh-CN"/>
@@ -10638,13 +10518,13 @@
     </w:p>
     <w:p>
       <w:pPr>
-        <w:pStyle w:val="29"/>
+        <w:pStyle w:val="a1"/>
         <w:numPr>
           <w:ilvl w:val="0"/>
           <w:numId w:val="4"/>
         </w:numPr>
         <w:bidi w:val="0"/>
-        <w:ind w:left="425" w:leftChars="0" w:hanging="425" w:firstLineChars="0"/>
+        <w:ind w:left="425" w:hanging="425" w:leftChars="0" w:firstLineChars="0"/>
         <w:rPr>
           <w:rFonts w:hint="default"/>
           <w:lang w:val="en-US" w:eastAsia="zh-CN"/>
@@ -10660,13 +10540,13 @@
     </w:p>
     <w:p>
       <w:pPr>
-        <w:pStyle w:val="29"/>
+        <w:pStyle w:val="a1"/>
         <w:numPr>
           <w:ilvl w:val="0"/>
           <w:numId w:val="4"/>
         </w:numPr>
         <w:bidi w:val="0"/>
-        <w:ind w:left="425" w:leftChars="0" w:hanging="425" w:firstLineChars="0"/>
+        <w:ind w:left="425" w:hanging="425" w:leftChars="0" w:firstLineChars="0"/>
         <w:rPr>
           <w:rFonts w:hint="default"/>
           <w:lang w:val="en-US" w:eastAsia="zh-CN"/>
@@ -10682,45 +10562,45 @@
     </w:p>
     <w:p>
       <w:pPr>
-        <w:pStyle w:val="28"/>
+        <w:pStyle w:val="1"/>
         <w:bidi w:val="0"/>
         <w:rPr>
           <w:rFonts w:hint="default"/>
           <w:lang w:val="en-US" w:eastAsia="zh-CN"/>
         </w:rPr>
       </w:pPr>
-      <w:bookmarkStart w:id="16" w:name="_Toc15829"/>
+      <w:bookmarkStart w:id="17" w:name="_Toc15829"/>
       <w:r>
         <w:rPr>
           <w:rFonts w:hint="default"/>
           <w:lang w:val="en-US" w:eastAsia="zh-CN"/>
         </w:rPr>
         <w:t>演练准备与安全</w:t>
-      </w:r>
-      <w:bookmarkEnd w:id="16"/>
-    </w:p>
-    <w:p>
-      <w:pPr>
-        <w:pStyle w:val="30"/>
-        <w:bidi w:val="0"/>
-        <w:rPr>
-          <w:rFonts w:hint="default"/>
-          <w:lang w:val="en-US" w:eastAsia="zh-CN"/>
-        </w:rPr>
-      </w:pPr>
-      <w:bookmarkStart w:id="17" w:name="_Toc17963"/>
-      <w:r>
-        <w:rPr>
-          <w:rFonts w:hint="default"/>
-          <w:lang w:val="en-US" w:eastAsia="zh-CN"/>
-        </w:rPr>
-        <w:t>前期准备 (演练前3个工作日完成)</w:t>
       </w:r>
       <w:bookmarkEnd w:id="17"/>
     </w:p>
     <w:p>
       <w:pPr>
-        <w:pStyle w:val="29"/>
+        <w:pStyle w:val="2"/>
+        <w:bidi w:val="0"/>
+        <w:rPr>
+          <w:rFonts w:hint="default"/>
+          <w:lang w:val="en-US" w:eastAsia="zh-CN"/>
+        </w:rPr>
+      </w:pPr>
+      <w:bookmarkStart w:id="18" w:name="_Toc17963"/>
+      <w:r>
+        <w:rPr>
+          <w:rFonts w:hint="default"/>
+          <w:lang w:val="en-US" w:eastAsia="zh-CN"/>
+        </w:rPr>
+        <w:t>前期准备 (演练前3个工作日完成)</w:t>
+      </w:r>
+      <w:bookmarkEnd w:id="18"/>
+    </w:p>
+    <w:p>
+      <w:pPr>
+        <w:pStyle w:val="a1"/>
         <w:bidi w:val="0"/>
         <w:rPr>
           <w:rFonts w:hint="default"/>
@@ -10737,7 +10617,7 @@
     </w:p>
     <w:p>
       <w:pPr>
-        <w:pStyle w:val="29"/>
+        <w:pStyle w:val="a1"/>
         <w:bidi w:val="0"/>
         <w:rPr>
           <w:rFonts w:hint="default"/>
@@ -10754,7 +10634,7 @@
     </w:p>
     <w:p>
       <w:pPr>
-        <w:pStyle w:val="29"/>
+        <w:pStyle w:val="a1"/>
         <w:bidi w:val="0"/>
         <w:rPr>
           <w:rFonts w:hint="default"/>
@@ -10771,7 +10651,7 @@
     </w:p>
     <w:p>
       <w:pPr>
-        <w:pStyle w:val="29"/>
+        <w:pStyle w:val="a1"/>
         <w:bidi w:val="0"/>
         <w:rPr>
           <w:rFonts w:hint="default"/>
@@ -10788,7 +10668,7 @@
     </w:p>
     <w:p>
       <w:pPr>
-        <w:pStyle w:val="29"/>
+        <w:pStyle w:val="a1"/>
         <w:bidi w:val="0"/>
         <w:rPr>
           <w:rFonts w:hint="default"/>
@@ -10805,14 +10685,14 @@
     </w:p>
     <w:p>
       <w:pPr>
-        <w:pStyle w:val="30"/>
+        <w:pStyle w:val="2"/>
         <w:bidi w:val="0"/>
         <w:rPr>
           <w:rFonts w:hint="default"/>
           <w:lang w:val="en-US" w:eastAsia="zh-CN"/>
         </w:rPr>
       </w:pPr>
-      <w:bookmarkStart w:id="18" w:name="_Toc1253"/>
+      <w:bookmarkStart w:id="19" w:name="_Toc1253"/>
       <w:r>
         <w:rPr>
           <w:rFonts w:hint="default"/>
@@ -10820,17 +10700,17 @@
         </w:rPr>
         <w:t>安全保障</w:t>
       </w:r>
-      <w:bookmarkEnd w:id="18"/>
+      <w:bookmarkEnd w:id="19"/>
     </w:p>
     <w:p>
       <w:pPr>
-        <w:pStyle w:val="29"/>
+        <w:pStyle w:val="a1"/>
         <w:numPr>
           <w:ilvl w:val="0"/>
           <w:numId w:val="5"/>
         </w:numPr>
         <w:bidi w:val="0"/>
-        <w:ind w:left="425" w:leftChars="0" w:hanging="425" w:firstLineChars="0"/>
+        <w:ind w:left="425" w:hanging="425" w:leftChars="0" w:firstLineChars="0"/>
         <w:rPr>
           <w:rFonts w:hint="default"/>
           <w:lang w:val="en-US" w:eastAsia="zh-CN"/>
@@ -10846,13 +10726,13 @@
     </w:p>
     <w:p>
       <w:pPr>
-        <w:pStyle w:val="29"/>
+        <w:pStyle w:val="a1"/>
         <w:numPr>
           <w:ilvl w:val="0"/>
           <w:numId w:val="5"/>
         </w:numPr>
         <w:bidi w:val="0"/>
-        <w:ind w:left="425" w:leftChars="0" w:hanging="425" w:firstLineChars="0"/>
+        <w:ind w:left="425" w:hanging="425" w:leftChars="0" w:firstLineChars="0"/>
         <w:rPr>
           <w:rFonts w:hint="default"/>
           <w:lang w:val="en-US" w:eastAsia="zh-CN"/>
@@ -10868,13 +10748,13 @@
     </w:p>
     <w:p>
       <w:pPr>
-        <w:pStyle w:val="29"/>
+        <w:pStyle w:val="a1"/>
         <w:numPr>
           <w:ilvl w:val="0"/>
           <w:numId w:val="5"/>
         </w:numPr>
         <w:bidi w:val="0"/>
-        <w:ind w:left="425" w:leftChars="0" w:hanging="425" w:firstLineChars="0"/>
+        <w:ind w:left="425" w:hanging="425" w:leftChars="0" w:firstLineChars="0"/>
         <w:rPr>
           <w:rFonts w:hint="default"/>
           <w:lang w:val="en-US" w:eastAsia="zh-CN"/>
@@ -10890,13 +10770,13 @@
     </w:p>
     <w:p>
       <w:pPr>
-        <w:pStyle w:val="29"/>
+        <w:pStyle w:val="a1"/>
         <w:numPr>
           <w:ilvl w:val="0"/>
           <w:numId w:val="5"/>
         </w:numPr>
         <w:bidi w:val="0"/>
-        <w:ind w:left="425" w:leftChars="0" w:hanging="425" w:firstLineChars="0"/>
+        <w:ind w:left="425" w:hanging="425" w:leftChars="0" w:firstLineChars="0"/>
         <w:rPr>
           <w:rFonts w:hint="default"/>
           <w:lang w:val="en-US" w:eastAsia="zh-CN"/>
@@ -10911,73 +10791,23 @@
       </w:r>
     </w:p>
     <w:sectPr>
-      <w:headerReference r:id="rId5" w:type="default"/>
+      <w:headerReference w:type="default" r:id="rId7"/>
       <w:pgSz w:w="11906" w:h="16838"/>
       <w:pgMar w:top="1417" w:right="1800" w:bottom="1440" w:left="1800" w:header="1140" w:footer="992" w:gutter="0"/>
-      <w:cols w:space="425" w:num="1"/>
+      <w:cols w:num="1" w:space="425"/>
       <w:docGrid w:type="lines" w:linePitch="312" w:charSpace="0"/>
     </w:sectPr>
   </w:body>
 </w:document>
 </file>
 
-<file path=word/endnotes.xml><?xml version="1.0" encoding="utf-8"?>
-<w:endnotes xmlns:wpc="http://schemas.microsoft.com/office/word/2010/wordprocessingCanvas" xmlns:mc="http://schemas.openxmlformats.org/markup-compatibility/2006" xmlns:o="urn:schemas-microsoft-com:office:office" xmlns:r="http://schemas.openxmlformats.org/officeDocument/2006/relationships" xmlns:m="http://schemas.openxmlformats.org/officeDocument/2006/math" xmlns:v="urn:schemas-microsoft-com:vml" xmlns:wp14="http://schemas.microsoft.com/office/word/2010/wordprocessingDrawing" xmlns:wp="http://schemas.openxmlformats.org/drawingml/2006/wordprocessingDrawing" xmlns:w="http://schemas.openxmlformats.org/wordprocessingml/2006/main" xmlns:w14="http://schemas.microsoft.com/office/word/2010/wordml" xmlns:w15="http://schemas.microsoft.com/office/word/2012/wordml" xmlns:w10="urn:schemas-microsoft-com:office:word" xmlns:wpg="http://schemas.microsoft.com/office/word/2010/wordprocessingGroup" xmlns:wpi="http://schemas.microsoft.com/office/word/2010/wordprocessingInk" xmlns:wne="http://schemas.microsoft.com/office/word/2006/wordml" xmlns:wps="http://schemas.microsoft.com/office/word/2010/wordprocessingShape" xmlns:wpsCustomData="http://www.wps.cn/officeDocument/2013/wpsCustomData" mc:Ignorable="w14 w15 wp14">
-  <w:endnote w:type="separator" w:id="0">
-    <w:p>
-      <w:pPr>
-        <w:spacing w:line="240" w:lineRule="auto"/>
-      </w:pPr>
-      <w:r>
-        <w:separator/>
-      </w:r>
-    </w:p>
-  </w:endnote>
-  <w:endnote w:type="continuationSeparator" w:id="1">
-    <w:p>
-      <w:pPr>
-        <w:spacing w:line="240" w:lineRule="auto"/>
-      </w:pPr>
-      <w:r>
-        <w:continuationSeparator/>
-      </w:r>
-    </w:p>
-  </w:endnote>
-</w:endnotes>
-</file>
-
-<file path=word/footnotes.xml><?xml version="1.0" encoding="utf-8"?>
-<w:footnotes xmlns:wpc="http://schemas.microsoft.com/office/word/2010/wordprocessingCanvas" xmlns:mc="http://schemas.openxmlformats.org/markup-compatibility/2006" xmlns:o="urn:schemas-microsoft-com:office:office" xmlns:r="http://schemas.openxmlformats.org/officeDocument/2006/relationships" xmlns:m="http://schemas.openxmlformats.org/officeDocument/2006/math" xmlns:v="urn:schemas-microsoft-com:vml" xmlns:wp14="http://schemas.microsoft.com/office/word/2010/wordprocessingDrawing" xmlns:wp="http://schemas.openxmlformats.org/drawingml/2006/wordprocessingDrawing" xmlns:w="http://schemas.openxmlformats.org/wordprocessingml/2006/main" xmlns:w14="http://schemas.microsoft.com/office/word/2010/wordml" xmlns:w15="http://schemas.microsoft.com/office/word/2012/wordml" xmlns:w10="urn:schemas-microsoft-com:office:word" xmlns:wpg="http://schemas.microsoft.com/office/word/2010/wordprocessingGroup" xmlns:wpi="http://schemas.microsoft.com/office/word/2010/wordprocessingInk" xmlns:wne="http://schemas.microsoft.com/office/word/2006/wordml" xmlns:wps="http://schemas.microsoft.com/office/word/2010/wordprocessingShape" xmlns:wpsCustomData="http://www.wps.cn/officeDocument/2013/wpsCustomData" mc:Ignorable="w14 w15 wp14">
-  <w:footnote w:type="separator" w:id="0">
-    <w:p>
-      <w:pPr>
-        <w:spacing w:line="360" w:lineRule="auto"/>
-      </w:pPr>
-      <w:r>
-        <w:separator/>
-      </w:r>
-    </w:p>
-  </w:footnote>
-  <w:footnote w:type="continuationSeparator" w:id="1">
-    <w:p>
-      <w:pPr>
-        <w:spacing w:line="360" w:lineRule="auto"/>
-      </w:pPr>
-      <w:r>
-        <w:continuationSeparator/>
-      </w:r>
-    </w:p>
-  </w:footnote>
-</w:footnotes>
-</file>
-
 <file path=word/header1.xml><?xml version="1.0" encoding="utf-8"?>
-<w:hdr xmlns:wpc="http://schemas.microsoft.com/office/word/2010/wordprocessingCanvas" xmlns:mc="http://schemas.openxmlformats.org/markup-compatibility/2006" xmlns:o="urn:schemas-microsoft-com:office:office" xmlns:r="http://schemas.openxmlformats.org/officeDocument/2006/relationships" xmlns:m="http://schemas.openxmlformats.org/officeDocument/2006/math" xmlns:v="urn:schemas-microsoft-com:vml" xmlns:wp14="http://schemas.microsoft.com/office/word/2010/wordprocessingDrawing" xmlns:wp="http://schemas.openxmlformats.org/drawingml/2006/wordprocessingDrawing" xmlns:w10="urn:schemas-microsoft-com:office:word" xmlns:w="http://schemas.openxmlformats.org/wordprocessingml/2006/main" xmlns:w14="http://schemas.microsoft.com/office/word/2010/wordml" xmlns:w15="http://schemas.microsoft.com/office/word/2012/wordml" xmlns:wpg="http://schemas.microsoft.com/office/word/2010/wordprocessingGroup" xmlns:wpi="http://schemas.microsoft.com/office/word/2010/wordprocessingInk" xmlns:wne="http://schemas.microsoft.com/office/word/2006/wordml" xmlns:wps="http://schemas.microsoft.com/office/word/2010/wordprocessingShape" xmlns:wpsCustomData="http://www.wps.cn/officeDocument/2013/wpsCustomData" mc:Ignorable="w14 w15 wp14">
+<w:hdr xmlns:wpc="http://schemas.microsoft.com/office/word/2010/wordprocessingCanvas" xmlns:mc="http://schemas.openxmlformats.org/markup-compatibility/2006" xmlns:o="urn:schemas-microsoft-com:office:office" xmlns:r="http://schemas.openxmlformats.org/officeDocument/2006/relationships" xmlns:m="http://schemas.openxmlformats.org/officeDocument/2006/math" xmlns:v="urn:schemas-microsoft-com:vml" xmlns:wp14="http://schemas.microsoft.com/office/word/2010/wordprocessingDrawing" xmlns:wp="http://schemas.openxmlformats.org/drawingml/2006/wordprocessingDrawing" xmlns:w10="urn:schemas-microsoft-com:office:word" xmlns:w="http://schemas.openxmlformats.org/wordprocessingml/2006/main" xmlns:w14="http://schemas.microsoft.com/office/word/2010/wordml" xmlns:w15="http://schemas.microsoft.com/office/word/2012/wordml" xmlns:wne="http://schemas.microsoft.com/office/word/2006/wordml" xmlns:wpg="http://schemas.microsoft.com/office/word/2010/wordprocessingGroup" xmlns:wpi="http://schemas.microsoft.com/office/word/2010/wordprocessingInk" xmlns:wps="http://schemas.microsoft.com/office/word/2010/wordprocessingShape" mc:Ignorable="w14 w15 wp14">
   <w:p>
     <w:pPr>
-      <w:pStyle w:val="15"/>
+      <w:pStyle w:val="Header"/>
       <w:pBdr>
-        <w:bottom w:val="single" w:color="auto" w:sz="4" w:space="1"/>
+        <w:bottom w:val="single" w:sz="4" w:space="1" w:color="auto"/>
       </w:pBdr>
       <w:tabs>
         <w:tab w:val="left" w:pos="335"/>
@@ -10985,27 +10815,27 @@
       </w:tabs>
       <w:jc w:val="right"/>
       <w:rPr>
-        <w:rFonts w:hint="eastAsia" w:eastAsiaTheme="minorEastAsia"/>
+        <w:rFonts w:eastAsiaTheme="minorEastAsia" w:hint="eastAsia"/>
         <w:lang w:eastAsia="zh-CN"/>
       </w:rPr>
     </w:pPr>
     <w:r>
       <w:rPr>
-        <w:rFonts w:hint="eastAsia" w:eastAsiaTheme="minorEastAsia"/>
+        <w:rFonts w:eastAsiaTheme="minorEastAsia" w:hint="eastAsia"/>
         <w:lang w:val="en-US" w:eastAsia="zh-CN"/>
       </w:rPr>
       <w:tab/>
     </w:r>
     <w:r>
       <w:rPr>
-        <w:rFonts w:hint="eastAsia" w:eastAsiaTheme="minorEastAsia"/>
+        <w:rFonts w:eastAsiaTheme="minorEastAsia" w:hint="eastAsia"/>
         <w:lang w:val="en-US" w:eastAsia="zh-CN"/>
       </w:rPr>
       <w:tab/>
     </w:r>
     <w:r>
       <w:rPr>
-        <w:rFonts w:hint="eastAsia" w:eastAsiaTheme="minorEastAsia"/>
+        <w:rFonts w:eastAsiaTheme="minorEastAsia" w:hint="eastAsia"/>
         <w:lang w:val="en-US" w:eastAsia="zh-CN"/>
       </w:rPr>
       <w:t>江西通信产业服务有限公司</w:t>
@@ -11015,15 +10845,15 @@
 </file>
 
 <file path=word/numbering.xml><?xml version="1.0" encoding="utf-8"?>
-<w:numbering xmlns:wpc="http://schemas.microsoft.com/office/word/2010/wordprocessingCanvas" xmlns:mc="http://schemas.openxmlformats.org/markup-compatibility/2006" xmlns:o="urn:schemas-microsoft-com:office:office" xmlns:r="http://schemas.openxmlformats.org/officeDocument/2006/relationships" xmlns:m="http://schemas.openxmlformats.org/officeDocument/2006/math" xmlns:v="urn:schemas-microsoft-com:vml" xmlns:wp14="http://schemas.microsoft.com/office/word/2010/wordprocessingDrawing" xmlns:wp="http://schemas.openxmlformats.org/drawingml/2006/wordprocessingDrawing" xmlns:w10="urn:schemas-microsoft-com:office:word" xmlns:w="http://schemas.openxmlformats.org/wordprocessingml/2006/main" xmlns:w14="http://schemas.microsoft.com/office/word/2010/wordml" xmlns:wpg="http://schemas.microsoft.com/office/word/2010/wordprocessingGroup" xmlns:wpi="http://schemas.microsoft.com/office/word/2010/wordprocessingInk" xmlns:wne="http://schemas.microsoft.com/office/word/2006/wordml" xmlns:wps="http://schemas.microsoft.com/office/word/2010/wordprocessingShape" xmlns:wpsCustomData="http://www.wps.cn/officeDocument/2013/wpsCustomData" mc:Ignorable="w14 wp14">
+<w:numbering xmlns:wpc="http://schemas.microsoft.com/office/word/2010/wordprocessingCanvas" xmlns:mc="http://schemas.openxmlformats.org/markup-compatibility/2006" xmlns:o="urn:schemas-microsoft-com:office:office" xmlns:r="http://schemas.openxmlformats.org/officeDocument/2006/relationships" xmlns:m="http://schemas.openxmlformats.org/officeDocument/2006/math" xmlns:v="urn:schemas-microsoft-com:vml" xmlns:wp14="http://schemas.microsoft.com/office/word/2010/wordprocessingDrawing" xmlns:wp="http://schemas.openxmlformats.org/drawingml/2006/wordprocessingDrawing" xmlns:w10="urn:schemas-microsoft-com:office:word" xmlns:w="http://schemas.openxmlformats.org/wordprocessingml/2006/main" xmlns:w14="http://schemas.microsoft.com/office/word/2010/wordml" xmlns:w15="http://schemas.microsoft.com/office/word/2012/wordml" xmlns:wne="http://schemas.microsoft.com/office/word/2006/wordml" xmlns:wpg="http://schemas.microsoft.com/office/word/2010/wordprocessingGroup" xmlns:wpi="http://schemas.microsoft.com/office/word/2010/wordprocessingInk" xmlns:wps="http://schemas.microsoft.com/office/word/2010/wordprocessingShape" mc:Ignorable="w14 w15 wp14">
   <w:abstractNum w:abstractNumId="0">
     <w:nsid w:val="8E964DCE"/>
     <w:multiLevelType w:val="multilevel"/>
     <w:tmpl w:val="8E964DCE"/>
-    <w:lvl w:ilvl="0" w:tentative="0">
+    <w:lvl w:ilvl="0">
       <w:start w:val="1"/>
       <w:numFmt w:val="decimal"/>
-      <w:pStyle w:val="2"/>
+      <w:pStyle w:val="Heading1"/>
       <w:lvlText w:val="%1."/>
       <w:lvlJc w:val="left"/>
       <w:pPr>
@@ -11033,10 +10863,10 @@
         <w:rFonts w:hint="default"/>
       </w:rPr>
     </w:lvl>
-    <w:lvl w:ilvl="1" w:tentative="0">
+    <w:lvl w:ilvl="1">
       <w:start w:val="1"/>
       <w:numFmt w:val="decimal"/>
-      <w:pStyle w:val="3"/>
+      <w:pStyle w:val="Heading2"/>
       <w:lvlText w:val="%1.%2."/>
       <w:lvlJc w:val="left"/>
       <w:pPr>
@@ -11046,10 +10876,10 @@
         <w:rFonts w:hint="default"/>
       </w:rPr>
     </w:lvl>
-    <w:lvl w:ilvl="2" w:tentative="0">
+    <w:lvl w:ilvl="2">
       <w:start w:val="1"/>
       <w:numFmt w:val="decimal"/>
-      <w:pStyle w:val="4"/>
+      <w:pStyle w:val="Heading3"/>
       <w:lvlText w:val="%1.%2.%3."/>
       <w:lvlJc w:val="left"/>
       <w:pPr>
@@ -11059,10 +10889,10 @@
         <w:rFonts w:hint="default"/>
       </w:rPr>
     </w:lvl>
-    <w:lvl w:ilvl="3" w:tentative="0">
+    <w:lvl w:ilvl="3">
       <w:start w:val="1"/>
       <w:numFmt w:val="decimal"/>
-      <w:pStyle w:val="5"/>
+      <w:pStyle w:val="Heading4"/>
       <w:lvlText w:val="%1.%2.%3.%4."/>
       <w:lvlJc w:val="left"/>
       <w:pPr>
@@ -11072,10 +10902,10 @@
         <w:rFonts w:hint="default"/>
       </w:rPr>
     </w:lvl>
-    <w:lvl w:ilvl="4" w:tentative="0">
+    <w:lvl w:ilvl="4">
       <w:start w:val="1"/>
       <w:numFmt w:val="decimal"/>
-      <w:pStyle w:val="6"/>
+      <w:pStyle w:val="Heading5"/>
       <w:lvlText w:val="%1.%2.%3.%4.%5."/>
       <w:lvlJc w:val="left"/>
       <w:pPr>
@@ -11085,10 +10915,10 @@
         <w:rFonts w:hint="default"/>
       </w:rPr>
     </w:lvl>
-    <w:lvl w:ilvl="5" w:tentative="0">
+    <w:lvl w:ilvl="5">
       <w:start w:val="1"/>
       <w:numFmt w:val="decimal"/>
-      <w:pStyle w:val="7"/>
+      <w:pStyle w:val="Heading6"/>
       <w:lvlText w:val="%1.%2.%3.%4.%5.%6."/>
       <w:lvlJc w:val="left"/>
       <w:pPr>
@@ -11098,10 +10928,10 @@
         <w:rFonts w:hint="default"/>
       </w:rPr>
     </w:lvl>
-    <w:lvl w:ilvl="6" w:tentative="0">
+    <w:lvl w:ilvl="6">
       <w:start w:val="1"/>
       <w:numFmt w:val="decimal"/>
-      <w:pStyle w:val="8"/>
+      <w:pStyle w:val="Heading7"/>
       <w:lvlText w:val="%1.%2.%3.%4.%5.%6.%7."/>
       <w:lvlJc w:val="left"/>
       <w:pPr>
@@ -11111,10 +10941,10 @@
         <w:rFonts w:hint="default"/>
       </w:rPr>
     </w:lvl>
-    <w:lvl w:ilvl="7" w:tentative="0">
+    <w:lvl w:ilvl="7">
       <w:start w:val="1"/>
       <w:numFmt w:val="decimal"/>
-      <w:pStyle w:val="9"/>
+      <w:pStyle w:val="Heading8"/>
       <w:lvlText w:val="%1.%2.%3.%4.%5.%6.%7.%8."/>
       <w:lvlJc w:val="left"/>
       <w:pPr>
@@ -11124,10 +10954,10 @@
         <w:rFonts w:hint="default"/>
       </w:rPr>
     </w:lvl>
-    <w:lvl w:ilvl="8" w:tentative="0">
+    <w:lvl w:ilvl="8">
       <w:start w:val="1"/>
       <w:numFmt w:val="decimal"/>
-      <w:pStyle w:val="10"/>
+      <w:pStyle w:val="Heading9"/>
       <w:lvlText w:val="%1.%2.%3.%4.%5.%6.%7.%8.%9."/>
       <w:lvlJc w:val="left"/>
       <w:pPr>
@@ -11142,7 +10972,7 @@
     <w:nsid w:val="A83A282B"/>
     <w:multiLevelType w:val="singleLevel"/>
     <w:tmpl w:val="A83A282B"/>
-    <w:lvl w:ilvl="0" w:tentative="0">
+    <w:lvl w:ilvl="0">
       <w:start w:val="1"/>
       <w:numFmt w:val="decimal"/>
       <w:lvlText w:val="%1."/>
@@ -11159,7 +10989,7 @@
     <w:nsid w:val="01753B2A"/>
     <w:multiLevelType w:val="singleLevel"/>
     <w:tmpl w:val="01753B2A"/>
-    <w:lvl w:ilvl="0" w:tentative="0">
+    <w:lvl w:ilvl="0">
       <w:start w:val="1"/>
       <w:numFmt w:val="decimal"/>
       <w:lvlText w:val="%1."/>
@@ -11176,7 +11006,7 @@
     <w:nsid w:val="4A44D8AF"/>
     <w:multiLevelType w:val="singleLevel"/>
     <w:tmpl w:val="4A44D8AF"/>
-    <w:lvl w:ilvl="0" w:tentative="0">
+    <w:lvl w:ilvl="0">
       <w:start w:val="1"/>
       <w:numFmt w:val="decimal"/>
       <w:lvlText w:val="%1."/>
@@ -11193,7 +11023,7 @@
     <w:nsid w:val="61B2AD6C"/>
     <w:multiLevelType w:val="singleLevel"/>
     <w:tmpl w:val="61B2AD6C"/>
-    <w:lvl w:ilvl="0" w:tentative="0">
+    <w:lvl w:ilvl="0">
       <w:start w:val="1"/>
       <w:numFmt w:val="decimal"/>
       <w:lvlText w:val="%1."/>
@@ -11225,269 +11055,267 @@
 </file>
 
 <file path=word/styles.xml><?xml version="1.0" encoding="utf-8"?>
-<w:styles xmlns:mc="http://schemas.openxmlformats.org/markup-compatibility/2006" xmlns:o="urn:schemas-microsoft-com:office:office" xmlns:r="http://schemas.openxmlformats.org/officeDocument/2006/relationships" xmlns:m="http://schemas.openxmlformats.org/officeDocument/2006/math" xmlns:v="urn:schemas-microsoft-com:vml" xmlns:w="http://schemas.openxmlformats.org/wordprocessingml/2006/main" xmlns:w14="http://schemas.microsoft.com/office/word/2010/wordml" xmlns:w10="urn:schemas-microsoft-com:office:word" xmlns:sl="http://schemas.openxmlformats.org/schemaLibrary/2006/main" xmlns:wpsCustomData="http://www.wps.cn/officeDocument/2013/wpsCustomData" mc:Ignorable="w14">
+<w:styles xmlns:mc="http://schemas.openxmlformats.org/markup-compatibility/2006" xmlns:r="http://schemas.openxmlformats.org/officeDocument/2006/relationships" xmlns:w="http://schemas.openxmlformats.org/wordprocessingml/2006/main" xmlns:w14="http://schemas.microsoft.com/office/word/2010/wordml" xmlns:w15="http://schemas.microsoft.com/office/word/2012/wordml" mc:Ignorable="w14 w15">
   <w:docDefaults>
     <w:rPrDefault>
       <w:rPr>
-        <w:rFonts w:ascii="Times New Roman" w:hAnsi="Times New Roman" w:eastAsia="宋体" w:cs="Times New Roman"/>
+        <w:rFonts w:ascii="Times New Roman" w:eastAsia="宋体" w:hAnsi="Times New Roman" w:cs="Times New Roman"/>
       </w:rPr>
     </w:rPrDefault>
     <w:pPrDefault/>
   </w:docDefaults>
-  <w:latentStyles w:count="260" w:defQFormat="0" w:defUnhideWhenUsed="1" w:defSemiHidden="1" w:defUIPriority="99" w:defLockedState="0">
-    <w:lsdException w:qFormat="1" w:unhideWhenUsed="0" w:uiPriority="0" w:semiHidden="0" w:name="Normal"/>
-    <w:lsdException w:qFormat="1" w:unhideWhenUsed="0" w:uiPriority="0" w:semiHidden="0" w:name="heading 1"/>
-    <w:lsdException w:qFormat="1" w:uiPriority="0" w:semiHidden="0" w:name="heading 2"/>
-    <w:lsdException w:qFormat="1" w:uiPriority="0" w:name="heading 3"/>
-    <w:lsdException w:qFormat="1" w:uiPriority="0" w:semiHidden="0" w:name="heading 4"/>
-    <w:lsdException w:qFormat="1" w:uiPriority="0" w:name="heading 5"/>
-    <w:lsdException w:qFormat="1" w:uiPriority="0" w:name="heading 6"/>
-    <w:lsdException w:qFormat="1" w:uiPriority="0" w:name="heading 7"/>
-    <w:lsdException w:qFormat="1" w:uiPriority="0" w:name="heading 8"/>
-    <w:lsdException w:qFormat="1" w:uiPriority="0" w:name="heading 9"/>
-    <w:lsdException w:unhideWhenUsed="0" w:uiPriority="0" w:semiHidden="0" w:name="index 1"/>
-    <w:lsdException w:unhideWhenUsed="0" w:uiPriority="0" w:semiHidden="0" w:name="index 2"/>
-    <w:lsdException w:unhideWhenUsed="0" w:uiPriority="0" w:semiHidden="0" w:name="index 3"/>
-    <w:lsdException w:unhideWhenUsed="0" w:uiPriority="0" w:semiHidden="0" w:name="index 4"/>
-    <w:lsdException w:unhideWhenUsed="0" w:uiPriority="0" w:semiHidden="0" w:name="index 5"/>
-    <w:lsdException w:unhideWhenUsed="0" w:uiPriority="0" w:semiHidden="0" w:name="index 6"/>
-    <w:lsdException w:unhideWhenUsed="0" w:uiPriority="0" w:semiHidden="0" w:name="index 7"/>
-    <w:lsdException w:unhideWhenUsed="0" w:uiPriority="0" w:semiHidden="0" w:name="index 8"/>
-    <w:lsdException w:unhideWhenUsed="0" w:uiPriority="0" w:semiHidden="0" w:name="index 9"/>
-    <w:lsdException w:qFormat="1" w:unhideWhenUsed="0" w:uiPriority="0" w:semiHidden="0" w:name="toc 1"/>
-    <w:lsdException w:qFormat="1" w:unhideWhenUsed="0" w:uiPriority="0" w:semiHidden="0" w:name="toc 2"/>
-    <w:lsdException w:qFormat="1" w:unhideWhenUsed="0" w:uiPriority="0" w:semiHidden="0" w:name="toc 3"/>
-    <w:lsdException w:unhideWhenUsed="0" w:uiPriority="0" w:semiHidden="0" w:name="toc 4"/>
-    <w:lsdException w:unhideWhenUsed="0" w:uiPriority="0" w:semiHidden="0" w:name="toc 5"/>
-    <w:lsdException w:unhideWhenUsed="0" w:uiPriority="0" w:semiHidden="0" w:name="toc 6"/>
-    <w:lsdException w:unhideWhenUsed="0" w:uiPriority="0" w:semiHidden="0" w:name="toc 7"/>
-    <w:lsdException w:unhideWhenUsed="0" w:uiPriority="0" w:semiHidden="0" w:name="toc 8"/>
-    <w:lsdException w:unhideWhenUsed="0" w:uiPriority="0" w:semiHidden="0" w:name="toc 9"/>
-    <w:lsdException w:unhideWhenUsed="0" w:uiPriority="0" w:semiHidden="0" w:name="Normal Indent"/>
-    <w:lsdException w:unhideWhenUsed="0" w:uiPriority="0" w:semiHidden="0" w:name="footnote text"/>
-    <w:lsdException w:qFormat="1" w:unhideWhenUsed="0" w:uiPriority="0" w:semiHidden="0" w:name="annotation text"/>
-    <w:lsdException w:qFormat="1" w:unhideWhenUsed="0" w:uiPriority="0" w:semiHidden="0" w:name="header"/>
-    <w:lsdException w:qFormat="1" w:unhideWhenUsed="0" w:uiPriority="0" w:semiHidden="0" w:name="footer"/>
-    <w:lsdException w:unhideWhenUsed="0" w:uiPriority="0" w:semiHidden="0" w:name="index heading"/>
-    <w:lsdException w:qFormat="1" w:uiPriority="0" w:name="caption"/>
-    <w:lsdException w:unhideWhenUsed="0" w:uiPriority="0" w:semiHidden="0" w:name="table of figures"/>
-    <w:lsdException w:unhideWhenUsed="0" w:uiPriority="0" w:semiHidden="0" w:name="envelope address"/>
-    <w:lsdException w:unhideWhenUsed="0" w:uiPriority="0" w:semiHidden="0" w:name="envelope return"/>
-    <w:lsdException w:unhideWhenUsed="0" w:uiPriority="0" w:semiHidden="0" w:name="footnote reference"/>
-    <w:lsdException w:unhideWhenUsed="0" w:uiPriority="0" w:semiHidden="0" w:name="annotation reference"/>
-    <w:lsdException w:unhideWhenUsed="0" w:uiPriority="0" w:semiHidden="0" w:name="line number"/>
-    <w:lsdException w:unhideWhenUsed="0" w:uiPriority="0" w:semiHidden="0" w:name="page number"/>
-    <w:lsdException w:unhideWhenUsed="0" w:uiPriority="0" w:semiHidden="0" w:name="endnote reference"/>
-    <w:lsdException w:unhideWhenUsed="0" w:uiPriority="0" w:semiHidden="0" w:name="endnote text"/>
-    <w:lsdException w:unhideWhenUsed="0" w:uiPriority="0" w:semiHidden="0" w:name="table of authorities"/>
-    <w:lsdException w:unhideWhenUsed="0" w:uiPriority="0" w:semiHidden="0" w:name="macro"/>
-    <w:lsdException w:unhideWhenUsed="0" w:uiPriority="0" w:semiHidden="0" w:name="toa heading"/>
-    <w:lsdException w:unhideWhenUsed="0" w:uiPriority="0" w:semiHidden="0" w:name="List"/>
-    <w:lsdException w:unhideWhenUsed="0" w:uiPriority="0" w:semiHidden="0" w:name="List Bullet"/>
-    <w:lsdException w:unhideWhenUsed="0" w:uiPriority="0" w:semiHidden="0" w:name="List Number"/>
-    <w:lsdException w:unhideWhenUsed="0" w:uiPriority="0" w:semiHidden="0" w:name="List 2"/>
-    <w:lsdException w:unhideWhenUsed="0" w:uiPriority="0" w:semiHidden="0" w:name="List 3"/>
-    <w:lsdException w:unhideWhenUsed="0" w:uiPriority="0" w:semiHidden="0" w:name="List 4"/>
-    <w:lsdException w:unhideWhenUsed="0" w:uiPriority="0" w:semiHidden="0" w:name="List 5"/>
-    <w:lsdException w:unhideWhenUsed="0" w:uiPriority="0" w:semiHidden="0" w:name="List Bullet 2"/>
-    <w:lsdException w:unhideWhenUsed="0" w:uiPriority="0" w:semiHidden="0" w:name="List Bullet 3"/>
-    <w:lsdException w:unhideWhenUsed="0" w:uiPriority="0" w:semiHidden="0" w:name="List Bullet 4"/>
-    <w:lsdException w:unhideWhenUsed="0" w:uiPriority="0" w:semiHidden="0" w:name="List Bullet 5"/>
-    <w:lsdException w:unhideWhenUsed="0" w:uiPriority="0" w:semiHidden="0" w:name="List Number 2"/>
-    <w:lsdException w:unhideWhenUsed="0" w:uiPriority="0" w:semiHidden="0" w:name="List Number 3"/>
-    <w:lsdException w:unhideWhenUsed="0" w:uiPriority="0" w:semiHidden="0" w:name="List Number 4"/>
-    <w:lsdException w:unhideWhenUsed="0" w:uiPriority="0" w:semiHidden="0" w:name="List Number 5"/>
-    <w:lsdException w:qFormat="1" w:unhideWhenUsed="0" w:uiPriority="0" w:semiHidden="0" w:name="Title"/>
-    <w:lsdException w:unhideWhenUsed="0" w:uiPriority="0" w:semiHidden="0" w:name="Closing"/>
-    <w:lsdException w:unhideWhenUsed="0" w:uiPriority="0" w:semiHidden="0" w:name="Signature"/>
-    <w:lsdException w:qFormat="1" w:unhideWhenUsed="0" w:uiPriority="0" w:name="Default Paragraph Font"/>
-    <w:lsdException w:qFormat="1" w:unhideWhenUsed="0" w:uiPriority="0" w:name="Body Text"/>
-    <w:lsdException w:unhideWhenUsed="0" w:uiPriority="0" w:semiHidden="0" w:name="Body Text Indent"/>
-    <w:lsdException w:unhideWhenUsed="0" w:uiPriority="0" w:semiHidden="0" w:name="List Continue"/>
-    <w:lsdException w:unhideWhenUsed="0" w:uiPriority="0" w:semiHidden="0" w:name="List Continue 2"/>
-    <w:lsdException w:unhideWhenUsed="0" w:uiPriority="0" w:semiHidden="0" w:name="List Continue 3"/>
-    <w:lsdException w:unhideWhenUsed="0" w:uiPriority="0" w:semiHidden="0" w:name="List Continue 4"/>
-    <w:lsdException w:unhideWhenUsed="0" w:uiPriority="0" w:semiHidden="0" w:name="List Continue 5"/>
-    <w:lsdException w:unhideWhenUsed="0" w:uiPriority="0" w:semiHidden="0" w:name="Message Header"/>
-    <w:lsdException w:qFormat="1" w:unhideWhenUsed="0" w:uiPriority="0" w:semiHidden="0" w:name="Subtitle"/>
-    <w:lsdException w:unhideWhenUsed="0" w:uiPriority="0" w:semiHidden="0" w:name="Salutation"/>
-    <w:lsdException w:unhideWhenUsed="0" w:uiPriority="0" w:semiHidden="0" w:name="Date"/>
-    <w:lsdException w:unhideWhenUsed="0" w:uiPriority="0" w:semiHidden="0" w:name="Body Text First Indent"/>
-    <w:lsdException w:unhideWhenUsed="0" w:uiPriority="0" w:semiHidden="0" w:name="Body Text First Indent 2"/>
-    <w:lsdException w:uiPriority="99" w:name="Note Heading"/>
-    <w:lsdException w:unhideWhenUsed="0" w:uiPriority="0" w:semiHidden="0" w:name="Body Text 2"/>
-    <w:lsdException w:unhideWhenUsed="0" w:uiPriority="0" w:semiHidden="0" w:name="Body Text 3"/>
-    <w:lsdException w:unhideWhenUsed="0" w:uiPriority="0" w:semiHidden="0" w:name="Body Text Indent 2"/>
-    <w:lsdException w:unhideWhenUsed="0" w:uiPriority="0" w:semiHidden="0" w:name="Body Text Indent 3"/>
-    <w:lsdException w:unhideWhenUsed="0" w:uiPriority="0" w:semiHidden="0" w:name="Block Text"/>
-    <w:lsdException w:unhideWhenUsed="0" w:uiPriority="0" w:semiHidden="0" w:name="Hyperlink"/>
-    <w:lsdException w:unhideWhenUsed="0" w:uiPriority="0" w:semiHidden="0" w:name="FollowedHyperlink"/>
-    <w:lsdException w:qFormat="1" w:unhideWhenUsed="0" w:uiPriority="0" w:semiHidden="0" w:name="Strong"/>
-    <w:lsdException w:qFormat="1" w:unhideWhenUsed="0" w:uiPriority="0" w:semiHidden="0" w:name="Emphasis"/>
-    <w:lsdException w:unhideWhenUsed="0" w:uiPriority="0" w:semiHidden="0" w:name="Document Map"/>
-    <w:lsdException w:unhideWhenUsed="0" w:uiPriority="0" w:semiHidden="0" w:name="Plain Text"/>
-    <w:lsdException w:unhideWhenUsed="0" w:uiPriority="0" w:semiHidden="0" w:name="E-mail Signature"/>
-    <w:lsdException w:qFormat="1" w:unhideWhenUsed="0" w:uiPriority="0" w:semiHidden="0" w:name="Normal (Web)"/>
-    <w:lsdException w:unhideWhenUsed="0" w:uiPriority="0" w:semiHidden="0" w:name="HTML Acronym"/>
-    <w:lsdException w:unhideWhenUsed="0" w:uiPriority="0" w:semiHidden="0" w:name="HTML Address"/>
-    <w:lsdException w:unhideWhenUsed="0" w:uiPriority="0" w:semiHidden="0" w:name="HTML Cite"/>
-    <w:lsdException w:unhideWhenUsed="0" w:uiPriority="0" w:semiHidden="0" w:name="HTML Code"/>
-    <w:lsdException w:unhideWhenUsed="0" w:uiPriority="0" w:semiHidden="0" w:name="HTML Definition"/>
-    <w:lsdException w:unhideWhenUsed="0" w:uiPriority="0" w:semiHidden="0" w:name="HTML Keyboard"/>
-    <w:lsdException w:unhideWhenUsed="0" w:uiPriority="0" w:semiHidden="0" w:name="HTML Preformatted"/>
-    <w:lsdException w:unhideWhenUsed="0" w:uiPriority="0" w:semiHidden="0" w:name="HTML Sample"/>
-    <w:lsdException w:unhideWhenUsed="0" w:uiPriority="0" w:semiHidden="0" w:name="HTML Typewriter"/>
-    <w:lsdException w:unhideWhenUsed="0" w:uiPriority="0" w:semiHidden="0" w:name="HTML Variable"/>
-    <w:lsdException w:qFormat="1" w:unhideWhenUsed="0" w:uiPriority="0" w:name="Normal Table"/>
-    <w:lsdException w:unhideWhenUsed="0" w:uiPriority="0" w:semiHidden="0" w:name="annotation subject"/>
-    <w:lsdException w:unhideWhenUsed="0" w:uiPriority="0" w:semiHidden="0" w:name="Table Simple 1"/>
-    <w:lsdException w:unhideWhenUsed="0" w:uiPriority="0" w:semiHidden="0" w:name="Table Simple 2"/>
-    <w:lsdException w:unhideWhenUsed="0" w:uiPriority="0" w:semiHidden="0" w:name="Table Simple 3"/>
-    <w:lsdException w:unhideWhenUsed="0" w:uiPriority="0" w:semiHidden="0" w:name="Table Classic 1"/>
-    <w:lsdException w:unhideWhenUsed="0" w:uiPriority="0" w:semiHidden="0" w:name="Table Classic 2"/>
-    <w:lsdException w:unhideWhenUsed="0" w:uiPriority="0" w:semiHidden="0" w:name="Table Classic 3"/>
-    <w:lsdException w:unhideWhenUsed="0" w:uiPriority="0" w:semiHidden="0" w:name="Table Classic 4"/>
-    <w:lsdException w:unhideWhenUsed="0" w:uiPriority="0" w:semiHidden="0" w:name="Table Colorful 1"/>
-    <w:lsdException w:unhideWhenUsed="0" w:uiPriority="0" w:semiHidden="0" w:name="Table Colorful 2"/>
-    <w:lsdException w:unhideWhenUsed="0" w:uiPriority="0" w:semiHidden="0" w:name="Table Colorful 3"/>
-    <w:lsdException w:unhideWhenUsed="0" w:uiPriority="0" w:semiHidden="0" w:name="Table Columns 1"/>
-    <w:lsdException w:unhideWhenUsed="0" w:uiPriority="0" w:semiHidden="0" w:name="Table Columns 2"/>
-    <w:lsdException w:unhideWhenUsed="0" w:uiPriority="0" w:semiHidden="0" w:name="Table Columns 3"/>
-    <w:lsdException w:unhideWhenUsed="0" w:uiPriority="0" w:semiHidden="0" w:name="Table Columns 4"/>
-    <w:lsdException w:unhideWhenUsed="0" w:uiPriority="0" w:semiHidden="0" w:name="Table Columns 5"/>
-    <w:lsdException w:unhideWhenUsed="0" w:uiPriority="0" w:semiHidden="0" w:name="Table Grid 1"/>
-    <w:lsdException w:unhideWhenUsed="0" w:uiPriority="0" w:semiHidden="0" w:name="Table Grid 2"/>
-    <w:lsdException w:unhideWhenUsed="0" w:uiPriority="0" w:semiHidden="0" w:name="Table Grid 3"/>
-    <w:lsdException w:unhideWhenUsed="0" w:uiPriority="0" w:semiHidden="0" w:name="Table Grid 4"/>
-    <w:lsdException w:unhideWhenUsed="0" w:uiPriority="0" w:semiHidden="0" w:name="Table Grid 5"/>
-    <w:lsdException w:unhideWhenUsed="0" w:uiPriority="0" w:semiHidden="0" w:name="Table Grid 6"/>
-    <w:lsdException w:unhideWhenUsed="0" w:uiPriority="0" w:semiHidden="0" w:name="Table Grid 7"/>
-    <w:lsdException w:unhideWhenUsed="0" w:uiPriority="0" w:semiHidden="0" w:name="Table Grid 8"/>
-    <w:lsdException w:unhideWhenUsed="0" w:uiPriority="0" w:semiHidden="0" w:name="Table List 1"/>
-    <w:lsdException w:unhideWhenUsed="0" w:uiPriority="0" w:semiHidden="0" w:name="Table List 2"/>
-    <w:lsdException w:unhideWhenUsed="0" w:uiPriority="0" w:semiHidden="0" w:name="Table List 3"/>
-    <w:lsdException w:unhideWhenUsed="0" w:uiPriority="0" w:semiHidden="0" w:name="Table List 4"/>
-    <w:lsdException w:unhideWhenUsed="0" w:uiPriority="0" w:semiHidden="0" w:name="Table List 5"/>
-    <w:lsdException w:unhideWhenUsed="0" w:uiPriority="0" w:semiHidden="0" w:name="Table List 6"/>
-    <w:lsdException w:unhideWhenUsed="0" w:uiPriority="0" w:semiHidden="0" w:name="Table List 7"/>
-    <w:lsdException w:unhideWhenUsed="0" w:uiPriority="0" w:semiHidden="0" w:name="Table List 8"/>
-    <w:lsdException w:unhideWhenUsed="0" w:uiPriority="0" w:semiHidden="0" w:name="Table 3D effects 1"/>
-    <w:lsdException w:unhideWhenUsed="0" w:uiPriority="0" w:semiHidden="0" w:name="Table 3D effects 2"/>
-    <w:lsdException w:unhideWhenUsed="0" w:uiPriority="0" w:semiHidden="0" w:name="Table 3D effects 3"/>
-    <w:lsdException w:unhideWhenUsed="0" w:uiPriority="0" w:semiHidden="0" w:name="Table Contemporary"/>
-    <w:lsdException w:unhideWhenUsed="0" w:uiPriority="0" w:semiHidden="0" w:name="Table Elegant"/>
-    <w:lsdException w:unhideWhenUsed="0" w:uiPriority="0" w:semiHidden="0" w:name="Table Professional"/>
-    <w:lsdException w:unhideWhenUsed="0" w:uiPriority="0" w:semiHidden="0" w:name="Table Subtle 1"/>
-    <w:lsdException w:unhideWhenUsed="0" w:uiPriority="0" w:semiHidden="0" w:name="Table Subtle 2"/>
-    <w:lsdException w:unhideWhenUsed="0" w:uiPriority="0" w:semiHidden="0" w:name="Table Web 1"/>
-    <w:lsdException w:unhideWhenUsed="0" w:uiPriority="0" w:semiHidden="0" w:name="Table Web 2"/>
-    <w:lsdException w:unhideWhenUsed="0" w:uiPriority="0" w:semiHidden="0" w:name="Table Web 3"/>
-    <w:lsdException w:unhideWhenUsed="0" w:uiPriority="0" w:semiHidden="0" w:name="Balloon Text"/>
-    <w:lsdException w:qFormat="1" w:unhideWhenUsed="0" w:uiPriority="0" w:semiHidden="0" w:name="Table Grid"/>
-    <w:lsdException w:unhideWhenUsed="0" w:uiPriority="0" w:semiHidden="0" w:name="Table Theme"/>
-    <w:lsdException w:unhideWhenUsed="0" w:uiPriority="60" w:semiHidden="0" w:name="Light Shading"/>
-    <w:lsdException w:unhideWhenUsed="0" w:uiPriority="61" w:semiHidden="0" w:name="Light List"/>
-    <w:lsdException w:unhideWhenUsed="0" w:uiPriority="62" w:semiHidden="0" w:name="Light Grid"/>
-    <w:lsdException w:unhideWhenUsed="0" w:uiPriority="63" w:semiHidden="0" w:name="Medium Shading 1"/>
-    <w:lsdException w:unhideWhenUsed="0" w:uiPriority="64" w:semiHidden="0" w:name="Medium Shading 2"/>
-    <w:lsdException w:unhideWhenUsed="0" w:uiPriority="65" w:semiHidden="0" w:name="Medium List 1"/>
-    <w:lsdException w:unhideWhenUsed="0" w:uiPriority="66" w:semiHidden="0" w:name="Medium List 2"/>
-    <w:lsdException w:unhideWhenUsed="0" w:uiPriority="67" w:semiHidden="0" w:name="Medium Grid 1"/>
-    <w:lsdException w:unhideWhenUsed="0" w:uiPriority="68" w:semiHidden="0" w:name="Medium Grid 2"/>
-    <w:lsdException w:unhideWhenUsed="0" w:uiPriority="69" w:semiHidden="0" w:name="Medium Grid 3"/>
-    <w:lsdException w:unhideWhenUsed="0" w:uiPriority="70" w:semiHidden="0" w:name="Dark List"/>
-    <w:lsdException w:unhideWhenUsed="0" w:uiPriority="71" w:semiHidden="0" w:name="Colorful Shading"/>
-    <w:lsdException w:unhideWhenUsed="0" w:uiPriority="72" w:semiHidden="0" w:name="Colorful List"/>
-    <w:lsdException w:unhideWhenUsed="0" w:uiPriority="73" w:semiHidden="0" w:name="Colorful Grid"/>
-    <w:lsdException w:unhideWhenUsed="0" w:uiPriority="60" w:semiHidden="0" w:name="Light Shading Accent 1"/>
-    <w:lsdException w:unhideWhenUsed="0" w:uiPriority="61" w:semiHidden="0" w:name="Light List Accent 1"/>
-    <w:lsdException w:unhideWhenUsed="0" w:uiPriority="62" w:semiHidden="0" w:name="Light Grid Accent 1"/>
-    <w:lsdException w:unhideWhenUsed="0" w:uiPriority="63" w:semiHidden="0" w:name="Medium Shading 1 Accent 1"/>
-    <w:lsdException w:unhideWhenUsed="0" w:uiPriority="64" w:semiHidden="0" w:name="Medium Shading 2 Accent 1"/>
-    <w:lsdException w:unhideWhenUsed="0" w:uiPriority="65" w:semiHidden="0" w:name="Medium List 1 Accent 1"/>
-    <w:lsdException w:unhideWhenUsed="0" w:uiPriority="66" w:semiHidden="0" w:name="Medium List 2 Accent 1"/>
-    <w:lsdException w:unhideWhenUsed="0" w:uiPriority="67" w:semiHidden="0" w:name="Medium Grid 1 Accent 1"/>
-    <w:lsdException w:unhideWhenUsed="0" w:uiPriority="68" w:semiHidden="0" w:name="Medium Grid 2 Accent 1"/>
-    <w:lsdException w:unhideWhenUsed="0" w:uiPriority="69" w:semiHidden="0" w:name="Medium Grid 3 Accent 1"/>
-    <w:lsdException w:unhideWhenUsed="0" w:uiPriority="70" w:semiHidden="0" w:name="Dark List Accent 1"/>
-    <w:lsdException w:unhideWhenUsed="0" w:uiPriority="71" w:semiHidden="0" w:name="Colorful Shading Accent 1"/>
-    <w:lsdException w:unhideWhenUsed="0" w:uiPriority="72" w:semiHidden="0" w:name="Colorful List Accent 1"/>
-    <w:lsdException w:unhideWhenUsed="0" w:uiPriority="73" w:semiHidden="0" w:name="Colorful Grid Accent 1"/>
-    <w:lsdException w:unhideWhenUsed="0" w:uiPriority="60" w:semiHidden="0" w:name="Light Shading Accent 2"/>
-    <w:lsdException w:unhideWhenUsed="0" w:uiPriority="61" w:semiHidden="0" w:name="Light List Accent 2"/>
-    <w:lsdException w:unhideWhenUsed="0" w:uiPriority="62" w:semiHidden="0" w:name="Light Grid Accent 2"/>
-    <w:lsdException w:unhideWhenUsed="0" w:uiPriority="63" w:semiHidden="0" w:name="Medium Shading 1 Accent 2"/>
-    <w:lsdException w:unhideWhenUsed="0" w:uiPriority="64" w:semiHidden="0" w:name="Medium Shading 2 Accent 2"/>
-    <w:lsdException w:unhideWhenUsed="0" w:uiPriority="65" w:semiHidden="0" w:name="Medium List 1 Accent 2"/>
-    <w:lsdException w:unhideWhenUsed="0" w:uiPriority="66" w:semiHidden="0" w:name="Medium List 2 Accent 2"/>
-    <w:lsdException w:unhideWhenUsed="0" w:uiPriority="67" w:semiHidden="0" w:name="Medium Grid 1 Accent 2"/>
-    <w:lsdException w:unhideWhenUsed="0" w:uiPriority="68" w:semiHidden="0" w:name="Medium Grid 2 Accent 2"/>
-    <w:lsdException w:unhideWhenUsed="0" w:uiPriority="69" w:semiHidden="0" w:name="Medium Grid 3 Accent 2"/>
-    <w:lsdException w:unhideWhenUsed="0" w:uiPriority="70" w:semiHidden="0" w:name="Dark List Accent 2"/>
-    <w:lsdException w:unhideWhenUsed="0" w:uiPriority="71" w:semiHidden="0" w:name="Colorful Shading Accent 2"/>
-    <w:lsdException w:unhideWhenUsed="0" w:uiPriority="72" w:semiHidden="0" w:name="Colorful List Accent 2"/>
-    <w:lsdException w:unhideWhenUsed="0" w:uiPriority="73" w:semiHidden="0" w:name="Colorful Grid Accent 2"/>
-    <w:lsdException w:unhideWhenUsed="0" w:uiPriority="60" w:semiHidden="0" w:name="Light Shading Accent 3"/>
-    <w:lsdException w:unhideWhenUsed="0" w:uiPriority="61" w:semiHidden="0" w:name="Light List Accent 3"/>
-    <w:lsdException w:unhideWhenUsed="0" w:uiPriority="62" w:semiHidden="0" w:name="Light Grid Accent 3"/>
-    <w:lsdException w:unhideWhenUsed="0" w:uiPriority="63" w:semiHidden="0" w:name="Medium Shading 1 Accent 3"/>
-    <w:lsdException w:unhideWhenUsed="0" w:uiPriority="64" w:semiHidden="0" w:name="Medium Shading 2 Accent 3"/>
-    <w:lsdException w:unhideWhenUsed="0" w:uiPriority="65" w:semiHidden="0" w:name="Medium List 1 Accent 3"/>
-    <w:lsdException w:unhideWhenUsed="0" w:uiPriority="66" w:semiHidden="0" w:name="Medium List 2 Accent 3"/>
-    <w:lsdException w:unhideWhenUsed="0" w:uiPriority="67" w:semiHidden="0" w:name="Medium Grid 1 Accent 3"/>
-    <w:lsdException w:unhideWhenUsed="0" w:uiPriority="68" w:semiHidden="0" w:name="Medium Grid 2 Accent 3"/>
-    <w:lsdException w:unhideWhenUsed="0" w:uiPriority="69" w:semiHidden="0" w:name="Medium Grid 3 Accent 3"/>
-    <w:lsdException w:unhideWhenUsed="0" w:uiPriority="70" w:semiHidden="0" w:name="Dark List Accent 3"/>
-    <w:lsdException w:unhideWhenUsed="0" w:uiPriority="71" w:semiHidden="0" w:name="Colorful Shading Accent 3"/>
-    <w:lsdException w:unhideWhenUsed="0" w:uiPriority="72" w:semiHidden="0" w:name="Colorful List Accent 3"/>
-    <w:lsdException w:unhideWhenUsed="0" w:uiPriority="73" w:semiHidden="0" w:name="Colorful Grid Accent 3"/>
-    <w:lsdException w:unhideWhenUsed="0" w:uiPriority="60" w:semiHidden="0" w:name="Light Shading Accent 4"/>
-    <w:lsdException w:unhideWhenUsed="0" w:uiPriority="61" w:semiHidden="0" w:name="Light List Accent 4"/>
-    <w:lsdException w:unhideWhenUsed="0" w:uiPriority="62" w:semiHidden="0" w:name="Light Grid Accent 4"/>
-    <w:lsdException w:unhideWhenUsed="0" w:uiPriority="63" w:semiHidden="0" w:name="Medium Shading 1 Accent 4"/>
-    <w:lsdException w:unhideWhenUsed="0" w:uiPriority="64" w:semiHidden="0" w:name="Medium Shading 2 Accent 4"/>
-    <w:lsdException w:unhideWhenUsed="0" w:uiPriority="65" w:semiHidden="0" w:name="Medium List 1 Accent 4"/>
-    <w:lsdException w:unhideWhenUsed="0" w:uiPriority="66" w:semiHidden="0" w:name="Medium List 2 Accent 4"/>
-    <w:lsdException w:unhideWhenUsed="0" w:uiPriority="67" w:semiHidden="0" w:name="Medium Grid 1 Accent 4"/>
-    <w:lsdException w:unhideWhenUsed="0" w:uiPriority="68" w:semiHidden="0" w:name="Medium Grid 2 Accent 4"/>
-    <w:lsdException w:unhideWhenUsed="0" w:uiPriority="69" w:semiHidden="0" w:name="Medium Grid 3 Accent 4"/>
-    <w:lsdException w:unhideWhenUsed="0" w:uiPriority="70" w:semiHidden="0" w:name="Dark List Accent 4"/>
-    <w:lsdException w:unhideWhenUsed="0" w:uiPriority="71" w:semiHidden="0" w:name="Colorful Shading Accent 4"/>
-    <w:lsdException w:unhideWhenUsed="0" w:uiPriority="72" w:semiHidden="0" w:name="Colorful List Accent 4"/>
-    <w:lsdException w:unhideWhenUsed="0" w:uiPriority="73" w:semiHidden="0" w:name="Colorful Grid Accent 4"/>
-    <w:lsdException w:unhideWhenUsed="0" w:uiPriority="60" w:semiHidden="0" w:name="Light Shading Accent 5"/>
-    <w:lsdException w:unhideWhenUsed="0" w:uiPriority="61" w:semiHidden="0" w:name="Light List Accent 5"/>
-    <w:lsdException w:unhideWhenUsed="0" w:uiPriority="62" w:semiHidden="0" w:name="Light Grid Accent 5"/>
-    <w:lsdException w:unhideWhenUsed="0" w:uiPriority="63" w:semiHidden="0" w:name="Medium Shading 1 Accent 5"/>
-    <w:lsdException w:unhideWhenUsed="0" w:uiPriority="64" w:semiHidden="0" w:name="Medium Shading 2 Accent 5"/>
-    <w:lsdException w:unhideWhenUsed="0" w:uiPriority="65" w:semiHidden="0" w:name="Medium List 1 Accent 5"/>
-    <w:lsdException w:unhideWhenUsed="0" w:uiPriority="66" w:semiHidden="0" w:name="Medium List 2 Accent 5"/>
-    <w:lsdException w:unhideWhenUsed="0" w:uiPriority="67" w:semiHidden="0" w:name="Medium Grid 1 Accent 5"/>
-    <w:lsdException w:unhideWhenUsed="0" w:uiPriority="68" w:semiHidden="0" w:name="Medium Grid 2 Accent 5"/>
-    <w:lsdException w:unhideWhenUsed="0" w:uiPriority="69" w:semiHidden="0" w:name="Medium Grid 3 Accent 5"/>
-    <w:lsdException w:unhideWhenUsed="0" w:uiPriority="70" w:semiHidden="0" w:name="Dark List Accent 5"/>
-    <w:lsdException w:unhideWhenUsed="0" w:uiPriority="71" w:semiHidden="0" w:name="Colorful Shading Accent 5"/>
-    <w:lsdException w:unhideWhenUsed="0" w:uiPriority="72" w:semiHidden="0" w:name="Colorful List Accent 5"/>
-    <w:lsdException w:unhideWhenUsed="0" w:uiPriority="73" w:semiHidden="0" w:name="Colorful Grid Accent 5"/>
-    <w:lsdException w:unhideWhenUsed="0" w:uiPriority="60" w:semiHidden="0" w:name="Light Shading Accent 6"/>
-    <w:lsdException w:unhideWhenUsed="0" w:uiPriority="61" w:semiHidden="0" w:name="Light List Accent 6"/>
-    <w:lsdException w:unhideWhenUsed="0" w:uiPriority="62" w:semiHidden="0" w:name="Light Grid Accent 6"/>
-    <w:lsdException w:unhideWhenUsed="0" w:uiPriority="63" w:semiHidden="0" w:name="Medium Shading 1 Accent 6"/>
-    <w:lsdException w:unhideWhenUsed="0" w:uiPriority="64" w:semiHidden="0" w:name="Medium Shading 2 Accent 6"/>
-    <w:lsdException w:unhideWhenUsed="0" w:uiPriority="65" w:semiHidden="0" w:name="Medium List 1 Accent 6"/>
-    <w:lsdException w:unhideWhenUsed="0" w:uiPriority="66" w:semiHidden="0" w:name="Medium List 2 Accent 6"/>
-    <w:lsdException w:unhideWhenUsed="0" w:uiPriority="67" w:semiHidden="0" w:name="Medium Grid 1 Accent 6"/>
-    <w:lsdException w:unhideWhenUsed="0" w:uiPriority="68" w:semiHidden="0" w:name="Medium Grid 2 Accent 6"/>
-    <w:lsdException w:unhideWhenUsed="0" w:uiPriority="69" w:semiHidden="0" w:name="Medium Grid 3 Accent 6"/>
-    <w:lsdException w:unhideWhenUsed="0" w:uiPriority="70" w:semiHidden="0" w:name="Dark List Accent 6"/>
-    <w:lsdException w:unhideWhenUsed="0" w:uiPriority="71" w:semiHidden="0" w:name="Colorful Shading Accent 6"/>
-    <w:lsdException w:unhideWhenUsed="0" w:uiPriority="72" w:semiHidden="0" w:name="Colorful List Accent 6"/>
-    <w:lsdException w:unhideWhenUsed="0" w:uiPriority="73" w:semiHidden="0" w:name="Colorful Grid Accent 6"/>
+  <w:latentStyles w:defLockedState="0" w:defUIPriority="99" w:defSemiHidden="1" w:defUnhideWhenUsed="1" w:defQFormat="0" w:count="260">
+    <w:lsdException w:name="Normal" w:semiHidden="0" w:uiPriority="0" w:unhideWhenUsed="0" w:qFormat="1"/>
+    <w:lsdException w:name="heading 1" w:semiHidden="0" w:uiPriority="0" w:unhideWhenUsed="0" w:qFormat="1"/>
+    <w:lsdException w:name="heading 2" w:semiHidden="0" w:uiPriority="0" w:qFormat="1"/>
+    <w:lsdException w:name="heading 3" w:uiPriority="0" w:qFormat="1"/>
+    <w:lsdException w:name="heading 4" w:semiHidden="0" w:uiPriority="0" w:qFormat="1"/>
+    <w:lsdException w:name="heading 5" w:uiPriority="0" w:qFormat="1"/>
+    <w:lsdException w:name="heading 6" w:uiPriority="0" w:qFormat="1"/>
+    <w:lsdException w:name="heading 7" w:uiPriority="0" w:qFormat="1"/>
+    <w:lsdException w:name="heading 8" w:uiPriority="0" w:qFormat="1"/>
+    <w:lsdException w:name="heading 9" w:uiPriority="0" w:qFormat="1"/>
+    <w:lsdException w:name="index 1" w:semiHidden="0" w:uiPriority="0" w:unhideWhenUsed="0"/>
+    <w:lsdException w:name="index 2" w:semiHidden="0" w:uiPriority="0" w:unhideWhenUsed="0"/>
+    <w:lsdException w:name="index 3" w:semiHidden="0" w:uiPriority="0" w:unhideWhenUsed="0"/>
+    <w:lsdException w:name="index 4" w:semiHidden="0" w:uiPriority="0" w:unhideWhenUsed="0"/>
+    <w:lsdException w:name="index 5" w:semiHidden="0" w:uiPriority="0" w:unhideWhenUsed="0"/>
+    <w:lsdException w:name="index 6" w:semiHidden="0" w:uiPriority="0" w:unhideWhenUsed="0"/>
+    <w:lsdException w:name="index 7" w:semiHidden="0" w:uiPriority="0" w:unhideWhenUsed="0"/>
+    <w:lsdException w:name="index 8" w:semiHidden="0" w:uiPriority="0" w:unhideWhenUsed="0"/>
+    <w:lsdException w:name="index 9" w:semiHidden="0" w:uiPriority="0" w:unhideWhenUsed="0"/>
+    <w:lsdException w:name="toc 1" w:semiHidden="0" w:uiPriority="0" w:unhideWhenUsed="0" w:qFormat="1"/>
+    <w:lsdException w:name="toc 2" w:semiHidden="0" w:uiPriority="0" w:unhideWhenUsed="0" w:qFormat="1"/>
+    <w:lsdException w:name="toc 3" w:semiHidden="0" w:uiPriority="0" w:unhideWhenUsed="0" w:qFormat="1"/>
+    <w:lsdException w:name="toc 4" w:semiHidden="0" w:uiPriority="0" w:unhideWhenUsed="0"/>
+    <w:lsdException w:name="toc 5" w:semiHidden="0" w:uiPriority="0" w:unhideWhenUsed="0"/>
+    <w:lsdException w:name="toc 6" w:semiHidden="0" w:uiPriority="0" w:unhideWhenUsed="0"/>
+    <w:lsdException w:name="toc 7" w:semiHidden="0" w:uiPriority="0" w:unhideWhenUsed="0"/>
+    <w:lsdException w:name="toc 8" w:semiHidden="0" w:uiPriority="0" w:unhideWhenUsed="0"/>
+    <w:lsdException w:name="toc 9" w:semiHidden="0" w:uiPriority="0" w:unhideWhenUsed="0"/>
+    <w:lsdException w:name="Normal Indent" w:semiHidden="0" w:uiPriority="0" w:unhideWhenUsed="0"/>
+    <w:lsdException w:name="footnote text" w:semiHidden="0" w:uiPriority="0" w:unhideWhenUsed="0"/>
+    <w:lsdException w:name="annotation text" w:semiHidden="0" w:uiPriority="0" w:unhideWhenUsed="0" w:qFormat="1"/>
+    <w:lsdException w:name="header" w:semiHidden="0" w:uiPriority="0" w:unhideWhenUsed="0" w:qFormat="1"/>
+    <w:lsdException w:name="footer" w:semiHidden="0" w:uiPriority="0" w:unhideWhenUsed="0" w:qFormat="1"/>
+    <w:lsdException w:name="index heading" w:semiHidden="0" w:uiPriority="0" w:unhideWhenUsed="0"/>
+    <w:lsdException w:name="caption" w:uiPriority="0" w:qFormat="1"/>
+    <w:lsdException w:name="table of figures" w:semiHidden="0" w:uiPriority="0" w:unhideWhenUsed="0"/>
+    <w:lsdException w:name="envelope address" w:semiHidden="0" w:uiPriority="0" w:unhideWhenUsed="0"/>
+    <w:lsdException w:name="envelope return" w:semiHidden="0" w:uiPriority="0" w:unhideWhenUsed="0"/>
+    <w:lsdException w:name="footnote reference" w:semiHidden="0" w:uiPriority="0" w:unhideWhenUsed="0"/>
+    <w:lsdException w:name="annotation reference" w:semiHidden="0" w:uiPriority="0" w:unhideWhenUsed="0"/>
+    <w:lsdException w:name="line number" w:semiHidden="0" w:uiPriority="0" w:unhideWhenUsed="0"/>
+    <w:lsdException w:name="page number" w:semiHidden="0" w:uiPriority="0" w:unhideWhenUsed="0"/>
+    <w:lsdException w:name="endnote reference" w:semiHidden="0" w:uiPriority="0" w:unhideWhenUsed="0"/>
+    <w:lsdException w:name="endnote text" w:semiHidden="0" w:uiPriority="0" w:unhideWhenUsed="0"/>
+    <w:lsdException w:name="table of authorities" w:semiHidden="0" w:uiPriority="0" w:unhideWhenUsed="0"/>
+    <w:lsdException w:name="macro" w:semiHidden="0" w:uiPriority="0" w:unhideWhenUsed="0"/>
+    <w:lsdException w:name="toa heading" w:semiHidden="0" w:uiPriority="0" w:unhideWhenUsed="0"/>
+    <w:lsdException w:name="List" w:semiHidden="0" w:uiPriority="0" w:unhideWhenUsed="0"/>
+    <w:lsdException w:name="List Bullet" w:semiHidden="0" w:uiPriority="0" w:unhideWhenUsed="0"/>
+    <w:lsdException w:name="List Number" w:semiHidden="0" w:uiPriority="0" w:unhideWhenUsed="0"/>
+    <w:lsdException w:name="List 2" w:semiHidden="0" w:uiPriority="0" w:unhideWhenUsed="0"/>
+    <w:lsdException w:name="List 3" w:semiHidden="0" w:uiPriority="0" w:unhideWhenUsed="0"/>
+    <w:lsdException w:name="List 4" w:semiHidden="0" w:uiPriority="0" w:unhideWhenUsed="0"/>
+    <w:lsdException w:name="List 5" w:semiHidden="0" w:uiPriority="0" w:unhideWhenUsed="0"/>
+    <w:lsdException w:name="List Bullet 2" w:semiHidden="0" w:uiPriority="0" w:unhideWhenUsed="0"/>
+    <w:lsdException w:name="List Bullet 3" w:semiHidden="0" w:uiPriority="0" w:unhideWhenUsed="0"/>
+    <w:lsdException w:name="List Bullet 4" w:semiHidden="0" w:uiPriority="0" w:unhideWhenUsed="0"/>
+    <w:lsdException w:name="List Bullet 5" w:semiHidden="0" w:uiPriority="0" w:unhideWhenUsed="0"/>
+    <w:lsdException w:name="List Number 2" w:semiHidden="0" w:uiPriority="0" w:unhideWhenUsed="0"/>
+    <w:lsdException w:name="List Number 3" w:semiHidden="0" w:uiPriority="0" w:unhideWhenUsed="0"/>
+    <w:lsdException w:name="List Number 4" w:semiHidden="0" w:uiPriority="0" w:unhideWhenUsed="0"/>
+    <w:lsdException w:name="List Number 5" w:semiHidden="0" w:uiPriority="0" w:unhideWhenUsed="0"/>
+    <w:lsdException w:name="Title" w:semiHidden="0" w:uiPriority="0" w:unhideWhenUsed="0" w:qFormat="1"/>
+    <w:lsdException w:name="Closing" w:semiHidden="0" w:uiPriority="0" w:unhideWhenUsed="0"/>
+    <w:lsdException w:name="Signature" w:semiHidden="0" w:uiPriority="0" w:unhideWhenUsed="0"/>
+    <w:lsdException w:name="Default Paragraph Font" w:uiPriority="0" w:unhideWhenUsed="0" w:qFormat="1"/>
+    <w:lsdException w:name="Body Text" w:uiPriority="0" w:unhideWhenUsed="0" w:qFormat="1"/>
+    <w:lsdException w:name="Body Text Indent" w:semiHidden="0" w:uiPriority="0" w:unhideWhenUsed="0"/>
+    <w:lsdException w:name="List Continue" w:semiHidden="0" w:uiPriority="0" w:unhideWhenUsed="0"/>
+    <w:lsdException w:name="List Continue 2" w:semiHidden="0" w:uiPriority="0" w:unhideWhenUsed="0"/>
+    <w:lsdException w:name="List Continue 3" w:semiHidden="0" w:uiPriority="0" w:unhideWhenUsed="0"/>
+    <w:lsdException w:name="List Continue 4" w:semiHidden="0" w:uiPriority="0" w:unhideWhenUsed="0"/>
+    <w:lsdException w:name="List Continue 5" w:semiHidden="0" w:uiPriority="0" w:unhideWhenUsed="0"/>
+    <w:lsdException w:name="Message Header" w:semiHidden="0" w:uiPriority="0" w:unhideWhenUsed="0"/>
+    <w:lsdException w:name="Subtitle" w:semiHidden="0" w:uiPriority="0" w:unhideWhenUsed="0" w:qFormat="1"/>
+    <w:lsdException w:name="Salutation" w:semiHidden="0" w:uiPriority="0" w:unhideWhenUsed="0"/>
+    <w:lsdException w:name="Date" w:semiHidden="0" w:uiPriority="0" w:unhideWhenUsed="0"/>
+    <w:lsdException w:name="Body Text First Indent" w:semiHidden="0" w:uiPriority="0" w:unhideWhenUsed="0"/>
+    <w:lsdException w:name="Body Text First Indent 2" w:semiHidden="0" w:uiPriority="0" w:unhideWhenUsed="0"/>
+    <w:lsdException w:name="Body Text 2" w:semiHidden="0" w:uiPriority="0" w:unhideWhenUsed="0"/>
+    <w:lsdException w:name="Body Text 3" w:semiHidden="0" w:uiPriority="0" w:unhideWhenUsed="0"/>
+    <w:lsdException w:name="Body Text Indent 2" w:semiHidden="0" w:uiPriority="0" w:unhideWhenUsed="0"/>
+    <w:lsdException w:name="Body Text Indent 3" w:semiHidden="0" w:uiPriority="0" w:unhideWhenUsed="0"/>
+    <w:lsdException w:name="Block Text" w:semiHidden="0" w:uiPriority="0" w:unhideWhenUsed="0"/>
+    <w:lsdException w:name="Hyperlink" w:semiHidden="0" w:uiPriority="0" w:unhideWhenUsed="0"/>
+    <w:lsdException w:name="FollowedHyperlink" w:semiHidden="0" w:uiPriority="0" w:unhideWhenUsed="0"/>
+    <w:lsdException w:name="Strong" w:semiHidden="0" w:uiPriority="0" w:unhideWhenUsed="0" w:qFormat="1"/>
+    <w:lsdException w:name="Emphasis" w:semiHidden="0" w:uiPriority="0" w:unhideWhenUsed="0" w:qFormat="1"/>
+    <w:lsdException w:name="Document Map" w:semiHidden="0" w:uiPriority="0" w:unhideWhenUsed="0"/>
+    <w:lsdException w:name="Plain Text" w:semiHidden="0" w:uiPriority="0" w:unhideWhenUsed="0"/>
+    <w:lsdException w:name="E-mail Signature" w:semiHidden="0" w:uiPriority="0" w:unhideWhenUsed="0"/>
+    <w:lsdException w:name="Normal (Web)" w:semiHidden="0" w:uiPriority="0" w:unhideWhenUsed="0" w:qFormat="1"/>
+    <w:lsdException w:name="HTML Acronym" w:semiHidden="0" w:uiPriority="0" w:unhideWhenUsed="0"/>
+    <w:lsdException w:name="HTML Address" w:semiHidden="0" w:uiPriority="0" w:unhideWhenUsed="0"/>
+    <w:lsdException w:name="HTML Cite" w:semiHidden="0" w:uiPriority="0" w:unhideWhenUsed="0"/>
+    <w:lsdException w:name="HTML Code" w:semiHidden="0" w:uiPriority="0" w:unhideWhenUsed="0"/>
+    <w:lsdException w:name="HTML Definition" w:semiHidden="0" w:uiPriority="0" w:unhideWhenUsed="0"/>
+    <w:lsdException w:name="HTML Keyboard" w:semiHidden="0" w:uiPriority="0" w:unhideWhenUsed="0"/>
+    <w:lsdException w:name="HTML Preformatted" w:semiHidden="0" w:uiPriority="0" w:unhideWhenUsed="0"/>
+    <w:lsdException w:name="HTML Sample" w:semiHidden="0" w:uiPriority="0" w:unhideWhenUsed="0"/>
+    <w:lsdException w:name="HTML Typewriter" w:semiHidden="0" w:uiPriority="0" w:unhideWhenUsed="0"/>
+    <w:lsdException w:name="HTML Variable" w:semiHidden="0" w:uiPriority="0" w:unhideWhenUsed="0"/>
+    <w:lsdException w:name="Normal Table" w:uiPriority="0" w:unhideWhenUsed="0" w:qFormat="1"/>
+    <w:lsdException w:name="annotation subject" w:semiHidden="0" w:uiPriority="0" w:unhideWhenUsed="0"/>
+    <w:lsdException w:name="Table Simple 1" w:semiHidden="0" w:uiPriority="0" w:unhideWhenUsed="0"/>
+    <w:lsdException w:name="Table Simple 2" w:semiHidden="0" w:uiPriority="0" w:unhideWhenUsed="0"/>
+    <w:lsdException w:name="Table Simple 3" w:semiHidden="0" w:uiPriority="0" w:unhideWhenUsed="0"/>
+    <w:lsdException w:name="Table Classic 1" w:semiHidden="0" w:uiPriority="0" w:unhideWhenUsed="0"/>
+    <w:lsdException w:name="Table Classic 2" w:semiHidden="0" w:uiPriority="0" w:unhideWhenUsed="0"/>
+    <w:lsdException w:name="Table Classic 3" w:semiHidden="0" w:uiPriority="0" w:unhideWhenUsed="0"/>
+    <w:lsdException w:name="Table Classic 4" w:semiHidden="0" w:uiPriority="0" w:unhideWhenUsed="0"/>
+    <w:lsdException w:name="Table Colorful 1" w:semiHidden="0" w:uiPriority="0" w:unhideWhenUsed="0"/>
+    <w:lsdException w:name="Table Colorful 2" w:semiHidden="0" w:uiPriority="0" w:unhideWhenUsed="0"/>
+    <w:lsdException w:name="Table Colorful 3" w:semiHidden="0" w:uiPriority="0" w:unhideWhenUsed="0"/>
+    <w:lsdException w:name="Table Columns 1" w:semiHidden="0" w:uiPriority="0" w:unhideWhenUsed="0"/>
+    <w:lsdException w:name="Table Columns 2" w:semiHidden="0" w:uiPriority="0" w:unhideWhenUsed="0"/>
+    <w:lsdException w:name="Table Columns 3" w:semiHidden="0" w:uiPriority="0" w:unhideWhenUsed="0"/>
+    <w:lsdException w:name="Table Columns 4" w:semiHidden="0" w:uiPriority="0" w:unhideWhenUsed="0"/>
+    <w:lsdException w:name="Table Columns 5" w:semiHidden="0" w:uiPriority="0" w:unhideWhenUsed="0"/>
+    <w:lsdException w:name="Table Grid 1" w:semiHidden="0" w:uiPriority="0" w:unhideWhenUsed="0"/>
+    <w:lsdException w:name="Table Grid 2" w:semiHidden="0" w:uiPriority="0" w:unhideWhenUsed="0"/>
+    <w:lsdException w:name="Table Grid 3" w:semiHidden="0" w:uiPriority="0" w:unhideWhenUsed="0"/>
+    <w:lsdException w:name="Table Grid 4" w:semiHidden="0" w:uiPriority="0" w:unhideWhenUsed="0"/>
+    <w:lsdException w:name="Table Grid 5" w:semiHidden="0" w:uiPriority="0" w:unhideWhenUsed="0"/>
+    <w:lsdException w:name="Table Grid 6" w:semiHidden="0" w:uiPriority="0" w:unhideWhenUsed="0"/>
+    <w:lsdException w:name="Table Grid 7" w:semiHidden="0" w:uiPriority="0" w:unhideWhenUsed="0"/>
+    <w:lsdException w:name="Table Grid 8" w:semiHidden="0" w:uiPriority="0" w:unhideWhenUsed="0"/>
+    <w:lsdException w:name="Table List 1" w:semiHidden="0" w:uiPriority="0" w:unhideWhenUsed="0"/>
+    <w:lsdException w:name="Table List 2" w:semiHidden="0" w:uiPriority="0" w:unhideWhenUsed="0"/>
+    <w:lsdException w:name="Table List 3" w:semiHidden="0" w:uiPriority="0" w:unhideWhenUsed="0"/>
+    <w:lsdException w:name="Table List 4" w:semiHidden="0" w:uiPriority="0" w:unhideWhenUsed="0"/>
+    <w:lsdException w:name="Table List 5" w:semiHidden="0" w:uiPriority="0" w:unhideWhenUsed="0"/>
+    <w:lsdException w:name="Table List 6" w:semiHidden="0" w:uiPriority="0" w:unhideWhenUsed="0"/>
+    <w:lsdException w:name="Table List 7" w:semiHidden="0" w:uiPriority="0" w:unhideWhenUsed="0"/>
+    <w:lsdException w:name="Table List 8" w:semiHidden="0" w:uiPriority="0" w:unhideWhenUsed="0"/>
+    <w:lsdException w:name="Table 3D effects 1" w:semiHidden="0" w:uiPriority="0" w:unhideWhenUsed="0"/>
+    <w:lsdException w:name="Table 3D effects 2" w:semiHidden="0" w:uiPriority="0" w:unhideWhenUsed="0"/>
+    <w:lsdException w:name="Table 3D effects 3" w:semiHidden="0" w:uiPriority="0" w:unhideWhenUsed="0"/>
+    <w:lsdException w:name="Table Contemporary" w:semiHidden="0" w:uiPriority="0" w:unhideWhenUsed="0"/>
+    <w:lsdException w:name="Table Elegant" w:semiHidden="0" w:uiPriority="0" w:unhideWhenUsed="0"/>
+    <w:lsdException w:name="Table Professional" w:semiHidden="0" w:uiPriority="0" w:unhideWhenUsed="0"/>
+    <w:lsdException w:name="Table Subtle 1" w:semiHidden="0" w:uiPriority="0" w:unhideWhenUsed="0"/>
+    <w:lsdException w:name="Table Subtle 2" w:semiHidden="0" w:uiPriority="0" w:unhideWhenUsed="0"/>
+    <w:lsdException w:name="Table Web 1" w:semiHidden="0" w:uiPriority="0" w:unhideWhenUsed="0"/>
+    <w:lsdException w:name="Table Web 2" w:semiHidden="0" w:uiPriority="0" w:unhideWhenUsed="0"/>
+    <w:lsdException w:name="Table Web 3" w:semiHidden="0" w:uiPriority="0" w:unhideWhenUsed="0"/>
+    <w:lsdException w:name="Balloon Text" w:semiHidden="0" w:uiPriority="0" w:unhideWhenUsed="0"/>
+    <w:lsdException w:name="Table Grid" w:semiHidden="0" w:uiPriority="0" w:unhideWhenUsed="0" w:qFormat="1"/>
+    <w:lsdException w:name="Table Theme" w:semiHidden="0" w:uiPriority="0" w:unhideWhenUsed="0"/>
+    <w:lsdException w:name="Light Shading" w:semiHidden="0" w:uiPriority="60" w:unhideWhenUsed="0"/>
+    <w:lsdException w:name="Light List" w:semiHidden="0" w:uiPriority="61" w:unhideWhenUsed="0"/>
+    <w:lsdException w:name="Light Grid" w:semiHidden="0" w:uiPriority="62" w:unhideWhenUsed="0"/>
+    <w:lsdException w:name="Medium Shading 1" w:semiHidden="0" w:uiPriority="63" w:unhideWhenUsed="0"/>
+    <w:lsdException w:name="Medium Shading 2" w:semiHidden="0" w:uiPriority="64" w:unhideWhenUsed="0"/>
+    <w:lsdException w:name="Medium List 1" w:semiHidden="0" w:uiPriority="65" w:unhideWhenUsed="0"/>
+    <w:lsdException w:name="Medium List 2" w:semiHidden="0" w:uiPriority="66" w:unhideWhenUsed="0"/>
+    <w:lsdException w:name="Medium Grid 1" w:semiHidden="0" w:uiPriority="67" w:unhideWhenUsed="0"/>
+    <w:lsdException w:name="Medium Grid 2" w:semiHidden="0" w:uiPriority="68" w:unhideWhenUsed="0"/>
+    <w:lsdException w:name="Medium Grid 3" w:semiHidden="0" w:uiPriority="69" w:unhideWhenUsed="0"/>
+    <w:lsdException w:name="Dark List" w:semiHidden="0" w:uiPriority="70" w:unhideWhenUsed="0"/>
+    <w:lsdException w:name="Colorful Shading" w:semiHidden="0" w:uiPriority="71" w:unhideWhenUsed="0"/>
+    <w:lsdException w:name="Colorful List" w:semiHidden="0" w:uiPriority="72" w:unhideWhenUsed="0"/>
+    <w:lsdException w:name="Colorful Grid" w:semiHidden="0" w:uiPriority="73" w:unhideWhenUsed="0"/>
+    <w:lsdException w:name="Light Shading Accent 1" w:semiHidden="0" w:uiPriority="60" w:unhideWhenUsed="0"/>
+    <w:lsdException w:name="Light List Accent 1" w:semiHidden="0" w:uiPriority="61" w:unhideWhenUsed="0"/>
+    <w:lsdException w:name="Light Grid Accent 1" w:semiHidden="0" w:uiPriority="62" w:unhideWhenUsed="0"/>
+    <w:lsdException w:name="Medium Shading 1 Accent 1" w:semiHidden="0" w:uiPriority="63" w:unhideWhenUsed="0"/>
+    <w:lsdException w:name="Medium Shading 2 Accent 1" w:semiHidden="0" w:uiPriority="64" w:unhideWhenUsed="0"/>
+    <w:lsdException w:name="Medium List 1 Accent 1" w:semiHidden="0" w:uiPriority="65" w:unhideWhenUsed="0"/>
+    <w:lsdException w:name="Medium List 2 Accent 1" w:semiHidden="0" w:uiPriority="66" w:unhideWhenUsed="0"/>
+    <w:lsdException w:name="Medium Grid 1 Accent 1" w:semiHidden="0" w:uiPriority="67" w:unhideWhenUsed="0"/>
+    <w:lsdException w:name="Medium Grid 2 Accent 1" w:semiHidden="0" w:uiPriority="68" w:unhideWhenUsed="0"/>
+    <w:lsdException w:name="Medium Grid 3 Accent 1" w:semiHidden="0" w:uiPriority="69" w:unhideWhenUsed="0"/>
+    <w:lsdException w:name="Dark List Accent 1" w:semiHidden="0" w:uiPriority="70" w:unhideWhenUsed="0"/>
+    <w:lsdException w:name="Colorful Shading Accent 1" w:semiHidden="0" w:uiPriority="71" w:unhideWhenUsed="0"/>
+    <w:lsdException w:name="Colorful List Accent 1" w:semiHidden="0" w:uiPriority="72" w:unhideWhenUsed="0"/>
+    <w:lsdException w:name="Colorful Grid Accent 1" w:semiHidden="0" w:uiPriority="73" w:unhideWhenUsed="0"/>
+    <w:lsdException w:name="Light Shading Accent 2" w:semiHidden="0" w:uiPriority="60" w:unhideWhenUsed="0"/>
+    <w:lsdException w:name="Light List Accent 2" w:semiHidden="0" w:uiPriority="61" w:unhideWhenUsed="0"/>
+    <w:lsdException w:name="Light Grid Accent 2" w:semiHidden="0" w:uiPriority="62" w:unhideWhenUsed="0"/>
+    <w:lsdException w:name="Medium Shading 1 Accent 2" w:semiHidden="0" w:uiPriority="63" w:unhideWhenUsed="0"/>
+    <w:lsdException w:name="Medium Shading 2 Accent 2" w:semiHidden="0" w:uiPriority="64" w:unhideWhenUsed="0"/>
+    <w:lsdException w:name="Medium List 1 Accent 2" w:semiHidden="0" w:uiPriority="65" w:unhideWhenUsed="0"/>
+    <w:lsdException w:name="Medium List 2 Accent 2" w:semiHidden="0" w:uiPriority="66" w:unhideWhenUsed="0"/>
+    <w:lsdException w:name="Medium Grid 1 Accent 2" w:semiHidden="0" w:uiPriority="67" w:unhideWhenUsed="0"/>
+    <w:lsdException w:name="Medium Grid 2 Accent 2" w:semiHidden="0" w:uiPriority="68" w:unhideWhenUsed="0"/>
+    <w:lsdException w:name="Medium Grid 3 Accent 2" w:semiHidden="0" w:uiPriority="69" w:unhideWhenUsed="0"/>
+    <w:lsdException w:name="Dark List Accent 2" w:semiHidden="0" w:uiPriority="70" w:unhideWhenUsed="0"/>
+    <w:lsdException w:name="Colorful Shading Accent 2" w:semiHidden="0" w:uiPriority="71" w:unhideWhenUsed="0"/>
+    <w:lsdException w:name="Colorful List Accent 2" w:semiHidden="0" w:uiPriority="72" w:unhideWhenUsed="0"/>
+    <w:lsdException w:name="Colorful Grid Accent 2" w:semiHidden="0" w:uiPriority="73" w:unhideWhenUsed="0"/>
+    <w:lsdException w:name="Light Shading Accent 3" w:semiHidden="0" w:uiPriority="60" w:unhideWhenUsed="0"/>
+    <w:lsdException w:name="Light List Accent 3" w:semiHidden="0" w:uiPriority="61" w:unhideWhenUsed="0"/>
+    <w:lsdException w:name="Light Grid Accent 3" w:semiHidden="0" w:uiPriority="62" w:unhideWhenUsed="0"/>
+    <w:lsdException w:name="Medium Shading 1 Accent 3" w:semiHidden="0" w:uiPriority="63" w:unhideWhenUsed="0"/>
+    <w:lsdException w:name="Medium Shading 2 Accent 3" w:semiHidden="0" w:uiPriority="64" w:unhideWhenUsed="0"/>
+    <w:lsdException w:name="Medium List 1 Accent 3" w:semiHidden="0" w:uiPriority="65" w:unhideWhenUsed="0"/>
+    <w:lsdException w:name="Medium List 2 Accent 3" w:semiHidden="0" w:uiPriority="66" w:unhideWhenUsed="0"/>
+    <w:lsdException w:name="Medium Grid 1 Accent 3" w:semiHidden="0" w:uiPriority="67" w:unhideWhenUsed="0"/>
+    <w:lsdException w:name="Medium Grid 2 Accent 3" w:semiHidden="0" w:uiPriority="68" w:unhideWhenUsed="0"/>
+    <w:lsdException w:name="Medium Grid 3 Accent 3" w:semiHidden="0" w:uiPriority="69" w:unhideWhenUsed="0"/>
+    <w:lsdException w:name="Dark List Accent 3" w:semiHidden="0" w:uiPriority="70" w:unhideWhenUsed="0"/>
+    <w:lsdException w:name="Colorful Shading Accent 3" w:semiHidden="0" w:uiPriority="71" w:unhideWhenUsed="0"/>
+    <w:lsdException w:name="Colorful List Accent 3" w:semiHidden="0" w:uiPriority="72" w:unhideWhenUsed="0"/>
+    <w:lsdException w:name="Colorful Grid Accent 3" w:semiHidden="0" w:uiPriority="73" w:unhideWhenUsed="0"/>
+    <w:lsdException w:name="Light Shading Accent 4" w:semiHidden="0" w:uiPriority="60" w:unhideWhenUsed="0"/>
+    <w:lsdException w:name="Light List Accent 4" w:semiHidden="0" w:uiPriority="61" w:unhideWhenUsed="0"/>
+    <w:lsdException w:name="Light Grid Accent 4" w:semiHidden="0" w:uiPriority="62" w:unhideWhenUsed="0"/>
+    <w:lsdException w:name="Medium Shading 1 Accent 4" w:semiHidden="0" w:uiPriority="63" w:unhideWhenUsed="0"/>
+    <w:lsdException w:name="Medium Shading 2 Accent 4" w:semiHidden="0" w:uiPriority="64" w:unhideWhenUsed="0"/>
+    <w:lsdException w:name="Medium List 1 Accent 4" w:semiHidden="0" w:uiPriority="65" w:unhideWhenUsed="0"/>
+    <w:lsdException w:name="Medium List 2 Accent 4" w:semiHidden="0" w:uiPriority="66" w:unhideWhenUsed="0"/>
+    <w:lsdException w:name="Medium Grid 1 Accent 4" w:semiHidden="0" w:uiPriority="67" w:unhideWhenUsed="0"/>
+    <w:lsdException w:name="Medium Grid 2 Accent 4" w:semiHidden="0" w:uiPriority="68" w:unhideWhenUsed="0"/>
+    <w:lsdException w:name="Medium Grid 3 Accent 4" w:semiHidden="0" w:uiPriority="69" w:unhideWhenUsed="0"/>
+    <w:lsdException w:name="Dark List Accent 4" w:semiHidden="0" w:uiPriority="70" w:unhideWhenUsed="0"/>
+    <w:lsdException w:name="Colorful Shading Accent 4" w:semiHidden="0" w:uiPriority="71" w:unhideWhenUsed="0"/>
+    <w:lsdException w:name="Colorful List Accent 4" w:semiHidden="0" w:uiPriority="72" w:unhideWhenUsed="0"/>
+    <w:lsdException w:name="Colorful Grid Accent 4" w:semiHidden="0" w:uiPriority="73" w:unhideWhenUsed="0"/>
+    <w:lsdException w:name="Light Shading Accent 5" w:semiHidden="0" w:uiPriority="60" w:unhideWhenUsed="0"/>
+    <w:lsdException w:name="Light List Accent 5" w:semiHidden="0" w:uiPriority="61" w:unhideWhenUsed="0"/>
+    <w:lsdException w:name="Light Grid Accent 5" w:semiHidden="0" w:uiPriority="62" w:unhideWhenUsed="0"/>
+    <w:lsdException w:name="Medium Shading 1 Accent 5" w:semiHidden="0" w:uiPriority="63" w:unhideWhenUsed="0"/>
+    <w:lsdException w:name="Medium Shading 2 Accent 5" w:semiHidden="0" w:uiPriority="64" w:unhideWhenUsed="0"/>
+    <w:lsdException w:name="Medium List 1 Accent 5" w:semiHidden="0" w:uiPriority="65" w:unhideWhenUsed="0"/>
+    <w:lsdException w:name="Medium List 2 Accent 5" w:semiHidden="0" w:uiPriority="66" w:unhideWhenUsed="0"/>
+    <w:lsdException w:name="Medium Grid 1 Accent 5" w:semiHidden="0" w:uiPriority="67" w:unhideWhenUsed="0"/>
+    <w:lsdException w:name="Medium Grid 2 Accent 5" w:semiHidden="0" w:uiPriority="68" w:unhideWhenUsed="0"/>
+    <w:lsdException w:name="Medium Grid 3 Accent 5" w:semiHidden="0" w:uiPriority="69" w:unhideWhenUsed="0"/>
+    <w:lsdException w:name="Dark List Accent 5" w:semiHidden="0" w:uiPriority="70" w:unhideWhenUsed="0"/>
+    <w:lsdException w:name="Colorful Shading Accent 5" w:semiHidden="0" w:uiPriority="71" w:unhideWhenUsed="0"/>
+    <w:lsdException w:name="Colorful List Accent 5" w:semiHidden="0" w:uiPriority="72" w:unhideWhenUsed="0"/>
+    <w:lsdException w:name="Colorful Grid Accent 5" w:semiHidden="0" w:uiPriority="73" w:unhideWhenUsed="0"/>
+    <w:lsdException w:name="Light Shading Accent 6" w:semiHidden="0" w:uiPriority="60" w:unhideWhenUsed="0"/>
+    <w:lsdException w:name="Light List Accent 6" w:semiHidden="0" w:uiPriority="61" w:unhideWhenUsed="0"/>
+    <w:lsdException w:name="Light Grid Accent 6" w:semiHidden="0" w:uiPriority="62" w:unhideWhenUsed="0"/>
+    <w:lsdException w:name="Medium Shading 1 Accent 6" w:semiHidden="0" w:uiPriority="63" w:unhideWhenUsed="0"/>
+    <w:lsdException w:name="Medium Shading 2 Accent 6" w:semiHidden="0" w:uiPriority="64" w:unhideWhenUsed="0"/>
+    <w:lsdException w:name="Medium List 1 Accent 6" w:semiHidden="0" w:uiPriority="65" w:unhideWhenUsed="0"/>
+    <w:lsdException w:name="Medium List 2 Accent 6" w:semiHidden="0" w:uiPriority="66" w:unhideWhenUsed="0"/>
+    <w:lsdException w:name="Medium Grid 1 Accent 6" w:semiHidden="0" w:uiPriority="67" w:unhideWhenUsed="0"/>
+    <w:lsdException w:name="Medium Grid 2 Accent 6" w:semiHidden="0" w:uiPriority="68" w:unhideWhenUsed="0"/>
+    <w:lsdException w:name="Medium Grid 3 Accent 6" w:semiHidden="0" w:uiPriority="69" w:unhideWhenUsed="0"/>
+    <w:lsdException w:name="Dark List Accent 6" w:semiHidden="0" w:uiPriority="70" w:unhideWhenUsed="0"/>
+    <w:lsdException w:name="Colorful Shading Accent 6" w:semiHidden="0" w:uiPriority="71" w:unhideWhenUsed="0"/>
+    <w:lsdException w:name="Colorful List Accent 6" w:semiHidden="0" w:uiPriority="72" w:unhideWhenUsed="0"/>
+    <w:lsdException w:name="Colorful Grid Accent 6" w:semiHidden="0" w:uiPriority="73" w:unhideWhenUsed="0"/>
   </w:latentStyles>
-  <w:style w:type="paragraph" w:default="1" w:styleId="1">
+  <w:style w:type="paragraph" w:default="1" w:styleId="Normal">
     <w:name w:val="Normal"/>
     <w:qFormat/>
-    <w:uiPriority w:val="0"/>
     <w:pPr>
       <w:kinsoku w:val="0"/>
       <w:autoSpaceDE w:val="0"/>
@@ -11499,7 +11327,7 @@
       <w:textAlignment w:val="baseline"/>
     </w:pPr>
     <w:rPr>
-      <w:rFonts w:ascii="Arial" w:hAnsi="Arial" w:eastAsia="宋体" w:cs="Arial"/>
+      <w:rFonts w:ascii="Arial" w:eastAsia="宋体" w:hAnsi="Arial" w:cs="Arial"/>
       <w:snapToGrid w:val="0"/>
       <w:color w:val="000000"/>
       <w:kern w:val="0"/>
@@ -11508,12 +11336,11 @@
       <w:lang w:val="en-US" w:eastAsia="en-US" w:bidi="ar-SA"/>
     </w:rPr>
   </w:style>
-  <w:style w:type="paragraph" w:styleId="2">
+  <w:style w:type="paragraph" w:styleId="Heading1">
     <w:name w:val="heading 1"/>
-    <w:basedOn w:val="1"/>
-    <w:next w:val="1"/>
+    <w:basedOn w:val="Normal"/>
+    <w:next w:val="Normal"/>
     <w:qFormat/>
-    <w:uiPriority w:val="0"/>
     <w:pPr>
       <w:keepNext/>
       <w:keepLines/>
@@ -11531,13 +11358,12 @@
       <w:sz w:val="44"/>
     </w:rPr>
   </w:style>
-  <w:style w:type="paragraph" w:styleId="3">
+  <w:style w:type="paragraph" w:styleId="Heading2">
     <w:name w:val="heading 2"/>
-    <w:basedOn w:val="1"/>
-    <w:next w:val="1"/>
+    <w:basedOn w:val="Normal"/>
+    <w:next w:val="Normal"/>
     <w:unhideWhenUsed/>
     <w:qFormat/>
-    <w:uiPriority w:val="0"/>
     <w:pPr>
       <w:keepNext/>
       <w:keepLines/>
@@ -11550,19 +11376,18 @@
       <w:outlineLvl w:val="1"/>
     </w:pPr>
     <w:rPr>
-      <w:rFonts w:ascii="Arial" w:hAnsi="Arial" w:eastAsia="黑体"/>
+      <w:rFonts w:ascii="Arial" w:eastAsia="黑体" w:hAnsi="Arial"/>
       <w:b/>
       <w:sz w:val="32"/>
     </w:rPr>
   </w:style>
-  <w:style w:type="paragraph" w:styleId="4">
+  <w:style w:type="paragraph" w:styleId="Heading3">
     <w:name w:val="heading 3"/>
-    <w:basedOn w:val="1"/>
-    <w:next w:val="1"/>
+    <w:basedOn w:val="Normal"/>
+    <w:next w:val="Normal"/>
     <w:semiHidden/>
     <w:unhideWhenUsed/>
     <w:qFormat/>
-    <w:uiPriority w:val="0"/>
     <w:pPr>
       <w:keepNext/>
       <w:keepLines/>
@@ -11579,13 +11404,12 @@
       <w:sz w:val="32"/>
     </w:rPr>
   </w:style>
-  <w:style w:type="paragraph" w:styleId="5">
+  <w:style w:type="paragraph" w:styleId="Heading4">
     <w:name w:val="heading 4"/>
-    <w:basedOn w:val="1"/>
-    <w:next w:val="1"/>
+    <w:basedOn w:val="Normal"/>
+    <w:next w:val="Normal"/>
     <w:unhideWhenUsed/>
     <w:qFormat/>
-    <w:uiPriority w:val="0"/>
     <w:pPr>
       <w:keepNext/>
       <w:keepLines/>
@@ -11598,19 +11422,18 @@
       <w:outlineLvl w:val="3"/>
     </w:pPr>
     <w:rPr>
-      <w:rFonts w:ascii="Arial" w:hAnsi="Arial" w:eastAsia="黑体"/>
+      <w:rFonts w:ascii="Arial" w:eastAsia="黑体" w:hAnsi="Arial"/>
       <w:b/>
       <w:sz w:val="28"/>
     </w:rPr>
   </w:style>
-  <w:style w:type="paragraph" w:styleId="6">
+  <w:style w:type="paragraph" w:styleId="Heading5">
     <w:name w:val="heading 5"/>
-    <w:basedOn w:val="1"/>
-    <w:next w:val="1"/>
+    <w:basedOn w:val="Normal"/>
+    <w:next w:val="Normal"/>
     <w:semiHidden/>
     <w:unhideWhenUsed/>
     <w:qFormat/>
-    <w:uiPriority w:val="0"/>
     <w:pPr>
       <w:keepNext/>
       <w:keepLines/>
@@ -11627,14 +11450,13 @@
       <w:sz w:val="28"/>
     </w:rPr>
   </w:style>
-  <w:style w:type="paragraph" w:styleId="7">
+  <w:style w:type="paragraph" w:styleId="Heading6">
     <w:name w:val="heading 6"/>
-    <w:basedOn w:val="1"/>
-    <w:next w:val="1"/>
+    <w:basedOn w:val="Normal"/>
+    <w:next w:val="Normal"/>
     <w:semiHidden/>
     <w:unhideWhenUsed/>
     <w:qFormat/>
-    <w:uiPriority w:val="0"/>
     <w:pPr>
       <w:keepNext/>
       <w:keepLines/>
@@ -11647,19 +11469,18 @@
       <w:outlineLvl w:val="5"/>
     </w:pPr>
     <w:rPr>
-      <w:rFonts w:ascii="Arial" w:hAnsi="Arial" w:eastAsia="黑体"/>
+      <w:rFonts w:ascii="Arial" w:eastAsia="黑体" w:hAnsi="Arial"/>
       <w:b/>
       <w:sz w:val="24"/>
     </w:rPr>
   </w:style>
-  <w:style w:type="paragraph" w:styleId="8">
+  <w:style w:type="paragraph" w:styleId="Heading7">
     <w:name w:val="heading 7"/>
-    <w:basedOn w:val="1"/>
-    <w:next w:val="1"/>
+    <w:basedOn w:val="Normal"/>
+    <w:next w:val="Normal"/>
     <w:semiHidden/>
     <w:unhideWhenUsed/>
     <w:qFormat/>
-    <w:uiPriority w:val="0"/>
     <w:pPr>
       <w:keepNext/>
       <w:keepLines/>
@@ -11676,14 +11497,13 @@
       <w:sz w:val="24"/>
     </w:rPr>
   </w:style>
-  <w:style w:type="paragraph" w:styleId="9">
+  <w:style w:type="paragraph" w:styleId="Heading8">
     <w:name w:val="heading 8"/>
-    <w:basedOn w:val="1"/>
-    <w:next w:val="1"/>
+    <w:basedOn w:val="Normal"/>
+    <w:next w:val="Normal"/>
     <w:semiHidden/>
     <w:unhideWhenUsed/>
     <w:qFormat/>
-    <w:uiPriority w:val="0"/>
     <w:pPr>
       <w:keepNext/>
       <w:keepLines/>
@@ -11696,18 +11516,17 @@
       <w:outlineLvl w:val="7"/>
     </w:pPr>
     <w:rPr>
-      <w:rFonts w:ascii="Arial" w:hAnsi="Arial" w:eastAsia="黑体"/>
+      <w:rFonts w:ascii="Arial" w:eastAsia="黑体" w:hAnsi="Arial"/>
       <w:sz w:val="24"/>
     </w:rPr>
   </w:style>
-  <w:style w:type="paragraph" w:styleId="10">
+  <w:style w:type="paragraph" w:styleId="Heading9">
     <w:name w:val="heading 9"/>
-    <w:basedOn w:val="1"/>
-    <w:next w:val="1"/>
+    <w:basedOn w:val="Normal"/>
+    <w:next w:val="Normal"/>
     <w:semiHidden/>
     <w:unhideWhenUsed/>
     <w:qFormat/>
-    <w:uiPriority w:val="0"/>
     <w:pPr>
       <w:keepNext/>
       <w:keepLines/>
@@ -11720,21 +11539,19 @@
       <w:outlineLvl w:val="8"/>
     </w:pPr>
     <w:rPr>
-      <w:rFonts w:ascii="Arial" w:hAnsi="Arial" w:eastAsia="黑体"/>
+      <w:rFonts w:ascii="Arial" w:eastAsia="黑体" w:hAnsi="Arial"/>
       <w:sz w:val="21"/>
     </w:rPr>
   </w:style>
-  <w:style w:type="character" w:default="1" w:styleId="22">
+  <w:style w:type="character" w:default="1" w:styleId="DefaultParagraphFont">
     <w:name w:val="Default Paragraph Font"/>
     <w:semiHidden/>
     <w:qFormat/>
-    <w:uiPriority w:val="0"/>
   </w:style>
-  <w:style w:type="table" w:default="1" w:styleId="20">
+  <w:style w:type="table" w:default="1" w:styleId="TableNormal">
     <w:name w:val="Normal Table"/>
     <w:semiHidden/>
     <w:qFormat/>
-    <w:uiPriority w:val="0"/>
     <w:tblPr>
       <w:tblCellMar>
         <w:top w:w="0" w:type="dxa"/>
@@ -11744,43 +11561,39 @@
       </w:tblCellMar>
     </w:tblPr>
   </w:style>
-  <w:style w:type="paragraph" w:styleId="11">
+  <w:style w:type="paragraph" w:styleId="CommentText">
     <w:name w:val="annotation text"/>
-    <w:basedOn w:val="1"/>
+    <w:basedOn w:val="Normal"/>
     <w:qFormat/>
-    <w:uiPriority w:val="0"/>
     <w:pPr>
       <w:jc w:val="left"/>
     </w:pPr>
   </w:style>
-  <w:style w:type="paragraph" w:styleId="12">
+  <w:style w:type="paragraph" w:styleId="BodyText">
     <w:name w:val="Body Text"/>
-    <w:basedOn w:val="1"/>
+    <w:basedOn w:val="Normal"/>
     <w:semiHidden/>
     <w:qFormat/>
-    <w:uiPriority w:val="0"/>
     <w:rPr>
-      <w:rFonts w:ascii="Arial" w:hAnsi="Arial" w:eastAsia="Arial" w:cs="Arial"/>
+      <w:rFonts w:ascii="Arial" w:eastAsia="Arial" w:hAnsi="Arial" w:cs="Arial"/>
       <w:sz w:val="21"/>
       <w:szCs w:val="21"/>
       <w:lang w:val="en-US" w:eastAsia="en-US" w:bidi="ar-SA"/>
     </w:rPr>
   </w:style>
-  <w:style w:type="paragraph" w:styleId="13">
+  <w:style w:type="paragraph" w:styleId="TOC3">
     <w:name w:val="toc 3"/>
-    <w:basedOn w:val="1"/>
-    <w:next w:val="1"/>
+    <w:basedOn w:val="Normal"/>
+    <w:next w:val="Normal"/>
     <w:qFormat/>
-    <w:uiPriority w:val="0"/>
     <w:pPr>
       <w:ind w:left="840" w:leftChars="400"/>
     </w:pPr>
   </w:style>
-  <w:style w:type="paragraph" w:styleId="14">
+  <w:style w:type="paragraph" w:styleId="Footer">
     <w:name w:val="footer"/>
-    <w:basedOn w:val="1"/>
+    <w:basedOn w:val="Normal"/>
     <w:qFormat/>
-    <w:uiPriority w:val="0"/>
     <w:pPr>
       <w:tabs>
         <w:tab w:val="center" w:pos="4153"/>
@@ -11793,17 +11606,16 @@
       <w:sz w:val="18"/>
     </w:rPr>
   </w:style>
-  <w:style w:type="paragraph" w:styleId="15">
+  <w:style w:type="paragraph" w:styleId="Header">
     <w:name w:val="header"/>
-    <w:basedOn w:val="1"/>
+    <w:basedOn w:val="Normal"/>
     <w:qFormat/>
-    <w:uiPriority w:val="0"/>
     <w:pPr>
       <w:pBdr>
-        <w:top w:val="none" w:color="auto" w:sz="0" w:space="0"/>
-        <w:left w:val="none" w:color="auto" w:sz="0" w:space="0"/>
-        <w:bottom w:val="none" w:color="auto" w:sz="0" w:space="0"/>
-        <w:right w:val="none" w:color="auto" w:sz="0" w:space="0"/>
+        <w:top w:val="nil"/>
+        <w:left w:val="nil"/>
+        <w:bottom w:val="nil"/>
+        <w:right w:val="nil"/>
       </w:pBdr>
       <w:tabs>
         <w:tab w:val="center" w:pos="4153"/>
@@ -11818,41 +11630,37 @@
       <w:sz w:val="18"/>
     </w:rPr>
   </w:style>
-  <w:style w:type="paragraph" w:styleId="16">
+  <w:style w:type="paragraph" w:styleId="TOC1">
     <w:name w:val="toc 1"/>
-    <w:basedOn w:val="1"/>
-    <w:next w:val="1"/>
+    <w:basedOn w:val="Normal"/>
+    <w:next w:val="Normal"/>
     <w:qFormat/>
-    <w:uiPriority w:val="0"/>
     <w:rPr>
-      <w:rFonts w:ascii="Arial" w:hAnsi="Arial" w:eastAsia="Microsoft JhengHei"/>
+      <w:rFonts w:ascii="Arial" w:eastAsia="Microsoft JhengHei" w:hAnsi="Arial"/>
       <w:sz w:val="24"/>
     </w:rPr>
   </w:style>
-  <w:style w:type="paragraph" w:styleId="17">
+  <w:style w:type="paragraph" w:styleId="TOC2">
     <w:name w:val="toc 2"/>
-    <w:basedOn w:val="1"/>
-    <w:next w:val="1"/>
+    <w:basedOn w:val="Normal"/>
+    <w:next w:val="Normal"/>
     <w:qFormat/>
-    <w:uiPriority w:val="0"/>
     <w:pPr>
       <w:ind w:left="420" w:leftChars="200"/>
     </w:pPr>
   </w:style>
-  <w:style w:type="paragraph" w:styleId="18">
+  <w:style w:type="paragraph" w:styleId="NormalWeb">
     <w:name w:val="Normal (Web)"/>
-    <w:basedOn w:val="1"/>
+    <w:basedOn w:val="Normal"/>
     <w:qFormat/>
-    <w:uiPriority w:val="0"/>
     <w:rPr>
       <w:sz w:val="24"/>
     </w:rPr>
   </w:style>
-  <w:style w:type="paragraph" w:styleId="19">
+  <w:style w:type="paragraph" w:styleId="Title">
     <w:name w:val="Title"/>
-    <w:basedOn w:val="1"/>
+    <w:basedOn w:val="Normal"/>
     <w:qFormat/>
-    <w:uiPriority w:val="0"/>
     <w:pPr>
       <w:spacing w:before="240" w:beforeLines="0" w:beforeAutospacing="0" w:after="60" w:afterLines="0" w:afterAutospacing="0"/>
       <w:jc w:val="center"/>
@@ -11864,73 +11672,68 @@
       <w:sz w:val="32"/>
     </w:rPr>
   </w:style>
-  <w:style w:type="table" w:styleId="21">
+  <w:style w:type="table" w:styleId="TableGrid">
     <w:name w:val="Table Grid"/>
-    <w:basedOn w:val="20"/>
+    <w:basedOn w:val="TableNormal"/>
     <w:qFormat/>
-    <w:uiPriority w:val="0"/>
     <w:pPr>
       <w:widowControl w:val="0"/>
       <w:jc w:val="both"/>
     </w:pPr>
     <w:tblPr>
       <w:tblBorders>
-        <w:top w:val="single" w:color="auto" w:sz="4" w:space="0"/>
-        <w:left w:val="single" w:color="auto" w:sz="4" w:space="0"/>
-        <w:bottom w:val="single" w:color="auto" w:sz="4" w:space="0"/>
-        <w:right w:val="single" w:color="auto" w:sz="4" w:space="0"/>
-        <w:insideH w:val="single" w:color="auto" w:sz="4" w:space="0"/>
-        <w:insideV w:val="single" w:color="auto" w:sz="4" w:space="0"/>
+        <w:top w:val="single" w:sz="4" w:space="0" w:color="auto"/>
+        <w:left w:val="single" w:sz="4" w:space="0" w:color="auto"/>
+        <w:bottom w:val="single" w:sz="4" w:space="0" w:color="auto"/>
+        <w:right w:val="single" w:sz="4" w:space="0" w:color="auto"/>
+        <w:insideH w:val="single" w:sz="4" w:space="0" w:color="auto"/>
+        <w:insideV w:val="single" w:sz="4" w:space="0" w:color="auto"/>
       </w:tblBorders>
     </w:tblPr>
   </w:style>
-  <w:style w:type="character" w:styleId="23">
+  <w:style w:type="character" w:styleId="Strong">
     <w:name w:val="Strong"/>
-    <w:basedOn w:val="22"/>
+    <w:basedOn w:val="DefaultParagraphFont"/>
     <w:qFormat/>
-    <w:uiPriority w:val="0"/>
     <w:rPr>
       <w:b/>
     </w:rPr>
   </w:style>
-  <w:style w:type="paragraph" w:customStyle="1" w:styleId="24">
+  <w:style w:type="paragraph" w:customStyle="1" w:styleId="a">
     <w:name w:val="柴_公司名"/>
-    <w:basedOn w:val="19"/>
+    <w:basedOn w:val="Title"/>
     <w:qFormat/>
-    <w:uiPriority w:val="0"/>
     <w:pPr>
       <w:spacing w:after="600" w:afterLines="600"/>
     </w:pPr>
     <w:rPr>
-      <w:rFonts w:hint="eastAsia" w:ascii="宋体" w:hAnsi="宋体" w:eastAsia="宋体" w:cs="宋体"/>
+      <w:rFonts w:ascii="宋体" w:eastAsia="宋体" w:hAnsi="宋体" w:cs="宋体" w:hint="eastAsia"/>
       <w:bCs/>
       <w:spacing w:val="-6"/>
       <w:sz w:val="52"/>
       <w:szCs w:val="52"/>
     </w:rPr>
   </w:style>
-  <w:style w:type="paragraph" w:customStyle="1" w:styleId="25">
+  <w:style w:type="paragraph" w:customStyle="1" w:styleId="a0">
     <w:name w:val="柴_文档名"/>
-    <w:basedOn w:val="19"/>
+    <w:basedOn w:val="Title"/>
     <w:qFormat/>
-    <w:uiPriority w:val="0"/>
     <w:pPr>
       <w:spacing w:after="900" w:afterLines="900"/>
     </w:pPr>
     <w:rPr>
-      <w:rFonts w:ascii="黑体" w:hAnsi="黑体" w:eastAsia="黑体" w:cs="黑体"/>
+      <w:rFonts w:ascii="黑体" w:eastAsia="黑体" w:hAnsi="黑体" w:cs="黑体"/>
       <w:bCs/>
       <w:spacing w:val="-7"/>
       <w:sz w:val="52"/>
       <w:szCs w:val="52"/>
     </w:rPr>
   </w:style>
-  <w:style w:type="table" w:customStyle="1" w:styleId="26">
+  <w:style w:type="table" w:customStyle="1" w:styleId="TableNormal0">
     <w:name w:val="Table Normal_0"/>
     <w:semiHidden/>
     <w:unhideWhenUsed/>
     <w:qFormat/>
-    <w:uiPriority w:val="0"/>
     <w:tblPr>
       <w:tblCellMar>
         <w:top w:w="0" w:type="dxa"/>
@@ -11940,87 +11743,81 @@
       </w:tblCellMar>
     </w:tblPr>
   </w:style>
-  <w:style w:type="paragraph" w:customStyle="1" w:styleId="27">
+  <w:style w:type="paragraph" w:customStyle="1" w:styleId="TableText">
     <w:name w:val="Table Text"/>
-    <w:basedOn w:val="1"/>
+    <w:basedOn w:val="Normal"/>
     <w:semiHidden/>
     <w:qFormat/>
-    <w:uiPriority w:val="0"/>
     <w:rPr>
-      <w:rFonts w:ascii="宋体" w:hAnsi="宋体" w:eastAsia="宋体" w:cs="宋体"/>
+      <w:rFonts w:ascii="宋体" w:eastAsia="宋体" w:hAnsi="宋体" w:cs="宋体"/>
       <w:sz w:val="21"/>
       <w:szCs w:val="21"/>
       <w:lang w:val="en-US" w:eastAsia="en-US" w:bidi="ar-SA"/>
     </w:rPr>
   </w:style>
-  <w:style w:type="paragraph" w:customStyle="1" w:styleId="28">
+  <w:style w:type="paragraph" w:customStyle="1" w:styleId="1">
     <w:name w:val="柴_标题1"/>
-    <w:basedOn w:val="2"/>
-    <w:next w:val="29"/>
-    <w:link w:val="38"/>
+    <w:basedOn w:val="Heading1"/>
+    <w:next w:val="a1"/>
+    <w:link w:val="1Char"/>
     <w:qFormat/>
-    <w:uiPriority w:val="0"/>
     <w:pPr>
       <w:spacing w:before="100" w:after="90" w:line="360" w:lineRule="auto"/>
     </w:pPr>
     <w:rPr>
-      <w:rFonts w:ascii="Arial" w:hAnsi="Arial" w:eastAsia="宋体"/>
+      <w:rFonts w:ascii="Arial" w:eastAsia="宋体" w:hAnsi="Arial"/>
       <w:sz w:val="32"/>
     </w:rPr>
   </w:style>
-  <w:style w:type="paragraph" w:customStyle="1" w:styleId="29">
+  <w:style w:type="paragraph" w:customStyle="1" w:styleId="a1">
     <w:name w:val="柴_正文"/>
-    <w:basedOn w:val="12"/>
-    <w:link w:val="42"/>
+    <w:basedOn w:val="BodyText"/>
+    <w:link w:val="Char"/>
     <w:qFormat/>
-    <w:uiPriority w:val="0"/>
     <w:pPr>
       <w:spacing w:line="360" w:lineRule="auto"/>
       <w:ind w:firstLine="470" w:firstLineChars="200"/>
     </w:pPr>
     <w:rPr>
-      <w:rFonts w:ascii="Arial" w:hAnsi="Arial" w:eastAsia="宋体"/>
+      <w:rFonts w:ascii="Arial" w:eastAsia="宋体" w:hAnsi="Arial"/>
       <w:sz w:val="24"/>
       <w:lang w:eastAsia="zh-CN"/>
     </w:rPr>
   </w:style>
-  <w:style w:type="paragraph" w:customStyle="1" w:styleId="30">
+  <w:style w:type="paragraph" w:customStyle="1" w:styleId="2">
     <w:name w:val="柴_标题2"/>
-    <w:basedOn w:val="3"/>
-    <w:next w:val="29"/>
+    <w:basedOn w:val="Heading2"/>
+    <w:next w:val="a1"/>
     <w:qFormat/>
-    <w:uiPriority w:val="0"/>
     <w:pPr>
       <w:spacing w:line="360" w:lineRule="auto"/>
     </w:pPr>
     <w:rPr>
-      <w:rFonts w:ascii="Arial" w:hAnsi="Arial" w:eastAsia="宋体"/>
+      <w:rFonts w:ascii="Arial" w:eastAsia="宋体" w:hAnsi="Arial"/>
       <w:sz w:val="28"/>
     </w:rPr>
   </w:style>
-  <w:style w:type="paragraph" w:customStyle="1" w:styleId="31">
+  <w:style w:type="paragraph" w:customStyle="1" w:styleId="3">
     <w:name w:val="柴_标题3"/>
-    <w:basedOn w:val="4"/>
-    <w:next w:val="29"/>
+    <w:basedOn w:val="Heading3"/>
+    <w:next w:val="a1"/>
     <w:qFormat/>
-    <w:uiPriority w:val="0"/>
     <w:pPr>
       <w:spacing w:line="360" w:lineRule="auto"/>
       <w:ind w:left="0" w:firstLine="472" w:firstLineChars="200"/>
     </w:pPr>
     <w:rPr>
-      <w:rFonts w:ascii="宋体" w:hAnsi="宋体" w:eastAsia="宋体" w:cs="宋体"/>
+      <w:rFonts w:ascii="宋体" w:eastAsia="宋体" w:hAnsi="宋体" w:cs="宋体"/>
       <w:spacing w:val="-2"/>
       <w:sz w:val="24"/>
       <w:szCs w:val="24"/>
     </w:rPr>
   </w:style>
-  <w:style w:type="paragraph" w:customStyle="1" w:styleId="32">
+  <w:style w:type="paragraph" w:customStyle="1" w:styleId="a2">
     <w:name w:val="柴_目录"/>
-    <w:basedOn w:val="1"/>
-    <w:next w:val="12"/>
+    <w:basedOn w:val="Normal"/>
+    <w:next w:val="BodyText"/>
     <w:qFormat/>
-    <w:uiPriority w:val="0"/>
     <w:pPr>
       <w:tabs>
         <w:tab w:val="right" w:leader="dot" w:pos="8442"/>
@@ -12028,64 +11825,59 @@
       <w:ind w:left="0" w:leftChars="0"/>
     </w:pPr>
     <w:rPr>
-      <w:rFonts w:ascii="Arial" w:hAnsi="Arial" w:eastAsia="Microsoft JhengHei"/>
+      <w:rFonts w:ascii="Arial" w:eastAsia="Microsoft JhengHei" w:hAnsi="Arial"/>
       <w:sz w:val="24"/>
     </w:rPr>
   </w:style>
-  <w:style w:type="paragraph" w:customStyle="1" w:styleId="33">
+  <w:style w:type="paragraph" w:customStyle="1" w:styleId="WPSOffice1">
     <w:name w:val="WPSOffice手动目录 1"/>
     <w:qFormat/>
-    <w:uiPriority w:val="0"/>
     <w:pPr>
       <w:ind w:leftChars="0"/>
     </w:pPr>
     <w:rPr>
-      <w:rFonts w:ascii="Times New Roman" w:hAnsi="Times New Roman" w:eastAsia="宋体" w:cs="Times New Roman"/>
+      <w:rFonts w:ascii="Times New Roman" w:eastAsia="宋体" w:hAnsi="Times New Roman" w:cs="Times New Roman"/>
       <w:sz w:val="20"/>
       <w:szCs w:val="20"/>
     </w:rPr>
   </w:style>
-  <w:style w:type="paragraph" w:customStyle="1" w:styleId="34">
+  <w:style w:type="paragraph" w:customStyle="1" w:styleId="WPSOffice2">
     <w:name w:val="WPSOffice手动目录 2"/>
     <w:qFormat/>
-    <w:uiPriority w:val="0"/>
     <w:pPr>
       <w:ind w:leftChars="200"/>
     </w:pPr>
     <w:rPr>
-      <w:rFonts w:ascii="Times New Roman" w:hAnsi="Times New Roman" w:eastAsia="宋体" w:cs="Times New Roman"/>
+      <w:rFonts w:ascii="Times New Roman" w:eastAsia="宋体" w:hAnsi="Times New Roman" w:cs="Times New Roman"/>
       <w:sz w:val="20"/>
       <w:szCs w:val="20"/>
     </w:rPr>
   </w:style>
-  <w:style w:type="paragraph" w:customStyle="1" w:styleId="35">
+  <w:style w:type="paragraph" w:customStyle="1" w:styleId="WPSOffice3">
     <w:name w:val="WPSOffice手动目录 3"/>
     <w:qFormat/>
-    <w:uiPriority w:val="0"/>
     <w:pPr>
       <w:ind w:leftChars="400"/>
     </w:pPr>
     <w:rPr>
-      <w:rFonts w:ascii="Times New Roman" w:hAnsi="Times New Roman" w:eastAsia="宋体" w:cs="Times New Roman"/>
+      <w:rFonts w:ascii="Times New Roman" w:eastAsia="宋体" w:hAnsi="Times New Roman" w:cs="Times New Roman"/>
       <w:sz w:val="20"/>
       <w:szCs w:val="20"/>
     </w:rPr>
   </w:style>
-  <w:style w:type="paragraph" w:customStyle="1" w:styleId="36">
+  <w:style w:type="paragraph" w:customStyle="1" w:styleId="Compact">
     <w:name w:val="Compact"/>
-    <w:basedOn w:val="12"/>
+    <w:basedOn w:val="BodyText"/>
     <w:qFormat/>
-    <w:uiPriority w:val="0"/>
     <w:pPr>
       <w:spacing w:before="36" w:after="36"/>
     </w:pPr>
   </w:style>
-  <w:style w:type="table" w:customStyle="1" w:styleId="37">
+  <w:style w:type="table" w:customStyle="1" w:styleId="Table">
     <w:name w:val="Table"/>
     <w:semiHidden/>
     <w:unhideWhenUsed/>
     <w:qFormat/>
-    <w:uiPriority w:val="0"/>
     <w:tblPr>
       <w:tblCellMar>
         <w:top w:w="0" w:type="dxa"/>
@@ -12097,28 +11889,26 @@
     <w:tblStylePr w:type="firstRow">
       <w:tcPr>
         <w:tcBorders>
-          <w:bottom w:val="single" w:color="auto" w:sz="0" w:space="0"/>
+          <w:bottom w:val="single" w:sz="0" w:space="0" w:color="auto"/>
         </w:tcBorders>
         <w:vAlign w:val="bottom"/>
       </w:tcPr>
     </w:tblStylePr>
   </w:style>
-  <w:style w:type="character" w:customStyle="1" w:styleId="38">
+  <w:style w:type="character" w:customStyle="1" w:styleId="1Char">
     <w:name w:val="柴_标题1 Char"/>
-    <w:link w:val="28"/>
+    <w:link w:val="1"/>
     <w:qFormat/>
-    <w:uiPriority w:val="0"/>
     <w:rPr>
-      <w:rFonts w:ascii="Arial" w:hAnsi="Arial" w:eastAsia="宋体"/>
+      <w:rFonts w:ascii="Arial" w:eastAsia="宋体" w:hAnsi="Arial"/>
       <w:sz w:val="32"/>
     </w:rPr>
   </w:style>
-  <w:style w:type="table" w:customStyle="1" w:styleId="39">
+  <w:style w:type="table" w:customStyle="1" w:styleId="TableNormal1">
     <w:name w:val="Table Normal_1"/>
     <w:semiHidden/>
     <w:unhideWhenUsed/>
     <w:qFormat/>
-    <w:uiPriority w:val="0"/>
     <w:tblPr>
       <w:tblCellMar>
         <w:top w:w="0" w:type="dxa"/>
@@ -12128,11 +11918,10 @@
       </w:tblCellMar>
     </w:tblPr>
   </w:style>
-  <w:style w:type="paragraph" w:customStyle="1" w:styleId="40">
+  <w:style w:type="paragraph" w:customStyle="1" w:styleId="a3">
     <w:name w:val="柴_正文_无缩进"/>
-    <w:basedOn w:val="1"/>
+    <w:basedOn w:val="Normal"/>
     <w:qFormat/>
-    <w:uiPriority w:val="0"/>
     <w:pPr>
       <w:ind w:firstLine="0" w:firstLineChars="0"/>
     </w:pPr>
@@ -12142,31 +11931,29 @@
       <w:lang w:eastAsia="zh-CN"/>
     </w:rPr>
   </w:style>
-  <w:style w:type="paragraph" w:customStyle="1" w:styleId="41">
+  <w:style w:type="paragraph" w:customStyle="1" w:styleId="4">
     <w:name w:val="柴_标题4"/>
-    <w:basedOn w:val="5"/>
-    <w:next w:val="1"/>
+    <w:basedOn w:val="Heading4"/>
+    <w:next w:val="Normal"/>
     <w:qFormat/>
-    <w:uiPriority w:val="0"/>
     <w:pPr>
       <w:widowControl w:val="0"/>
       <w:spacing w:before="160" w:line="360" w:lineRule="auto"/>
-      <w:ind w:left="981" w:leftChars="300" w:hanging="862"/>
+      <w:ind w:left="981" w:hanging="862" w:leftChars="300"/>
     </w:pPr>
     <w:rPr>
-      <w:rFonts w:hint="eastAsia" w:ascii="Calibri" w:hAnsi="Calibri" w:eastAsia="宋体" w:cs="宋体"/>
+      <w:rFonts w:ascii="Calibri" w:eastAsia="宋体" w:hAnsi="Calibri" w:cs="宋体" w:hint="eastAsia"/>
       <w:sz w:val="24"/>
       <w:szCs w:val="24"/>
       <w:lang w:eastAsia="zh-CN" w:bidi="zh-CN"/>
     </w:rPr>
   </w:style>
-  <w:style w:type="character" w:customStyle="1" w:styleId="42">
+  <w:style w:type="character" w:customStyle="1" w:styleId="Char">
     <w:name w:val="柴_正文 Char"/>
-    <w:link w:val="29"/>
+    <w:link w:val="a1"/>
     <w:qFormat/>
-    <w:uiPriority w:val="0"/>
     <w:rPr>
-      <w:rFonts w:ascii="Arial" w:hAnsi="Arial" w:eastAsia="宋体"/>
+      <w:rFonts w:ascii="Arial" w:eastAsia="宋体" w:hAnsi="Arial"/>
       <w:sz w:val="24"/>
       <w:lang w:eastAsia="zh-CN"/>
     </w:rPr>
